--- a/docs/FINAL_REPORT.docx
+++ b/docs/FINAL_REPORT.docx
@@ -15,7 +15,7 @@
         <w:pStyle w:val="Date"/>
       </w:pPr>
       <w:r>
-        <w:t xml:space="preserve">2026-10-09</w:t>
+        <w:t xml:space="preserve">2026-10-12</w:t>
       </w:r>
     </w:p>
     <w:sdt>
@@ -668,7 +668,25 @@
         <w:t xml:space="preserve"> </w:t>
       </w:r>
       <w:r>
-        <w:t xml:space="preserve">was built in this project.</w:t>
+        <w:t xml:space="preserve">was built in this project. The network and demand are derived from real sources:</w:t>
+      </w:r>
+      <w:r>
+        <w:t xml:space="preserve"> </w:t>
+      </w:r>
+      <w:r>
+        <w:t xml:space="preserve">intersection counts and geometry from Christchurch City Council (n.d.), base road</w:t>
+      </w:r>
+      <w:r>
+        <w:t xml:space="preserve"> </w:t>
+      </w:r>
+      <w:r>
+        <w:t xml:space="preserve">geometry from OpenStreetMap contributors (n.d.), and turning-movement surveys from</w:t>
+      </w:r>
+      <w:r>
+        <w:t xml:space="preserve"> </w:t>
+      </w:r>
+      <w:r>
+        <w:t xml:space="preserve">Miovision (via the Council dataset).</w:t>
       </w:r>
     </w:p>
     <w:p>
@@ -1164,7 +1182,7 @@
       </w:r>
     </w:p>
     <w:bookmarkEnd w:id="22"/>
-    <w:bookmarkStart w:id="24" w:name="X8f7a4c586594c8ffe9f29f84309b748aacc6016"/>
+    <w:bookmarkStart w:id="27" w:name="X8f7a4c586594c8ffe9f29f84309b748aacc6016"/>
     <w:p>
       <w:pPr>
         <w:pStyle w:val="Heading2"/>
@@ -1226,13 +1244,13 @@
         <w:t xml:space="preserve"> </w:t>
       </w:r>
       <w:r>
-        <w:t xml:space="preserve">points at whichever endpoints it is given. Full diagrams (data flow,</w:t>
-      </w:r>
-      <w:r>
-        <w:t xml:space="preserve"> </w:t>
-      </w:r>
-      <w:r>
-        <w:t xml:space="preserve">local deployment, cloud deployment) and a component/port reference are in</w:t>
+        <w:t xml:space="preserve">points at whichever endpoints it is given (Figure 1). Full data-flow,</w:t>
+      </w:r>
+      <w:r>
+        <w:t xml:space="preserve"> </w:t>
+      </w:r>
+      <w:r>
+        <w:t xml:space="preserve">local, and cloud deployment views plus a component/port reference are in</w:t>
       </w:r>
       <w:r>
         <w:t xml:space="preserve"> </w:t>
@@ -1246,59 +1264,135 @@
         </w:r>
       </w:hyperlink>
       <w:r>
-        <w:t xml:space="preserve">. In brief:</w:t>
-      </w:r>
-    </w:p>
-    <w:p>
-      <w:pPr>
-        <w:pStyle w:val="SourceCode"/>
-      </w:pPr>
-      <w:r>
-        <w:rPr>
-          <w:rStyle w:val="VerbatimChar"/>
-        </w:rPr>
-        <w:t xml:space="preserve">SUMO ⇄ run_traci.py --emit ──(WebSocket JSON/tick)──▶ dashboard (live map + charts)</w:t>
-      </w:r>
-      <w:r>
-        <w:br/>
-      </w:r>
-      <w:r>
-        <w:rPr>
-          <w:rStyle w:val="VerbatimChar"/>
-        </w:rPr>
-        <w:t xml:space="preserve">                              │</w:t>
-      </w:r>
-      <w:r>
-        <w:br/>
-      </w:r>
-      <w:r>
-        <w:rPr>
-          <w:rStyle w:val="VerbatimChar"/>
-        </w:rPr>
-        <w:t xml:space="preserve">                              ├─▶ metrics_writer ─▶ InfluxDB ◀─ replay_server ─▶ dashboard (history/compare)</w:t>
-      </w:r>
-      <w:r>
-        <w:br/>
-      </w:r>
-      <w:r>
-        <w:rPr>
-          <w:rStyle w:val="VerbatimChar"/>
-        </w:rPr>
-        <w:t xml:space="preserve">                              └─▶ (--emit-target) ─▶ API Gateway ─▶ ingest λ ─▶ metrics λ ─▶ InfluxDB Cloud</w:t>
-      </w:r>
-      <w:r>
-        <w:br/>
-      </w:r>
-      <w:r>
-        <w:rPr>
-          <w:rStyle w:val="VerbatimChar"/>
-        </w:rPr>
-        <w:t xml:space="preserve">                                                                       replay λ ─▶ dashboard;  CloudFront+S3 serves it</w:t>
-      </w:r>
-    </w:p>
-    <w:p>
-      <w:pPr>
-        <w:pStyle w:val="FirstParagraph"/>
+        <w:t xml:space="preserve">.</w:t>
+      </w:r>
+    </w:p>
+    <w:p>
+      <w:pPr>
+        <w:pStyle w:val="BodyText"/>
+      </w:pPr>
+      <w:r>
+        <w:drawing>
+          <wp:inline>
+            <wp:extent cx="5334000" cy="7341053"/>
+            <wp:effectExtent b="0" l="0" r="0" t="0"/>
+            <wp:docPr descr="System architecture" title="" id="25" name="Picture"/>
+            <a:graphic>
+              <a:graphicData uri="http://schemas.openxmlformats.org/drawingml/2006/picture">
+                <pic:pic>
+                  <pic:nvPicPr>
+                    <pic:cNvPr descr="img/architecture.png" id="26" name="Picture"/>
+                    <pic:cNvPicPr>
+                      <a:picLocks noChangeArrowheads="1" noChangeAspect="1"/>
+                    </pic:cNvPicPr>
+                  </pic:nvPicPr>
+                  <pic:blipFill>
+                    <a:blip r:embed="rId24"/>
+                    <a:stretch>
+                      <a:fillRect/>
+                    </a:stretch>
+                  </pic:blipFill>
+                  <pic:spPr bwMode="auto">
+                    <a:xfrm>
+                      <a:off x="0" y="0"/>
+                      <a:ext cx="5334000" cy="7341053"/>
+                    </a:xfrm>
+                    <a:prstGeom prst="rect">
+                      <a:avLst/>
+                    </a:prstGeom>
+                    <a:noFill/>
+                    <a:ln w="9525">
+                      <a:noFill/>
+                      <a:headEnd/>
+                      <a:tailEnd/>
+                    </a:ln>
+                  </pic:spPr>
+                </pic:pic>
+              </a:graphicData>
+            </a:graphic>
+          </wp:inline>
+        </w:drawing>
+      </w:r>
+    </w:p>
+    <w:p>
+      <w:pPr>
+        <w:pStyle w:val="BodyText"/>
+      </w:pPr>
+      <w:r>
+        <w:rPr>
+          <w:iCs/>
+          <w:i/>
+        </w:rPr>
+        <w:t xml:space="preserve">Figure 1. System architecture. The producer (SUMO +</w:t>
+      </w:r>
+      <w:r>
+        <w:rPr>
+          <w:iCs/>
+          <w:i/>
+        </w:rPr>
+        <w:t xml:space="preserve"> </w:t>
+      </w:r>
+      <w:r>
+        <w:rPr>
+          <w:rStyle w:val="VerbatimChar"/>
+          <w:iCs/>
+          <w:i/>
+        </w:rPr>
+        <w:t xml:space="preserve">run_traci.py --emit</w:t>
+      </w:r>
+      <w:r>
+        <w:rPr>
+          <w:iCs/>
+          <w:i/>
+        </w:rPr>
+        <w:t xml:space="preserve">) streams</w:t>
+      </w:r>
+      <w:r>
+        <w:rPr>
+          <w:iCs/>
+          <w:i/>
+        </w:rPr>
+        <w:t xml:space="preserve"> </w:t>
+      </w:r>
+      <w:r>
+        <w:rPr>
+          <w:iCs/>
+          <w:i/>
+        </w:rPr>
+        <w:t xml:space="preserve">vehicle-state JSON over WebSocket to the dashboard and, in parallel, to a local</w:t>
+      </w:r>
+      <w:r>
+        <w:rPr>
+          <w:iCs/>
+          <w:i/>
+        </w:rPr>
+        <w:t xml:space="preserve"> </w:t>
+      </w:r>
+      <w:r>
+        <w:rPr>
+          <w:iCs/>
+          <w:i/>
+        </w:rPr>
+        <w:t xml:space="preserve">InfluxDB pipeline and/or the AWS cloud pipeline; the dashboard reads history from the</w:t>
+      </w:r>
+      <w:r>
+        <w:rPr>
+          <w:iCs/>
+          <w:i/>
+        </w:rPr>
+        <w:t xml:space="preserve"> </w:t>
+      </w:r>
+      <w:r>
+        <w:rPr>
+          <w:iCs/>
+          <w:i/>
+        </w:rPr>
+        <w:t xml:space="preserve">local replay server or the cloud replay Lambda.</w:t>
+      </w:r>
+    </w:p>
+    <w:p>
+      <w:pPr>
+        <w:pStyle w:val="BodyText"/>
       </w:pPr>
       <w:r>
         <w:t xml:space="preserve">The per-tick metric computation (</w:t>
@@ -1365,8 +1459,8 @@
         </w:pict>
       </w:r>
     </w:p>
-    <w:bookmarkEnd w:id="24"/>
-    <w:bookmarkStart w:id="32" w:name="X46d7d1d5105128ac6809b89aa63ce48805167cf"/>
+    <w:bookmarkEnd w:id="27"/>
+    <w:bookmarkStart w:id="35" w:name="X46d7d1d5105128ac6809b89aa63ce48805167cf"/>
     <w:p>
       <w:pPr>
         <w:pStyle w:val="Heading2"/>
@@ -1375,7 +1469,7 @@
         <w:t xml:space="preserve">5. Implementation</w:t>
       </w:r>
     </w:p>
-    <w:bookmarkStart w:id="25" w:name="Xde987dcc3c688dd870f0037f32bccc1e356d93b"/>
+    <w:bookmarkStart w:id="28" w:name="Xde987dcc3c688dd870f0037f32bccc1e356d93b"/>
     <w:p>
       <w:pPr>
         <w:pStyle w:val="Heading3"/>
@@ -1398,7 +1492,13 @@
         <w:t xml:space="preserve"> </w:t>
       </w:r>
       <w:r>
-        <w:t xml:space="preserve">wraps the existing synchronous TraCI loop in an</w:t>
+        <w:t xml:space="preserve">wraps the existing synchronous TraCI loop of SUMO (Lopez et al.,</w:t>
+      </w:r>
+      <w:r>
+        <w:t xml:space="preserve"> </w:t>
+      </w:r>
+      <w:r>
+        <w:t xml:space="preserve">2018) in an</w:t>
       </w:r>
       <w:r>
         <w:t xml:space="preserve"> </w:t>
@@ -1413,13 +1513,13 @@
         <w:t xml:space="preserve"> </w:t>
       </w:r>
       <w:r>
-        <w:t xml:space="preserve">event</w:t>
-      </w:r>
-      <w:r>
-        <w:t xml:space="preserve"> </w:t>
-      </w:r>
-      <w:r>
-        <w:t xml:space="preserve">loop and broadcasts a JSON snapshot per tick over WebSocket (</w:t>
+        <w:t xml:space="preserve">event loop and broadcasts a JSON snapshot per tick over</w:t>
+      </w:r>
+      <w:r>
+        <w:t xml:space="preserve"> </w:t>
+      </w:r>
+      <w:r>
+        <w:t xml:space="preserve">WebSocket (</w:t>
       </w:r>
       <w:r>
         <w:rPr>
@@ -1428,13 +1528,7 @@
         <w:t xml:space="preserve">:8765</w:t>
       </w:r>
       <w:r>
-        <w:t xml:space="preserve">); SUMO XY is</w:t>
-      </w:r>
-      <w:r>
-        <w:t xml:space="preserve"> </w:t>
-      </w:r>
-      <w:r>
-        <w:t xml:space="preserve">converted to WGS84 via</w:t>
+        <w:t xml:space="preserve">); SUMO XY is converted to WGS84 via</w:t>
       </w:r>
       <w:r>
         <w:t xml:space="preserve"> </w:t>
@@ -1446,13 +1540,13 @@
         <w:t xml:space="preserve">sumolib</w:t>
       </w:r>
       <w:r>
-        <w:t xml:space="preserve">. New clients get an immediate snapshot; tick rate is</w:t>
-      </w:r>
-      <w:r>
-        <w:t xml:space="preserve"> </w:t>
-      </w:r>
-      <w:r>
-        <w:t xml:space="preserve">throttleable (</w:t>
+        <w:t xml:space="preserve">. New clients get an</w:t>
+      </w:r>
+      <w:r>
+        <w:t xml:space="preserve"> </w:t>
+      </w:r>
+      <w:r>
+        <w:t xml:space="preserve">immediate snapshot; tick rate is throttleable (</w:t>
       </w:r>
       <w:r>
         <w:rPr>
@@ -1461,7 +1555,13 @@
         <w:t xml:space="preserve">--emit-interval</w:t>
       </w:r>
       <w:r>
-        <w:t xml:space="preserve">). The serialiser (</w:t>
+        <w:t xml:space="preserve">). The serialiser</w:t>
+      </w:r>
+      <w:r>
+        <w:t xml:space="preserve"> </w:t>
+      </w:r>
+      <w:r>
+        <w:t xml:space="preserve">(</w:t>
       </w:r>
       <w:r>
         <w:rPr>
@@ -1470,13 +1570,7 @@
         <w:t xml:space="preserve">emitter.py::serialize_vehicles</w:t>
       </w:r>
       <w:r>
-        <w:t xml:space="preserve">) is</w:t>
-      </w:r>
-      <w:r>
-        <w:t xml:space="preserve"> </w:t>
-      </w:r>
-      <w:r>
-        <w:t xml:space="preserve">unit-tested against a fake</w:t>
+        <w:t xml:space="preserve">) is unit-tested against a fake</w:t>
       </w:r>
       <w:r>
         <w:t xml:space="preserve"> </w:t>
@@ -1491,17 +1585,17 @@
         <w:t xml:space="preserve"> </w:t>
       </w:r>
       <w:r>
-        <w:t xml:space="preserve">with no SUMO dependency. The original non-emit</w:t>
-      </w:r>
-      <w:r>
-        <w:t xml:space="preserve"> </w:t>
-      </w:r>
-      <w:r>
-        <w:t xml:space="preserve">behaviour is untouched.</w:t>
-      </w:r>
-    </w:p>
-    <w:bookmarkEnd w:id="25"/>
-    <w:bookmarkStart w:id="26" w:name="X44e1db327a29d6b69a4487281f0779c5acf379a"/>
+        <w:t xml:space="preserve">with no SUMO</w:t>
+      </w:r>
+      <w:r>
+        <w:t xml:space="preserve"> </w:t>
+      </w:r>
+      <w:r>
+        <w:t xml:space="preserve">dependency. The original non-emit behaviour is untouched.</w:t>
+      </w:r>
+    </w:p>
+    <w:bookmarkEnd w:id="28"/>
+    <w:bookmarkStart w:id="29" w:name="X44e1db327a29d6b69a4487281f0779c5acf379a"/>
     <w:p>
       <w:pPr>
         <w:pStyle w:val="Heading3"/>
@@ -1629,8 +1723,8 @@
         <w:t xml:space="preserve">) and a clickable road overlay on the map.</w:t>
       </w:r>
     </w:p>
-    <w:bookmarkEnd w:id="26"/>
-    <w:bookmarkStart w:id="27" w:name="X5f36019d6c253aa1772129a3d9fe7a6c65dcc37"/>
+    <w:bookmarkEnd w:id="29"/>
+    <w:bookmarkStart w:id="30" w:name="X5f36019d6c253aa1772129a3d9fe7a6c65dcc37"/>
     <w:p>
       <w:pPr>
         <w:pStyle w:val="Heading3"/>
@@ -1680,7 +1774,7 @@
         <w:t xml:space="preserve"> </w:t>
       </w:r>
       <w:r>
-        <w:t xml:space="preserve">WebSocket feed and writes to InfluxDB, tagged by</w:t>
+        <w:t xml:space="preserve">WebSocket feed and writes to InfluxDB (InfluxData, n.d.), tagged by</w:t>
       </w:r>
       <w:r>
         <w:t xml:space="preserve"> </w:t>
@@ -1726,7 +1820,13 @@
         <w:t xml:space="preserve"> </w:t>
       </w:r>
       <w:r>
-        <w:t xml:space="preserve">is the local read endpoint (Flux range queries, CORS, a validated</w:t>
+        <w:t xml:space="preserve">is the local read endpoint (Flux range queries,</w:t>
+      </w:r>
+      <w:r>
+        <w:t xml:space="preserve"> </w:t>
+      </w:r>
+      <w:r>
+        <w:t xml:space="preserve">CORS, a validated</w:t>
       </w:r>
       <w:r>
         <w:t xml:space="preserve"> </w:t>
@@ -1759,8 +1859,8 @@
         <w:t xml:space="preserve">Lambda.</w:t>
       </w:r>
     </w:p>
-    <w:bookmarkEnd w:id="27"/>
-    <w:bookmarkStart w:id="28" w:name="X095b0c810a56ec3c1cad304ad296a37295b4738"/>
+    <w:bookmarkEnd w:id="30"/>
+    <w:bookmarkStart w:id="31" w:name="X095b0c810a56ec3c1cad304ad296a37295b4738"/>
     <w:p>
       <w:pPr>
         <w:pStyle w:val="Heading3"/>
@@ -1783,19 +1883,19 @@
         <w:t xml:space="preserve"> </w:t>
       </w:r>
       <w:r>
-        <w:t xml:space="preserve">(~1,600 lines) extends the existing Leaflet map with: a</w:t>
-      </w:r>
-      <w:r>
-        <w:t xml:space="preserve"> </w:t>
-      </w:r>
-      <w:r>
-        <w:t xml:space="preserve">WebSocket live layer (speed-coloured markers), three Chart.js panels, pause/resume, a</w:t>
-      </w:r>
-      <w:r>
-        <w:t xml:space="preserve"> </w:t>
-      </w:r>
-      <w:r>
-        <w:t xml:space="preserve">live sim clock, a</w:t>
+        <w:t xml:space="preserve">(~1,600 lines) extends the existing Leaflet map (Agafonkin,</w:t>
+      </w:r>
+      <w:r>
+        <w:t xml:space="preserve"> </w:t>
+      </w:r>
+      <w:r>
+        <w:t xml:space="preserve">n.d.) with: a WebSocket live layer (speed-coloured markers), three Chart.js panels</w:t>
+      </w:r>
+      <w:r>
+        <w:t xml:space="preserve"> </w:t>
+      </w:r>
+      <w:r>
+        <w:t xml:space="preserve">(Chart.js contributors, n.d.), pause/resume, a live sim clock, a</w:t>
       </w:r>
       <w:r>
         <w:t xml:space="preserve"> </w:t>
@@ -1826,13 +1926,7 @@
         <w:t xml:space="preserve"> </w:t>
       </w:r>
       <w:r>
-        <w:t xml:space="preserve">runs overlaid + quantified</w:t>
-      </w:r>
-      <w:r>
-        <w:t xml:space="preserve"> </w:t>
-      </w:r>
-      <w:r>
-        <w:t xml:space="preserve">summary), an</w:t>
+        <w:t xml:space="preserve">runs overlaid + quantified summary), an</w:t>
       </w:r>
       <w:r>
         <w:t xml:space="preserve"> </w:t>
@@ -1848,13 +1942,13 @@
         <w:t xml:space="preserve"> </w:t>
       </w:r>
       <w:r>
-        <w:t xml:space="preserve">(speed drop, congestion rise, stopped mean/peak with</w:t>
-      </w:r>
-      <w:r>
-        <w:t xml:space="preserve"> </w:t>
-      </w:r>
-      <w:r>
-        <w:t xml:space="preserve">directional Δ), a</w:t>
+        <w:t xml:space="preserve">(speed drop,</w:t>
+      </w:r>
+      <w:r>
+        <w:t xml:space="preserve"> </w:t>
+      </w:r>
+      <w:r>
+        <w:t xml:space="preserve">congestion rise, stopped mean/peak with directional Δ), a</w:t>
       </w:r>
       <w:r>
         <w:t xml:space="preserve"> </w:t>
@@ -1867,7 +1961,13 @@
         <w:t xml:space="preserve">congestion-alert overlay</w:t>
       </w:r>
       <w:r>
-        <w:t xml:space="preserve">, and</w:t>
+        <w:t xml:space="preserve">,</w:t>
+      </w:r>
+      <w:r>
+        <w:t xml:space="preserve"> </w:t>
+      </w:r>
+      <w:r>
+        <w:t xml:space="preserve">and</w:t>
       </w:r>
       <w:r>
         <w:t xml:space="preserve"> </w:t>
@@ -1883,17 +1983,17 @@
         <w:t xml:space="preserve"> </w:t>
       </w:r>
       <w:r>
-        <w:t xml:space="preserve">(close a road</w:t>
-      </w:r>
-      <w:r>
-        <w:t xml:space="preserve"> </w:t>
-      </w:r>
-      <w:r>
-        <w:t xml:space="preserve">live, then a Close &lt;-&gt; Reopen toggle to watch recovery).</w:t>
-      </w:r>
-    </w:p>
-    <w:bookmarkEnd w:id="28"/>
-    <w:bookmarkStart w:id="29" w:name="X9d3f86c2b43f35bbf9ba7ff35813ef7677ceee6"/>
+        <w:t xml:space="preserve">(close a road live, then a Close &lt;-&gt; Reopen toggle to watch</w:t>
+      </w:r>
+      <w:r>
+        <w:t xml:space="preserve"> </w:t>
+      </w:r>
+      <w:r>
+        <w:t xml:space="preserve">recovery).</w:t>
+      </w:r>
+    </w:p>
+    <w:bookmarkEnd w:id="31"/>
+    <w:bookmarkStart w:id="32" w:name="X9d3f86c2b43f35bbf9ba7ff35813ef7677ceee6"/>
     <w:p>
       <w:pPr>
         <w:pStyle w:val="Heading3"/>
@@ -2001,8 +2101,8 @@
         <w:t xml:space="preserve">(containers — see §6).</w:t>
       </w:r>
     </w:p>
-    <w:bookmarkEnd w:id="29"/>
-    <w:bookmarkStart w:id="30" w:name="X93d5545a40c245ed312c10c6ed7b19b941a3091"/>
+    <w:bookmarkEnd w:id="32"/>
+    <w:bookmarkStart w:id="33" w:name="X93d5545a40c245ed312c10c6ed7b19b941a3091"/>
     <w:p>
       <w:pPr>
         <w:pStyle w:val="Heading3"/>
@@ -2025,25 +2125,25 @@
         <w:t xml:space="preserve"> </w:t>
       </w:r>
       <w:r>
-        <w:t xml:space="preserve">(12 Terraform files) provisions a WebSocket API Gateway, three Lambdas</w:t>
-      </w:r>
-      <w:r>
-        <w:t xml:space="preserve"> </w:t>
-      </w:r>
-      <w:r>
-        <w:t xml:space="preserve">(ingest / metrics / replay), a DynamoDB connections table, S3 + CloudFront dashboard</w:t>
-      </w:r>
-      <w:r>
-        <w:t xml:space="preserve"> </w:t>
-      </w:r>
-      <w:r>
-        <w:t xml:space="preserve">hosting, Secrets Manager (InfluxDB token), and CloudWatch logs with a $5 billing</w:t>
-      </w:r>
-      <w:r>
-        <w:t xml:space="preserve"> </w:t>
-      </w:r>
-      <w:r>
-        <w:t xml:space="preserve">alarm, in</w:t>
+        <w:t xml:space="preserve">(12 Terraform files; HashiCorp, n.d.) provisions a WebSocket API Gateway,</w:t>
+      </w:r>
+      <w:r>
+        <w:t xml:space="preserve"> </w:t>
+      </w:r>
+      <w:r>
+        <w:t xml:space="preserve">three Lambdas (ingest / metrics / replay), a DynamoDB connections table, S3 +</w:t>
+      </w:r>
+      <w:r>
+        <w:t xml:space="preserve"> </w:t>
+      </w:r>
+      <w:r>
+        <w:t xml:space="preserve">CloudFront dashboard hosting, Secrets Manager (InfluxDB token), and CloudWatch logs</w:t>
+      </w:r>
+      <w:r>
+        <w:t xml:space="preserve"> </w:t>
+      </w:r>
+      <w:r>
+        <w:t xml:space="preserve">with a $5 billing alarm, in</w:t>
       </w:r>
       <w:r>
         <w:t xml:space="preserve"> </w:t>
@@ -2055,17 +2155,26 @@
         <w:t xml:space="preserve">ap-southeast-2</w:t>
       </w:r>
       <w:r>
-        <w:t xml:space="preserve">. Verified end-to-end (live SUMO -&gt; API Gateway -&gt; Lambdas -&gt;</w:t>
-      </w:r>
-      <w:r>
-        <w:t xml:space="preserve"> </w:t>
-      </w:r>
-      <w:r>
-        <w:t xml:space="preserve">InfluxDB Cloud). An optional, cost-gated EC2 sim host can run the producer in AWS.</w:t>
-      </w:r>
-    </w:p>
-    <w:bookmarkEnd w:id="30"/>
-    <w:bookmarkStart w:id="31" w:name="X257f2f61af72371a0172ba28a896e261ac39d74"/>
+        <w:t xml:space="preserve"> </w:t>
+      </w:r>
+      <w:r>
+        <w:t xml:space="preserve">(Amazon Web Services, n.d.). Verified</w:t>
+      </w:r>
+      <w:r>
+        <w:t xml:space="preserve"> </w:t>
+      </w:r>
+      <w:r>
+        <w:t xml:space="preserve">end-to-end (live SUMO -&gt; API Gateway -&gt; Lambdas -&gt; InfluxDB Cloud). An optional,</w:t>
+      </w:r>
+      <w:r>
+        <w:t xml:space="preserve"> </w:t>
+      </w:r>
+      <w:r>
+        <w:t xml:space="preserve">cost-gated EC2 sim host can run the producer in AWS.</w:t>
+      </w:r>
+    </w:p>
+    <w:bookmarkEnd w:id="33"/>
+    <w:bookmarkStart w:id="34" w:name="X257f2f61af72371a0172ba28a896e261ac39d74"/>
     <w:p>
       <w:pPr>
         <w:pStyle w:val="Heading3"/>
@@ -2137,9 +2246,9 @@
         </w:pict>
       </w:r>
     </w:p>
-    <w:bookmarkEnd w:id="31"/>
-    <w:bookmarkEnd w:id="32"/>
-    <w:bookmarkStart w:id="34" w:name="X46321adcde949b1f2432c35a66cf1e48f6a4221"/>
+    <w:bookmarkEnd w:id="34"/>
+    <w:bookmarkEnd w:id="35"/>
+    <w:bookmarkStart w:id="37" w:name="X46321adcde949b1f2432c35a66cf1e48f6a4221"/>
     <w:p>
       <w:pPr>
         <w:pStyle w:val="Heading2"/>
@@ -2209,18 +2318,18 @@
         <w:t xml:space="preserve"> </w:t>
       </w:r>
       <w:r>
-        <w:t xml:space="preserve">runs InfluxDB + sim + writer + replay + dashboard, with code/data bind-mounted.</w:t>
-      </w:r>
-      <w:r>
-        <w:t xml:space="preserve"> </w:t>
-      </w:r>
-      <w:r>
-        <w:t xml:space="preserve">Guide:</w:t>
-      </w:r>
-      <w:r>
-        <w:t xml:space="preserve"> </w:t>
-      </w:r>
-      <w:hyperlink r:id="rId33">
+        <w:t xml:space="preserve">runs InfluxDB + sim + writer + replay + dashboard, with code/data bind-mounted</w:t>
+      </w:r>
+      <w:r>
+        <w:t xml:space="preserve"> </w:t>
+      </w:r>
+      <w:r>
+        <w:t xml:space="preserve">(Docker, Inc., n.d.). Guide:</w:t>
+      </w:r>
+      <w:r>
+        <w:t xml:space="preserve"> </w:t>
+      </w:r>
+      <w:hyperlink r:id="rId36">
         <w:r>
           <w:rPr>
             <w:rStyle w:val="Hyperlink"/>
@@ -2294,8 +2403,8 @@
         </w:pict>
       </w:r>
     </w:p>
-    <w:bookmarkEnd w:id="34"/>
-    <w:bookmarkStart w:id="35" w:name="X41d4071bf18812b5338ec4b34de39f0fe27c967"/>
+    <w:bookmarkEnd w:id="37"/>
+    <w:bookmarkStart w:id="38" w:name="X41d4071bf18812b5338ec4b34de39f0fe27c967"/>
     <w:p>
       <w:pPr>
         <w:pStyle w:val="Heading2"/>
@@ -3118,14 +3227,574 @@
         </w:pict>
       </w:r>
     </w:p>
-    <w:bookmarkEnd w:id="35"/>
-    <w:bookmarkStart w:id="36" w:name="Xe72d6be542d56d16fc5bc2d77576c2d8a993f34"/>
+    <w:bookmarkEnd w:id="38"/>
+    <w:bookmarkStart w:id="39" w:name="X61a62c4be602998e3f9e880aaa28608aac23933"/>
     <w:p>
       <w:pPr>
         <w:pStyle w:val="Heading2"/>
       </w:pPr>
       <w:r>
-        <w:t xml:space="preserve">8. Testing &amp; quality</w:t>
+        <w:t xml:space="preserve">8. Results — scenario outcomes</w:t>
+      </w:r>
+    </w:p>
+    <w:p>
+      <w:pPr>
+        <w:pStyle w:val="FirstParagraph"/>
+      </w:pPr>
+      <w:r>
+        <w:t xml:space="preserve">The objective measure of the twin's core purpose is whether an injected incident</w:t>
+      </w:r>
+      <w:r>
+        <w:t xml:space="preserve"> </w:t>
+      </w:r>
+      <w:r>
+        <w:t xml:space="preserve">produces a measurable, directionally-correct impact against the calibrated baseline.</w:t>
+      </w:r>
+      <w:r>
+        <w:t xml:space="preserve"> </w:t>
+      </w:r>
+      <w:r>
+        <w:t xml:space="preserve">Each scenario below was run from the morning peak (sim start 06:30), its per-tick</w:t>
+      </w:r>
+      <w:r>
+        <w:t xml:space="preserve"> </w:t>
+      </w:r>
+      <w:r>
+        <w:t xml:space="preserve">metrics written to InfluxDB tagged by</w:t>
+      </w:r>
+      <w:r>
+        <w:t xml:space="preserve"> </w:t>
+      </w:r>
+      <w:r>
+        <w:rPr>
+          <w:rStyle w:val="VerbatimChar"/>
+        </w:rPr>
+        <w:t xml:space="preserve">scenario_id</w:t>
+      </w:r>
+      <w:r>
+        <w:t xml:space="preserve">, and the baseline-vs-incident</w:t>
+      </w:r>
+      <w:r>
+        <w:t xml:space="preserve"> </w:t>
+      </w:r>
+      <w:r>
+        <w:t xml:space="preserve">deltas computed by the dashboard impact report (and reproduced on the command line by</w:t>
+      </w:r>
+      <w:r>
+        <w:t xml:space="preserve"> </w:t>
+      </w:r>
+      <w:r>
+        <w:rPr>
+          <w:rStyle w:val="VerbatimChar"/>
+        </w:rPr>
+        <w:t xml:space="preserve">scripts/capture_results.py</w:t>
+      </w:r>
+      <w:r>
+        <w:t xml:space="preserve"> </w:t>
+      </w:r>
+      <w:r>
+        <w:t xml:space="preserve">— see</w:t>
+      </w:r>
+      <w:r>
+        <w:t xml:space="preserve"> </w:t>
+      </w:r>
+      <w:r>
+        <w:rPr>
+          <w:iCs/>
+          <w:i/>
+        </w:rPr>
+        <w:t xml:space="preserve">Reproducing the results</w:t>
+      </w:r>
+      <w:r>
+        <w:t xml:space="preserve"> </w:t>
+      </w:r>
+      <w:r>
+        <w:t xml:space="preserve">below).</w:t>
+      </w:r>
+    </w:p>
+    <w:p>
+      <w:pPr>
+        <w:pStyle w:val="BlockText"/>
+      </w:pPr>
+      <w:r>
+        <w:rPr>
+          <w:bCs/>
+          <w:b/>
+        </w:rPr>
+        <w:t xml:space="preserve">Note — to be populated from a run on the simulation host.</w:t>
+      </w:r>
+      <w:r>
+        <w:t xml:space="preserve"> </w:t>
+      </w:r>
+      <w:r>
+        <w:t xml:space="preserve">The values below are</w:t>
+      </w:r>
+      <w:r>
+        <w:t xml:space="preserve"> </w:t>
+      </w:r>
+      <w:r>
+        <w:t xml:space="preserve">placeholders («…»); run the three preset scenarios and paste the captured figures.</w:t>
+      </w:r>
+      <w:r>
+        <w:t xml:space="preserve"> </w:t>
+      </w:r>
+      <w:r>
+        <w:t xml:space="preserve">The method, table, and figures are in place so the evidence slots straight in.</w:t>
+      </w:r>
+    </w:p>
+    <w:p>
+      <w:pPr>
+        <w:pStyle w:val="FirstParagraph"/>
+      </w:pPr>
+      <w:r>
+        <w:rPr>
+          <w:bCs/>
+          <w:b/>
+        </w:rPr>
+        <w:t xml:space="preserve">Table 1. Baseline vs incident impact (morning peak).</w:t>
+      </w:r>
+    </w:p>
+    <w:tbl>
+      <w:tblPr>
+        <w:tblStyle w:val="Table"/>
+        <w:tblW w:type="auto" w:w="0"/>
+        <w:tblLook w:firstRow="1" w:lastRow="0" w:firstColumn="0" w:lastColumn="0" w:noHBand="0" w:noVBand="0" w:val="0020"/>
+        <w:jc w:val="start"/>
+      </w:tblPr>
+      <w:tblGrid>
+        <w:gridCol w:w="1131"/>
+        <w:gridCol w:w="1131"/>
+        <w:gridCol w:w="1131"/>
+        <w:gridCol w:w="1131"/>
+        <w:gridCol w:w="1131"/>
+        <w:gridCol w:w="1131"/>
+        <w:gridCol w:w="1131"/>
+      </w:tblGrid>
+      <w:tr>
+        <w:trPr>
+          <w:tblHeader w:val="true"/>
+        </w:trPr>
+        <w:tc>
+          <w:tcPr/>
+          <w:p>
+            <w:pPr>
+              <w:pStyle w:val="Compact"/>
+              <w:jc w:val="left"/>
+            </w:pPr>
+            <w:r>
+              <w:t xml:space="preserve">Scenario</w:t>
+            </w:r>
+          </w:p>
+        </w:tc>
+        <w:tc>
+          <w:tcPr/>
+          <w:p>
+            <w:pPr>
+              <w:pStyle w:val="Compact"/>
+              <w:jc w:val="left"/>
+            </w:pPr>
+            <w:r>
+              <w:t xml:space="preserve">Avg speed (km/h)</w:t>
+            </w:r>
+          </w:p>
+        </w:tc>
+        <w:tc>
+          <w:tcPr/>
+          <w:p>
+            <w:pPr>
+              <w:pStyle w:val="Compact"/>
+              <w:jc w:val="left"/>
+            </w:pPr>
+            <w:r>
+              <w:t xml:space="preserve">Δ speed</w:t>
+            </w:r>
+          </w:p>
+        </w:tc>
+        <w:tc>
+          <w:tcPr/>
+          <w:p>
+            <w:pPr>
+              <w:pStyle w:val="Compact"/>
+              <w:jc w:val="left"/>
+            </w:pPr>
+            <w:r>
+              <w:t xml:space="preserve">Congestion index</w:t>
+            </w:r>
+          </w:p>
+        </w:tc>
+        <w:tc>
+          <w:tcPr/>
+          <w:p>
+            <w:pPr>
+              <w:pStyle w:val="Compact"/>
+              <w:jc w:val="left"/>
+            </w:pPr>
+            <w:r>
+              <w:t xml:space="preserve">Δ congestion</w:t>
+            </w:r>
+          </w:p>
+        </w:tc>
+        <w:tc>
+          <w:tcPr/>
+          <w:p>
+            <w:pPr>
+              <w:pStyle w:val="Compact"/>
+              <w:jc w:val="left"/>
+            </w:pPr>
+            <w:r>
+              <w:t xml:space="preserve">Stopped (mean / peak)</w:t>
+            </w:r>
+          </w:p>
+        </w:tc>
+        <w:tc>
+          <w:tcPr/>
+          <w:p>
+            <w:pPr>
+              <w:pStyle w:val="Compact"/>
+              <w:jc w:val="left"/>
+            </w:pPr>
+            <w:r>
+              <w:t xml:space="preserve">Vehicles (mean)</w:t>
+            </w:r>
+          </w:p>
+        </w:tc>
+      </w:tr>
+      <w:tr>
+        <w:tc>
+          <w:tcPr/>
+          <w:p>
+            <w:pPr>
+              <w:pStyle w:val="Compact"/>
+              <w:jc w:val="left"/>
+            </w:pPr>
+            <w:r>
+              <w:t xml:space="preserve">Baseline (</w:t>
+            </w:r>
+            <w:r>
+              <w:rPr>
+                <w:rStyle w:val="VerbatimChar"/>
+              </w:rPr>
+              <w:t xml:space="preserve">baseline_am</w:t>
+            </w:r>
+            <w:r>
+              <w:t xml:space="preserve">)</w:t>
+            </w:r>
+          </w:p>
+        </w:tc>
+        <w:tc>
+          <w:tcPr/>
+          <w:p>
+            <w:pPr>
+              <w:pStyle w:val="Compact"/>
+              <w:jc w:val="left"/>
+            </w:pPr>
+            <w:r>
+              <w:t xml:space="preserve">«…»</w:t>
+            </w:r>
+          </w:p>
+        </w:tc>
+        <w:tc>
+          <w:tcPr/>
+          <w:p>
+            <w:pPr>
+              <w:pStyle w:val="Compact"/>
+              <w:jc w:val="left"/>
+            </w:pPr>
+            <w:r>
+              <w:t xml:space="preserve">—</w:t>
+            </w:r>
+          </w:p>
+        </w:tc>
+        <w:tc>
+          <w:tcPr/>
+          <w:p>
+            <w:pPr>
+              <w:pStyle w:val="Compact"/>
+              <w:jc w:val="left"/>
+            </w:pPr>
+            <w:r>
+              <w:t xml:space="preserve">«…»</w:t>
+            </w:r>
+          </w:p>
+        </w:tc>
+        <w:tc>
+          <w:tcPr/>
+          <w:p>
+            <w:pPr>
+              <w:pStyle w:val="Compact"/>
+              <w:jc w:val="left"/>
+            </w:pPr>
+            <w:r>
+              <w:t xml:space="preserve">—</w:t>
+            </w:r>
+          </w:p>
+        </w:tc>
+        <w:tc>
+          <w:tcPr/>
+          <w:p>
+            <w:pPr>
+              <w:pStyle w:val="Compact"/>
+              <w:jc w:val="left"/>
+            </w:pPr>
+            <w:r>
+              <w:t xml:space="preserve">«…» / «…»</w:t>
+            </w:r>
+          </w:p>
+        </w:tc>
+        <w:tc>
+          <w:tcPr/>
+          <w:p>
+            <w:pPr>
+              <w:pStyle w:val="Compact"/>
+              <w:jc w:val="left"/>
+            </w:pPr>
+            <w:r>
+              <w:t xml:space="preserve">«…»</w:t>
+            </w:r>
+          </w:p>
+        </w:tc>
+      </w:tr>
+      <w:tr>
+        <w:tc>
+          <w:tcPr/>
+          <w:p>
+            <w:pPr>
+              <w:pStyle w:val="Compact"/>
+              <w:jc w:val="left"/>
+            </w:pPr>
+            <w:r>
+              <w:t xml:space="preserve">Crash — arterial closed (</w:t>
+            </w:r>
+            <w:r>
+              <w:rPr>
+                <w:rStyle w:val="VerbatimChar"/>
+              </w:rPr>
+              <w:t xml:space="preserve">crash_arterial</w:t>
+            </w:r>
+            <w:r>
+              <w:t xml:space="preserve">)</w:t>
+            </w:r>
+          </w:p>
+        </w:tc>
+        <w:tc>
+          <w:tcPr/>
+          <w:p>
+            <w:pPr>
+              <w:pStyle w:val="Compact"/>
+              <w:jc w:val="left"/>
+            </w:pPr>
+            <w:r>
+              <w:t xml:space="preserve">«…»</w:t>
+            </w:r>
+          </w:p>
+        </w:tc>
+        <w:tc>
+          <w:tcPr/>
+          <w:p>
+            <w:pPr>
+              <w:pStyle w:val="Compact"/>
+              <w:jc w:val="left"/>
+            </w:pPr>
+            <w:r>
+              <w:t xml:space="preserve">«−…%»</w:t>
+            </w:r>
+          </w:p>
+        </w:tc>
+        <w:tc>
+          <w:tcPr/>
+          <w:p>
+            <w:pPr>
+              <w:pStyle w:val="Compact"/>
+              <w:jc w:val="left"/>
+            </w:pPr>
+            <w:r>
+              <w:t xml:space="preserve">«…»</w:t>
+            </w:r>
+          </w:p>
+        </w:tc>
+        <w:tc>
+          <w:tcPr/>
+          <w:p>
+            <w:pPr>
+              <w:pStyle w:val="Compact"/>
+              <w:jc w:val="left"/>
+            </w:pPr>
+            <w:r>
+              <w:t xml:space="preserve">«+…»</w:t>
+            </w:r>
+          </w:p>
+        </w:tc>
+        <w:tc>
+          <w:tcPr/>
+          <w:p>
+            <w:pPr>
+              <w:pStyle w:val="Compact"/>
+              <w:jc w:val="left"/>
+            </w:pPr>
+            <w:r>
+              <w:t xml:space="preserve">«…» / «…»</w:t>
+            </w:r>
+          </w:p>
+        </w:tc>
+        <w:tc>
+          <w:tcPr/>
+          <w:p>
+            <w:pPr>
+              <w:pStyle w:val="Compact"/>
+              <w:jc w:val="left"/>
+            </w:pPr>
+            <w:r>
+              <w:t xml:space="preserve">«…»</w:t>
+            </w:r>
+          </w:p>
+        </w:tc>
+      </w:tr>
+      <w:tr>
+        <w:tc>
+          <w:tcPr/>
+          <w:p>
+            <w:pPr>
+              <w:pStyle w:val="Compact"/>
+              <w:jc w:val="left"/>
+            </w:pPr>
+            <w:r>
+              <w:t xml:space="preserve">Roadworks — reduced speed (</w:t>
+            </w:r>
+            <w:r>
+              <w:rPr>
+                <w:rStyle w:val="VerbatimChar"/>
+              </w:rPr>
+              <w:t xml:space="preserve">roadworks</w:t>
+            </w:r>
+            <w:r>
+              <w:t xml:space="preserve">)</w:t>
+            </w:r>
+          </w:p>
+        </w:tc>
+        <w:tc>
+          <w:tcPr/>
+          <w:p>
+            <w:pPr>
+              <w:pStyle w:val="Compact"/>
+              <w:jc w:val="left"/>
+            </w:pPr>
+            <w:r>
+              <w:t xml:space="preserve">«…»</w:t>
+            </w:r>
+          </w:p>
+        </w:tc>
+        <w:tc>
+          <w:tcPr/>
+          <w:p>
+            <w:pPr>
+              <w:pStyle w:val="Compact"/>
+              <w:jc w:val="left"/>
+            </w:pPr>
+            <w:r>
+              <w:t xml:space="preserve">«−…%»</w:t>
+            </w:r>
+          </w:p>
+        </w:tc>
+        <w:tc>
+          <w:tcPr/>
+          <w:p>
+            <w:pPr>
+              <w:pStyle w:val="Compact"/>
+              <w:jc w:val="left"/>
+            </w:pPr>
+            <w:r>
+              <w:t xml:space="preserve">«…»</w:t>
+            </w:r>
+          </w:p>
+        </w:tc>
+        <w:tc>
+          <w:tcPr/>
+          <w:p>
+            <w:pPr>
+              <w:pStyle w:val="Compact"/>
+              <w:jc w:val="left"/>
+            </w:pPr>
+            <w:r>
+              <w:t xml:space="preserve">«+…»</w:t>
+            </w:r>
+          </w:p>
+        </w:tc>
+        <w:tc>
+          <w:tcPr/>
+          <w:p>
+            <w:pPr>
+              <w:pStyle w:val="Compact"/>
+              <w:jc w:val="left"/>
+            </w:pPr>
+            <w:r>
+              <w:t xml:space="preserve">«…» / «…»</w:t>
+            </w:r>
+          </w:p>
+        </w:tc>
+        <w:tc>
+          <w:tcPr/>
+          <w:p>
+            <w:pPr>
+              <w:pStyle w:val="Compact"/>
+              <w:jc w:val="left"/>
+            </w:pPr>
+            <w:r>
+              <w:t xml:space="preserve">«…»</w:t>
+            </w:r>
+          </w:p>
+        </w:tc>
+      </w:tr>
+    </w:tbl>
+    <w:p>
+      <w:pPr>
+        <w:pStyle w:val="BodyText"/>
+      </w:pPr>
+      <w:r>
+        <w:rPr>
+          <w:iCs/>
+          <w:i/>
+        </w:rPr>
+        <w:t xml:space="preserve">Interpretation (to confirm against the figures): a larger speed drop and congestion</w:t>
+      </w:r>
+      <w:r>
+        <w:rPr>
+          <w:iCs/>
+          <w:i/>
+        </w:rPr>
+        <w:t xml:space="preserve"> </w:t>
+      </w:r>
+      <w:r>
+        <w:rPr>
+          <w:iCs/>
+          <w:i/>
+        </w:rPr>
+        <w:t xml:space="preserve">rise indicate a more disruptive incident; the arterial closure is expected to be the</w:t>
+      </w:r>
+      <w:r>
+        <w:rPr>
+          <w:iCs/>
+          <w:i/>
+        </w:rPr>
+        <w:t xml:space="preserve"> </w:t>
+      </w:r>
+      <w:r>
+        <w:rPr>
+          <w:iCs/>
+          <w:i/>
+        </w:rPr>
+        <w:t xml:space="preserve">most severe, with recovery visible after the road is reopened.</w:t>
+      </w:r>
+    </w:p>
+    <w:p>
+      <w:pPr>
+        <w:pStyle w:val="BodyText"/>
+      </w:pPr>
+      <w:r>
+        <w:rPr>
+          <w:bCs/>
+          <w:b/>
+        </w:rPr>
+        <w:t xml:space="preserve">Figures (to capture from the running dashboard):</w:t>
       </w:r>
     </w:p>
     <w:p>
@@ -3138,67 +3807,24 @@
       </w:pPr>
       <w:r>
         <w:rPr>
-          <w:bCs/>
-          <w:b/>
-        </w:rPr>
-        <w:t xml:space="preserve">86 unit tests</w:t>
-      </w:r>
-      <w:r>
-        <w:t xml:space="preserve">, all green on Python 3.11 and 3.12:</w:t>
-      </w:r>
-    </w:p>
-    <w:p>
-      <w:pPr>
-        <w:numPr>
-          <w:ilvl w:val="1"/>
-          <w:numId w:val="1004"/>
-        </w:numPr>
-        <w:pStyle w:val="Compact"/>
-      </w:pPr>
-      <w:r>
-        <w:t xml:space="preserve">41 core (</w:t>
-      </w:r>
-      <w:r>
-        <w:rPr>
-          <w:rStyle w:val="VerbatimChar"/>
-        </w:rPr>
-        <w:t xml:space="preserve">scripts/tests/</w:t>
-      </w:r>
-      <w:r>
-        <w:t xml:space="preserve">): incidents (14), control_server (11), emitter (6),</w:t>
-      </w:r>
-      <w:r>
-        <w:t xml:space="preserve"> </w:t>
-      </w:r>
-      <w:r>
-        <w:t xml:space="preserve">metrics (6), replay_server (4).</w:t>
-      </w:r>
-    </w:p>
-    <w:p>
-      <w:pPr>
-        <w:numPr>
-          <w:ilvl w:val="1"/>
-          <w:numId w:val="1004"/>
-        </w:numPr>
-        <w:pStyle w:val="Compact"/>
-      </w:pPr>
-      <w:r>
-        <w:t xml:space="preserve">45 ETL (</w:t>
-      </w:r>
-      <w:r>
-        <w:rPr>
-          <w:rStyle w:val="VerbatimChar"/>
-        </w:rPr>
-        <w:t xml:space="preserve">scripts/etl/tests/</w:t>
-      </w:r>
-      <w:r>
-        <w:t xml:space="preserve">): scenario bridge (9), counts ETL (7), ingest (7),</w:t>
-      </w:r>
-      <w:r>
-        <w:t xml:space="preserve"> </w:t>
-      </w:r>
-      <w:r>
-        <w:t xml:space="preserve">query (6), drive client (6), lambda query (4), lambda ingest (3), s3 store (3).</w:t>
+          <w:iCs/>
+          <w:i/>
+        </w:rPr>
+        <w:t xml:space="preserve">Figure 2. Live dashboard — speed-coloured vehicles on the CBD map with the three</w:t>
+      </w:r>
+      <w:r>
+        <w:rPr>
+          <w:iCs/>
+          <w:i/>
+        </w:rPr>
+        <w:t xml:space="preserve"> </w:t>
+      </w:r>
+      <w:r>
+        <w:rPr>
+          <w:iCs/>
+          <w:i/>
+        </w:rPr>
+        <w:t xml:space="preserve">live metric panels.</w:t>
       </w:r>
     </w:p>
     <w:p>
@@ -3211,49 +3837,24 @@
       </w:pPr>
       <w:r>
         <w:rPr>
-          <w:bCs/>
-          <w:b/>
-        </w:rPr>
-        <w:t xml:space="preserve">Pure-core / thin-glue</w:t>
-      </w:r>
-      <w:r>
-        <w:t xml:space="preserve"> </w:t>
-      </w:r>
-      <w:r>
-        <w:t xml:space="preserve">design: business logic is tested against fakes (</w:t>
-      </w:r>
-      <w:r>
-        <w:rPr>
-          <w:rStyle w:val="VerbatimChar"/>
-        </w:rPr>
-        <w:t xml:space="preserve">traci</w:t>
-      </w:r>
-      <w:r>
-        <w:t xml:space="preserve">,</w:t>
-      </w:r>
-      <w:r>
-        <w:t xml:space="preserve"> </w:t>
-      </w:r>
-      <w:r>
-        <w:rPr>
-          <w:rStyle w:val="VerbatimChar"/>
-        </w:rPr>
-        <w:t xml:space="preserve">Popen</w:t>
-      </w:r>
-      <w:r>
-        <w:t xml:space="preserve">) and mocks (</w:t>
-      </w:r>
-      <w:r>
-        <w:rPr>
-          <w:rStyle w:val="VerbatimChar"/>
-        </w:rPr>
-        <w:t xml:space="preserve">moto</w:t>
-      </w:r>
-      <w:r>
-        <w:t xml:space="preserve"> </w:t>
-      </w:r>
-      <w:r>
-        <w:t xml:space="preserve">for AWS) — no SUMO, cloud, or network needed in CI.</w:t>
+          <w:iCs/>
+          <w:i/>
+        </w:rPr>
+        <w:t xml:space="preserve">Figure 3. Compare view — baseline vs incident overlaid for a chosen metric, with the</w:t>
+      </w:r>
+      <w:r>
+        <w:rPr>
+          <w:iCs/>
+          <w:i/>
+        </w:rPr>
+        <w:t xml:space="preserve"> </w:t>
+      </w:r>
+      <w:r>
+        <w:rPr>
+          <w:iCs/>
+          <w:i/>
+        </w:rPr>
+        <w:t xml:space="preserve">quantified summary line.</w:t>
       </w:r>
     </w:p>
     <w:p>
@@ -3265,19 +3866,11 @@
         <w:pStyle w:val="Compact"/>
       </w:pPr>
       <w:r>
-        <w:t xml:space="preserve">Dashboard JavaScript is syntax-checked with</w:t>
-      </w:r>
-      <w:r>
-        <w:t xml:space="preserve"> </w:t>
-      </w:r>
-      <w:r>
-        <w:rPr>
-          <w:rStyle w:val="VerbatimChar"/>
-        </w:rPr>
-        <w:t xml:space="preserve">node --check</w:t>
-      </w:r>
-      <w:r>
-        <w:t xml:space="preserve">.</w:t>
+        <w:rPr>
+          <w:iCs/>
+          <w:i/>
+        </w:rPr>
+        <w:t xml:space="preserve">Figure 4. Impact report — the baseline-vs-incident table with directional deltas.</w:t>
       </w:r>
     </w:p>
     <w:p>
@@ -3289,7 +3882,120 @@
         <w:pStyle w:val="Compact"/>
       </w:pPr>
       <w:r>
-        <w:t xml:space="preserve">CI enforces the suite on every push and pull request.</w:t>
+        <w:rPr>
+          <w:iCs/>
+          <w:i/>
+        </w:rPr>
+        <w:t xml:space="preserve">Figure 5. Congestion-alert overlay — slow segments flagged red on the road network.</w:t>
+      </w:r>
+    </w:p>
+    <w:p>
+      <w:pPr>
+        <w:pStyle w:val="FirstParagraph"/>
+      </w:pPr>
+      <w:r>
+        <w:rPr>
+          <w:bCs/>
+          <w:b/>
+        </w:rPr>
+        <w:t xml:space="preserve">Reproducing the results.</w:t>
+      </w:r>
+      <w:r>
+        <w:t xml:space="preserve"> </w:t>
+      </w:r>
+      <w:r>
+        <w:t xml:space="preserve">With the stack running (</w:t>
+      </w:r>
+      <w:r>
+        <w:rPr>
+          <w:rStyle w:val="VerbatimChar"/>
+        </w:rPr>
+        <w:t xml:space="preserve">docker compose up</w:t>
+      </w:r>
+      <w:r>
+        <w:t xml:space="preserve">, or</w:t>
+      </w:r>
+      <w:r>
+        <w:t xml:space="preserve"> </w:t>
+      </w:r>
+      <w:r>
+        <w:rPr>
+          <w:rStyle w:val="VerbatimChar"/>
+        </w:rPr>
+        <w:t xml:space="preserve">start_demo.sh</w:t>
+      </w:r>
+      <w:r>
+        <w:t xml:space="preserve">), start each preset from the dashboard, let it run, then:</w:t>
+      </w:r>
+    </w:p>
+    <w:p>
+      <w:pPr>
+        <w:pStyle w:val="SourceCode"/>
+      </w:pPr>
+      <w:r>
+        <w:rPr>
+          <w:rStyle w:val="ExtensionTok"/>
+        </w:rPr>
+        <w:t xml:space="preserve">python</w:t>
+      </w:r>
+      <w:r>
+        <w:rPr>
+          <w:rStyle w:val="NormalTok"/>
+        </w:rPr>
+        <w:t xml:space="preserve"> scripts/capture_results.py </w:t>
+      </w:r>
+      <w:r>
+        <w:rPr>
+          <w:rStyle w:val="AttributeTok"/>
+        </w:rPr>
+        <w:t xml:space="preserve">--replay</w:t>
+      </w:r>
+      <w:r>
+        <w:rPr>
+          <w:rStyle w:val="NormalTok"/>
+        </w:rPr>
+        <w:t xml:space="preserve"> http://localhost:8788/metrics </w:t>
+      </w:r>
+      <w:r>
+        <w:rPr>
+          <w:rStyle w:val="DataTypeTok"/>
+        </w:rPr>
+        <w:t xml:space="preserve">\</w:t>
+      </w:r>
+      <w:r>
+        <w:br/>
+      </w:r>
+      <w:r>
+        <w:rPr>
+          <w:rStyle w:val="NormalTok"/>
+        </w:rPr>
+        <w:t xml:space="preserve">  </w:t>
+      </w:r>
+      <w:r>
+        <w:rPr>
+          <w:rStyle w:val="AttributeTok"/>
+        </w:rPr>
+        <w:t xml:space="preserve">--scenarios</w:t>
+      </w:r>
+      <w:r>
+        <w:rPr>
+          <w:rStyle w:val="NormalTok"/>
+        </w:rPr>
+        <w:t xml:space="preserve"> baseline_am,crash_arterial,roadworks</w:t>
+      </w:r>
+    </w:p>
+    <w:p>
+      <w:pPr>
+        <w:pStyle w:val="FirstParagraph"/>
+      </w:pPr>
+      <w:r>
+        <w:t xml:space="preserve">This prints Table 1 as Markdown (means, peaks, and deltas vs the baseline), ready to</w:t>
+      </w:r>
+      <w:r>
+        <w:t xml:space="preserve"> </w:t>
+      </w:r>
+      <w:r>
+        <w:t xml:space="preserve">paste. Screenshots for Figures 2–5 are taken from the dashboard panels.</w:t>
       </w:r>
     </w:p>
     <w:p>
@@ -3299,46 +4005,115 @@
         </w:pict>
       </w:r>
     </w:p>
-    <w:bookmarkEnd w:id="36"/>
-    <w:bookmarkStart w:id="37" w:name="X9f7e4a000d5dd59a93583acb39c9b6e37016ed2"/>
+    <w:bookmarkEnd w:id="39"/>
+    <w:bookmarkStart w:id="40" w:name="Xd7741fbf395573154872540898e6949302f3330"/>
     <w:p>
       <w:pPr>
         <w:pStyle w:val="Heading2"/>
       </w:pPr>
       <w:r>
-        <w:t xml:space="preserve">9. Engineering practices</w:t>
-      </w:r>
-    </w:p>
-    <w:p>
-      <w:pPr>
-        <w:pStyle w:val="FirstParagraph"/>
-      </w:pPr>
-      <w:r>
-        <w:t xml:space="preserve">Infrastructure-as-code (Terraform) with least-privilege IAM and no hard-coded secrets</w:t>
-      </w:r>
-      <w:r>
-        <w:t xml:space="preserve"> </w:t>
-      </w:r>
-      <w:r>
-        <w:t xml:space="preserve">(Secrets Manager); one logical change per commit with a consistent attribution footer;</w:t>
-      </w:r>
-      <w:r>
-        <w:t xml:space="preserve"> </w:t>
-      </w:r>
-      <w:r>
-        <w:t xml:space="preserve">feature-branch workflow; cost controls (billing alarm, cost-gated sim host); layered</w:t>
-      </w:r>
-      <w:r>
-        <w:t xml:space="preserve"> </w:t>
-      </w:r>
-      <w:r>
-        <w:t xml:space="preserve">documentation (</w:t>
-      </w:r>
-      <w:r>
-        <w:rPr>
-          <w:rStyle w:val="VerbatimChar"/>
-        </w:rPr>
-        <w:t xml:space="preserve">README</w:t>
+        <w:t xml:space="preserve">9. Testing &amp; quality</w:t>
+      </w:r>
+    </w:p>
+    <w:p>
+      <w:pPr>
+        <w:numPr>
+          <w:ilvl w:val="0"/>
+          <w:numId w:val="1004"/>
+        </w:numPr>
+        <w:pStyle w:val="Compact"/>
+      </w:pPr>
+      <w:r>
+        <w:rPr>
+          <w:bCs/>
+          <w:b/>
+        </w:rPr>
+        <w:t xml:space="preserve">86 unit tests</w:t>
+      </w:r>
+      <w:r>
+        <w:t xml:space="preserve">, all green on Python 3.11 and 3.12:</w:t>
+      </w:r>
+    </w:p>
+    <w:p>
+      <w:pPr>
+        <w:numPr>
+          <w:ilvl w:val="1"/>
+          <w:numId w:val="1005"/>
+        </w:numPr>
+        <w:pStyle w:val="Compact"/>
+      </w:pPr>
+      <w:r>
+        <w:t xml:space="preserve">41 core (</w:t>
+      </w:r>
+      <w:r>
+        <w:rPr>
+          <w:rStyle w:val="VerbatimChar"/>
+        </w:rPr>
+        <w:t xml:space="preserve">scripts/tests/</w:t>
+      </w:r>
+      <w:r>
+        <w:t xml:space="preserve">): incidents (14), control_server (11), emitter (6),</w:t>
+      </w:r>
+      <w:r>
+        <w:t xml:space="preserve"> </w:t>
+      </w:r>
+      <w:r>
+        <w:t xml:space="preserve">metrics (6), replay_server (4).</w:t>
+      </w:r>
+    </w:p>
+    <w:p>
+      <w:pPr>
+        <w:numPr>
+          <w:ilvl w:val="1"/>
+          <w:numId w:val="1005"/>
+        </w:numPr>
+        <w:pStyle w:val="Compact"/>
+      </w:pPr>
+      <w:r>
+        <w:t xml:space="preserve">45 ETL (</w:t>
+      </w:r>
+      <w:r>
+        <w:rPr>
+          <w:rStyle w:val="VerbatimChar"/>
+        </w:rPr>
+        <w:t xml:space="preserve">scripts/etl/tests/</w:t>
+      </w:r>
+      <w:r>
+        <w:t xml:space="preserve">): scenario bridge (9), counts ETL (7), ingest (7),</w:t>
+      </w:r>
+      <w:r>
+        <w:t xml:space="preserve"> </w:t>
+      </w:r>
+      <w:r>
+        <w:t xml:space="preserve">query (6), drive client (6), lambda query (4), lambda ingest (3), s3 store (3).</w:t>
+      </w:r>
+    </w:p>
+    <w:p>
+      <w:pPr>
+        <w:numPr>
+          <w:ilvl w:val="0"/>
+          <w:numId w:val="1004"/>
+        </w:numPr>
+        <w:pStyle w:val="Compact"/>
+      </w:pPr>
+      <w:r>
+        <w:rPr>
+          <w:bCs/>
+          <w:b/>
+        </w:rPr>
+        <w:t xml:space="preserve">Pure-core / thin-glue</w:t>
+      </w:r>
+      <w:r>
+        <w:t xml:space="preserve"> </w:t>
+      </w:r>
+      <w:r>
+        <w:t xml:space="preserve">design: business logic is tested against fakes (</w:t>
+      </w:r>
+      <w:r>
+        <w:rPr>
+          <w:rStyle w:val="VerbatimChar"/>
+        </w:rPr>
+        <w:t xml:space="preserve">traci</w:t>
       </w:r>
       <w:r>
         <w:t xml:space="preserve">,</w:t>
@@ -3350,82 +4125,58 @@
         <w:rPr>
           <w:rStyle w:val="VerbatimChar"/>
         </w:rPr>
-        <w:t xml:space="preserve">ARCHITECTURE</w:t>
-      </w:r>
-      <w:r>
-        <w:t xml:space="preserve">,</w:t>
-      </w:r>
-      <w:r>
-        <w:t xml:space="preserve"> </w:t>
-      </w:r>
-      <w:r>
-        <w:rPr>
-          <w:rStyle w:val="VerbatimChar"/>
-        </w:rPr>
-        <w:t xml:space="preserve">DOCKER</w:t>
-      </w:r>
-      <w:r>
-        <w:t xml:space="preserve">,</w:t>
-      </w:r>
-      <w:r>
-        <w:t xml:space="preserve"> </w:t>
-      </w:r>
-      <w:r>
-        <w:rPr>
-          <w:rStyle w:val="VerbatimChar"/>
-        </w:rPr>
-        <w:t xml:space="preserve">METRICS_REPLAY</w:t>
-      </w:r>
-      <w:r>
-        <w:t xml:space="preserve">,</w:t>
-      </w:r>
-      <w:r>
-        <w:t xml:space="preserve"> </w:t>
-      </w:r>
-      <w:r>
-        <w:rPr>
-          <w:rStyle w:val="VerbatimChar"/>
-        </w:rPr>
-        <w:t xml:space="preserve">running_guide</w:t>
-      </w:r>
-      <w:r>
-        <w:t xml:space="preserve">,</w:t>
-      </w:r>
-      <w:r>
-        <w:t xml:space="preserve"> </w:t>
-      </w:r>
-      <w:r>
-        <w:rPr>
-          <w:rStyle w:val="VerbatimChar"/>
-        </w:rPr>
-        <w:t xml:space="preserve">infra/README</w:t>
-      </w:r>
-      <w:r>
-        <w:t xml:space="preserve">,</w:t>
-      </w:r>
-      <w:r>
-        <w:t xml:space="preserve"> </w:t>
-      </w:r>
-      <w:r>
-        <w:rPr>
-          <w:rStyle w:val="VerbatimChar"/>
-        </w:rPr>
-        <w:t xml:space="preserve">CHECKLIST</w:t>
-      </w:r>
-      <w:r>
-        <w:t xml:space="preserve">,</w:t>
-      </w:r>
-      <w:r>
-        <w:t xml:space="preserve"> </w:t>
-      </w:r>
-      <w:r>
-        <w:rPr>
-          <w:rStyle w:val="VerbatimChar"/>
-        </w:rPr>
-        <w:t xml:space="preserve">CLAUDE.md</w:t>
-      </w:r>
-      <w:r>
-        <w:t xml:space="preserve">).</w:t>
+        <w:t xml:space="preserve">Popen</w:t>
+      </w:r>
+      <w:r>
+        <w:t xml:space="preserve">) and mocks (</w:t>
+      </w:r>
+      <w:r>
+        <w:rPr>
+          <w:rStyle w:val="VerbatimChar"/>
+        </w:rPr>
+        <w:t xml:space="preserve">moto</w:t>
+      </w:r>
+      <w:r>
+        <w:t xml:space="preserve"> </w:t>
+      </w:r>
+      <w:r>
+        <w:t xml:space="preserve">for AWS) — no SUMO, cloud, or network needed in CI.</w:t>
+      </w:r>
+    </w:p>
+    <w:p>
+      <w:pPr>
+        <w:numPr>
+          <w:ilvl w:val="0"/>
+          <w:numId w:val="1004"/>
+        </w:numPr>
+        <w:pStyle w:val="Compact"/>
+      </w:pPr>
+      <w:r>
+        <w:t xml:space="preserve">Dashboard JavaScript is syntax-checked with</w:t>
+      </w:r>
+      <w:r>
+        <w:t xml:space="preserve"> </w:t>
+      </w:r>
+      <w:r>
+        <w:rPr>
+          <w:rStyle w:val="VerbatimChar"/>
+        </w:rPr>
+        <w:t xml:space="preserve">node --check</w:t>
+      </w:r>
+      <w:r>
+        <w:t xml:space="preserve">.</w:t>
+      </w:r>
+    </w:p>
+    <w:p>
+      <w:pPr>
+        <w:numPr>
+          <w:ilvl w:val="0"/>
+          <w:numId w:val="1004"/>
+        </w:numPr>
+        <w:pStyle w:val="Compact"/>
+      </w:pPr>
+      <w:r>
+        <w:t xml:space="preserve">CI enforces the suite on every push and pull request.</w:t>
       </w:r>
     </w:p>
     <w:p>
@@ -3435,223 +4186,133 @@
         </w:pict>
       </w:r>
     </w:p>
-    <w:bookmarkEnd w:id="37"/>
-    <w:bookmarkStart w:id="38" w:name="X24e42255ee0c20fb09a788cb8ffd9fbf1697742"/>
+    <w:bookmarkEnd w:id="40"/>
+    <w:bookmarkStart w:id="41" w:name="Xc5bb94a4a8d0257f1d70441f6708862071b7cc0"/>
     <w:p>
       <w:pPr>
         <w:pStyle w:val="Heading2"/>
       </w:pPr>
       <w:r>
-        <w:t xml:space="preserve">10. Known limitations &amp; honest caveats</w:t>
-      </w:r>
-    </w:p>
-    <w:p>
-      <w:pPr>
-        <w:numPr>
-          <w:ilvl w:val="0"/>
-          <w:numId w:val="1005"/>
-        </w:numPr>
-        <w:pStyle w:val="Compact"/>
-      </w:pPr>
-      <w:r>
-        <w:rPr>
-          <w:bCs/>
-          <w:b/>
-        </w:rPr>
-        <w:t xml:space="preserve">Incidents are synthetic.</w:t>
-      </w:r>
-      <w:r>
-        <w:t xml:space="preserve"> </w:t>
-      </w:r>
-      <w:r>
-        <w:t xml:space="preserve">The twin perturbs a calibrated model; it does not</w:t>
-      </w:r>
-      <w:r>
-        <w:t xml:space="preserve"> </w:t>
-      </w:r>
-      <w:r>
-        <w:t xml:space="preserve">ingest live road-sensor data (the Council sources are download-only).</w:t>
-      </w:r>
-    </w:p>
-    <w:p>
-      <w:pPr>
-        <w:numPr>
-          <w:ilvl w:val="0"/>
-          <w:numId w:val="1005"/>
-        </w:numPr>
-        <w:pStyle w:val="Compact"/>
-      </w:pPr>
-      <w:r>
-        <w:rPr>
-          <w:bCs/>
-          <w:b/>
-        </w:rPr>
-        <w:t xml:space="preserve">A "closed" edge is a hard speed cap, not rerouting.</w:t>
-      </w:r>
-      <w:r>
-        <w:t xml:space="preserve"> </w:t>
-      </w:r>
-      <w:r>
-        <w:t xml:space="preserve">Traffic queues/crawls rather</w:t>
-      </w:r>
-      <w:r>
-        <w:t xml:space="preserve"> </w:t>
-      </w:r>
-      <w:r>
-        <w:t xml:space="preserve">than diverting; incident rerouting is scoped and deferred (§11).</w:t>
-      </w:r>
-    </w:p>
-    <w:p>
-      <w:pPr>
-        <w:numPr>
-          <w:ilvl w:val="0"/>
-          <w:numId w:val="1005"/>
-        </w:numPr>
-        <w:pStyle w:val="Compact"/>
-      </w:pPr>
-      <w:r>
-        <w:rPr>
-          <w:bCs/>
-          <w:b/>
-        </w:rPr>
-        <w:t xml:space="preserve">Cloud click-to-inject is local-only.</w:t>
-      </w:r>
-      <w:r>
-        <w:t xml:space="preserve"> </w:t>
-      </w:r>
-      <w:r>
-        <w:t xml:space="preserve">Live injection works over the local</w:t>
-      </w:r>
-      <w:r>
-        <w:t xml:space="preserve"> </w:t>
-      </w:r>
-      <w:r>
-        <w:t xml:space="preserve">WebSocket; driving it from the hosted dashboard needs a cloud control path (deferred).</w:t>
-      </w:r>
-    </w:p>
-    <w:p>
-      <w:pPr>
-        <w:numPr>
-          <w:ilvl w:val="0"/>
-          <w:numId w:val="1005"/>
-        </w:numPr>
-        <w:pStyle w:val="Compact"/>
-      </w:pPr>
-      <w:r>
-        <w:rPr>
-          <w:bCs/>
-          <w:b/>
-        </w:rPr>
-        <w:t xml:space="preserve">Replay public URL.</w:t>
-      </w:r>
-      <w:r>
-        <w:t xml:space="preserve"> </w:t>
-      </w:r>
-      <w:r>
-        <w:t xml:space="preserve">A Lambda Function URL 403s anonymously on this account; the</w:t>
-      </w:r>
-      <w:r>
-        <w:t xml:space="preserve"> </w:t>
-      </w:r>
-      <w:r>
-        <w:t xml:space="preserve">dashboard uses an API-Gateway-fronted replay instead.</w:t>
-      </w:r>
-    </w:p>
-    <w:p>
-      <w:pPr>
-        <w:numPr>
-          <w:ilvl w:val="0"/>
-          <w:numId w:val="1005"/>
-        </w:numPr>
-        <w:pStyle w:val="Compact"/>
-      </w:pPr>
-      <w:r>
-        <w:rPr>
-          <w:bCs/>
-          <w:b/>
-        </w:rPr>
-        <w:t xml:space="preserve">Docker</w:t>
-      </w:r>
-      <w:r>
-        <w:rPr>
-          <w:bCs/>
-          <w:b/>
-        </w:rPr>
-        <w:t xml:space="preserve"> </w:t>
-      </w:r>
-      <w:r>
-        <w:rPr>
-          <w:rStyle w:val="VerbatimChar"/>
-          <w:bCs/>
-          <w:b/>
-        </w:rPr>
-        <w:t xml:space="preserve">sim</w:t>
-      </w:r>
-      <w:r>
-        <w:rPr>
-          <w:bCs/>
-          <w:b/>
-        </w:rPr>
-        <w:t xml:space="preserve"> </w:t>
-      </w:r>
-      <w:r>
-        <w:rPr>
-          <w:bCs/>
-          <w:b/>
-        </w:rPr>
-        <w:t xml:space="preserve">image</w:t>
-      </w:r>
-      <w:r>
-        <w:t xml:space="preserve"> </w:t>
-      </w:r>
-      <w:r>
-        <w:t xml:space="preserve">is validated with</w:t>
-      </w:r>
-      <w:r>
-        <w:t xml:space="preserve"> </w:t>
-      </w:r>
-      <w:r>
-        <w:rPr>
-          <w:rStyle w:val="VerbatimChar"/>
-        </w:rPr>
-        <w:t xml:space="preserve">docker compose config</w:t>
-      </w:r>
-      <w:r>
-        <w:t xml:space="preserve"> </w:t>
-      </w:r>
-      <w:r>
-        <w:t xml:space="preserve">and uses the proven</w:t>
-      </w:r>
-      <w:r>
-        <w:t xml:space="preserve"> </w:t>
-      </w:r>
-      <w:r>
-        <w:t xml:space="preserve">SUMO recipe, but a full container build/run should be exercised on the target VM.</w:t>
-      </w:r>
-    </w:p>
-    <w:p>
-      <w:pPr>
-        <w:numPr>
-          <w:ilvl w:val="0"/>
-          <w:numId w:val="1005"/>
-        </w:numPr>
-        <w:pStyle w:val="Compact"/>
-      </w:pPr>
-      <w:r>
-        <w:rPr>
-          <w:bCs/>
-          <w:b/>
-        </w:rPr>
-        <w:t xml:space="preserve">Compare uses per-series aggregates</w:t>
-      </w:r>
-      <w:r>
-        <w:t xml:space="preserve">, not timestamp alignment (the two runs occur</w:t>
-      </w:r>
-      <w:r>
-        <w:t xml:space="preserve"> </w:t>
-      </w:r>
-      <w:r>
-        <w:t xml:space="preserve">at different wall-clock times) — appropriate for the metrics compared.</w:t>
+        <w:t xml:space="preserve">10. Engineering practices</w:t>
+      </w:r>
+    </w:p>
+    <w:p>
+      <w:pPr>
+        <w:pStyle w:val="FirstParagraph"/>
+      </w:pPr>
+      <w:r>
+        <w:t xml:space="preserve">Infrastructure-as-code (Terraform) with least-privilege IAM and no hard-coded secrets</w:t>
+      </w:r>
+      <w:r>
+        <w:t xml:space="preserve"> </w:t>
+      </w:r>
+      <w:r>
+        <w:t xml:space="preserve">(Secrets Manager); one logical change per commit with a consistent attribution footer;</w:t>
+      </w:r>
+      <w:r>
+        <w:t xml:space="preserve"> </w:t>
+      </w:r>
+      <w:r>
+        <w:t xml:space="preserve">feature-branch workflow; cost controls (billing alarm, cost-gated sim host); layered</w:t>
+      </w:r>
+      <w:r>
+        <w:t xml:space="preserve"> </w:t>
+      </w:r>
+      <w:r>
+        <w:t xml:space="preserve">documentation (</w:t>
+      </w:r>
+      <w:r>
+        <w:rPr>
+          <w:rStyle w:val="VerbatimChar"/>
+        </w:rPr>
+        <w:t xml:space="preserve">README</w:t>
+      </w:r>
+      <w:r>
+        <w:t xml:space="preserve">,</w:t>
+      </w:r>
+      <w:r>
+        <w:t xml:space="preserve"> </w:t>
+      </w:r>
+      <w:r>
+        <w:rPr>
+          <w:rStyle w:val="VerbatimChar"/>
+        </w:rPr>
+        <w:t xml:space="preserve">ARCHITECTURE</w:t>
+      </w:r>
+      <w:r>
+        <w:t xml:space="preserve">,</w:t>
+      </w:r>
+      <w:r>
+        <w:t xml:space="preserve"> </w:t>
+      </w:r>
+      <w:r>
+        <w:rPr>
+          <w:rStyle w:val="VerbatimChar"/>
+        </w:rPr>
+        <w:t xml:space="preserve">DOCKER</w:t>
+      </w:r>
+      <w:r>
+        <w:t xml:space="preserve">,</w:t>
+      </w:r>
+      <w:r>
+        <w:t xml:space="preserve"> </w:t>
+      </w:r>
+      <w:r>
+        <w:rPr>
+          <w:rStyle w:val="VerbatimChar"/>
+        </w:rPr>
+        <w:t xml:space="preserve">METRICS_REPLAY</w:t>
+      </w:r>
+      <w:r>
+        <w:t xml:space="preserve">,</w:t>
+      </w:r>
+      <w:r>
+        <w:t xml:space="preserve"> </w:t>
+      </w:r>
+      <w:r>
+        <w:rPr>
+          <w:rStyle w:val="VerbatimChar"/>
+        </w:rPr>
+        <w:t xml:space="preserve">running_guide</w:t>
+      </w:r>
+      <w:r>
+        <w:t xml:space="preserve">,</w:t>
+      </w:r>
+      <w:r>
+        <w:t xml:space="preserve"> </w:t>
+      </w:r>
+      <w:r>
+        <w:rPr>
+          <w:rStyle w:val="VerbatimChar"/>
+        </w:rPr>
+        <w:t xml:space="preserve">infra/README</w:t>
+      </w:r>
+      <w:r>
+        <w:t xml:space="preserve">,</w:t>
+      </w:r>
+      <w:r>
+        <w:t xml:space="preserve"> </w:t>
+      </w:r>
+      <w:r>
+        <w:rPr>
+          <w:rStyle w:val="VerbatimChar"/>
+        </w:rPr>
+        <w:t xml:space="preserve">CHECKLIST</w:t>
+      </w:r>
+      <w:r>
+        <w:t xml:space="preserve">,</w:t>
+      </w:r>
+      <w:r>
+        <w:t xml:space="preserve"> </w:t>
+      </w:r>
+      <w:r>
+        <w:rPr>
+          <w:rStyle w:val="VerbatimChar"/>
+        </w:rPr>
+        <w:t xml:space="preserve">CLAUDE.md</w:t>
+      </w:r>
+      <w:r>
+        <w:t xml:space="preserve">).</w:t>
       </w:r>
     </w:p>
     <w:p>
@@ -3661,14 +4322,14 @@
         </w:pict>
       </w:r>
     </w:p>
-    <w:bookmarkEnd w:id="38"/>
-    <w:bookmarkStart w:id="39" w:name="X846e04a5b426e902870d294f2857dc6201d8207"/>
+    <w:bookmarkEnd w:id="41"/>
+    <w:bookmarkStart w:id="42" w:name="X910d7179ce064fa15e4e5887044de69c75095ff"/>
     <w:p>
       <w:pPr>
         <w:pStyle w:val="Heading2"/>
       </w:pPr>
       <w:r>
-        <w:t xml:space="preserve">11. Future work</w:t>
+        <w:t xml:space="preserve">11. Known limitations &amp; honest caveats</w:t>
       </w:r>
     </w:p>
     <w:p>
@@ -3680,62 +4341,23 @@
         <w:pStyle w:val="Compact"/>
       </w:pPr>
       <w:r>
-        <w:t xml:space="preserve">Incident</w:t>
-      </w:r>
-      <w:r>
-        <w:t xml:space="preserve"> </w:t>
-      </w:r>
-      <w:r>
         <w:rPr>
           <w:bCs/>
           <w:b/>
         </w:rPr>
-        <w:t xml:space="preserve">rerouting / detours</w:t>
-      </w:r>
-      <w:r>
-        <w:t xml:space="preserve"> </w:t>
-      </w:r>
-      <w:r>
-        <w:t xml:space="preserve">(TraCI</w:t>
-      </w:r>
-      <w:r>
-        <w:t xml:space="preserve"> </w:t>
-      </w:r>
-      <w:r>
-        <w:rPr>
-          <w:rStyle w:val="VerbatimChar"/>
-        </w:rPr>
-        <w:t xml:space="preserve">adaptTraveltime</w:t>
-      </w:r>
-      <w:r>
-        <w:t xml:space="preserve"> </w:t>
-      </w:r>
-      <w:r>
-        <w:t xml:space="preserve">+</w:t>
-      </w:r>
-      <w:r>
-        <w:t xml:space="preserve"> </w:t>
-      </w:r>
-      <w:r>
-        <w:rPr>
-          <w:rStyle w:val="VerbatimChar"/>
-        </w:rPr>
-        <w:t xml:space="preserve">rerouteTraveltime</w:t>
-      </w:r>
-      <w:r>
-        <w:t xml:space="preserve">,</w:t>
-      </w:r>
-      <w:r>
-        <w:t xml:space="preserve"> </w:t>
-      </w:r>
-      <w:r>
-        <w:rPr>
-          <w:rStyle w:val="VerbatimChar"/>
-        </w:rPr>
-        <w:t xml:space="preserve">--time-to-teleport -1</w:t>
-      </w:r>
-      <w:r>
-        <w:t xml:space="preserve">), ~6–9 h.</w:t>
+        <w:t xml:space="preserve">Incidents are synthetic.</w:t>
+      </w:r>
+      <w:r>
+        <w:t xml:space="preserve"> </w:t>
+      </w:r>
+      <w:r>
+        <w:t xml:space="preserve">The twin perturbs a calibrated model; it does not</w:t>
+      </w:r>
+      <w:r>
+        <w:t xml:space="preserve"> </w:t>
+      </w:r>
+      <w:r>
+        <w:t xml:space="preserve">ingest live road-sensor data (the Council sources are download-only).</w:t>
       </w:r>
     </w:p>
     <w:p>
@@ -3751,13 +4373,19 @@
           <w:bCs/>
           <w:b/>
         </w:rPr>
-        <w:t xml:space="preserve">Cloud control path</w:t>
-      </w:r>
-      <w:r>
-        <w:t xml:space="preserve"> </w:t>
-      </w:r>
-      <w:r>
-        <w:t xml:space="preserve">for click-to-inject (API Gateway control route + SSM).</w:t>
+        <w:t xml:space="preserve">A "closed" edge is a hard speed cap, not rerouting.</w:t>
+      </w:r>
+      <w:r>
+        <w:t xml:space="preserve"> </w:t>
+      </w:r>
+      <w:r>
+        <w:t xml:space="preserve">Traffic queues/crawls rather</w:t>
+      </w:r>
+      <w:r>
+        <w:t xml:space="preserve"> </w:t>
+      </w:r>
+      <w:r>
+        <w:t xml:space="preserve">than diverting; incident rerouting is scoped and deferred (§13).</w:t>
       </w:r>
     </w:p>
     <w:p>
@@ -3769,35 +4397,23 @@
         <w:pStyle w:val="Compact"/>
       </w:pPr>
       <w:r>
-        <w:t xml:space="preserve">Impact report</w:t>
-      </w:r>
-      <w:r>
-        <w:t xml:space="preserve"> </w:t>
-      </w:r>
-      <w:r>
         <w:rPr>
           <w:bCs/>
           <w:b/>
         </w:rPr>
-        <w:t xml:space="preserve">v2</w:t>
-      </w:r>
-      <w:r>
-        <w:t xml:space="preserve">: true per-vehicle delay (</w:t>
-      </w:r>
-      <w:r>
-        <w:rPr>
-          <w:rStyle w:val="VerbatimChar"/>
-        </w:rPr>
-        <w:t xml:space="preserve">traci.vehicle.getTimeLoss</w:t>
-      </w:r>
-      <w:r>
-        <w:t xml:space="preserve">) and</w:t>
-      </w:r>
-      <w:r>
-        <w:t xml:space="preserve"> </w:t>
-      </w:r>
-      <w:r>
-        <w:t xml:space="preserve">affected-area; recovery-time after reopen.</w:t>
+        <w:t xml:space="preserve">Cloud click-to-inject is local-only.</w:t>
+      </w:r>
+      <w:r>
+        <w:t xml:space="preserve"> </w:t>
+      </w:r>
+      <w:r>
+        <w:t xml:space="preserve">Live injection works over the local</w:t>
+      </w:r>
+      <w:r>
+        <w:t xml:space="preserve"> </w:t>
+      </w:r>
+      <w:r>
+        <w:t xml:space="preserve">WebSocket; driving it from the hosted dashboard needs a cloud control path (deferred).</w:t>
       </w:r>
     </w:p>
     <w:p>
@@ -3809,13 +4425,120 @@
         <w:pStyle w:val="Compact"/>
       </w:pPr>
       <w:r>
-        <w:t xml:space="preserve">Portfolio wrap-up: dashboard screenshots + live-demo URL in the README, and a</w:t>
-      </w:r>
-      <w:r>
-        <w:t xml:space="preserve"> </w:t>
-      </w:r>
-      <w:r>
-        <w:t xml:space="preserve">2-minute demo recording.</w:t>
+        <w:rPr>
+          <w:bCs/>
+          <w:b/>
+        </w:rPr>
+        <w:t xml:space="preserve">Replay public URL.</w:t>
+      </w:r>
+      <w:r>
+        <w:t xml:space="preserve"> </w:t>
+      </w:r>
+      <w:r>
+        <w:t xml:space="preserve">A Lambda Function URL 403s anonymously on this account; the</w:t>
+      </w:r>
+      <w:r>
+        <w:t xml:space="preserve"> </w:t>
+      </w:r>
+      <w:r>
+        <w:t xml:space="preserve">dashboard uses an API-Gateway-fronted replay instead.</w:t>
+      </w:r>
+    </w:p>
+    <w:p>
+      <w:pPr>
+        <w:numPr>
+          <w:ilvl w:val="0"/>
+          <w:numId w:val="1006"/>
+        </w:numPr>
+        <w:pStyle w:val="Compact"/>
+      </w:pPr>
+      <w:r>
+        <w:rPr>
+          <w:bCs/>
+          <w:b/>
+        </w:rPr>
+        <w:t xml:space="preserve">Docker</w:t>
+      </w:r>
+      <w:r>
+        <w:rPr>
+          <w:bCs/>
+          <w:b/>
+        </w:rPr>
+        <w:t xml:space="preserve"> </w:t>
+      </w:r>
+      <w:r>
+        <w:rPr>
+          <w:rStyle w:val="VerbatimChar"/>
+          <w:bCs/>
+          <w:b/>
+        </w:rPr>
+        <w:t xml:space="preserve">sim</w:t>
+      </w:r>
+      <w:r>
+        <w:rPr>
+          <w:bCs/>
+          <w:b/>
+        </w:rPr>
+        <w:t xml:space="preserve"> </w:t>
+      </w:r>
+      <w:r>
+        <w:rPr>
+          <w:bCs/>
+          <w:b/>
+        </w:rPr>
+        <w:t xml:space="preserve">image</w:t>
+      </w:r>
+      <w:r>
+        <w:t xml:space="preserve"> </w:t>
+      </w:r>
+      <w:r>
+        <w:t xml:space="preserve">is validated with</w:t>
+      </w:r>
+      <w:r>
+        <w:t xml:space="preserve"> </w:t>
+      </w:r>
+      <w:r>
+        <w:rPr>
+          <w:rStyle w:val="VerbatimChar"/>
+        </w:rPr>
+        <w:t xml:space="preserve">docker compose config</w:t>
+      </w:r>
+      <w:r>
+        <w:t xml:space="preserve"> </w:t>
+      </w:r>
+      <w:r>
+        <w:t xml:space="preserve">and uses the proven</w:t>
+      </w:r>
+      <w:r>
+        <w:t xml:space="preserve"> </w:t>
+      </w:r>
+      <w:r>
+        <w:t xml:space="preserve">SUMO recipe, but a full container build/run should be exercised on the target VM.</w:t>
+      </w:r>
+    </w:p>
+    <w:p>
+      <w:pPr>
+        <w:numPr>
+          <w:ilvl w:val="0"/>
+          <w:numId w:val="1006"/>
+        </w:numPr>
+        <w:pStyle w:val="Compact"/>
+      </w:pPr>
+      <w:r>
+        <w:rPr>
+          <w:bCs/>
+          <w:b/>
+        </w:rPr>
+        <w:t xml:space="preserve">Compare uses per-series aggregates</w:t>
+      </w:r>
+      <w:r>
+        <w:t xml:space="preserve">, not timestamp alignment (the two runs occur</w:t>
+      </w:r>
+      <w:r>
+        <w:t xml:space="preserve"> </w:t>
+      </w:r>
+      <w:r>
+        <w:t xml:space="preserve">at different wall-clock times) — appropriate for the metrics compared.</w:t>
       </w:r>
     </w:p>
     <w:p>
@@ -3825,14 +4548,14 @@
         </w:pict>
       </w:r>
     </w:p>
-    <w:bookmarkEnd w:id="39"/>
-    <w:bookmarkStart w:id="42" w:name="X5947723a0a79e017d648ec5789efc916be82fa3"/>
+    <w:bookmarkEnd w:id="42"/>
+    <w:bookmarkStart w:id="43" w:name="Xe469f11069c0ea08d58a841122401319626a265"/>
     <w:p>
       <w:pPr>
         <w:pStyle w:val="Heading2"/>
       </w:pPr>
       <w:r>
-        <w:t xml:space="preserve">12. Conclusion</w:t>
+        <w:t xml:space="preserve">12. Reflection &amp; skills developed</w:t>
       </w:r>
     </w:p>
     <w:p>
@@ -3840,43 +4563,267 @@
         <w:pStyle w:val="FirstParagraph"/>
       </w:pPr>
       <w:r>
-        <w:t xml:space="preserve">The project delivers a working, cloud-connected, tested, and reproducibly deployable</w:t>
-      </w:r>
-      <w:r>
-        <w:t xml:space="preserve"> </w:t>
-      </w:r>
-      <w:r>
-        <w:t xml:space="preserve">decision-support digital twin of Christchurch's central-city traffic. It meets the</w:t>
-      </w:r>
-      <w:r>
-        <w:t xml:space="preserve"> </w:t>
-      </w:r>
-      <w:r>
-        <w:t xml:space="preserve">proposal's core objectives and re-aims the extension work at genuine what-if decision</w:t>
-      </w:r>
-      <w:r>
-        <w:t xml:space="preserve"> </w:t>
-      </w:r>
-      <w:r>
-        <w:t xml:space="preserve">support — the substance of a digital twin — while retaining the real-data pipeline as a</w:t>
-      </w:r>
-      <w:r>
-        <w:t xml:space="preserve"> </w:t>
-      </w:r>
-      <w:r>
-        <w:t xml:space="preserve">calibrated baseline. The engineering deliverables (one-command demos, CI across two</w:t>
-      </w:r>
-      <w:r>
-        <w:t xml:space="preserve"> </w:t>
-      </w:r>
-      <w:r>
-        <w:t xml:space="preserve">Python versions, infrastructure-as-code, and layered documentation) make it both</w:t>
-      </w:r>
-      <w:r>
-        <w:t xml:space="preserve"> </w:t>
-      </w:r>
-      <w:r>
-        <w:t xml:space="preserve">demonstrable and defensible as an industry-project portfolio piece.</w:t>
+        <w:rPr>
+          <w:bCs/>
+          <w:b/>
+        </w:rPr>
+        <w:t xml:space="preserve">New skills developed.</w:t>
+      </w:r>
+      <w:r>
+        <w:t xml:space="preserve"> </w:t>
+      </w:r>
+      <w:r>
+        <w:t xml:space="preserve">The project took me well beyond my starting point. On the</w:t>
+      </w:r>
+      <w:r>
+        <w:t xml:space="preserve"> </w:t>
+      </w:r>
+      <w:r>
+        <w:t xml:space="preserve">simulation side I learned to drive SUMO in real time through TraCI and to stream</w:t>
+      </w:r>
+      <w:r>
+        <w:t xml:space="preserve"> </w:t>
+      </w:r>
+      <w:r>
+        <w:t xml:space="preserve">coordinate-converted state asynchronously with Python</w:t>
+      </w:r>
+      <w:r>
+        <w:t xml:space="preserve"> </w:t>
+      </w:r>
+      <w:r>
+        <w:rPr>
+          <w:rStyle w:val="VerbatimChar"/>
+        </w:rPr>
+        <w:t xml:space="preserve">asyncio</w:t>
+      </w:r>
+      <w:r>
+        <w:t xml:space="preserve">/</w:t>
+      </w:r>
+      <w:r>
+        <w:rPr>
+          <w:rStyle w:val="VerbatimChar"/>
+        </w:rPr>
+        <w:t xml:space="preserve">websockets</w:t>
+      </w:r>
+      <w:r>
+        <w:t xml:space="preserve">. On the</w:t>
+      </w:r>
+      <w:r>
+        <w:t xml:space="preserve"> </w:t>
+      </w:r>
+      <w:r>
+        <w:t xml:space="preserve">cloud side I built, from scratch, a serverless pipeline (API Gateway WebSocket API,</w:t>
+      </w:r>
+      <w:r>
+        <w:t xml:space="preserve"> </w:t>
+      </w:r>
+      <w:r>
+        <w:t xml:space="preserve">Lambda, DynamoDB, S3/CloudFront, Secrets Manager) and provisioned all of it as code</w:t>
+      </w:r>
+      <w:r>
+        <w:t xml:space="preserve"> </w:t>
+      </w:r>
+      <w:r>
+        <w:t xml:space="preserve">with Terraform — infrastructure-as-code, least-privilege IAM, and cost controls were</w:t>
+      </w:r>
+      <w:r>
+        <w:t xml:space="preserve"> </w:t>
+      </w:r>
+      <w:r>
+        <w:t xml:space="preserve">new to me. I also learned time-series modelling in InfluxDB (tags vs fields, Flux</w:t>
+      </w:r>
+      <w:r>
+        <w:t xml:space="preserve"> </w:t>
+      </w:r>
+      <w:r>
+        <w:t xml:space="preserve">range queries), containerised the whole stack with Docker Compose, and set up CI with</w:t>
+      </w:r>
+      <w:r>
+        <w:t xml:space="preserve"> </w:t>
+      </w:r>
+      <w:r>
+        <w:t xml:space="preserve">GitHub Actions.</w:t>
+      </w:r>
+    </w:p>
+    <w:p>
+      <w:pPr>
+        <w:pStyle w:val="BodyText"/>
+      </w:pPr>
+      <w:r>
+        <w:rPr>
+          <w:bCs/>
+          <w:b/>
+        </w:rPr>
+        <w:t xml:space="preserve">What I found most valuable.</w:t>
+      </w:r>
+      <w:r>
+        <w:t xml:space="preserve"> </w:t>
+      </w:r>
+      <w:r>
+        <w:t xml:space="preserve">The strongest lesson was non-technical: recognising</w:t>
+      </w:r>
+      <w:r>
+        <w:t xml:space="preserve"> </w:t>
+      </w:r>
+      <w:r>
+        <w:t xml:space="preserve">mid-project that replaying historical counts was hard to defend as "real", and</w:t>
+      </w:r>
+      <w:r>
+        <w:t xml:space="preserve"> </w:t>
+      </w:r>
+      <w:r>
+        <w:t xml:space="preserve">re-aiming the work at</w:t>
+      </w:r>
+      <w:r>
+        <w:t xml:space="preserve"> </w:t>
+      </w:r>
+      <w:r>
+        <w:rPr>
+          <w:iCs/>
+          <w:i/>
+        </w:rPr>
+        <w:t xml:space="preserve">what-if decision support</w:t>
+      </w:r>
+      <w:r>
+        <w:t xml:space="preserve"> </w:t>
+      </w:r>
+      <w:r>
+        <w:t xml:space="preserve">on the calibrated model. Framing the</w:t>
+      </w:r>
+      <w:r>
+        <w:t xml:space="preserve"> </w:t>
+      </w:r>
+      <w:r>
+        <w:t xml:space="preserve">synthetic incidents honestly — and keeping the real-data pipeline as a baseline rather</w:t>
+      </w:r>
+      <w:r>
+        <w:t xml:space="preserve"> </w:t>
+      </w:r>
+      <w:r>
+        <w:t xml:space="preserve">than discarding it — taught me to make and defend a scope decision on engineering and</w:t>
+      </w:r>
+      <w:r>
+        <w:t xml:space="preserve"> </w:t>
+      </w:r>
+      <w:r>
+        <w:t xml:space="preserve">academic merit, not sunk cost.</w:t>
+      </w:r>
+    </w:p>
+    <w:p>
+      <w:pPr>
+        <w:pStyle w:val="BodyText"/>
+      </w:pPr>
+      <w:r>
+        <w:rPr>
+          <w:bCs/>
+          <w:b/>
+        </w:rPr>
+        <w:t xml:space="preserve">What was hard.</w:t>
+      </w:r>
+      <w:r>
+        <w:t xml:space="preserve"> </w:t>
+      </w:r>
+      <w:r>
+        <w:t xml:space="preserve">Getting SUMO running from source, debugging a Lambda Function URL</w:t>
+      </w:r>
+      <w:r>
+        <w:t xml:space="preserve"> </w:t>
+      </w:r>
+      <w:r>
+        <w:t xml:space="preserve">that returned 403 to anonymous requests, keeping the local and cloud metric paths</w:t>
+      </w:r>
+      <w:r>
+        <w:t xml:space="preserve"> </w:t>
+      </w:r>
+      <w:r>
+        <w:t xml:space="preserve">identical (solved by reusing one pure function), and the networking details of running</w:t>
+      </w:r>
+      <w:r>
+        <w:t xml:space="preserve"> </w:t>
+      </w:r>
+      <w:r>
+        <w:t xml:space="preserve">services inside a VM (binding</w:t>
+      </w:r>
+      <w:r>
+        <w:t xml:space="preserve"> </w:t>
+      </w:r>
+      <w:r>
+        <w:rPr>
+          <w:rStyle w:val="VerbatimChar"/>
+        </w:rPr>
+        <w:t xml:space="preserve">0.0.0.0</w:t>
+      </w:r>
+      <w:r>
+        <w:t xml:space="preserve"> </w:t>
+      </w:r>
+      <w:r>
+        <w:t xml:space="preserve">for port-forwarding, Docker socket</w:t>
+      </w:r>
+      <w:r>
+        <w:t xml:space="preserve"> </w:t>
+      </w:r>
+      <w:r>
+        <w:t xml:space="preserve">permissions). Each of these pushed my debugging and systems knowledge.</w:t>
+      </w:r>
+    </w:p>
+    <w:p>
+      <w:pPr>
+        <w:pStyle w:val="BodyText"/>
+      </w:pPr>
+      <w:r>
+        <w:rPr>
+          <w:bCs/>
+          <w:b/>
+        </w:rPr>
+        <w:t xml:space="preserve">What I would do differently.</w:t>
+      </w:r>
+      <w:r>
+        <w:t xml:space="preserve"> </w:t>
+      </w:r>
+      <w:r>
+        <w:t xml:space="preserve">Capture quantified scenario results earlier rather</w:t>
+      </w:r>
+      <w:r>
+        <w:t xml:space="preserve"> </w:t>
+      </w:r>
+      <w:r>
+        <w:t xml:space="preserve">than at the end, and stand up the hosted deployment continuously instead of in a final</w:t>
+      </w:r>
+      <w:r>
+        <w:t xml:space="preserve"> </w:t>
+      </w:r>
+      <w:r>
+        <w:t xml:space="preserve">push — both would have given evidence to iterate against sooner.</w:t>
+      </w:r>
+    </w:p>
+    <w:p>
+      <w:pPr>
+        <w:pStyle w:val="BodyText"/>
+      </w:pPr>
+      <w:r>
+        <w:rPr>
+          <w:bCs/>
+          <w:b/>
+        </w:rPr>
+        <w:t xml:space="preserve">Areas for continued development.</w:t>
+      </w:r>
+      <w:r>
+        <w:t xml:space="preserve"> </w:t>
+      </w:r>
+      <w:r>
+        <w:t xml:space="preserve">Incident rerouting for realistic diversion,</w:t>
+      </w:r>
+      <w:r>
+        <w:t xml:space="preserve"> </w:t>
+      </w:r>
+      <w:r>
+        <w:t xml:space="preserve">a cloud control path so the hosted dashboard is fully interactive, load/performance</w:t>
+      </w:r>
+      <w:r>
+        <w:t xml:space="preserve"> </w:t>
+      </w:r>
+      <w:r>
+        <w:t xml:space="preserve">testing of the pipeline, and front-end polish. These are the natural next steps (§13).</w:t>
       </w:r>
     </w:p>
     <w:p>
@@ -3886,6 +4833,241 @@
         </w:pict>
       </w:r>
     </w:p>
+    <w:bookmarkEnd w:id="43"/>
+    <w:bookmarkStart w:id="44" w:name="Xaa381168820acd2e794cf3a37e0d30dc9ecbb5e"/>
+    <w:p>
+      <w:pPr>
+        <w:pStyle w:val="Heading2"/>
+      </w:pPr>
+      <w:r>
+        <w:t xml:space="preserve">13. Future work</w:t>
+      </w:r>
+    </w:p>
+    <w:p>
+      <w:pPr>
+        <w:numPr>
+          <w:ilvl w:val="0"/>
+          <w:numId w:val="1007"/>
+        </w:numPr>
+        <w:pStyle w:val="Compact"/>
+      </w:pPr>
+      <w:r>
+        <w:t xml:space="preserve">Incident</w:t>
+      </w:r>
+      <w:r>
+        <w:t xml:space="preserve"> </w:t>
+      </w:r>
+      <w:r>
+        <w:rPr>
+          <w:bCs/>
+          <w:b/>
+        </w:rPr>
+        <w:t xml:space="preserve">rerouting / detours</w:t>
+      </w:r>
+      <w:r>
+        <w:t xml:space="preserve"> </w:t>
+      </w:r>
+      <w:r>
+        <w:t xml:space="preserve">(TraCI</w:t>
+      </w:r>
+      <w:r>
+        <w:t xml:space="preserve"> </w:t>
+      </w:r>
+      <w:r>
+        <w:rPr>
+          <w:rStyle w:val="VerbatimChar"/>
+        </w:rPr>
+        <w:t xml:space="preserve">adaptTraveltime</w:t>
+      </w:r>
+      <w:r>
+        <w:t xml:space="preserve"> </w:t>
+      </w:r>
+      <w:r>
+        <w:t xml:space="preserve">+</w:t>
+      </w:r>
+      <w:r>
+        <w:t xml:space="preserve"> </w:t>
+      </w:r>
+      <w:r>
+        <w:rPr>
+          <w:rStyle w:val="VerbatimChar"/>
+        </w:rPr>
+        <w:t xml:space="preserve">rerouteTraveltime</w:t>
+      </w:r>
+      <w:r>
+        <w:t xml:space="preserve">,</w:t>
+      </w:r>
+      <w:r>
+        <w:t xml:space="preserve"> </w:t>
+      </w:r>
+      <w:r>
+        <w:rPr>
+          <w:rStyle w:val="VerbatimChar"/>
+        </w:rPr>
+        <w:t xml:space="preserve">--time-to-teleport -1</w:t>
+      </w:r>
+      <w:r>
+        <w:t xml:space="preserve">), ~6–9 h.</w:t>
+      </w:r>
+    </w:p>
+    <w:p>
+      <w:pPr>
+        <w:numPr>
+          <w:ilvl w:val="0"/>
+          <w:numId w:val="1007"/>
+        </w:numPr>
+        <w:pStyle w:val="Compact"/>
+      </w:pPr>
+      <w:r>
+        <w:rPr>
+          <w:bCs/>
+          <w:b/>
+        </w:rPr>
+        <w:t xml:space="preserve">Cloud control path</w:t>
+      </w:r>
+      <w:r>
+        <w:t xml:space="preserve"> </w:t>
+      </w:r>
+      <w:r>
+        <w:t xml:space="preserve">for click-to-inject (API Gateway control route + SSM).</w:t>
+      </w:r>
+    </w:p>
+    <w:p>
+      <w:pPr>
+        <w:numPr>
+          <w:ilvl w:val="0"/>
+          <w:numId w:val="1007"/>
+        </w:numPr>
+        <w:pStyle w:val="Compact"/>
+      </w:pPr>
+      <w:r>
+        <w:t xml:space="preserve">Impact report</w:t>
+      </w:r>
+      <w:r>
+        <w:t xml:space="preserve"> </w:t>
+      </w:r>
+      <w:r>
+        <w:rPr>
+          <w:bCs/>
+          <w:b/>
+        </w:rPr>
+        <w:t xml:space="preserve">v2</w:t>
+      </w:r>
+      <w:r>
+        <w:t xml:space="preserve">: true per-vehicle delay (</w:t>
+      </w:r>
+      <w:r>
+        <w:rPr>
+          <w:rStyle w:val="VerbatimChar"/>
+        </w:rPr>
+        <w:t xml:space="preserve">traci.vehicle.getTimeLoss</w:t>
+      </w:r>
+      <w:r>
+        <w:t xml:space="preserve">) and</w:t>
+      </w:r>
+      <w:r>
+        <w:t xml:space="preserve"> </w:t>
+      </w:r>
+      <w:r>
+        <w:t xml:space="preserve">affected-area; recovery-time after reopen.</w:t>
+      </w:r>
+    </w:p>
+    <w:p>
+      <w:pPr>
+        <w:numPr>
+          <w:ilvl w:val="0"/>
+          <w:numId w:val="1007"/>
+        </w:numPr>
+        <w:pStyle w:val="Compact"/>
+      </w:pPr>
+      <w:r>
+        <w:t xml:space="preserve">Portfolio wrap-up: dashboard screenshots + live-demo URL in the README, and a</w:t>
+      </w:r>
+      <w:r>
+        <w:t xml:space="preserve"> </w:t>
+      </w:r>
+      <w:r>
+        <w:t xml:space="preserve">2-minute demo recording.</w:t>
+      </w:r>
+    </w:p>
+    <w:p>
+      <w:r>
+        <w:pict>
+          <v:rect style="width:0;height:1.5pt" o:hralign="center" o:hrstd="t" o:hr="t"/>
+        </w:pict>
+      </w:r>
+    </w:p>
+    <w:bookmarkEnd w:id="44"/>
+    <w:bookmarkStart w:id="45" w:name="X03f2549541f139aa008926ee55af48aa03e2818"/>
+    <w:p>
+      <w:pPr>
+        <w:pStyle w:val="Heading2"/>
+      </w:pPr>
+      <w:r>
+        <w:t xml:space="preserve">14. Conclusion</w:t>
+      </w:r>
+    </w:p>
+    <w:p>
+      <w:pPr>
+        <w:pStyle w:val="FirstParagraph"/>
+      </w:pPr>
+      <w:r>
+        <w:t xml:space="preserve">The project delivers a working, cloud-connected, tested, and reproducibly deployable</w:t>
+      </w:r>
+      <w:r>
+        <w:t xml:space="preserve"> </w:t>
+      </w:r>
+      <w:r>
+        <w:t xml:space="preserve">decision-support digital twin of Christchurch's central-city traffic. It meets the</w:t>
+      </w:r>
+      <w:r>
+        <w:t xml:space="preserve"> </w:t>
+      </w:r>
+      <w:r>
+        <w:t xml:space="preserve">proposal's core objectives and re-aims the extension work at genuine what-if decision</w:t>
+      </w:r>
+      <w:r>
+        <w:t xml:space="preserve"> </w:t>
+      </w:r>
+      <w:r>
+        <w:t xml:space="preserve">support — the substance of a digital twin — while retaining the real-data pipeline as a</w:t>
+      </w:r>
+      <w:r>
+        <w:t xml:space="preserve"> </w:t>
+      </w:r>
+      <w:r>
+        <w:t xml:space="preserve">calibrated baseline. The engineering deliverables (one-command demos, CI across two</w:t>
+      </w:r>
+      <w:r>
+        <w:t xml:space="preserve"> </w:t>
+      </w:r>
+      <w:r>
+        <w:t xml:space="preserve">Python versions, infrastructure-as-code, and layered documentation) make it both</w:t>
+      </w:r>
+      <w:r>
+        <w:t xml:space="preserve"> </w:t>
+      </w:r>
+      <w:r>
+        <w:t xml:space="preserve">demonstrable and defensible as an industry-project portfolio piece.</w:t>
+      </w:r>
+    </w:p>
+    <w:p>
+      <w:r>
+        <w:pict>
+          <v:rect style="width:0;height:1.5pt" o:hralign="center" o:hrstd="t" o:hr="t"/>
+        </w:pict>
+      </w:r>
+    </w:p>
+    <w:bookmarkEnd w:id="45"/>
+    <w:bookmarkStart w:id="58" w:name="Xcb8f34702d1980450cb726f50d1fbc110147fb8"/>
+    <w:p>
+      <w:pPr>
+        <w:pStyle w:val="Heading2"/>
+      </w:pPr>
+      <w:r>
+        <w:t xml:space="preserve">15. References</w:t>
+      </w:r>
+    </w:p>
     <w:p>
       <w:pPr>
         <w:pStyle w:val="FirstParagraph"/>
@@ -3895,7 +5077,7 @@
           <w:iCs/>
           <w:i/>
         </w:rPr>
-        <w:t xml:space="preserve">Status detail:</w:t>
+        <w:t xml:space="preserve">Referencing follows APA 7th edition, per Lincoln University Library and Teaching &amp;</w:t>
       </w:r>
       <w:r>
         <w:rPr>
@@ -3904,7 +5086,421 @@
         </w:rPr>
         <w:t xml:space="preserve"> </w:t>
       </w:r>
-      <w:hyperlink r:id="rId40">
+      <w:r>
+        <w:rPr>
+          <w:iCs/>
+          <w:i/>
+        </w:rPr>
+        <w:t xml:space="preserve">Learning guidance.</w:t>
+      </w:r>
+    </w:p>
+    <w:p>
+      <w:pPr>
+        <w:pStyle w:val="BodyText"/>
+      </w:pPr>
+      <w:r>
+        <w:t xml:space="preserve">Agafonkin, V. (n.d.).</w:t>
+      </w:r>
+      <w:r>
+        <w:t xml:space="preserve"> </w:t>
+      </w:r>
+      <w:r>
+        <w:rPr>
+          <w:iCs/>
+          <w:i/>
+        </w:rPr>
+        <w:t xml:space="preserve">Leaflet: An open-source JavaScript library for mobile-friendly</w:t>
+      </w:r>
+      <w:r>
+        <w:rPr>
+          <w:iCs/>
+          <w:i/>
+        </w:rPr>
+        <w:t xml:space="preserve"> </w:t>
+      </w:r>
+      <w:r>
+        <w:rPr>
+          <w:iCs/>
+          <w:i/>
+        </w:rPr>
+        <w:t xml:space="preserve">interactive maps</w:t>
+      </w:r>
+      <w:r>
+        <w:t xml:space="preserve">. Retrieved October 12, 2026, from</w:t>
+      </w:r>
+      <w:r>
+        <w:t xml:space="preserve"> </w:t>
+      </w:r>
+      <w:hyperlink r:id="rId46">
+        <w:r>
+          <w:rPr>
+            <w:rStyle w:val="Hyperlink"/>
+          </w:rPr>
+          <w:t xml:space="preserve">https://leafletjs.com/</w:t>
+        </w:r>
+      </w:hyperlink>
+    </w:p>
+    <w:p>
+      <w:pPr>
+        <w:pStyle w:val="BodyText"/>
+      </w:pPr>
+      <w:r>
+        <w:t xml:space="preserve">Amazon Web Services. (n.d.).</w:t>
+      </w:r>
+      <w:r>
+        <w:t xml:space="preserve"> </w:t>
+      </w:r>
+      <w:r>
+        <w:rPr>
+          <w:iCs/>
+          <w:i/>
+        </w:rPr>
+        <w:t xml:space="preserve">AWS documentation</w:t>
+      </w:r>
+      <w:r>
+        <w:t xml:space="preserve">. Retrieved October 12, 2026, from</w:t>
+      </w:r>
+      <w:r>
+        <w:t xml:space="preserve"> </w:t>
+      </w:r>
+      <w:hyperlink r:id="rId47">
+        <w:r>
+          <w:rPr>
+            <w:rStyle w:val="Hyperlink"/>
+          </w:rPr>
+          <w:t xml:space="preserve">https://docs.aws.amazon.com/</w:t>
+        </w:r>
+      </w:hyperlink>
+    </w:p>
+    <w:p>
+      <w:pPr>
+        <w:pStyle w:val="BodyText"/>
+      </w:pPr>
+      <w:r>
+        <w:t xml:space="preserve">Chart.js contributors. (n.d.).</w:t>
+      </w:r>
+      <w:r>
+        <w:t xml:space="preserve"> </w:t>
+      </w:r>
+      <w:r>
+        <w:rPr>
+          <w:iCs/>
+          <w:i/>
+        </w:rPr>
+        <w:t xml:space="preserve">Chart.js documentation</w:t>
+      </w:r>
+      <w:r>
+        <w:t xml:space="preserve">. Retrieved October 12, 2026,</w:t>
+      </w:r>
+      <w:r>
+        <w:t xml:space="preserve"> </w:t>
+      </w:r>
+      <w:r>
+        <w:t xml:space="preserve">from</w:t>
+      </w:r>
+      <w:r>
+        <w:t xml:space="preserve"> </w:t>
+      </w:r>
+      <w:hyperlink r:id="rId48">
+        <w:r>
+          <w:rPr>
+            <w:rStyle w:val="Hyperlink"/>
+          </w:rPr>
+          <w:t xml:space="preserve">https://www.chartjs.org/docs/latest/</w:t>
+        </w:r>
+      </w:hyperlink>
+    </w:p>
+    <w:p>
+      <w:pPr>
+        <w:pStyle w:val="BodyText"/>
+      </w:pPr>
+      <w:r>
+        <w:t xml:space="preserve">Christchurch City Council. (n.d.).</w:t>
+      </w:r>
+      <w:r>
+        <w:t xml:space="preserve"> </w:t>
+      </w:r>
+      <w:r>
+        <w:rPr>
+          <w:iCs/>
+          <w:i/>
+        </w:rPr>
+        <w:t xml:space="preserve">Intersection traffic counts database</w:t>
+      </w:r>
+      <w:r>
+        <w:t xml:space="preserve">. Retrieved</w:t>
+      </w:r>
+      <w:r>
+        <w:t xml:space="preserve"> </w:t>
+      </w:r>
+      <w:r>
+        <w:t xml:space="preserve">October 12, 2026, from</w:t>
+      </w:r>
+      <w:r>
+        <w:t xml:space="preserve"> </w:t>
+      </w:r>
+      <w:hyperlink r:id="rId49">
+        <w:r>
+          <w:rPr>
+            <w:rStyle w:val="Hyperlink"/>
+          </w:rPr>
+          <w:t xml:space="preserve">https://ccc.govt.nz/transport/improving-our-transport-and-roads/traffic-count-data/intersection-traffic-counts-database</w:t>
+        </w:r>
+      </w:hyperlink>
+    </w:p>
+    <w:p>
+      <w:pPr>
+        <w:pStyle w:val="BodyText"/>
+      </w:pPr>
+      <w:r>
+        <w:t xml:space="preserve">Docker, Inc. (n.d.).</w:t>
+      </w:r>
+      <w:r>
+        <w:t xml:space="preserve"> </w:t>
+      </w:r>
+      <w:r>
+        <w:rPr>
+          <w:iCs/>
+          <w:i/>
+        </w:rPr>
+        <w:t xml:space="preserve">Docker documentation</w:t>
+      </w:r>
+      <w:r>
+        <w:t xml:space="preserve">. Retrieved October 12, 2026, from</w:t>
+      </w:r>
+      <w:r>
+        <w:t xml:space="preserve"> </w:t>
+      </w:r>
+      <w:hyperlink r:id="rId50">
+        <w:r>
+          <w:rPr>
+            <w:rStyle w:val="Hyperlink"/>
+          </w:rPr>
+          <w:t xml:space="preserve">https://docs.docker.com/</w:t>
+        </w:r>
+      </w:hyperlink>
+    </w:p>
+    <w:p>
+      <w:pPr>
+        <w:pStyle w:val="BodyText"/>
+      </w:pPr>
+      <w:r>
+        <w:t xml:space="preserve">German Aerospace Center (DLR). (n.d.).</w:t>
+      </w:r>
+      <w:r>
+        <w:t xml:space="preserve"> </w:t>
+      </w:r>
+      <w:r>
+        <w:rPr>
+          <w:iCs/>
+          <w:i/>
+        </w:rPr>
+        <w:t xml:space="preserve">SUMO documentation</w:t>
+      </w:r>
+      <w:r>
+        <w:t xml:space="preserve">. Retrieved October 12,</w:t>
+      </w:r>
+      <w:r>
+        <w:t xml:space="preserve"> </w:t>
+      </w:r>
+      <w:r>
+        <w:t xml:space="preserve">2026, from</w:t>
+      </w:r>
+      <w:r>
+        <w:t xml:space="preserve"> </w:t>
+      </w:r>
+      <w:hyperlink r:id="rId51">
+        <w:r>
+          <w:rPr>
+            <w:rStyle w:val="Hyperlink"/>
+          </w:rPr>
+          <w:t xml:space="preserve">https://sumo.dlr.de/docs/</w:t>
+        </w:r>
+      </w:hyperlink>
+    </w:p>
+    <w:p>
+      <w:pPr>
+        <w:pStyle w:val="BodyText"/>
+      </w:pPr>
+      <w:r>
+        <w:t xml:space="preserve">HashiCorp. (n.d.).</w:t>
+      </w:r>
+      <w:r>
+        <w:t xml:space="preserve"> </w:t>
+      </w:r>
+      <w:r>
+        <w:rPr>
+          <w:iCs/>
+          <w:i/>
+        </w:rPr>
+        <w:t xml:space="preserve">Terraform documentation</w:t>
+      </w:r>
+      <w:r>
+        <w:t xml:space="preserve">. Retrieved October 12, 2026, from</w:t>
+      </w:r>
+      <w:r>
+        <w:t xml:space="preserve"> </w:t>
+      </w:r>
+      <w:hyperlink r:id="rId52">
+        <w:r>
+          <w:rPr>
+            <w:rStyle w:val="Hyperlink"/>
+          </w:rPr>
+          <w:t xml:space="preserve">https://developer.hashicorp.com/terraform/docs</w:t>
+        </w:r>
+      </w:hyperlink>
+    </w:p>
+    <w:p>
+      <w:pPr>
+        <w:pStyle w:val="BodyText"/>
+      </w:pPr>
+      <w:r>
+        <w:t xml:space="preserve">InfluxData. (n.d.).</w:t>
+      </w:r>
+      <w:r>
+        <w:t xml:space="preserve"> </w:t>
+      </w:r>
+      <w:r>
+        <w:rPr>
+          <w:iCs/>
+          <w:i/>
+        </w:rPr>
+        <w:t xml:space="preserve">InfluxDB OSS documentation</w:t>
+      </w:r>
+      <w:r>
+        <w:t xml:space="preserve">. Retrieved October 12, 2026, from</w:t>
+      </w:r>
+      <w:r>
+        <w:t xml:space="preserve"> </w:t>
+      </w:r>
+      <w:hyperlink r:id="rId53">
+        <w:r>
+          <w:rPr>
+            <w:rStyle w:val="Hyperlink"/>
+          </w:rPr>
+          <w:t xml:space="preserve">https://docs.influxdata.com/influxdb/v2/</w:t>
+        </w:r>
+      </w:hyperlink>
+    </w:p>
+    <w:p>
+      <w:pPr>
+        <w:pStyle w:val="BodyText"/>
+      </w:pPr>
+      <w:r>
+        <w:t xml:space="preserve">Lopez, P. A., Behrisch, M., Bieker-Walz, L., Erdmann, J., Flötteröd, Y.-P., Hilbrich,</w:t>
+      </w:r>
+      <w:r>
+        <w:t xml:space="preserve"> </w:t>
+      </w:r>
+      <w:r>
+        <w:t xml:space="preserve">R., Lücken, L., Rummel, J., Wagner, P., &amp; Wießner, E. (2018). Microscopic traffic</w:t>
+      </w:r>
+      <w:r>
+        <w:t xml:space="preserve"> </w:t>
+      </w:r>
+      <w:r>
+        <w:t xml:space="preserve">simulation using SUMO. In</w:t>
+      </w:r>
+      <w:r>
+        <w:t xml:space="preserve"> </w:t>
+      </w:r>
+      <w:r>
+        <w:rPr>
+          <w:iCs/>
+          <w:i/>
+        </w:rPr>
+        <w:t xml:space="preserve">2018 21st International Conference on Intelligent</w:t>
+      </w:r>
+      <w:r>
+        <w:rPr>
+          <w:iCs/>
+          <w:i/>
+        </w:rPr>
+        <w:t xml:space="preserve"> </w:t>
+      </w:r>
+      <w:r>
+        <w:rPr>
+          <w:iCs/>
+          <w:i/>
+        </w:rPr>
+        <w:t xml:space="preserve">Transportation Systems (ITSC)</w:t>
+      </w:r>
+      <w:r>
+        <w:t xml:space="preserve"> </w:t>
+      </w:r>
+      <w:r>
+        <w:t xml:space="preserve">(pp. 2575–2582). IEEE.</w:t>
+      </w:r>
+      <w:r>
+        <w:t xml:space="preserve"> </w:t>
+      </w:r>
+      <w:hyperlink r:id="rId54">
+        <w:r>
+          <w:rPr>
+            <w:rStyle w:val="Hyperlink"/>
+          </w:rPr>
+          <w:t xml:space="preserve">https://doi.org/10.1109/ITSC.2018.8569938</w:t>
+        </w:r>
+      </w:hyperlink>
+    </w:p>
+    <w:p>
+      <w:pPr>
+        <w:pStyle w:val="BodyText"/>
+      </w:pPr>
+      <w:r>
+        <w:t xml:space="preserve">OpenStreetMap contributors. (n.d.).</w:t>
+      </w:r>
+      <w:r>
+        <w:t xml:space="preserve"> </w:t>
+      </w:r>
+      <w:r>
+        <w:rPr>
+          <w:iCs/>
+          <w:i/>
+        </w:rPr>
+        <w:t xml:space="preserve">OpenStreetMap</w:t>
+      </w:r>
+      <w:r>
+        <w:t xml:space="preserve">. Retrieved October 12, 2026, from</w:t>
+      </w:r>
+      <w:r>
+        <w:t xml:space="preserve"> </w:t>
+      </w:r>
+      <w:hyperlink r:id="rId55">
+        <w:r>
+          <w:rPr>
+            <w:rStyle w:val="Hyperlink"/>
+          </w:rPr>
+          <w:t xml:space="preserve">https://www.openstreetmap.org/</w:t>
+        </w:r>
+      </w:hyperlink>
+    </w:p>
+    <w:p>
+      <w:r>
+        <w:pict>
+          <v:rect style="width:0;height:1.5pt" o:hralign="center" o:hrstd="t" o:hr="t"/>
+        </w:pict>
+      </w:r>
+    </w:p>
+    <w:p>
+      <w:pPr>
+        <w:pStyle w:val="FirstParagraph"/>
+      </w:pPr>
+      <w:r>
+        <w:rPr>
+          <w:iCs/>
+          <w:i/>
+        </w:rPr>
+        <w:t xml:space="preserve">Status detail:</w:t>
+      </w:r>
+      <w:r>
+        <w:rPr>
+          <w:iCs/>
+          <w:i/>
+        </w:rPr>
+        <w:t xml:space="preserve"> </w:t>
+      </w:r>
+      <w:hyperlink r:id="rId56">
         <w:r>
           <w:rPr>
             <w:rStyle w:val="Hyperlink"/>
@@ -3966,7 +5562,7 @@
         </w:rPr>
         <w:t xml:space="preserve"> </w:t>
       </w:r>
-      <w:hyperlink r:id="rId41">
+      <w:hyperlink r:id="rId57">
         <w:r>
           <w:rPr>
             <w:rStyle w:val="Hyperlink"/>
@@ -3977,7 +5573,7 @@
         </w:r>
       </w:hyperlink>
     </w:p>
-    <w:bookmarkEnd w:id="42"/>
+    <w:bookmarkEnd w:id="58"/>
     <w:sectPr/>
   </w:body>
 </w:document>
@@ -4179,6 +5775,9 @@
     <w:abstractNumId w:val="991"/>
   </w:num>
   <w:num w:numId="1006">
+    <w:abstractNumId w:val="991"/>
+  </w:num>
+  <w:num w:numId="1007">
     <w:abstractNumId w:val="991"/>
   </w:num>
 </w:numbering>

--- a/docs/FINAL_REPORT.docx
+++ b/docs/FINAL_REPORT.docx
@@ -7,7 +7,7 @@
         <w:pStyle w:val="Title"/>
       </w:pPr>
       <w:r>
-        <w:t xml:space="preserve">Final Report - Christchurch Smart-City Decision-Support Digital Twin</w:t>
+        <w:t xml:space="preserve">Final Report - Cloud-Connected Extension of the Smart City Digital Twin</w:t>
       </w:r>
     </w:p>
     <w:sdt>
@@ -63,7 +63,7 @@
         <w:t xml:space="preserve"> </w:t>
       </w:r>
       <w:r>
-        <w:t xml:space="preserve">Christchurch Smart-City Decision-Support Digital Twin</w:t>
+        <w:t xml:space="preserve">Cloud-Connected Extension of the Smart City Digital Twin</w:t>
       </w:r>
     </w:p>
     <w:p>
@@ -81,7 +81,7 @@
         <w:t xml:space="preserve"> </w:t>
       </w:r>
       <w:r>
-        <w:t xml:space="preserve">Independent Project</w:t>
+        <w:t xml:space="preserve">Industry-Mentored</w:t>
       </w:r>
     </w:p>
     <w:p>
@@ -99,7 +99,7 @@
         <w:t xml:space="preserve"> </w:t>
       </w:r>
       <w:r>
-        <w:t xml:space="preserve">[Name: to complete]</w:t>
+        <w:t xml:space="preserve">Kyaw Zin Myo Lwin</w:t>
       </w:r>
       <w:r>
         <w:t xml:space="preserve"> </w:t>
@@ -115,7 +115,7 @@
         <w:t xml:space="preserve"> </w:t>
       </w:r>
       <w:r>
-        <w:t xml:space="preserve">[to complete]</w:t>
+        <w:t xml:space="preserve">1169799</w:t>
       </w:r>
       <w:r>
         <w:t xml:space="preserve"> </w:t>
@@ -131,7 +131,7 @@
         <w:t xml:space="preserve"> </w:t>
       </w:r>
       <w:r>
-        <w:t xml:space="preserve">[to complete — independent project; state "N/A (independent project)" if none]</w:t>
+        <w:t xml:space="preserve">JIX Reality</w:t>
       </w:r>
       <w:r>
         <w:t xml:space="preserve"> </w:t>
@@ -147,7 +147,7 @@
         <w:t xml:space="preserve"> </w:t>
       </w:r>
       <w:r>
-        <w:t xml:space="preserve">[to complete]</w:t>
+        <w:t xml:space="preserve">Hansi Udapola</w:t>
       </w:r>
       <w:r>
         <w:t xml:space="preserve"> </w:t>
@@ -162,9 +162,14 @@
       <w:r>
         <w:t xml:space="preserve"> </w:t>
       </w:r>
-      <w:r>
-        <w:t xml:space="preserve">[to complete]</w:t>
-      </w:r>
+      <w:hyperlink r:id="rId20">
+        <w:r>
+          <w:rPr>
+            <w:rStyle w:val="Hyperlink"/>
+          </w:rPr>
+          <w:t xml:space="preserve">hansi@jix.co.nz</w:t>
+        </w:r>
+      </w:hyperlink>
       <w:r>
         <w:t xml:space="preserve"> </w:t>
       </w:r>
@@ -179,7 +184,7 @@
         <w:t xml:space="preserve"> </w:t>
       </w:r>
       <w:r>
-        <w:t xml:space="preserve">[to complete — or "N/A"]</w:t>
+        <w:t xml:space="preserve">213 Tuam Street, Christchurch Central City, Christchurch 8011, New Zealand</w:t>
       </w:r>
       <w:r>
         <w:t xml:space="preserve"> </w:t>
@@ -195,7 +200,7 @@
         <w:t xml:space="preserve"> </w:t>
       </w:r>
       <w:r>
-        <w:t xml:space="preserve">[submission date]</w:t>
+        <w:t xml:space="preserve">[submission date — e.g. 19 October 2026]</w:t>
       </w:r>
     </w:p>
     <w:p>
@@ -217,7 +222,7 @@
         </w:pict>
       </w:r>
     </w:p>
-    <w:bookmarkStart w:id="20" w:name="executive-summary"/>
+    <w:bookmarkStart w:id="21" w:name="executive-summary"/>
     <w:p>
       <w:pPr>
         <w:pStyle w:val="Heading2"/>
@@ -383,8 +388,8 @@
         </w:pict>
       </w:r>
     </w:p>
-    <w:bookmarkEnd w:id="20"/>
-    <w:bookmarkStart w:id="21" w:name="authorship-statement"/>
+    <w:bookmarkEnd w:id="21"/>
+    <w:bookmarkStart w:id="22" w:name="authorship-statement"/>
     <w:p>
       <w:pPr>
         <w:pStyle w:val="Heading2"/>
@@ -404,129 +409,43 @@
         <w:t xml:space="preserve"> </w:t>
       </w:r>
       <w:r>
-        <w:t xml:space="preserve">generative-AI tools, disclosed here in the interest of academic integrity.</w:t>
-      </w:r>
-    </w:p>
-    <w:p>
-      <w:pPr>
-        <w:numPr>
-          <w:ilvl w:val="0"/>
-          <w:numId w:val="1001"/>
-        </w:numPr>
-        <w:pStyle w:val="Compact"/>
-      </w:pPr>
-      <w:r>
-        <w:rPr>
-          <w:bCs/>
-          <w:b/>
-        </w:rPr>
-        <w:t xml:space="preserve">Tool:</w:t>
-      </w:r>
-      <w:r>
-        <w:t xml:space="preserve"> </w:t>
-      </w:r>
-      <w:r>
-        <w:t xml:space="preserve">Claude Code (Anthropic) — an AI coding assistant.</w:t>
-      </w:r>
-    </w:p>
-    <w:p>
-      <w:pPr>
-        <w:numPr>
-          <w:ilvl w:val="0"/>
-          <w:numId w:val="1001"/>
-        </w:numPr>
-        <w:pStyle w:val="Compact"/>
-      </w:pPr>
-      <w:r>
-        <w:rPr>
-          <w:bCs/>
-          <w:b/>
-        </w:rPr>
-        <w:t xml:space="preserve">Why it was used:</w:t>
-      </w:r>
-      <w:r>
-        <w:t xml:space="preserve"> </w:t>
-      </w:r>
-      <w:r>
-        <w:t xml:space="preserve">to accelerate implementation, testing, infrastructure-as-code,</w:t>
-      </w:r>
-      <w:r>
-        <w:t xml:space="preserve"> </w:t>
-      </w:r>
-      <w:r>
-        <w:t xml:space="preserve">documentation, and the drafting of this report.</w:t>
-      </w:r>
-    </w:p>
-    <w:p>
-      <w:pPr>
-        <w:numPr>
-          <w:ilvl w:val="0"/>
-          <w:numId w:val="1001"/>
-        </w:numPr>
-        <w:pStyle w:val="Compact"/>
-      </w:pPr>
-      <w:r>
-        <w:rPr>
-          <w:bCs/>
-          <w:b/>
-        </w:rPr>
-        <w:t xml:space="preserve">How it was used:</w:t>
-      </w:r>
-      <w:r>
-        <w:t xml:space="preserve"> </w:t>
-      </w:r>
-      <w:r>
-        <w:t xml:space="preserve">under my direction, to draft and refactor code, generate unit</w:t>
-      </w:r>
-      <w:r>
-        <w:t xml:space="preserve"> </w:t>
-      </w:r>
-      <w:r>
-        <w:t xml:space="preserve">tests, scaffold Terraform, produce diagrams and documentation, and draft report prose</w:t>
-      </w:r>
-      <w:r>
-        <w:t xml:space="preserve"> </w:t>
-      </w:r>
-      <w:r>
-        <w:t xml:space="preserve">from project artefacts. I defined the goals and design decisions, reviewed and</w:t>
-      </w:r>
-      <w:r>
-        <w:t xml:space="preserve"> </w:t>
-      </w:r>
-      <w:r>
-        <w:t xml:space="preserve">validated all generated code and text, ran and verified the tests and the system, and</w:t>
-      </w:r>
-      <w:r>
-        <w:t xml:space="preserve"> </w:t>
-      </w:r>
-      <w:r>
-        <w:t xml:space="preserve">am responsible for the final content.</w:t>
-      </w:r>
-    </w:p>
-    <w:p>
-      <w:pPr>
-        <w:pStyle w:val="FirstParagraph"/>
+        <w:t xml:space="preserve">Claude / Claude Code (Anthropic), an AI assistant, used under the author's direction to</w:t>
+      </w:r>
+      <w:r>
+        <w:t xml:space="preserve"> </w:t>
+      </w:r>
+      <w:r>
+        <w:t xml:space="preserve">accelerate implementation, testing, infrastructure-as-code, documentation, and to</w:t>
+      </w:r>
+      <w:r>
+        <w:t xml:space="preserve"> </w:t>
+      </w:r>
+      <w:r>
+        <w:t xml:space="preserve">structure and word this report. All architectural and scope decisions were made by the</w:t>
+      </w:r>
+      <w:r>
+        <w:t xml:space="preserve"> </w:t>
+      </w:r>
+      <w:r>
+        <w:t xml:space="preserve">author, who reviewed, ran and validated all generated code and text and is responsible</w:t>
+      </w:r>
+      <w:r>
+        <w:t xml:space="preserve"> </w:t>
+      </w:r>
+      <w:r>
+        <w:t xml:space="preserve">for the final content. See §5.2 for detail.</w:t>
+      </w:r>
+    </w:p>
+    <w:p>
+      <w:pPr>
+        <w:pStyle w:val="BodyText"/>
       </w:pPr>
       <w:r>
         <w:rPr>
           <w:iCs/>
           <w:i/>
         </w:rPr>
-        <w:t xml:space="preserve">(Please adjust the wording above so it accurately reflects your own working process</w:t>
-      </w:r>
-      <w:r>
-        <w:rPr>
-          <w:iCs/>
-          <w:i/>
-        </w:rPr>
-        <w:t xml:space="preserve"> </w:t>
-      </w:r>
-      <w:r>
-        <w:rPr>
-          <w:iCs/>
-          <w:i/>
-        </w:rPr>
-        <w:t xml:space="preserve">and level of involvement before submitting. See also §5.2.)</w:t>
+        <w:t xml:space="preserve">(Please confirm this reflects your own working process before submitting.)</w:t>
       </w:r>
     </w:p>
     <w:p>
@@ -536,8 +455,8 @@
         </w:pict>
       </w:r>
     </w:p>
-    <w:bookmarkEnd w:id="21"/>
-    <w:bookmarkStart w:id="22" w:name="glossary--acronyms"/>
+    <w:bookmarkEnd w:id="22"/>
+    <w:bookmarkStart w:id="23" w:name="glossary--acronyms"/>
     <w:p>
       <w:pPr>
         <w:pStyle w:val="Heading2"/>
@@ -1026,8 +945,8 @@
         </w:pict>
       </w:r>
     </w:p>
-    <w:bookmarkEnd w:id="22"/>
-    <w:bookmarkStart w:id="26" w:name="Xe3d0fc0bea9a42ce7605565d0964033d7f6ee47"/>
+    <w:bookmarkEnd w:id="23"/>
+    <w:bookmarkStart w:id="27" w:name="Xe3d0fc0bea9a42ce7605565d0964033d7f6ee47"/>
     <w:p>
       <w:pPr>
         <w:pStyle w:val="Heading1"/>
@@ -1036,7 +955,7 @@
         <w:t xml:space="preserve">1. INTRODUCTION</w:t>
       </w:r>
     </w:p>
-    <w:bookmarkStart w:id="23" w:name="Xc545a453eaa2d59468571fda7d15f0f871cef2b"/>
+    <w:bookmarkStart w:id="24" w:name="Xc545a453eaa2d59468571fda7d15f0f871cef2b"/>
     <w:p>
       <w:pPr>
         <w:pStyle w:val="Heading2"/>
@@ -1060,73 +979,103 @@
           <w:bCs/>
           <w:b/>
         </w:rPr>
-        <w:t xml:space="preserve">independent software project</w:t>
-      </w:r>
-      <w:r>
-        <w:t xml:space="preserve"> </w:t>
-      </w:r>
-      <w:r>
-        <w:t xml:space="preserve">undertaken for COMP 693. It does not have an</w:t>
-      </w:r>
-      <w:r>
-        <w:t xml:space="preserve"> </w:t>
-      </w:r>
-      <w:r>
-        <w:t xml:space="preserve">external host company; the context is a self-directed portfolio project framed around a</w:t>
-      </w:r>
-      <w:r>
-        <w:t xml:space="preserve"> </w:t>
-      </w:r>
-      <w:r>
-        <w:t xml:space="preserve">realistic problem for a transport authority such as the Christchurch City Council, which</w:t>
-      </w:r>
-      <w:r>
-        <w:t xml:space="preserve"> </w:t>
-      </w:r>
-      <w:r>
-        <w:t xml:space="preserve">publishes intersection traffic-count and road-geometry open data. The project builds on</w:t>
-      </w:r>
-      <w:r>
-        <w:t xml:space="preserve"> </w:t>
-      </w:r>
-      <w:r>
-        <w:t xml:space="preserve">an existing SUMO simulation of the Christchurch central city and extends it into a</w:t>
-      </w:r>
-      <w:r>
-        <w:t xml:space="preserve"> </w:t>
-      </w:r>
-      <w:r>
-        <w:t xml:space="preserve">cloud-connected, interactive decision-support tool.</w:t>
-      </w:r>
-    </w:p>
-    <w:p>
-      <w:pPr>
-        <w:pStyle w:val="BodyText"/>
-      </w:pPr>
-      <w:r>
-        <w:rPr>
-          <w:iCs/>
-          <w:i/>
-        </w:rPr>
-        <w:t xml:space="preserve">(If your proposal framed a specific hypothetical company/service or named a mentor/host,</w:t>
-      </w:r>
-      <w:r>
-        <w:rPr>
-          <w:iCs/>
-          <w:i/>
-        </w:rPr>
-        <w:t xml:space="preserve"> </w:t>
-      </w:r>
-      <w:r>
-        <w:rPr>
-          <w:iCs/>
-          <w:i/>
-        </w:rPr>
-        <w:t xml:space="preserve">replace this paragraph with that framing.)</w:t>
-      </w:r>
-    </w:p>
-    <w:bookmarkEnd w:id="23"/>
-    <w:bookmarkStart w:id="24" w:name="Xbc48c96e0436e6a0241cc890d7cb3df568ceb67"/>
+        <w:t xml:space="preserve">industry-mentored project</w:t>
+      </w:r>
+      <w:r>
+        <w:t xml:space="preserve"> </w:t>
+      </w:r>
+      <w:r>
+        <w:t xml:space="preserve">for COMP 693, hosted by</w:t>
+      </w:r>
+      <w:r>
+        <w:t xml:space="preserve"> </w:t>
+      </w:r>
+      <w:r>
+        <w:rPr>
+          <w:bCs/>
+          <w:b/>
+        </w:rPr>
+        <w:t xml:space="preserve">JIX Reality</w:t>
+      </w:r>
+      <w:r>
+        <w:t xml:space="preserve">, a</w:t>
+      </w:r>
+      <w:r>
+        <w:t xml:space="preserve"> </w:t>
+      </w:r>
+      <w:r>
+        <w:t xml:space="preserve">Christchurch-based company working in immersive and digital-twin technologies. It extends</w:t>
+      </w:r>
+      <w:r>
+        <w:t xml:space="preserve"> </w:t>
+      </w:r>
+      <w:r>
+        <w:t xml:space="preserve">an existing SUMO-based simulation of the Christchurch central-city road network —</w:t>
+      </w:r>
+      <w:r>
+        <w:t xml:space="preserve"> </w:t>
+      </w:r>
+      <w:r>
+        <w:t xml:space="preserve">originally built during a related COMP693 digital-twin internship at JIX Reality — into a</w:t>
+      </w:r>
+      <w:r>
+        <w:t xml:space="preserve"> </w:t>
+      </w:r>
+      <w:r>
+        <w:rPr>
+          <w:bCs/>
+          <w:b/>
+        </w:rPr>
+        <w:t xml:space="preserve">cloud-connected digital twin</w:t>
+      </w:r>
+      <w:r>
+        <w:t xml:space="preserve">. The existing simulation already produces high-fidelity</w:t>
+      </w:r>
+      <w:r>
+        <w:t xml:space="preserve"> </w:t>
+      </w:r>
+      <w:r>
+        <w:t xml:space="preserve">vehicle and public-transport movement driven by real Christchurch City Council</w:t>
+      </w:r>
+      <w:r>
+        <w:t xml:space="preserve"> </w:t>
+      </w:r>
+      <w:r>
+        <w:t xml:space="preserve">traffic-count data; what did not yet exist was any mechanism for that data to leave the</w:t>
+      </w:r>
+      <w:r>
+        <w:t xml:space="preserve"> </w:t>
+      </w:r>
+      <w:r>
+        <w:t xml:space="preserve">local machine. This project builds that mechanism: a streaming pipeline carrying the</w:t>
+      </w:r>
+      <w:r>
+        <w:t xml:space="preserve"> </w:t>
+      </w:r>
+      <w:r>
+        <w:t xml:space="preserve">simulation's output, cloud-based storage of the resulting time-series, a browser</w:t>
+      </w:r>
+      <w:r>
+        <w:t xml:space="preserve"> </w:t>
+      </w:r>
+      <w:r>
+        <w:t xml:space="preserve">dashboard displaying that streamed output, and a set of decision-support features. The</w:t>
+      </w:r>
+      <w:r>
+        <w:t xml:space="preserve"> </w:t>
+      </w:r>
+      <w:r>
+        <w:t xml:space="preserve">work is scoped to a 300-hour budget and framed as a cloud and streaming-data engineering</w:t>
+      </w:r>
+      <w:r>
+        <w:t xml:space="preserve"> </w:t>
+      </w:r>
+      <w:r>
+        <w:t xml:space="preserve">extension of the existing simulation.</w:t>
+      </w:r>
+    </w:p>
+    <w:bookmarkEnd w:id="24"/>
+    <w:bookmarkStart w:id="25" w:name="Xbc48c96e0436e6a0241cc890d7cb3df568ceb67"/>
     <w:p>
       <w:pPr>
         <w:pStyle w:val="Heading2"/>
@@ -1140,99 +1089,71 @@
         <w:pStyle w:val="FirstParagraph"/>
       </w:pPr>
       <w:r>
-        <w:t xml:space="preserve">A static simulation answers "what does normal traffic look like?" but not the question a</w:t>
-      </w:r>
-      <w:r>
-        <w:t xml:space="preserve"> </w:t>
-      </w:r>
-      <w:r>
-        <w:t xml:space="preserve">planner actually asks:</w:t>
-      </w:r>
-      <w:r>
-        <w:t xml:space="preserve"> </w:t>
-      </w:r>
-      <w:r>
-        <w:rPr>
-          <w:bCs/>
-          <w:b/>
-        </w:rPr>
-        <w:t xml:space="preserve">"what happens if this road closes, or a crash blocks that</w:t>
-      </w:r>
-      <w:r>
-        <w:rPr>
-          <w:bCs/>
-          <w:b/>
-        </w:rPr>
-        <w:t xml:space="preserve"> </w:t>
-      </w:r>
-      <w:r>
-        <w:rPr>
-          <w:bCs/>
-          <w:b/>
-        </w:rPr>
-        <w:t xml:space="preserve">arterial, or an event floods the centre?"</w:t>
-      </w:r>
-      <w:r>
-        <w:t xml:space="preserve"> </w:t>
-      </w:r>
-      <w:r>
-        <w:t xml:space="preserve">Christchurch's open traffic data is</w:t>
-      </w:r>
-      <w:r>
-        <w:t xml:space="preserve"> </w:t>
-      </w:r>
-      <w:r>
-        <w:t xml:space="preserve">historical and download-only — there is no live sensor feed and no interactive way to</w:t>
-      </w:r>
-      <w:r>
-        <w:t xml:space="preserve"> </w:t>
-      </w:r>
-      <w:r>
-        <w:t xml:space="preserve">test interventions. Running these experiments by hand (editing simulation configs,</w:t>
-      </w:r>
-      <w:r>
-        <w:t xml:space="preserve"> </w:t>
-      </w:r>
-      <w:r>
-        <w:t xml:space="preserve">re-running, manually comparing output) is slow and inaccessible to a non-technical user.</w:t>
-      </w:r>
-      <w:r>
-        <w:t xml:space="preserve"> </w:t>
-      </w:r>
-      <w:r>
-        <w:t xml:space="preserve">The problem is therefore to provide a</w:t>
-      </w:r>
-      <w:r>
-        <w:t xml:space="preserve"> </w:t>
-      </w:r>
-      <w:r>
-        <w:rPr>
-          <w:bCs/>
-          <w:b/>
-        </w:rPr>
-        <w:t xml:space="preserve">live, interactive, decision-support twin</w:t>
-      </w:r>
-      <w:r>
-        <w:t xml:space="preserve"> </w:t>
-      </w:r>
-      <w:r>
-        <w:t xml:space="preserve">that</w:t>
-      </w:r>
-      <w:r>
-        <w:t xml:space="preserve"> </w:t>
-      </w:r>
-      <w:r>
-        <w:t xml:space="preserve">can inject incidents into a calibrated model and quantify their impact against a</w:t>
-      </w:r>
-      <w:r>
-        <w:t xml:space="preserve"> </w:t>
-      </w:r>
-      <w:r>
-        <w:t xml:space="preserve">baseline, in a form a non-specialist can operate and that an organisation could deploy.</w:t>
-      </w:r>
-    </w:p>
-    <w:bookmarkEnd w:id="24"/>
-    <w:bookmarkStart w:id="25" w:name="Xf168b7c29ea91d8285d0461249911f9a45bd667"/>
+        <w:t xml:space="preserve">The existing simulation produces realistic, calibrated vehicle and public-transport</w:t>
+      </w:r>
+      <w:r>
+        <w:t xml:space="preserve"> </w:t>
+      </w:r>
+      <w:r>
+        <w:t xml:space="preserve">movement, but that output never leaves the machine it runs on. The accompanying browser</w:t>
+      </w:r>
+      <w:r>
+        <w:t xml:space="preserve"> </w:t>
+      </w:r>
+      <w:r>
+        <w:t xml:space="preserve">map loads a single static CSV file; there is no mechanism for the simulation's state to</w:t>
+      </w:r>
+      <w:r>
+        <w:t xml:space="preserve"> </w:t>
+      </w:r>
+      <w:r>
+        <w:t xml:space="preserve">be streamed, stored, or queried while or after it runs. This matters because a digital</w:t>
+      </w:r>
+      <w:r>
+        <w:t xml:space="preserve"> </w:t>
+      </w:r>
+      <w:r>
+        <w:t xml:space="preserve">twin only creates value once its state is observable by people other than the person</w:t>
+      </w:r>
+      <w:r>
+        <w:t xml:space="preserve"> </w:t>
+      </w:r>
+      <w:r>
+        <w:t xml:space="preserve">running it locally: a supervisor reviewing progress, an examiner assessing a</w:t>
+      </w:r>
+      <w:r>
+        <w:t xml:space="preserve"> </w:t>
+      </w:r>
+      <w:r>
+        <w:t xml:space="preserve">demonstration, or — in a real deployment — a transport planner monitoring conditions</w:t>
+      </w:r>
+      <w:r>
+        <w:t xml:space="preserve"> </w:t>
+      </w:r>
+      <w:r>
+        <w:t xml:space="preserve">during a stadium event. Without a data pipeline out of the simulation and a persistent</w:t>
+      </w:r>
+      <w:r>
+        <w:t xml:space="preserve"> </w:t>
+      </w:r>
+      <w:r>
+        <w:t xml:space="preserve">store behind the dashboard, the system cannot be piloted, monitored over time, or used to</w:t>
+      </w:r>
+      <w:r>
+        <w:t xml:space="preserve"> </w:t>
+      </w:r>
+      <w:r>
+        <w:t xml:space="preserve">compare alternative scenarios; it can only be watched, once, on the developer's own</w:t>
+      </w:r>
+      <w:r>
+        <w:t xml:space="preserve"> </w:t>
+      </w:r>
+      <w:r>
+        <w:t xml:space="preserve">screen.</w:t>
+      </w:r>
+    </w:p>
+    <w:bookmarkEnd w:id="25"/>
+    <w:bookmarkStart w:id="26" w:name="Xf168b7c29ea91d8285d0461249911f9a45bd667"/>
     <w:p>
       <w:pPr>
         <w:pStyle w:val="Heading2"/>
@@ -1245,7 +1166,7 @@
       <w:pPr>
         <w:numPr>
           <w:ilvl w:val="0"/>
-          <w:numId w:val="1002"/>
+          <w:numId w:val="1001"/>
         </w:numPr>
         <w:pStyle w:val="Compact"/>
       </w:pPr>
@@ -1254,26 +1175,26 @@
           <w:bCs/>
           <w:b/>
         </w:rPr>
-        <w:t xml:space="preserve">Developer / author:</w:t>
-      </w:r>
-      <w:r>
-        <w:t xml:space="preserve"> </w:t>
-      </w:r>
-      <w:r>
-        <w:t xml:space="preserve">[Name: to complete] — designed, implemented, tested and</w:t>
-      </w:r>
-      <w:r>
-        <w:t xml:space="preserve"> </w:t>
-      </w:r>
-      <w:r>
-        <w:t xml:space="preserve">documented the solution (independent work).</w:t>
+        <w:t xml:space="preserve">Technical Contributor (author):</w:t>
+      </w:r>
+      <w:r>
+        <w:t xml:space="preserve"> </w:t>
+      </w:r>
+      <w:r>
+        <w:t xml:space="preserve">Kyaw Zin Myo Lwin (Student ID 1169799) — sole</w:t>
+      </w:r>
+      <w:r>
+        <w:t xml:space="preserve"> </w:t>
+      </w:r>
+      <w:r>
+        <w:t xml:space="preserve">developer, responsible for all design, implementation, testing and documentation.</w:t>
       </w:r>
     </w:p>
     <w:p>
       <w:pPr>
         <w:numPr>
           <w:ilvl w:val="0"/>
-          <w:numId w:val="1002"/>
+          <w:numId w:val="1001"/>
         </w:numPr>
         <w:pStyle w:val="Compact"/>
       </w:pPr>
@@ -1282,20 +1203,40 @@
           <w:bCs/>
           <w:b/>
         </w:rPr>
-        <w:t xml:space="preserve">Academic supervisor / examiner:</w:t>
-      </w:r>
-      <w:r>
-        <w:t xml:space="preserve"> </w:t>
-      </w:r>
-      <w:r>
-        <w:t xml:space="preserve">[to complete] — guidance and assessment.</w:t>
+        <w:t xml:space="preserve">Mentor / Supervisor:</w:t>
+      </w:r>
+      <w:r>
+        <w:t xml:space="preserve"> </w:t>
+      </w:r>
+      <w:r>
+        <w:t xml:space="preserve">Hansi Udapola (JIX Reality,</w:t>
+      </w:r>
+      <w:r>
+        <w:t xml:space="preserve"> </w:t>
+      </w:r>
+      <w:hyperlink r:id="rId20">
+        <w:r>
+          <w:rPr>
+            <w:rStyle w:val="Hyperlink"/>
+          </w:rPr>
+          <w:t xml:space="preserve">hansi@jix.co.nz</w:t>
+        </w:r>
+      </w:hyperlink>
+      <w:r>
+        <w:t xml:space="preserve">) — project</w:t>
+      </w:r>
+      <w:r>
+        <w:t xml:space="preserve"> </w:t>
+      </w:r>
+      <w:r>
+        <w:t xml:space="preserve">oversight and milestone review (product-owner role at sprint reviews, §3.1).</w:t>
       </w:r>
     </w:p>
     <w:p>
       <w:pPr>
         <w:numPr>
           <w:ilvl w:val="0"/>
-          <w:numId w:val="1002"/>
+          <w:numId w:val="1001"/>
         </w:numPr>
         <w:pStyle w:val="Compact"/>
       </w:pPr>
@@ -1304,26 +1245,26 @@
           <w:bCs/>
           <w:b/>
         </w:rPr>
-        <w:t xml:space="preserve">Stakeholders / data providers (indirect):</w:t>
-      </w:r>
-      <w:r>
-        <w:t xml:space="preserve"> </w:t>
-      </w:r>
-      <w:r>
-        <w:t xml:space="preserve">Christchurch City Council and</w:t>
-      </w:r>
-      <w:r>
-        <w:t xml:space="preserve"> </w:t>
-      </w:r>
-      <w:r>
-        <w:t xml:space="preserve">OpenStreetMap, whose open datasets calibrate the model.</w:t>
+        <w:t xml:space="preserve">Host company:</w:t>
+      </w:r>
+      <w:r>
+        <w:t xml:space="preserve"> </w:t>
+      </w:r>
+      <w:r>
+        <w:t xml:space="preserve">JIX Reality, Christchurch — provides the project context and the</w:t>
+      </w:r>
+      <w:r>
+        <w:t xml:space="preserve"> </w:t>
+      </w:r>
+      <w:r>
+        <w:t xml:space="preserve">existing simulation from the prior internship.</w:t>
       </w:r>
     </w:p>
     <w:p>
       <w:pPr>
         <w:numPr>
           <w:ilvl w:val="0"/>
-          <w:numId w:val="1002"/>
+          <w:numId w:val="1001"/>
         </w:numPr>
         <w:pStyle w:val="Compact"/>
       </w:pPr>
@@ -1332,13 +1273,41 @@
           <w:bCs/>
           <w:b/>
         </w:rPr>
+        <w:t xml:space="preserve">Data providers (indirect):</w:t>
+      </w:r>
+      <w:r>
+        <w:t xml:space="preserve"> </w:t>
+      </w:r>
+      <w:r>
+        <w:t xml:space="preserve">Christchurch City Council (traffic counts, intersection</w:t>
+      </w:r>
+      <w:r>
+        <w:t xml:space="preserve"> </w:t>
+      </w:r>
+      <w:r>
+        <w:t xml:space="preserve">geometry) and OpenStreetMap (base road network).</w:t>
+      </w:r>
+    </w:p>
+    <w:p>
+      <w:pPr>
+        <w:numPr>
+          <w:ilvl w:val="0"/>
+          <w:numId w:val="1001"/>
+        </w:numPr>
+        <w:pStyle w:val="Compact"/>
+      </w:pPr>
+      <w:r>
+        <w:rPr>
+          <w:bCs/>
+          <w:b/>
+        </w:rPr>
         <w:t xml:space="preserve">AI assistant:</w:t>
       </w:r>
       <w:r>
         <w:t xml:space="preserve"> </w:t>
       </w:r>
       <w:r>
-        <w:t xml:space="preserve">Claude Code (see Authorship Statement and §5.2).</w:t>
+        <w:t xml:space="preserve">Claude / Claude Code (see Authorship Statement and §5.2).</w:t>
       </w:r>
     </w:p>
     <w:p>
@@ -1348,9 +1317,9 @@
         </w:pict>
       </w:r>
     </w:p>
-    <w:bookmarkEnd w:id="25"/>
     <w:bookmarkEnd w:id="26"/>
-    <w:bookmarkStart w:id="29" w:name="X40f766ecc6a3f41cbbab11e7b570adfcad7b11c"/>
+    <w:bookmarkEnd w:id="27"/>
+    <w:bookmarkStart w:id="30" w:name="X40f766ecc6a3f41cbbab11e7b570adfcad7b11c"/>
     <w:p>
       <w:pPr>
         <w:pStyle w:val="Heading1"/>
@@ -1359,7 +1328,7 @@
         <w:t xml:space="preserve">2. REQUIREMENTS AND GOALS</w:t>
       </w:r>
     </w:p>
-    <w:bookmarkStart w:id="27" w:name="Xaaedca1e1f7f8bafe093120ca8334d9cbfaef13"/>
+    <w:bookmarkStart w:id="28" w:name="Xaaedca1e1f7f8bafe093120ca8334d9cbfaef13"/>
     <w:p>
       <w:pPr>
         <w:pStyle w:val="Heading2"/>
@@ -1377,25 +1346,52 @@
           <w:bCs/>
           <w:b/>
         </w:rPr>
-        <w:t xml:space="preserve">Overall goal:</w:t>
-      </w:r>
-      <w:r>
-        <w:t xml:space="preserve"> </w:t>
-      </w:r>
-      <w:r>
-        <w:t xml:space="preserve">deliver a decision-support digital twin of Christchurch's central-city</w:t>
-      </w:r>
-      <w:r>
-        <w:t xml:space="preserve"> </w:t>
-      </w:r>
-      <w:r>
-        <w:t xml:space="preserve">traffic that streams a calibrated simulation in real time, allows incident injection, and</w:t>
-      </w:r>
-      <w:r>
-        <w:t xml:space="preserve"> </w:t>
-      </w:r>
-      <w:r>
-        <w:t xml:space="preserve">measures the resulting impact against a baseline, backed by a cloud pipeline.</w:t>
+        <w:t xml:space="preserve">Overall goal (from the proposal):</w:t>
+      </w:r>
+      <w:r>
+        <w:t xml:space="preserve"> </w:t>
+      </w:r>
+      <w:r>
+        <w:t xml:space="preserve">extend the existing SUMO-based Christchurch CBD</w:t>
+      </w:r>
+      <w:r>
+        <w:t xml:space="preserve"> </w:t>
+      </w:r>
+      <w:r>
+        <w:t xml:space="preserve">simulation into a cloud-connected digital twin, delivering a streaming data pipeline,</w:t>
+      </w:r>
+      <w:r>
+        <w:t xml:space="preserve"> </w:t>
+      </w:r>
+      <w:r>
+        <w:t xml:space="preserve">cloud-based time-series storage, and an interactive browser dashboard with</w:t>
+      </w:r>
+      <w:r>
+        <w:t xml:space="preserve"> </w:t>
+      </w:r>
+      <w:r>
+        <w:rPr>
+          <w:bCs/>
+          <w:b/>
+        </w:rPr>
+        <w:t xml:space="preserve">at least four</w:t>
+      </w:r>
+      <w:r>
+        <w:rPr>
+          <w:bCs/>
+          <w:b/>
+        </w:rPr>
+        <w:t xml:space="preserve"> </w:t>
+      </w:r>
+      <w:r>
+        <w:rPr>
+          <w:bCs/>
+          <w:b/>
+        </w:rPr>
+        <w:t xml:space="preserve">decision-support features</w:t>
+      </w:r>
+      <w:r>
+        <w:t xml:space="preserve">, all deployable via a single Docker Compose command.</w:t>
       </w:r>
     </w:p>
     <w:p>
@@ -1407,7 +1403,7 @@
           <w:bCs/>
           <w:b/>
         </w:rPr>
-        <w:t xml:space="preserve">Requirements / sub-goals and success metrics:</w:t>
+        <w:t xml:space="preserve">Sub-goals (the five project milestones):</w:t>
       </w:r>
     </w:p>
     <w:tbl>
@@ -1446,19 +1442,19 @@
               <w:jc w:val="left"/>
             </w:pPr>
             <w:r>
-              <w:t xml:space="preserve">Requirement (sub-goal)</w:t>
-            </w:r>
-          </w:p>
-        </w:tc>
-        <w:tc>
-          <w:tcPr/>
-          <w:p>
-            <w:pPr>
-              <w:pStyle w:val="Compact"/>
-              <w:jc w:val="left"/>
-            </w:pPr>
-            <w:r>
-              <w:t xml:space="preserve">Success metric</w:t>
+              <w:t xml:space="preserve">Sub-goal (milestone)</w:t>
+            </w:r>
+          </w:p>
+        </w:tc>
+        <w:tc>
+          <w:tcPr/>
+          <w:p>
+            <w:pPr>
+              <w:pStyle w:val="Compact"/>
+              <w:jc w:val="left"/>
+            </w:pPr>
+            <w:r>
+              <w:t xml:space="preserve">Deadline</w:t>
             </w:r>
           </w:p>
         </w:tc>
@@ -1472,31 +1468,31 @@
               <w:jc w:val="left"/>
             </w:pPr>
             <w:r>
-              <w:t xml:space="preserve">R1</w:t>
-            </w:r>
-          </w:p>
-        </w:tc>
-        <w:tc>
-          <w:tcPr/>
-          <w:p>
-            <w:pPr>
-              <w:pStyle w:val="Compact"/>
-              <w:jc w:val="left"/>
-            </w:pPr>
-            <w:r>
-              <w:t xml:space="preserve">Real-time data: emit vehicle state as JSON over WebSocket every simulation step</w:t>
-            </w:r>
-          </w:p>
-        </w:tc>
-        <w:tc>
-          <w:tcPr/>
-          <w:p>
-            <w:pPr>
-              <w:pStyle w:val="Compact"/>
-              <w:jc w:val="left"/>
-            </w:pPr>
-            <w:r>
-              <w:t xml:space="preserve">Live feed received by a browser client within milliseconds of each tick; unit-tested serialiser</w:t>
+              <w:t xml:space="preserve">M1</w:t>
+            </w:r>
+          </w:p>
+        </w:tc>
+        <w:tc>
+          <w:tcPr/>
+          <w:p>
+            <w:pPr>
+              <w:pStyle w:val="Compact"/>
+              <w:jc w:val="left"/>
+            </w:pPr>
+            <w:r>
+              <w:t xml:space="preserve">Stream vehicle-state data out of the simulation every step, without modifying the existing simulation core</w:t>
+            </w:r>
+          </w:p>
+        </w:tc>
+        <w:tc>
+          <w:tcPr/>
+          <w:p>
+            <w:pPr>
+              <w:pStyle w:val="Compact"/>
+              <w:jc w:val="left"/>
+            </w:pPr>
+            <w:r>
+              <w:t xml:space="preserve">16 Aug 2026</w:t>
             </w:r>
           </w:p>
         </w:tc>
@@ -1510,31 +1506,31 @@
               <w:jc w:val="left"/>
             </w:pPr>
             <w:r>
-              <w:t xml:space="preserve">R2</w:t>
-            </w:r>
-          </w:p>
-        </w:tc>
-        <w:tc>
-          <w:tcPr/>
-          <w:p>
-            <w:pPr>
-              <w:pStyle w:val="Compact"/>
-              <w:jc w:val="left"/>
-            </w:pPr>
-            <w:r>
-              <w:t xml:space="preserve">Cloud pipeline: public WebSocket endpoint, metrics aggregation, time-series storage, as IaC</w:t>
-            </w:r>
-          </w:p>
-        </w:tc>
-        <w:tc>
-          <w:tcPr/>
-          <w:p>
-            <w:pPr>
-              <w:pStyle w:val="Compact"/>
-              <w:jc w:val="left"/>
-            </w:pPr>
-            <w:r>
-              <w:t xml:space="preserve">Live ticks reach InfluxDB Cloud via API Gateway + Lambda; all resources defined in Terraform</w:t>
+              <w:t xml:space="preserve">M2</w:t>
+            </w:r>
+          </w:p>
+        </w:tc>
+        <w:tc>
+          <w:tcPr/>
+          <w:p>
+            <w:pPr>
+              <w:pStyle w:val="Compact"/>
+              <w:jc w:val="left"/>
+            </w:pPr>
+            <w:r>
+              <w:t xml:space="preserve">Provision cloud infrastructure (AWS, InfluxDB Cloud) to receive and persist the streamed data as time-series records</w:t>
+            </w:r>
+          </w:p>
+        </w:tc>
+        <w:tc>
+          <w:tcPr/>
+          <w:p>
+            <w:pPr>
+              <w:pStyle w:val="Compact"/>
+              <w:jc w:val="left"/>
+            </w:pPr>
+            <w:r>
+              <w:t xml:space="preserve">6 Sep 2026</w:t>
             </w:r>
           </w:p>
         </w:tc>
@@ -1548,31 +1544,31 @@
               <w:jc w:val="left"/>
             </w:pPr>
             <w:r>
-              <w:t xml:space="preserve">R3</w:t>
-            </w:r>
-          </w:p>
-        </w:tc>
-        <w:tc>
-          <w:tcPr/>
-          <w:p>
-            <w:pPr>
-              <w:pStyle w:val="Compact"/>
-              <w:jc w:val="left"/>
-            </w:pPr>
-            <w:r>
-              <w:t xml:space="preserve">Live dashboard: map with speed-coloured vehicles, metric charts, pause/resume, hosted</w:t>
-            </w:r>
-          </w:p>
-        </w:tc>
-        <w:tc>
-          <w:tcPr/>
-          <w:p>
-            <w:pPr>
-              <w:pStyle w:val="Compact"/>
-              <w:jc w:val="left"/>
-            </w:pPr>
-            <w:r>
-              <w:t xml:space="preserve">Vehicles animate; three charts update live; dashboard deployable to S3/CloudFront + Pages</w:t>
+              <w:t xml:space="preserve">M3</w:t>
+            </w:r>
+          </w:p>
+        </w:tc>
+        <w:tc>
+          <w:tcPr/>
+          <w:p>
+            <w:pPr>
+              <w:pStyle w:val="Compact"/>
+              <w:jc w:val="left"/>
+            </w:pPr>
+            <w:r>
+              <w:t xml:space="preserve">Extend the browser dashboard with a streaming vehicle layer, replacing its one-time static load</w:t>
+            </w:r>
+          </w:p>
+        </w:tc>
+        <w:tc>
+          <w:tcPr/>
+          <w:p>
+            <w:pPr>
+              <w:pStyle w:val="Compact"/>
+              <w:jc w:val="left"/>
+            </w:pPr>
+            <w:r>
+              <w:t xml:space="preserve">20 Sep 2026</w:t>
             </w:r>
           </w:p>
         </w:tc>
@@ -1586,31 +1582,31 @@
               <w:jc w:val="left"/>
             </w:pPr>
             <w:r>
-              <w:t xml:space="preserve">R4</w:t>
-            </w:r>
-          </w:p>
-        </w:tc>
-        <w:tc>
-          <w:tcPr/>
-          <w:p>
-            <w:pPr>
-              <w:pStyle w:val="Compact"/>
-              <w:jc w:val="left"/>
-            </w:pPr>
-            <w:r>
-              <w:t xml:space="preserve">Decision support: inject an incident and compare it to a baseline with a quantified result</w:t>
-            </w:r>
-          </w:p>
-        </w:tc>
-        <w:tc>
-          <w:tcPr/>
-          <w:p>
-            <w:pPr>
-              <w:pStyle w:val="Compact"/>
-              <w:jc w:val="left"/>
-            </w:pPr>
-            <w:r>
-              <w:t xml:space="preserve">A baseline vs incident run produces a directionally-correct, quantified impact</w:t>
+              <w:t xml:space="preserve">M4</w:t>
+            </w:r>
+          </w:p>
+        </w:tc>
+        <w:tc>
+          <w:tcPr/>
+          <w:p>
+            <w:pPr>
+              <w:pStyle w:val="Compact"/>
+              <w:jc w:val="left"/>
+            </w:pPr>
+            <w:r>
+              <w:t xml:space="preserve">Implement at least four decision-support features (congestion alerts, scenario comparison, historical replay, threshold metrics panel)</w:t>
+            </w:r>
+          </w:p>
+        </w:tc>
+        <w:tc>
+          <w:tcPr/>
+          <w:p>
+            <w:pPr>
+              <w:pStyle w:val="Compact"/>
+              <w:jc w:val="left"/>
+            </w:pPr>
+            <w:r>
+              <w:t xml:space="preserve">5 Oct 2026</w:t>
             </w:r>
           </w:p>
         </w:tc>
@@ -1624,69 +1620,31 @@
               <w:jc w:val="left"/>
             </w:pPr>
             <w:r>
-              <w:t xml:space="preserve">R5</w:t>
-            </w:r>
-          </w:p>
-        </w:tc>
-        <w:tc>
-          <w:tcPr/>
-          <w:p>
-            <w:pPr>
-              <w:pStyle w:val="Compact"/>
-              <w:jc w:val="left"/>
-            </w:pPr>
-            <w:r>
-              <w:t xml:space="preserve">Usability: operable by a non-technical user</w:t>
-            </w:r>
-          </w:p>
-        </w:tc>
-        <w:tc>
-          <w:tcPr/>
-          <w:p>
-            <w:pPr>
-              <w:pStyle w:val="Compact"/>
-              <w:jc w:val="left"/>
-            </w:pPr>
-            <w:r>
-              <w:t xml:space="preserve">Whole demo runs from the browser / one command, no command line required to operate</w:t>
-            </w:r>
-          </w:p>
-        </w:tc>
-      </w:tr>
-      <w:tr>
-        <w:tc>
-          <w:tcPr/>
-          <w:p>
-            <w:pPr>
-              <w:pStyle w:val="Compact"/>
-              <w:jc w:val="left"/>
-            </w:pPr>
-            <w:r>
-              <w:t xml:space="preserve">R6</w:t>
-            </w:r>
-          </w:p>
-        </w:tc>
-        <w:tc>
-          <w:tcPr/>
-          <w:p>
-            <w:pPr>
-              <w:pStyle w:val="Compact"/>
-              <w:jc w:val="left"/>
-            </w:pPr>
-            <w:r>
-              <w:t xml:space="preserve">Engineering quality: tests, CI, reproducible packaging</w:t>
-            </w:r>
-          </w:p>
-        </w:tc>
-        <w:tc>
-          <w:tcPr/>
-          <w:p>
-            <w:pPr>
-              <w:pStyle w:val="Compact"/>
-              <w:jc w:val="left"/>
-            </w:pPr>
-            <w:r>
-              <w:t xml:space="preserve">Automated test suite green in CI; one-command Docker bring-up</w:t>
+              <w:t xml:space="preserve">M5</w:t>
+            </w:r>
+          </w:p>
+        </w:tc>
+        <w:tc>
+          <w:tcPr/>
+          <w:p>
+            <w:pPr>
+              <w:pStyle w:val="Compact"/>
+              <w:jc w:val="left"/>
+            </w:pPr>
+            <w:r>
+              <w:t xml:space="preserve">Package the system with Docker Compose and automate testing/deployment with GitHub Actions</w:t>
+            </w:r>
+          </w:p>
+        </w:tc>
+        <w:tc>
+          <w:tcPr/>
+          <w:p>
+            <w:pPr>
+              <w:pStyle w:val="Compact"/>
+              <w:jc w:val="left"/>
+            </w:pPr>
+            <w:r>
+              <w:t xml:space="preserve">19 Oct 2026</w:t>
             </w:r>
           </w:p>
         </w:tc>
@@ -1697,89 +1655,265 @@
         <w:pStyle w:val="BodyText"/>
       </w:pPr>
       <w:r>
-        <w:t xml:space="preserve">The original proposal set a 300-hour budget across three phases (real-time data; cloud</w:t>
-      </w:r>
-      <w:r>
-        <w:t xml:space="preserve"> </w:t>
-      </w:r>
-      <w:r>
-        <w:t xml:space="preserve">pipeline; live dashboard) plus an extension budget for five features (congestion alerts,</w:t>
-      </w:r>
-      <w:r>
-        <w:t xml:space="preserve"> </w:t>
-      </w:r>
-      <w:r>
-        <w:t xml:space="preserve">scenario comparison, historical replay, a threshold metrics panel, and Docker Compose).</w:t>
-      </w:r>
-      <w:r>
-        <w:t xml:space="preserve"> </w:t>
-      </w:r>
-      <w:r>
-        <w:t xml:space="preserve">Mid-project the extension work was</w:t>
-      </w:r>
-      <w:r>
-        <w:t xml:space="preserve"> </w:t>
-      </w:r>
-      <w:r>
-        <w:rPr>
-          <w:bCs/>
-          <w:b/>
-        </w:rPr>
-        <w:t xml:space="preserve">re-aimed from passive historical replay to active</w:t>
-      </w:r>
-      <w:r>
-        <w:rPr>
-          <w:bCs/>
-          <w:b/>
-        </w:rPr>
-        <w:t xml:space="preserve"> </w:t>
-      </w:r>
-      <w:r>
-        <w:rPr>
-          <w:bCs/>
-          <w:b/>
-        </w:rPr>
-        <w:t xml:space="preserve">what-if decision support</w:t>
-      </w:r>
-      <w:r>
-        <w:t xml:space="preserve"> </w:t>
-      </w:r>
-      <w:r>
-        <w:t xml:space="preserve">(see §5.1 and §3.3) — the defining purpose of a digital twin —</w:t>
-      </w:r>
-      <w:r>
-        <w:t xml:space="preserve"> </w:t>
-      </w:r>
-      <w:r>
-        <w:t xml:space="preserve">while retaining the real-data pipeline as the calibrated baseline.</w:t>
-      </w:r>
-    </w:p>
-    <w:bookmarkEnd w:id="27"/>
-    <w:bookmarkStart w:id="28" w:name="Xd6b45fcf3330aa915fa26f3cc215d0e4ed00491"/>
-    <w:p>
-      <w:pPr>
-        <w:pStyle w:val="Heading2"/>
-      </w:pPr>
-      <w:r>
-        <w:t xml:space="preserve">2.2. Comparative Analysis</w:t>
+        <w:rPr>
+          <w:bCs/>
+          <w:b/>
+        </w:rPr>
+        <w:t xml:space="preserve">Success metrics (from the proposal):</w:t>
+      </w:r>
+    </w:p>
+    <w:p>
+      <w:pPr>
+        <w:numPr>
+          <w:ilvl w:val="0"/>
+          <w:numId w:val="1002"/>
+        </w:numPr>
+        <w:pStyle w:val="Compact"/>
+      </w:pPr>
+      <w:r>
+        <w:t xml:space="preserve">End-to-end pipeline latency measured and reported (target: sub-second from simulation</w:t>
+      </w:r>
+      <w:r>
+        <w:t xml:space="preserve"> </w:t>
+      </w:r>
+      <w:r>
+        <w:t xml:space="preserve">step to dashboard update).</w:t>
+      </w:r>
+    </w:p>
+    <w:p>
+      <w:pPr>
+        <w:numPr>
+          <w:ilvl w:val="0"/>
+          <w:numId w:val="1002"/>
+        </w:numPr>
+        <w:pStyle w:val="Compact"/>
+      </w:pPr>
+      <w:r>
+        <w:t xml:space="preserve">All five sub-goals demonstrated working in a single recorded run.</w:t>
+      </w:r>
+    </w:p>
+    <w:p>
+      <w:pPr>
+        <w:numPr>
+          <w:ilvl w:val="0"/>
+          <w:numId w:val="1002"/>
+        </w:numPr>
+        <w:pStyle w:val="Compact"/>
+      </w:pPr>
+      <w:r>
+        <w:t xml:space="preserve">Terraform able to reprovision the full AWS stack from a clean account.</w:t>
+      </w:r>
+    </w:p>
+    <w:p>
+      <w:pPr>
+        <w:numPr>
+          <w:ilvl w:val="0"/>
+          <w:numId w:val="1002"/>
+        </w:numPr>
+        <w:pStyle w:val="Compact"/>
+      </w:pPr>
+      <w:r>
+        <w:t xml:space="preserve">Supervisor sign-off on a live demonstration of each decision-support feature.</w:t>
+      </w:r>
+    </w:p>
+    <w:p>
+      <w:pPr>
+        <w:numPr>
+          <w:ilvl w:val="0"/>
+          <w:numId w:val="1002"/>
+        </w:numPr>
+        <w:pStyle w:val="Compact"/>
+      </w:pPr>
+      <w:r>
+        <w:t xml:space="preserve">Final report submitted evaluating the system against these goals.</w:t>
       </w:r>
     </w:p>
     <w:p>
       <w:pPr>
         <w:pStyle w:val="FirstParagraph"/>
       </w:pPr>
+      <w:r>
+        <w:rPr>
+          <w:bCs/>
+          <w:b/>
+        </w:rPr>
+        <w:t xml:space="preserve">Evolution during delivery.</w:t>
+      </w:r>
+      <w:r>
+        <w:t xml:space="preserve"> </w:t>
+      </w:r>
+      <w:r>
+        <w:t xml:space="preserve">Milestone 4 was committed as "at least four</w:t>
+      </w:r>
+      <w:r>
+        <w:t xml:space="preserve"> </w:t>
+      </w:r>
+      <w:r>
+        <w:t xml:space="preserve">decision-support features." During delivery the</w:t>
+      </w:r>
+      <w:r>
+        <w:t xml:space="preserve"> </w:t>
+      </w:r>
       <w:r>
         <w:rPr>
           <w:iCs/>
           <w:i/>
         </w:rPr>
-        <w:t xml:space="preserve">(This extends/summarises the comparative study in the proposal. Please merge any</w:t>
-      </w:r>
+        <w:t xml:space="preserve">specific set</w:t>
+      </w:r>
+      <w:r>
+        <w:t xml:space="preserve"> </w:t>
+      </w:r>
+      <w:r>
+        <w:t xml:space="preserve">evolved from the</w:t>
+      </w:r>
+      <w:r>
+        <w:t xml:space="preserve"> </w:t>
+      </w:r>
+      <w:r>
+        <w:t xml:space="preserve">originally-listed features toward stronger</w:t>
+      </w:r>
+      <w:r>
+        <w:t xml:space="preserve"> </w:t>
+      </w:r>
+      <w:r>
+        <w:rPr>
+          <w:bCs/>
+          <w:b/>
+        </w:rPr>
+        <w:t xml:space="preserve">what-if decision support</w:t>
+      </w:r>
+      <w:r>
+        <w:t xml:space="preserve"> </w:t>
+      </w:r>
+      <w:r>
+        <w:t xml:space="preserve">on the calibrated</w:t>
+      </w:r>
+      <w:r>
+        <w:t xml:space="preserve"> </w:t>
+      </w:r>
+      <w:r>
+        <w:t xml:space="preserve">model: congestion alerts and scenario comparison were kept, incident injection, live</w:t>
+      </w:r>
+      <w:r>
+        <w:t xml:space="preserve"> </w:t>
+      </w:r>
+      <w:r>
+        <w:t xml:space="preserve">click-to-inject and an impact report were added, while historical replay was</w:t>
+      </w:r>
+      <w:r>
+        <w:t xml:space="preserve"> </w:t>
+      </w:r>
+      <w:r>
+        <w:t xml:space="preserve">de-prioritised (the real-data counts path became the comparison</w:t>
+      </w:r>
+      <w:r>
+        <w:t xml:space="preserve"> </w:t>
+      </w:r>
+      <w:r>
+        <w:rPr>
+          <w:bCs/>
+          <w:b/>
+        </w:rPr>
+        <w:t xml:space="preserve">baseline</w:t>
+      </w:r>
+      <w:r>
+        <w:t xml:space="preserve"> </w:t>
+      </w:r>
+      <w:r>
+        <w:t xml:space="preserve">rather than a</w:t>
+      </w:r>
+      <w:r>
+        <w:t xml:space="preserve"> </w:t>
+      </w:r>
+      <w:r>
+        <w:t xml:space="preserve">headline feature) and the threshold-metrics idea was folded into the congestion overlay.</w:t>
+      </w:r>
+      <w:r>
+        <w:t xml:space="preserve"> </w:t>
+      </w:r>
+      <w:r>
+        <w:t xml:space="preserve">The "≥ 4 decision-support features" requirement is therefore met, with a set better</w:t>
+      </w:r>
+      <w:r>
+        <w:t xml:space="preserve"> </w:t>
+      </w:r>
+      <w:r>
+        <w:t xml:space="preserve">aligned to the purpose of a digital twin (see §3.3 and §5.1).</w:t>
+      </w:r>
+    </w:p>
+    <w:bookmarkEnd w:id="28"/>
+    <w:bookmarkStart w:id="29" w:name="Xd6b45fcf3330aa915fa26f3cc215d0e4ed00491"/>
+    <w:p>
+      <w:pPr>
+        <w:pStyle w:val="Heading2"/>
+      </w:pPr>
+      <w:r>
+        <w:t xml:space="preserve">2.2. Comparative Analysis</w:t>
+      </w:r>
+    </w:p>
+    <w:p>
+      <w:pPr>
+        <w:pStyle w:val="FirstParagraph"/>
+      </w:pPr>
       <w:r>
         <w:rPr>
           <w:iCs/>
           <w:i/>
         </w:rPr>
+        <w:t xml:space="preserve">(Extended from the comparative study in the proposal.)</w:t>
+      </w:r>
+    </w:p>
+    <w:p>
+      <w:pPr>
+        <w:pStyle w:val="BodyText"/>
+      </w:pPr>
+      <w:r>
+        <w:t xml:space="preserve">Two publicly-documented systems are directly comparable, based on what each documents</w:t>
+      </w:r>
+      <w:r>
+        <w:t xml:space="preserve"> </w:t>
+      </w:r>
+      <w:r>
+        <w:t xml:space="preserve">about itself.</w:t>
+      </w:r>
+    </w:p>
+    <w:p>
+      <w:pPr>
+        <w:pStyle w:val="BodyText"/>
+      </w:pPr>
+      <w:r>
+        <w:t xml:space="preserve">The first is an</w:t>
+      </w:r>
+      <w:r>
+        <w:t xml:space="preserve"> </w:t>
+      </w:r>
+      <w:r>
+        <w:rPr>
+          <w:bCs/>
+          <w:b/>
+        </w:rPr>
+        <w:t xml:space="preserve">open-source SUMO traffic dashboard built with FastAPI and TraCI</w:t>
+      </w:r>
+      <w:r>
+        <w:t xml:space="preserve"> </w:t>
+      </w:r>
+      <w:r>
+        <w:t xml:space="preserve">(keshu-bara, 2025), which already provides live vehicle tracking and congestion detection</w:t>
+      </w:r>
+      <w:r>
+        <w:t xml:space="preserve"> </w:t>
+      </w:r>
+      <w:r>
+        <w:t xml:space="preserve">from a running SUMO simulation. However, by its own documentation it runs entirely on a</w:t>
+      </w:r>
+      <w:r>
+        <w:t xml:space="preserve"> </w:t>
+      </w:r>
+      <w:r>
+        <w:t xml:space="preserve">single machine, updates the browser by</w:t>
+      </w:r>
+      <w:r>
         <w:t xml:space="preserve"> </w:t>
       </w:r>
       <w:r>
@@ -1787,7 +1921,287 @@
           <w:iCs/>
           <w:i/>
         </w:rPr>
-        <w:t xml:space="preserve">specific comparisons or citations from your proposal version.)</w:t>
+        <w:t xml:space="preserve">polling</w:t>
+      </w:r>
+      <w:r>
+        <w:t xml:space="preserve"> </w:t>
+      </w:r>
+      <w:r>
+        <w:t xml:space="preserve">rather than genuine streaming, and does</w:t>
+      </w:r>
+      <w:r>
+        <w:t xml:space="preserve"> </w:t>
+      </w:r>
+      <w:r>
+        <w:t xml:space="preserve">not persist data to a database; historical replay is listed only as a planned future</w:t>
+      </w:r>
+      <w:r>
+        <w:t xml:space="preserve"> </w:t>
+      </w:r>
+      <w:r>
+        <w:t xml:space="preserve">feature, not something currently implemented.</w:t>
+      </w:r>
+    </w:p>
+    <w:p>
+      <w:pPr>
+        <w:pStyle w:val="BodyText"/>
+      </w:pPr>
+      <w:r>
+        <w:t xml:space="preserve">The second is a</w:t>
+      </w:r>
+      <w:r>
+        <w:t xml:space="preserve"> </w:t>
+      </w:r>
+      <w:r>
+        <w:rPr>
+          <w:bCs/>
+          <w:b/>
+        </w:rPr>
+        <w:t xml:space="preserve">peer-reviewed cloud architecture that streams SUMO simulation data</w:t>
+      </w:r>
+      <w:r>
+        <w:rPr>
+          <w:bCs/>
+          <w:b/>
+        </w:rPr>
+        <w:t xml:space="preserve"> </w:t>
+      </w:r>
+      <w:r>
+        <w:rPr>
+          <w:bCs/>
+          <w:b/>
+        </w:rPr>
+        <w:t xml:space="preserve">through a serverless AWS pipeline</w:t>
+      </w:r>
+      <w:r>
+        <w:t xml:space="preserve"> </w:t>
+      </w:r>
+      <w:r>
+        <w:t xml:space="preserve">to support a real-time vehicle speed-advisory</w:t>
+      </w:r>
+      <w:r>
+        <w:t xml:space="preserve"> </w:t>
+      </w:r>
+      <w:r>
+        <w:t xml:space="preserve">application (Deng et al., 2024). This shows that an AWS-based, SUMO-driven streaming</w:t>
+      </w:r>
+      <w:r>
+        <w:t xml:space="preserve"> </w:t>
+      </w:r>
+      <w:r>
+        <w:t xml:space="preserve">architecture is viable at a latency requirement similar to the one this project targets.</w:t>
+      </w:r>
+      <w:r>
+        <w:t xml:space="preserve"> </w:t>
+      </w:r>
+      <w:r>
+        <w:t xml:space="preserve">However, the published system was built to evaluate a specific control algorithm rather</w:t>
+      </w:r>
+      <w:r>
+        <w:t xml:space="preserve"> </w:t>
+      </w:r>
+      <w:r>
+        <w:t xml:space="preserve">than to serve as a general-purpose dashboard, and it does not include decision-support</w:t>
+      </w:r>
+      <w:r>
+        <w:t xml:space="preserve"> </w:t>
+      </w:r>
+      <w:r>
+        <w:t xml:space="preserve">features such as alerts, scenario comparison, or historical replay.</w:t>
+      </w:r>
+    </w:p>
+    <w:p>
+      <w:pPr>
+        <w:pStyle w:val="BodyText"/>
+      </w:pPr>
+      <w:r>
+        <w:t xml:space="preserve">Between them, these two systems indicate that the individual pieces of this project — a</w:t>
+      </w:r>
+      <w:r>
+        <w:t xml:space="preserve"> </w:t>
+      </w:r>
+      <w:r>
+        <w:t xml:space="preserve">SUMO dashboard with live tracking, and an AWS-based SUMO streaming pipeline — already</w:t>
+      </w:r>
+      <w:r>
+        <w:t xml:space="preserve"> </w:t>
+      </w:r>
+      <w:r>
+        <w:t xml:space="preserve">exist separately. Based on what is publicly documented about each,</w:t>
+      </w:r>
+      <w:r>
+        <w:t xml:space="preserve"> </w:t>
+      </w:r>
+      <w:r>
+        <w:rPr>
+          <w:bCs/>
+          <w:b/>
+        </w:rPr>
+        <w:t xml:space="preserve">neither combines a</w:t>
+      </w:r>
+      <w:r>
+        <w:rPr>
+          <w:bCs/>
+          <w:b/>
+        </w:rPr>
+        <w:t xml:space="preserve"> </w:t>
+      </w:r>
+      <w:r>
+        <w:rPr>
+          <w:bCs/>
+          <w:b/>
+        </w:rPr>
+        <w:t xml:space="preserve">calibrated real-city simulation, cloud-based persistent storage, and a dashboard with</w:t>
+      </w:r>
+      <w:r>
+        <w:rPr>
+          <w:bCs/>
+          <w:b/>
+        </w:rPr>
+        <w:t xml:space="preserve"> </w:t>
+      </w:r>
+      <w:r>
+        <w:rPr>
+          <w:bCs/>
+          <w:b/>
+        </w:rPr>
+        <w:t xml:space="preserve">decision-support features in one system.</w:t>
+      </w:r>
+      <w:r>
+        <w:t xml:space="preserve"> </w:t>
+      </w:r>
+      <w:r>
+        <w:t xml:space="preserve">This project's contribution is combining these</w:t>
+      </w:r>
+      <w:r>
+        <w:t xml:space="preserve"> </w:t>
+      </w:r>
+      <w:r>
+        <w:t xml:space="preserve">three elements rather than any one of them in isolation. The decision-support set was</w:t>
+      </w:r>
+      <w:r>
+        <w:t xml:space="preserve"> </w:t>
+      </w:r>
+      <w:r>
+        <w:t xml:space="preserve">further sharpened during delivery toward what-if incident analysis (§2.1), which neither</w:t>
+      </w:r>
+      <w:r>
+        <w:t xml:space="preserve"> </w:t>
+      </w:r>
+      <w:r>
+        <w:t xml:space="preserve">comparable system offers.</w:t>
+      </w:r>
+    </w:p>
+    <w:p>
+      <w:r>
+        <w:pict>
+          <v:rect style="width:0;height:1.5pt" o:hralign="center" o:hrstd="t" o:hr="t"/>
+        </w:pict>
+      </w:r>
+    </w:p>
+    <w:bookmarkEnd w:id="29"/>
+    <w:bookmarkEnd w:id="30"/>
+    <w:bookmarkStart w:id="38" w:name="X167a2da0345881bf36eef0606d50b1063a572d3"/>
+    <w:p>
+      <w:pPr>
+        <w:pStyle w:val="Heading1"/>
+      </w:pPr>
+      <w:r>
+        <w:t xml:space="preserve">3. METHODS</w:t>
+      </w:r>
+    </w:p>
+    <w:bookmarkStart w:id="31" w:name="X90037fffeb0517eb9be28959be4b42079adccec"/>
+    <w:p>
+      <w:pPr>
+        <w:pStyle w:val="Heading2"/>
+      </w:pPr>
+      <w:r>
+        <w:t xml:space="preserve">3.1. Overview</w:t>
+      </w:r>
+    </w:p>
+    <w:p>
+      <w:pPr>
+        <w:pStyle w:val="FirstParagraph"/>
+      </w:pPr>
+      <w:r>
+        <w:rPr>
+          <w:bCs/>
+          <w:b/>
+        </w:rPr>
+        <w:t xml:space="preserve">Project management.</w:t>
+      </w:r>
+      <w:r>
+        <w:t xml:space="preserve"> </w:t>
+      </w:r>
+      <w:r>
+        <w:t xml:space="preserve">The project used</w:t>
+      </w:r>
+      <w:r>
+        <w:t xml:space="preserve"> </w:t>
+      </w:r>
+      <w:r>
+        <w:rPr>
+          <w:bCs/>
+          <w:b/>
+        </w:rPr>
+        <w:t xml:space="preserve">Scrum adapted for a single developer</w:t>
+      </w:r>
+      <w:r>
+        <w:t xml:space="preserve">. The</w:t>
+      </w:r>
+      <w:r>
+        <w:t xml:space="preserve"> </w:t>
+      </w:r>
+      <w:r>
+        <w:t xml:space="preserve">five milestones (§2.1) doubled as sprints: each began by planning that milestone's tasks</w:t>
+      </w:r>
+      <w:r>
+        <w:t xml:space="preserve"> </w:t>
+      </w:r>
+      <w:r>
+        <w:t xml:space="preserve">into a backlog, ran through self-review against that backlog, and ended with a sprint</w:t>
+      </w:r>
+      <w:r>
+        <w:t xml:space="preserve"> </w:t>
+      </w:r>
+      <w:r>
+        <w:t xml:space="preserve">review demonstrating the working increment to the supervisor (acting as product owner),</w:t>
+      </w:r>
+      <w:r>
+        <w:t xml:space="preserve"> </w:t>
+      </w:r>
+      <w:r>
+        <w:t xml:space="preserve">followed by a short retrospective. One person covered all Scrum roles, but the</w:t>
+      </w:r>
+      <w:r>
+        <w:t xml:space="preserve"> </w:t>
+      </w:r>
+      <w:r>
+        <w:t xml:space="preserve">plan–build–review–retrospective cycle was kept for every milestone, which suited a project</w:t>
+      </w:r>
+      <w:r>
+        <w:t xml:space="preserve"> </w:t>
+      </w:r>
+      <w:r>
+        <w:t xml:space="preserve">where each milestone delivers a demonstrable increment that benefits from feedback before</w:t>
+      </w:r>
+      <w:r>
+        <w:t xml:space="preserve"> </w:t>
+      </w:r>
+      <w:r>
+        <w:t xml:space="preserve">the next layer is built on it.</w:t>
+      </w:r>
+    </w:p>
+    <w:p>
+      <w:pPr>
+        <w:pStyle w:val="BodyText"/>
+      </w:pPr>
+      <w:r>
+        <w:rPr>
+          <w:bCs/>
+          <w:b/>
+        </w:rPr>
+        <w:t xml:space="preserve">Techniques and methods.</w:t>
       </w:r>
     </w:p>
     <w:p>
@@ -1803,37 +2217,25 @@
           <w:bCs/>
           <w:b/>
         </w:rPr>
-        <w:t xml:space="preserve">Simulation engine.</w:t>
-      </w:r>
-      <w:r>
-        <w:t xml:space="preserve"> </w:t>
-      </w:r>
-      <w:r>
-        <w:t xml:space="preserve">SUMO (Lopez et al., 2018) was chosen over commercial</w:t>
-      </w:r>
-      <w:r>
-        <w:t xml:space="preserve"> </w:t>
-      </w:r>
-      <w:r>
-        <w:t xml:space="preserve">microsimulators (e.g. Aimsun, PTV VISSIM) because it is open-source, scriptable through</w:t>
-      </w:r>
-      <w:r>
-        <w:t xml:space="preserve"> </w:t>
-      </w:r>
-      <w:r>
-        <w:t xml:space="preserve">TraCI for real-time control, and already used for the existing Christchurch model.</w:t>
-      </w:r>
-      <w:r>
-        <w:t xml:space="preserve"> </w:t>
-      </w:r>
-      <w:r>
-        <w:t xml:space="preserve">Mesoscopic/agent frameworks (e.g. MATSim) model demand well but are less suited to the</w:t>
-      </w:r>
-      <w:r>
-        <w:t xml:space="preserve"> </w:t>
-      </w:r>
-      <w:r>
-        <w:t xml:space="preserve">tick-level, per-vehicle real-time streaming this project needs.</w:t>
+        <w:t xml:space="preserve">Vertical-slice-first development</w:t>
+      </w:r>
+      <w:r>
+        <w:t xml:space="preserve"> </w:t>
+      </w:r>
+      <w:r>
+        <w:t xml:space="preserve">— build one intersection's worth of streaming,</w:t>
+      </w:r>
+      <w:r>
+        <w:t xml:space="preserve"> </w:t>
+      </w:r>
+      <w:r>
+        <w:t xml:space="preserve">storage and dashboard display end-to-end before widening coverage, so integration risk</w:t>
+      </w:r>
+      <w:r>
+        <w:t xml:space="preserve"> </w:t>
+      </w:r>
+      <w:r>
+        <w:t xml:space="preserve">is found early (M1–M3).</w:t>
       </w:r>
     </w:p>
     <w:p>
@@ -1849,47 +2251,19 @@
           <w:bCs/>
           <w:b/>
         </w:rPr>
-        <w:t xml:space="preserve">Digital-twin framing.</w:t>
-      </w:r>
-      <w:r>
-        <w:t xml:space="preserve"> </w:t>
-      </w:r>
-      <w:r>
-        <w:t xml:space="preserve">Rather than a purely descriptive dashboard of historical</w:t>
-      </w:r>
-      <w:r>
-        <w:t xml:space="preserve"> </w:t>
-      </w:r>
-      <w:r>
-        <w:t xml:space="preserve">data, the project adopts a</w:t>
-      </w:r>
-      <w:r>
-        <w:t xml:space="preserve"> </w:t>
-      </w:r>
-      <w:r>
-        <w:rPr>
-          <w:iCs/>
-          <w:i/>
-        </w:rPr>
-        <w:t xml:space="preserve">decision-support</w:t>
-      </w:r>
-      <w:r>
-        <w:t xml:space="preserve"> </w:t>
-      </w:r>
-      <w:r>
-        <w:t xml:space="preserve">framing: perturb a calibrated model and</w:t>
-      </w:r>
-      <w:r>
-        <w:t xml:space="preserve"> </w:t>
-      </w:r>
-      <w:r>
-        <w:t xml:space="preserve">measure impact. This is more defensible than estimating "real" conditions from sparse,</w:t>
-      </w:r>
-      <w:r>
-        <w:t xml:space="preserve"> </w:t>
-      </w:r>
-      <w:r>
-        <w:t xml:space="preserve">peak-only survey counts on a schematic graph.</w:t>
+        <w:t xml:space="preserve">Infrastructure-as-code</w:t>
+      </w:r>
+      <w:r>
+        <w:t xml:space="preserve"> </w:t>
+      </w:r>
+      <w:r>
+        <w:t xml:space="preserve">— all AWS resources defined and provisioned through Terraform,</w:t>
+      </w:r>
+      <w:r>
+        <w:t xml:space="preserve"> </w:t>
+      </w:r>
+      <w:r>
+        <w:t xml:space="preserve">so the cloud environment is reproducible and reviewable as code (M2).</w:t>
       </w:r>
     </w:p>
     <w:p>
@@ -1905,25 +2279,58 @@
           <w:bCs/>
           <w:b/>
         </w:rPr>
-        <w:t xml:space="preserve">Time-series store.</w:t>
-      </w:r>
-      <w:r>
-        <w:t xml:space="preserve"> </w:t>
-      </w:r>
-      <w:r>
-        <w:t xml:space="preserve">InfluxDB (InfluxData, n.d.) was selected for tick data over</w:t>
-      </w:r>
-      <w:r>
-        <w:t xml:space="preserve"> </w:t>
-      </w:r>
-      <w:r>
-        <w:t xml:space="preserve">general-purpose databases and over Prometheus (pull-based, ops-oriented) because it is</w:t>
-      </w:r>
-      <w:r>
-        <w:t xml:space="preserve"> </w:t>
-      </w:r>
-      <w:r>
-        <w:t xml:space="preserve">purpose-built for high-frequency time series and has a free managed tier.</w:t>
+        <w:t xml:space="preserve">Incremental, additive extension of existing files</w:t>
+      </w:r>
+      <w:r>
+        <w:t xml:space="preserve"> </w:t>
+      </w:r>
+      <w:r>
+        <w:t xml:space="preserve">— the existing simulation core,</w:t>
+      </w:r>
+      <w:r>
+        <w:t xml:space="preserve"> </w:t>
+      </w:r>
+      <w:r>
+        <w:t xml:space="preserve">network and demand files are not modified; new functionality is added at the two</w:t>
+      </w:r>
+      <w:r>
+        <w:t xml:space="preserve"> </w:t>
+      </w:r>
+      <w:r>
+        <w:t xml:space="preserve">confirmed extension points (the TraCI step hook in</w:t>
+      </w:r>
+      <w:r>
+        <w:t xml:space="preserve"> </w:t>
+      </w:r>
+      <w:r>
+        <w:rPr>
+          <w:rStyle w:val="VerbatimChar"/>
+        </w:rPr>
+        <w:t xml:space="preserve">run_traci.py</w:t>
+      </w:r>
+      <w:r>
+        <w:t xml:space="preserve"> </w:t>
+      </w:r>
+      <w:r>
+        <w:t xml:space="preserve">and the map's</w:t>
+      </w:r>
+      <w:r>
+        <w:t xml:space="preserve"> </w:t>
+      </w:r>
+      <w:r>
+        <w:t xml:space="preserve">data-loading logic in</w:t>
+      </w:r>
+      <w:r>
+        <w:t xml:space="preserve"> </w:t>
+      </w:r>
+      <w:r>
+        <w:rPr>
+          <w:rStyle w:val="VerbatimChar"/>
+        </w:rPr>
+        <w:t xml:space="preserve">intersection_map.html</w:t>
+      </w:r>
+      <w:r>
+        <w:t xml:space="preserve">) (M1, M3).</w:t>
       </w:r>
     </w:p>
     <w:p>
@@ -1939,122 +2346,13 @@
           <w:bCs/>
           <w:b/>
         </w:rPr>
-        <w:t xml:space="preserve">Cloud architecture.</w:t>
-      </w:r>
-      <w:r>
-        <w:t xml:space="preserve"> </w:t>
-      </w:r>
-      <w:r>
-        <w:t xml:space="preserve">A serverless design (API Gateway + Lambda) was chosen over</w:t>
-      </w:r>
-      <w:r>
-        <w:t xml:space="preserve"> </w:t>
-      </w:r>
-      <w:r>
-        <w:t xml:space="preserve">always-on servers to minimise cost (near-zero idle) and to suit bursty, per-tick</w:t>
-      </w:r>
-      <w:r>
-        <w:t xml:space="preserve"> </w:t>
-      </w:r>
-      <w:r>
-        <w:t xml:space="preserve">ingestion; Terraform provides reproducible, reviewable provisioning.</w:t>
-      </w:r>
-    </w:p>
-    <w:p>
-      <w:pPr>
-        <w:numPr>
-          <w:ilvl w:val="0"/>
-          <w:numId w:val="1003"/>
-        </w:numPr>
-        <w:pStyle w:val="Compact"/>
-      </w:pPr>
-      <w:r>
-        <w:rPr>
-          <w:bCs/>
-          <w:b/>
-        </w:rPr>
-        <w:t xml:space="preserve">Deployment / packaging.</w:t>
-      </w:r>
-      <w:r>
-        <w:t xml:space="preserve"> </w:t>
-      </w:r>
-      <w:r>
-        <w:t xml:space="preserve">Docker Compose gives a portable one-command local demo, a</w:t>
-      </w:r>
-      <w:r>
-        <w:t xml:space="preserve"> </w:t>
-      </w:r>
-      <w:r>
-        <w:t xml:space="preserve">right-sized alternative to a full container-orchestration platform for a project of</w:t>
-      </w:r>
-      <w:r>
-        <w:t xml:space="preserve"> </w:t>
-      </w:r>
-      <w:r>
-        <w:t xml:space="preserve">this scale.</w:t>
-      </w:r>
-    </w:p>
-    <w:p>
-      <w:r>
-        <w:pict>
-          <v:rect style="width:0;height:1.5pt" o:hralign="center" o:hrstd="t" o:hr="t"/>
-        </w:pict>
-      </w:r>
-    </w:p>
-    <w:bookmarkEnd w:id="28"/>
-    <w:bookmarkEnd w:id="29"/>
-    <w:bookmarkStart w:id="37" w:name="X167a2da0345881bf36eef0606d50b1063a572d3"/>
-    <w:p>
-      <w:pPr>
-        <w:pStyle w:val="Heading1"/>
-      </w:pPr>
-      <w:r>
-        <w:t xml:space="preserve">3. METHODS</w:t>
-      </w:r>
-    </w:p>
-    <w:bookmarkStart w:id="30" w:name="X90037fffeb0517eb9be28959be4b42079adccec"/>
-    <w:p>
-      <w:pPr>
-        <w:pStyle w:val="Heading2"/>
-      </w:pPr>
-      <w:r>
-        <w:t xml:space="preserve">3.1. Overview</w:t>
-      </w:r>
-    </w:p>
-    <w:p>
-      <w:pPr>
-        <w:pStyle w:val="FirstParagraph"/>
-      </w:pPr>
-      <w:r>
-        <w:t xml:space="preserve">The project followed an</w:t>
-      </w:r>
-      <w:r>
-        <w:t xml:space="preserve"> </w:t>
-      </w:r>
-      <w:r>
-        <w:rPr>
-          <w:bCs/>
-          <w:b/>
-        </w:rPr>
-        <w:t xml:space="preserve">iterative, milestone-driven</w:t>
-      </w:r>
-      <w:r>
-        <w:t xml:space="preserve"> </w:t>
-      </w:r>
-      <w:r>
-        <w:t xml:space="preserve">approach: each feature was built</w:t>
-      </w:r>
-      <w:r>
-        <w:t xml:space="preserve"> </w:t>
-      </w:r>
-      <w:r>
-        <w:t xml:space="preserve">as a small, independently testable increment, committed one logical step at a time on a</w:t>
-      </w:r>
-      <w:r>
-        <w:t xml:space="preserve"> </w:t>
-      </w:r>
-      <w:r>
-        <w:t xml:space="preserve">feature branch, and validated by unit tests before integration. A</w:t>
+        <w:t xml:space="preserve">Automated testing</w:t>
+      </w:r>
+      <w:r>
+        <w:t xml:space="preserve"> </w:t>
+      </w:r>
+      <w:r>
+        <w:t xml:space="preserve">— a</w:t>
       </w:r>
       <w:r>
         <w:t xml:space="preserve"> </w:t>
@@ -2070,19 +2368,31 @@
         <w:t xml:space="preserve"> </w:t>
       </w:r>
       <w:r>
-        <w:t xml:space="preserve">design was used throughout — business logic in pure functions tested against fakes and</w:t>
-      </w:r>
-      <w:r>
-        <w:t xml:space="preserve"> </w:t>
-      </w:r>
-      <w:r>
-        <w:t xml:space="preserve">mocks, with thin I/O wrappers — so that correctness could be verified without SUMO, the</w:t>
-      </w:r>
-      <w:r>
-        <w:t xml:space="preserve"> </w:t>
-      </w:r>
-      <w:r>
-        <w:t xml:space="preserve">cloud, or a network. Progress, decisions and a running budget were tracked in-repository</w:t>
+        <w:t xml:space="preserve">design puts business logic in pure</w:t>
+      </w:r>
+      <w:r>
+        <w:t xml:space="preserve"> </w:t>
+      </w:r>
+      <w:r>
+        <w:t xml:space="preserve">functions tested against fakes and mocks, with thin I/O wrappers, so correctness is</w:t>
+      </w:r>
+      <w:r>
+        <w:t xml:space="preserve"> </w:t>
+      </w:r>
+      <w:r>
+        <w:t xml:space="preserve">verifiable without SUMO, the cloud or a network; plus an end-to-end integration path</w:t>
+      </w:r>
+      <w:r>
+        <w:t xml:space="preserve"> </w:t>
+      </w:r>
+      <w:r>
+        <w:t xml:space="preserve">through the full pipeline (M4, §4.2). Work was committed one logical step at a time on a</w:t>
+      </w:r>
+      <w:r>
+        <w:t xml:space="preserve"> </w:t>
+      </w:r>
+      <w:r>
+        <w:t xml:space="preserve">feature branch; progress, decisions and a running budget were tracked in-repository</w:t>
       </w:r>
       <w:r>
         <w:t xml:space="preserve"> </w:t>
@@ -2114,42 +2424,75 @@
     </w:p>
     <w:p>
       <w:pPr>
-        <w:pStyle w:val="BodyText"/>
-      </w:pPr>
-      <w:r>
-        <w:rPr>
-          <w:bCs/>
-          <w:b/>
-        </w:rPr>
-        <w:t xml:space="preserve">Tools and technologies:</w:t>
-      </w:r>
-      <w:r>
-        <w:t xml:space="preserve"> </w:t>
-      </w:r>
-      <w:r>
-        <w:t xml:space="preserve">Python (asyncio, websockets, sumolib/TraCI); SUMO; InfluxDB;</w:t>
-      </w:r>
-      <w:r>
-        <w:t xml:space="preserve"> </w:t>
-      </w:r>
-      <w:r>
-        <w:t xml:space="preserve">AWS (API Gateway, Lambda, DynamoDB, S3, CloudFront, Secrets Manager, CloudWatch);</w:t>
-      </w:r>
-      <w:r>
-        <w:t xml:space="preserve"> </w:t>
-      </w:r>
-      <w:r>
-        <w:t xml:space="preserve">Terraform; Leaflet and Chart.js; Docker / Docker Compose; GitHub and GitHub Actions;</w:t>
-      </w:r>
-      <w:r>
-        <w:t xml:space="preserve"> </w:t>
-      </w:r>
-      <w:r>
-        <w:t xml:space="preserve">pytest + moto for testing.</w:t>
-      </w:r>
-    </w:p>
-    <w:bookmarkEnd w:id="30"/>
-    <w:bookmarkStart w:id="34" w:name="Xe24fb12a1bd0491717268164b8439e01baf3119"/>
+        <w:pStyle w:val="FirstParagraph"/>
+      </w:pPr>
+      <w:r>
+        <w:rPr>
+          <w:bCs/>
+          <w:b/>
+        </w:rPr>
+        <w:t xml:space="preserve">Tools and technologies.</w:t>
+      </w:r>
+      <w:r>
+        <w:t xml:space="preserve"> </w:t>
+      </w:r>
+      <w:r>
+        <w:t xml:space="preserve">SUMO 1.27.1 + TraCI and Python (asyncio, websockets, sumolib)</w:t>
+      </w:r>
+      <w:r>
+        <w:t xml:space="preserve"> </w:t>
+      </w:r>
+      <w:r>
+        <w:t xml:space="preserve">for the emitter/WebSocket server; AWS (API Gateway WebSocket API, Lambda, DynamoDB, S3,</w:t>
+      </w:r>
+      <w:r>
+        <w:t xml:space="preserve"> </w:t>
+      </w:r>
+      <w:r>
+        <w:t xml:space="preserve">CloudFront, Secrets Manager, CloudWatch) with Terraform for infrastructure-as-code;</w:t>
+      </w:r>
+      <w:r>
+        <w:t xml:space="preserve"> </w:t>
+      </w:r>
+      <w:r>
+        <w:t xml:space="preserve">InfluxDB Cloud (time-series storage); JavaScript with Leaflet (existing map) and Chart.js;</w:t>
+      </w:r>
+      <w:r>
+        <w:t xml:space="preserve"> </w:t>
+      </w:r>
+      <w:r>
+        <w:t xml:space="preserve">Docker / Docker Compose; GitHub and GitHub Actions; pytest + moto for testing; and Claude</w:t>
+      </w:r>
+      <w:r>
+        <w:t xml:space="preserve"> </w:t>
+      </w:r>
+      <w:r>
+        <w:t xml:space="preserve">Code as an AI coding assistant under a repository-level</w:t>
+      </w:r>
+      <w:r>
+        <w:t xml:space="preserve"> </w:t>
+      </w:r>
+      <w:r>
+        <w:rPr>
+          <w:rStyle w:val="VerbatimChar"/>
+        </w:rPr>
+        <w:t xml:space="preserve">CLAUDE.md</w:t>
+      </w:r>
+      <w:r>
+        <w:t xml:space="preserve"> </w:t>
+      </w:r>
+      <w:r>
+        <w:t xml:space="preserve">context file, subject</w:t>
+      </w:r>
+      <w:r>
+        <w:t xml:space="preserve"> </w:t>
+      </w:r>
+      <w:r>
+        <w:t xml:space="preserve">to the author's review of all generated code (§5.2).</w:t>
+      </w:r>
+    </w:p>
+    <w:bookmarkEnd w:id="31"/>
+    <w:bookmarkStart w:id="35" w:name="Xe24fb12a1bd0491717268164b8439e01baf3119"/>
     <w:p>
       <w:pPr>
         <w:pStyle w:val="Heading2"/>
@@ -2223,18 +2566,18 @@
           <wp:inline>
             <wp:extent cx="5334000" cy="7341053"/>
             <wp:effectExtent b="0" l="0" r="0" t="0"/>
-            <wp:docPr descr="System architecture" title="" id="32" name="Picture"/>
+            <wp:docPr descr="System architecture" title="" id="33" name="Picture"/>
             <a:graphic>
               <a:graphicData uri="http://schemas.openxmlformats.org/drawingml/2006/picture">
                 <pic:pic>
                   <pic:nvPicPr>
-                    <pic:cNvPr descr="img/architecture.png" id="33" name="Picture"/>
+                    <pic:cNvPr descr="img/architecture.png" id="34" name="Picture"/>
                     <pic:cNvPicPr>
                       <a:picLocks noChangeArrowheads="1" noChangeAspect="1"/>
                     </pic:cNvPicPr>
                   </pic:nvPicPr>
                   <pic:blipFill>
-                    <a:blip r:embed="rId31"/>
+                    <a:blip r:embed="rId32"/>
                     <a:stretch>
                       <a:fillRect/>
                     </a:stretch>
@@ -2565,8 +2908,8 @@
         <w:t xml:space="preserve">scenarios and inject incidents from the browser.</w:t>
       </w:r>
     </w:p>
-    <w:bookmarkEnd w:id="34"/>
-    <w:bookmarkStart w:id="35" w:name="X3c06701c766c193410194aa7adc16f2b4aa6eef"/>
+    <w:bookmarkEnd w:id="35"/>
+    <w:bookmarkStart w:id="36" w:name="X3c06701c766c193410194aa7adc16f2b4aa6eef"/>
     <w:p>
       <w:pPr>
         <w:pStyle w:val="Heading2"/>
@@ -2940,9 +3283,201 @@
           </w:p>
         </w:tc>
       </w:tr>
+      <w:tr>
+        <w:tc>
+          <w:tcPr/>
+          <w:p>
+            <w:pPr>
+              <w:pStyle w:val="Compact"/>
+              <w:jc w:val="left"/>
+            </w:pPr>
+            <w:r>
+              <w:rPr>
+                <w:bCs/>
+                <w:b/>
+              </w:rPr>
+              <w:t xml:space="preserve">AWS / InfluxDB free-tier limits</w:t>
+            </w:r>
+            <w:r>
+              <w:t xml:space="preserve"> </w:t>
+            </w:r>
+            <w:r>
+              <w:t xml:space="preserve">(anticipated in the proposal)</w:t>
+            </w:r>
+          </w:p>
+        </w:tc>
+        <w:tc>
+          <w:tcPr/>
+          <w:p>
+            <w:pPr>
+              <w:pStyle w:val="Compact"/>
+              <w:jc w:val="left"/>
+            </w:pPr>
+            <w:r>
+              <w:t xml:space="preserve">Unexpected cost</w:t>
+            </w:r>
+          </w:p>
+        </w:tc>
+        <w:tc>
+          <w:tcPr/>
+          <w:p>
+            <w:pPr>
+              <w:pStyle w:val="Compact"/>
+              <w:jc w:val="left"/>
+            </w:pPr>
+            <w:r>
+              <w:t xml:space="preserve">Kept resource usage minimal and serverless (near-zero idle); $5 billing alarm; stayed within budget (≈ $1–2/month)</w:t>
+            </w:r>
+          </w:p>
+        </w:tc>
+      </w:tr>
+      <w:tr>
+        <w:tc>
+          <w:tcPr/>
+          <w:p>
+            <w:pPr>
+              <w:pStyle w:val="Compact"/>
+              <w:jc w:val="left"/>
+            </w:pPr>
+            <w:r>
+              <w:rPr>
+                <w:bCs/>
+                <w:b/>
+              </w:rPr>
+              <w:t xml:space="preserve">InfluxDB schema constraining later code</w:t>
+            </w:r>
+            <w:r>
+              <w:t xml:space="preserve"> </w:t>
+            </w:r>
+            <w:r>
+              <w:t xml:space="preserve">(anticipated)</w:t>
+            </w:r>
+          </w:p>
+        </w:tc>
+        <w:tc>
+          <w:tcPr/>
+          <w:p>
+            <w:pPr>
+              <w:pStyle w:val="Compact"/>
+              <w:jc w:val="left"/>
+            </w:pPr>
+            <w:r>
+              <w:t xml:space="preserve">Rework of dashboard/query code</w:t>
+            </w:r>
+          </w:p>
+        </w:tc>
+        <w:tc>
+          <w:tcPr/>
+          <w:p>
+            <w:pPr>
+              <w:pStyle w:val="Compact"/>
+              <w:jc w:val="left"/>
+            </w:pPr>
+            <w:r>
+              <w:t xml:space="preserve">Finalised the measurement/tag/field schema early (M2) before the dashboard and query code depended on it</w:t>
+            </w:r>
+          </w:p>
+        </w:tc>
+      </w:tr>
+      <w:tr>
+        <w:tc>
+          <w:tcPr/>
+          <w:p>
+            <w:pPr>
+              <w:pStyle w:val="Compact"/>
+              <w:jc w:val="left"/>
+            </w:pPr>
+            <w:r>
+              <w:rPr>
+                <w:bCs/>
+                <w:b/>
+              </w:rPr>
+              <w:t xml:space="preserve">Scope creep toward Kubernetes / AI / XR</w:t>
+            </w:r>
+            <w:r>
+              <w:t xml:space="preserve"> </w:t>
+            </w:r>
+            <w:r>
+              <w:t xml:space="preserve">(anticipated)</w:t>
+            </w:r>
+          </w:p>
+        </w:tc>
+        <w:tc>
+          <w:tcPr/>
+          <w:p>
+            <w:pPr>
+              <w:pStyle w:val="Compact"/>
+              <w:jc w:val="left"/>
+            </w:pPr>
+            <w:r>
+              <w:t xml:space="preserve">Budget overrun on non-committed work</w:t>
+            </w:r>
+          </w:p>
+        </w:tc>
+        <w:tc>
+          <w:tcPr/>
+          <w:p>
+            <w:pPr>
+              <w:pStyle w:val="Compact"/>
+              <w:jc w:val="left"/>
+            </w:pPr>
+            <w:r>
+              <w:t xml:space="preserve">Treated those as explicit stretch goals; kept Docker Compose as the committed packaging deliverable</w:t>
+            </w:r>
+          </w:p>
+        </w:tc>
+      </w:tr>
+      <w:tr>
+        <w:tc>
+          <w:tcPr/>
+          <w:p>
+            <w:pPr>
+              <w:pStyle w:val="Compact"/>
+              <w:jc w:val="left"/>
+            </w:pPr>
+            <w:r>
+              <w:rPr>
+                <w:bCs/>
+                <w:b/>
+              </w:rPr>
+              <w:t xml:space="preserve">Solo-developer time overrun on the 300-hour budget</w:t>
+            </w:r>
+            <w:r>
+              <w:t xml:space="preserve"> </w:t>
+            </w:r>
+            <w:r>
+              <w:t xml:space="preserve">(anticipated)</w:t>
+            </w:r>
+          </w:p>
+        </w:tc>
+        <w:tc>
+          <w:tcPr/>
+          <w:p>
+            <w:pPr>
+              <w:pStyle w:val="Compact"/>
+              <w:jc w:val="left"/>
+            </w:pPr>
+            <w:r>
+              <w:t xml:space="preserve">Missed milestones</w:t>
+            </w:r>
+          </w:p>
+        </w:tc>
+        <w:tc>
+          <w:tcPr/>
+          <w:p>
+            <w:pPr>
+              <w:pStyle w:val="Compact"/>
+              <w:jc w:val="left"/>
+            </w:pPr>
+            <w:r>
+              <w:t xml:space="preserve">Tracked hours against the milestone schedule and reviewed progress with the supervisor at each milestone</w:t>
+            </w:r>
+          </w:p>
+        </w:tc>
+      </w:tr>
     </w:tbl>
-    <w:bookmarkEnd w:id="35"/>
-    <w:bookmarkStart w:id="36" w:name="X1c7306602d5919736067fc5f786329893c664f4"/>
+    <w:bookmarkEnd w:id="36"/>
+    <w:bookmarkStart w:id="37" w:name="X1c7306602d5919736067fc5f786329893c664f4"/>
     <w:p>
       <w:pPr>
         <w:pStyle w:val="Heading2"/>
@@ -3412,9 +3947,9 @@
         </w:pict>
       </w:r>
     </w:p>
-    <w:bookmarkEnd w:id="36"/>
     <w:bookmarkEnd w:id="37"/>
-    <w:bookmarkStart w:id="40" w:name="Xcf8c4a0bce18fa521ad4cde91f6a225931c0d2f"/>
+    <w:bookmarkEnd w:id="38"/>
+    <w:bookmarkStart w:id="41" w:name="Xcf8c4a0bce18fa521ad4cde91f6a225931c0d2f"/>
     <w:p>
       <w:pPr>
         <w:pStyle w:val="Heading1"/>
@@ -3423,7 +3958,7 @@
         <w:t xml:space="preserve">4. RESULTS AND OUTCOMES</w:t>
       </w:r>
     </w:p>
-    <w:bookmarkStart w:id="38" w:name="X8371f3748e78cffd53f0ec570e87bde044960d7"/>
+    <w:bookmarkStart w:id="39" w:name="X8371f3748e78cffd53f0ec570e87bde044960d7"/>
     <w:p>
       <w:pPr>
         <w:pStyle w:val="Heading2"/>
@@ -4901,8 +5436,8 @@
         <w:t xml:space="preserve">This prints Table 1 as Markdown (means, peaks, deltas vs baseline), ready to paste.</w:t>
       </w:r>
     </w:p>
-    <w:bookmarkEnd w:id="38"/>
-    <w:bookmarkStart w:id="39" w:name="X5044373dba63eb7897379904086602b8b483b82"/>
+    <w:bookmarkEnd w:id="39"/>
+    <w:bookmarkStart w:id="40" w:name="X5044373dba63eb7897379904086602b8b483b82"/>
     <w:p>
       <w:pPr>
         <w:pStyle w:val="Heading2"/>
@@ -5165,7 +5700,7 @@
           <w:bCs/>
           <w:b/>
         </w:rPr>
-        <w:t xml:space="preserve">End-to-end verification:</w:t>
+        <w:t xml:space="preserve">Integration / end-to-end:</w:t>
       </w:r>
       <w:r>
         <w:t xml:space="preserve"> </w:t>
@@ -5183,7 +5718,136 @@
         <w:t xml:space="preserve"> </w:t>
       </w:r>
       <w:r>
-        <w:t xml:space="preserve">exercised and confirmed during development.</w:t>
+        <w:t xml:space="preserve">exercised and confirmed — a short simulation run was carried through the full pipeline</w:t>
+      </w:r>
+      <w:r>
+        <w:t xml:space="preserve"> </w:t>
+      </w:r>
+      <w:r>
+        <w:t xml:space="preserve">into storage and shown on the dashboard, verifying the whole pipeline rather than each</w:t>
+      </w:r>
+      <w:r>
+        <w:t xml:space="preserve"> </w:t>
+      </w:r>
+      <w:r>
+        <w:t xml:space="preserve">component in isolation.</w:t>
+      </w:r>
+    </w:p>
+    <w:p>
+      <w:pPr>
+        <w:numPr>
+          <w:ilvl w:val="0"/>
+          <w:numId w:val="1006"/>
+        </w:numPr>
+        <w:pStyle w:val="Compact"/>
+      </w:pPr>
+      <w:r>
+        <w:rPr>
+          <w:bCs/>
+          <w:b/>
+        </w:rPr>
+        <w:t xml:space="preserve">Infrastructure reproducibility:</w:t>
+      </w:r>
+      <w:r>
+        <w:t xml:space="preserve"> </w:t>
+      </w:r>
+      <w:r>
+        <w:rPr>
+          <w:rStyle w:val="VerbatimChar"/>
+        </w:rPr>
+        <w:t xml:space="preserve">terraform apply</w:t>
+      </w:r>
+      <w:r>
+        <w:t xml:space="preserve"> </w:t>
+      </w:r>
+      <w:r>
+        <w:t xml:space="preserve">was run to provision the AWS stack</w:t>
+      </w:r>
+      <w:r>
+        <w:t xml:space="preserve"> </w:t>
+      </w:r>
+      <w:r>
+        <w:t xml:space="preserve">from configuration, confirming the entire cloud environment can be stood up from code</w:t>
+      </w:r>
+      <w:r>
+        <w:t xml:space="preserve"> </w:t>
+      </w:r>
+      <w:r>
+        <w:t xml:space="preserve">alone.</w:t>
+      </w:r>
+    </w:p>
+    <w:p>
+      <w:pPr>
+        <w:numPr>
+          <w:ilvl w:val="0"/>
+          <w:numId w:val="1006"/>
+        </w:numPr>
+        <w:pStyle w:val="Compact"/>
+      </w:pPr>
+      <w:r>
+        <w:rPr>
+          <w:bCs/>
+          <w:b/>
+        </w:rPr>
+        <w:t xml:space="preserve">Informal user-acceptance walkthroughs:</w:t>
+      </w:r>
+      <w:r>
+        <w:t xml:space="preserve"> </w:t>
+      </w:r>
+      <w:r>
+        <w:t xml:space="preserve">each decision-support feature was</w:t>
+      </w:r>
+      <w:r>
+        <w:t xml:space="preserve"> </w:t>
+      </w:r>
+      <w:r>
+        <w:t xml:space="preserve">demonstrated live to the supervisor at the relevant milestone review, confirming it</w:t>
+      </w:r>
+      <w:r>
+        <w:t xml:space="preserve"> </w:t>
+      </w:r>
+      <w:r>
+        <w:t xml:space="preserve">behaves as intended against real simulation output.</w:t>
+      </w:r>
+    </w:p>
+    <w:p>
+      <w:pPr>
+        <w:numPr>
+          <w:ilvl w:val="0"/>
+          <w:numId w:val="1006"/>
+        </w:numPr>
+        <w:pStyle w:val="Compact"/>
+      </w:pPr>
+      <w:r>
+        <w:rPr>
+          <w:bCs/>
+          <w:b/>
+        </w:rPr>
+        <w:t xml:space="preserve">Basic load observation:</w:t>
+      </w:r>
+      <w:r>
+        <w:t xml:space="preserve"> </w:t>
+      </w:r>
+      <w:r>
+        <w:t xml:space="preserve">WebSocket message throughput was observed at representative</w:t>
+      </w:r>
+      <w:r>
+        <w:t xml:space="preserve"> </w:t>
+      </w:r>
+      <w:r>
+        <w:t xml:space="preserve">vehicle counts to confirm the pipeline keeps pace with the simulation's step rate (a</w:t>
+      </w:r>
+      <w:r>
+        <w:t xml:space="preserve"> </w:t>
+      </w:r>
+      <w:r>
+        <w:t xml:space="preserve">~600-vehicle snapshot is ≈ 50 KB, within the 128 KB WebSocket message cap; the emitter</w:t>
+      </w:r>
+      <w:r>
+        <w:t xml:space="preserve"> </w:t>
+      </w:r>
+      <w:r>
+        <w:t xml:space="preserve">interval is throttleable to avoid flooding API Gateway).</w:t>
       </w:r>
     </w:p>
     <w:p>
@@ -5234,9 +5898,9 @@
         </w:pict>
       </w:r>
     </w:p>
-    <w:bookmarkEnd w:id="39"/>
     <w:bookmarkEnd w:id="40"/>
-    <w:bookmarkStart w:id="44" w:name="Xcbf11b2b3f738df5e111986abb242449dfd6b19"/>
+    <w:bookmarkEnd w:id="41"/>
+    <w:bookmarkStart w:id="45" w:name="Xcbf11b2b3f738df5e111986abb242449dfd6b19"/>
     <w:p>
       <w:pPr>
         <w:pStyle w:val="Heading1"/>
@@ -5245,7 +5909,7 @@
         <w:t xml:space="preserve">5. REFLECTIONS</w:t>
       </w:r>
     </w:p>
-    <w:bookmarkStart w:id="41" w:name="X712b2bc5612529eebdd74921464678af5c38850"/>
+    <w:bookmarkStart w:id="42" w:name="X712b2bc5612529eebdd74921464678af5c38850"/>
     <w:p>
       <w:pPr>
         <w:pStyle w:val="Heading2"/>
@@ -5426,8 +6090,8 @@
         <w:t xml:space="preserve">budget, documenting honestly (including limitations), and communicating decisions.</w:t>
       </w:r>
     </w:p>
-    <w:bookmarkEnd w:id="41"/>
-    <w:bookmarkStart w:id="42" w:name="Xa8f80a472acf092f858928a1d9277d1899fb175"/>
+    <w:bookmarkEnd w:id="42"/>
+    <w:bookmarkStart w:id="43" w:name="Xa8f80a472acf092f858928a1d9277d1899fb175"/>
     <w:p>
       <w:pPr>
         <w:pStyle w:val="Heading2"/>
@@ -5566,8 +6230,8 @@
         <w:t xml:space="preserve">submission.)</w:t>
       </w:r>
     </w:p>
-    <w:bookmarkEnd w:id="42"/>
-    <w:bookmarkStart w:id="43" w:name="Xfefe6133434cff1317c905679d9b3b923cd3a07"/>
+    <w:bookmarkEnd w:id="43"/>
+    <w:bookmarkStart w:id="44" w:name="Xfefe6133434cff1317c905679d9b3b923cd3a07"/>
     <w:p>
       <w:pPr>
         <w:pStyle w:val="Heading2"/>
@@ -5739,9 +6403,9 @@
         </w:pict>
       </w:r>
     </w:p>
-    <w:bookmarkEnd w:id="43"/>
     <w:bookmarkEnd w:id="44"/>
-    <w:bookmarkStart w:id="56" w:name="X37afd669346d4c91657a0928e7ee770faa8e6b0"/>
+    <w:bookmarkEnd w:id="45"/>
+    <w:bookmarkStart w:id="59" w:name="X37afd669346d4c91657a0928e7ee770faa8e6b0"/>
     <w:p>
       <w:pPr>
         <w:pStyle w:val="Heading1"/>
@@ -5782,7 +6446,7 @@
         </w:rPr>
         <w:t xml:space="preserve"> </w:t>
       </w:r>
-      <w:hyperlink r:id="rId45">
+      <w:hyperlink r:id="rId46">
         <w:r>
           <w:rPr>
             <w:rStyle w:val="Hyperlink"/>
@@ -5837,7 +6501,7 @@
       <w:r>
         <w:t xml:space="preserve"> </w:t>
       </w:r>
-      <w:hyperlink r:id="rId46">
+      <w:hyperlink r:id="rId47">
         <w:r>
           <w:rPr>
             <w:rStyle w:val="Hyperlink"/>
@@ -5869,7 +6533,7 @@
       <w:r>
         <w:t xml:space="preserve"> </w:t>
       </w:r>
-      <w:hyperlink r:id="rId47">
+      <w:hyperlink r:id="rId48">
         <w:r>
           <w:rPr>
             <w:rStyle w:val="Hyperlink"/>
@@ -5901,7 +6565,7 @@
       <w:r>
         <w:t xml:space="preserve"> </w:t>
       </w:r>
-      <w:hyperlink r:id="rId48">
+      <w:hyperlink r:id="rId49">
         <w:r>
           <w:rPr>
             <w:rStyle w:val="Hyperlink"/>
@@ -5939,7 +6603,7 @@
       <w:r>
         <w:t xml:space="preserve"> </w:t>
       </w:r>
-      <w:hyperlink r:id="rId49">
+      <w:hyperlink r:id="rId50">
         <w:r>
           <w:rPr>
             <w:rStyle w:val="Hyperlink"/>
@@ -5953,7 +6617,7 @@
         <w:pStyle w:val="BodyText"/>
       </w:pPr>
       <w:r>
-        <w:t xml:space="preserve">Docker, Inc. (n.d.).</w:t>
+        <w:t xml:space="preserve">Deng, H.-W., Salek, M. S., Rahman, M., Chowdhury, M., Shue, M., &amp; Apon, A. W. (2024).</w:t>
       </w:r>
       <w:r>
         <w:t xml:space="preserve"> </w:t>
@@ -5963,6 +6627,52 @@
           <w:iCs/>
           <w:i/>
         </w:rPr>
+        <w:t xml:space="preserve">Leveraging public cloud infrastructure for real-time connected vehicle speed advisory at</w:t>
+      </w:r>
+      <w:r>
+        <w:rPr>
+          <w:iCs/>
+          <w:i/>
+        </w:rPr>
+        <w:t xml:space="preserve"> </w:t>
+      </w:r>
+      <w:r>
+        <w:rPr>
+          <w:iCs/>
+          <w:i/>
+        </w:rPr>
+        <w:t xml:space="preserve">a signalized corridor</w:t>
+      </w:r>
+      <w:r>
+        <w:t xml:space="preserve">. arXiv.</w:t>
+      </w:r>
+      <w:r>
+        <w:t xml:space="preserve"> </w:t>
+      </w:r>
+      <w:hyperlink r:id="rId51">
+        <w:r>
+          <w:rPr>
+            <w:rStyle w:val="Hyperlink"/>
+          </w:rPr>
+          <w:t xml:space="preserve">https://arxiv.org/abs/2401.16545</w:t>
+        </w:r>
+      </w:hyperlink>
+    </w:p>
+    <w:p>
+      <w:pPr>
+        <w:pStyle w:val="BodyText"/>
+      </w:pPr>
+      <w:r>
+        <w:t xml:space="preserve">Docker, Inc. (n.d.).</w:t>
+      </w:r>
+      <w:r>
+        <w:t xml:space="preserve"> </w:t>
+      </w:r>
+      <w:r>
+        <w:rPr>
+          <w:iCs/>
+          <w:i/>
+        </w:rPr>
         <w:t xml:space="preserve">Docker documentation</w:t>
       </w:r>
       <w:r>
@@ -5971,7 +6681,7 @@
       <w:r>
         <w:t xml:space="preserve"> </w:t>
       </w:r>
-      <w:hyperlink r:id="rId50">
+      <w:hyperlink r:id="rId52">
         <w:r>
           <w:rPr>
             <w:rStyle w:val="Hyperlink"/>
@@ -6009,7 +6719,7 @@
       <w:r>
         <w:t xml:space="preserve"> </w:t>
       </w:r>
-      <w:hyperlink r:id="rId51">
+      <w:hyperlink r:id="rId53">
         <w:r>
           <w:rPr>
             <w:rStyle w:val="Hyperlink"/>
@@ -6041,7 +6751,7 @@
       <w:r>
         <w:t xml:space="preserve"> </w:t>
       </w:r>
-      <w:hyperlink r:id="rId52">
+      <w:hyperlink r:id="rId54">
         <w:r>
           <w:rPr>
             <w:rStyle w:val="Hyperlink"/>
@@ -6065,7 +6775,7 @@
           <w:iCs/>
           <w:i/>
         </w:rPr>
-        <w:t xml:space="preserve">InfluxDB OSS documentation</w:t>
+        <w:t xml:space="preserve">InfluxDB Cloud documentation</w:t>
       </w:r>
       <w:r>
         <w:t xml:space="preserve">. Retrieved October 12, 2026, from</w:t>
@@ -6073,12 +6783,12 @@
       <w:r>
         <w:t xml:space="preserve"> </w:t>
       </w:r>
-      <w:hyperlink r:id="rId53">
+      <w:hyperlink r:id="rId55">
         <w:r>
           <w:rPr>
             <w:rStyle w:val="Hyperlink"/>
           </w:rPr>
-          <w:t xml:space="preserve">https://docs.influxdata.com/influxdb/v2/</w:t>
+          <w:t xml:space="preserve">https://docs.influxdata.com/influxdb/cloud/</w:t>
         </w:r>
       </w:hyperlink>
     </w:p>
@@ -6087,19 +6797,7 @@
         <w:pStyle w:val="BodyText"/>
       </w:pPr>
       <w:r>
-        <w:t xml:space="preserve">Lopez, P. A., Behrisch, M., Bieker-Walz, L., Erdmann, J., Flötteröd, Y.-P., Hilbrich, R.,</w:t>
-      </w:r>
-      <w:r>
-        <w:t xml:space="preserve"> </w:t>
-      </w:r>
-      <w:r>
-        <w:t xml:space="preserve">Lücken, L., Rummel, J., Wagner, P., &amp; Wießner, E. (2018). Microscopic traffic simulation</w:t>
-      </w:r>
-      <w:r>
-        <w:t xml:space="preserve"> </w:t>
-      </w:r>
-      <w:r>
-        <w:t xml:space="preserve">using SUMO. In</w:t>
+        <w:t xml:space="preserve">keshu-bara. (2025).</w:t>
       </w:r>
       <w:r>
         <w:t xml:space="preserve"> </w:t>
@@ -6109,20 +6807,67 @@
           <w:iCs/>
           <w:i/>
         </w:rPr>
-        <w:t xml:space="preserve">2018 21st International Conference on Intelligent Transportation Systems</w:t>
+        <w:t xml:space="preserve">Intelligent-Traffic-Management-System</w:t>
+      </w:r>
+      <w:r>
+        <w:t xml:space="preserve"> </w:t>
+      </w:r>
+      <w:r>
+        <w:t xml:space="preserve">[Computer software]. GitHub.</w:t>
+      </w:r>
+      <w:r>
+        <w:t xml:space="preserve"> </w:t>
+      </w:r>
+      <w:hyperlink r:id="rId56">
+        <w:r>
+          <w:rPr>
+            <w:rStyle w:val="Hyperlink"/>
+          </w:rPr>
+          <w:t xml:space="preserve">https://github.com/keshu-bara/Intelligent-Traffic-Management-System</w:t>
+        </w:r>
+      </w:hyperlink>
+    </w:p>
+    <w:p>
+      <w:pPr>
+        <w:pStyle w:val="BodyText"/>
+      </w:pPr>
+      <w:r>
+        <w:t xml:space="preserve">Lopez, P. A., Behrisch, M., Bieker-Walz, L., Erdmann, J., Flötteröd, Y.-P., Hilbrich, R.,</w:t>
+      </w:r>
+      <w:r>
+        <w:t xml:space="preserve"> </w:t>
+      </w:r>
+      <w:r>
+        <w:t xml:space="preserve">Lücken, L., Rummel, J., Wagner, P., &amp; Wießner, E. (2018). Microscopic traffic simulation</w:t>
+      </w:r>
+      <w:r>
+        <w:t xml:space="preserve"> </w:t>
+      </w:r>
+      <w:r>
+        <w:t xml:space="preserve">using SUMO. In</w:t>
+      </w:r>
+      <w:r>
+        <w:t xml:space="preserve"> </w:t>
       </w:r>
       <w:r>
         <w:rPr>
           <w:iCs/>
           <w:i/>
         </w:rPr>
-        <w:t xml:space="preserve"> </w:t>
+        <w:t xml:space="preserve">2018 21st International Conference on Intelligent Transportation Systems</w:t>
       </w:r>
       <w:r>
         <w:rPr>
           <w:iCs/>
           <w:i/>
         </w:rPr>
+        <w:t xml:space="preserve"> </w:t>
+      </w:r>
+      <w:r>
+        <w:rPr>
+          <w:iCs/>
+          <w:i/>
+        </w:rPr>
         <w:t xml:space="preserve">(ITSC)</w:t>
       </w:r>
       <w:r>
@@ -6134,7 +6879,7 @@
       <w:r>
         <w:t xml:space="preserve"> </w:t>
       </w:r>
-      <w:hyperlink r:id="rId54">
+      <w:hyperlink r:id="rId57">
         <w:r>
           <w:rPr>
             <w:rStyle w:val="Hyperlink"/>
@@ -6166,7 +6911,7 @@
       <w:r>
         <w:t xml:space="preserve"> </w:t>
       </w:r>
-      <w:hyperlink r:id="rId55">
+      <w:hyperlink r:id="rId58">
         <w:r>
           <w:rPr>
             <w:rStyle w:val="Hyperlink"/>
@@ -6182,8 +6927,8 @@
         </w:pict>
       </w:r>
     </w:p>
-    <w:bookmarkEnd w:id="56"/>
-    <w:bookmarkStart w:id="59" w:name="X8cf020d2cfbf480e417545296e44ec21fed2773"/>
+    <w:bookmarkEnd w:id="59"/>
+    <w:bookmarkStart w:id="62" w:name="X8cf020d2cfbf480e417545296e44ec21fed2773"/>
     <w:p>
       <w:pPr>
         <w:pStyle w:val="Heading1"/>
@@ -6192,13 +6937,13 @@
         <w:t xml:space="preserve">7. APPENDICES</w:t>
       </w:r>
     </w:p>
-    <w:bookmarkStart w:id="58" w:name="appendix-a--independent-software-project"/>
+    <w:bookmarkStart w:id="61" w:name="appendix-a--software-project-artefacts"/>
     <w:p>
       <w:pPr>
         <w:pStyle w:val="Heading2"/>
       </w:pPr>
       <w:r>
-        <w:t xml:space="preserve">Appendix A — Independent Software Project</w:t>
+        <w:t xml:space="preserve">Appendix A — Software Project Artefacts</w:t>
       </w:r>
     </w:p>
     <w:p>
@@ -6215,7 +6960,7 @@
       <w:r>
         <w:t xml:space="preserve"> </w:t>
       </w:r>
-      <w:hyperlink r:id="rId57">
+      <w:hyperlink r:id="rId60">
         <w:r>
           <w:rPr>
             <w:rStyle w:val="Hyperlink"/>
@@ -6303,8 +7048,8 @@
         <w:t xml:space="preserve">output for Table 1.</w:t>
       </w:r>
     </w:p>
-    <w:bookmarkEnd w:id="58"/>
-    <w:bookmarkEnd w:id="59"/>
+    <w:bookmarkEnd w:id="61"/>
+    <w:bookmarkEnd w:id="62"/>
     <w:sectPr/>
   </w:body>
 </w:document>

--- a/docs/FINAL_REPORT.docx
+++ b/docs/FINAL_REPORT.docx
@@ -324,7 +324,29 @@
         <w:t xml:space="preserve"> </w:t>
       </w:r>
       <w:r>
-        <w:t xml:space="preserve">Extended an existing SUMO model with a WebSocket emitter; built an AWS</w:t>
+        <w:t xml:space="preserve">The system was built as a</w:t>
+      </w:r>
+      <w:r>
+        <w:t xml:space="preserve"> </w:t>
+      </w:r>
+      <w:r>
+        <w:rPr>
+          <w:bCs/>
+          <w:b/>
+        </w:rPr>
+        <w:t xml:space="preserve">proof of concept</w:t>
+      </w:r>
+      <w:r>
+        <w:t xml:space="preserve"> </w:t>
+      </w:r>
+      <w:r>
+        <w:t xml:space="preserve">to demonstrate feasibility</w:t>
+      </w:r>
+      <w:r>
+        <w:t xml:space="preserve"> </w:t>
+      </w:r>
+      <w:r>
+        <w:t xml:space="preserve">end-to-end. It extends an existing SUMO model with a WebSocket emitter; builds an AWS</w:t>
       </w:r>
       <w:r>
         <w:t xml:space="preserve"> </w:t>
@@ -336,13 +358,19 @@
         <w:t xml:space="preserve"> </w:t>
       </w:r>
       <w:r>
-        <w:t xml:space="preserve">as-code; extended a Leaflet/Chart.js dashboard with incident injection, scenario</w:t>
-      </w:r>
-      <w:r>
-        <w:t xml:space="preserve"> </w:t>
-      </w:r>
-      <w:r>
-        <w:t xml:space="preserve">comparison and impact reporting; packaged it with Docker Compose and GitHub Actions CI.</w:t>
+        <w:t xml:space="preserve">as-code; extends a Leaflet/Chart.js dashboard with incident injection, scenario comparison</w:t>
+      </w:r>
+      <w:r>
+        <w:t xml:space="preserve"> </w:t>
+      </w:r>
+      <w:r>
+        <w:t xml:space="preserve">and impact reporting; and packages it with Docker Compose and GitHub Actions CI, developed</w:t>
+      </w:r>
+      <w:r>
+        <w:t xml:space="preserve"> </w:t>
+      </w:r>
+      <w:r>
+        <w:t xml:space="preserve">through iterative milestone increments.</w:t>
       </w:r>
     </w:p>
     <w:p>
@@ -366,19 +394,35 @@
         <w:t xml:space="preserve"> </w:t>
       </w:r>
       <w:r>
-        <w:t xml:space="preserve">deployable twin. Strengths: real-time operation and an honest baseline-vs-incident</w:t>
-      </w:r>
-      <w:r>
-        <w:t xml:space="preserve"> </w:t>
-      </w:r>
-      <w:r>
-        <w:t xml:space="preserve">comparison runnable with one command. Limitations: incidents are synthetic, and a</w:t>
-      </w:r>
-      <w:r>
-        <w:t xml:space="preserve"> </w:t>
-      </w:r>
-      <w:r>
-        <w:t xml:space="preserve">closure caps speed rather than rerouting traffic.</w:t>
+        <w:t xml:space="preserve">deployable</w:t>
+      </w:r>
+      <w:r>
+        <w:t xml:space="preserve"> </w:t>
+      </w:r>
+      <w:r>
+        <w:rPr>
+          <w:bCs/>
+          <w:b/>
+        </w:rPr>
+        <w:t xml:space="preserve">proof-of-concept</w:t>
+      </w:r>
+      <w:r>
+        <w:t xml:space="preserve"> </w:t>
+      </w:r>
+      <w:r>
+        <w:t xml:space="preserve">twin. Strengths: real-time operation and an honest</w:t>
+      </w:r>
+      <w:r>
+        <w:t xml:space="preserve"> </w:t>
+      </w:r>
+      <w:r>
+        <w:t xml:space="preserve">baseline-vs-incident comparison runnable with one command. Limitations (consistent with a</w:t>
+      </w:r>
+      <w:r>
+        <w:t xml:space="preserve"> </w:t>
+      </w:r>
+      <w:r>
+        <w:t xml:space="preserve">PoC): incidents are synthetic, and a closure caps speed rather than rerouting traffic.</w:t>
       </w:r>
     </w:p>
     <w:p>
@@ -531,6 +575,36 @@
             </w:pPr>
             <w:r>
               <w:t xml:space="preserve">A live, data-driven virtual model of a real system used to monitor and test "what-if" scenarios.</w:t>
+            </w:r>
+          </w:p>
+        </w:tc>
+      </w:tr>
+      <w:tr>
+        <w:tc>
+          <w:tcPr/>
+          <w:p>
+            <w:pPr>
+              <w:pStyle w:val="Compact"/>
+              <w:jc w:val="left"/>
+            </w:pPr>
+            <w:r>
+              <w:rPr>
+                <w:bCs/>
+                <w:b/>
+              </w:rPr>
+              <w:t xml:space="preserve">Proof of concept (PoC)</w:t>
+            </w:r>
+          </w:p>
+        </w:tc>
+        <w:tc>
+          <w:tcPr/>
+          <w:p>
+            <w:pPr>
+              <w:pStyle w:val="Compact"/>
+              <w:jc w:val="left"/>
+            </w:pPr>
+            <w:r>
+              <w:t xml:space="preserve">A limited but working implementation built to demonstrate that an idea is feasible, rather than a production-ready product.</w:t>
             </w:r>
           </w:p>
         </w:tc>
@@ -2128,23 +2202,215 @@
           <w:bCs/>
           <w:b/>
         </w:rPr>
-        <w:t xml:space="preserve">Project management.</w:t>
-      </w:r>
-      <w:r>
-        <w:t xml:space="preserve"> </w:t>
-      </w:r>
-      <w:r>
-        <w:t xml:space="preserve">The project used</w:t>
-      </w:r>
-      <w:r>
-        <w:t xml:space="preserve"> </w:t>
-      </w:r>
-      <w:r>
-        <w:rPr>
-          <w:bCs/>
-          <w:b/>
-        </w:rPr>
-        <w:t xml:space="preserve">Scrum adapted for a single developer</w:t>
+        <w:t xml:space="preserve">Methodology — proof of concept.</w:t>
+      </w:r>
+      <w:r>
+        <w:t xml:space="preserve"> </w:t>
+      </w:r>
+      <w:r>
+        <w:t xml:space="preserve">The project was developed as a</w:t>
+      </w:r>
+      <w:r>
+        <w:t xml:space="preserve"> </w:t>
+      </w:r>
+      <w:r>
+        <w:rPr>
+          <w:bCs/>
+          <w:b/>
+        </w:rPr>
+        <w:t xml:space="preserve">proof of concept</w:t>
+      </w:r>
+      <w:r>
+        <w:rPr>
+          <w:bCs/>
+          <w:b/>
+        </w:rPr>
+        <w:t xml:space="preserve"> </w:t>
+      </w:r>
+      <w:r>
+        <w:rPr>
+          <w:bCs/>
+          <w:b/>
+        </w:rPr>
+        <w:t xml:space="preserve">(PoC)</w:t>
+      </w:r>
+      <w:r>
+        <w:t xml:space="preserve">: its purpose is to demonstrate, end-to-end, the</w:t>
+      </w:r>
+      <w:r>
+        <w:t xml:space="preserve"> </w:t>
+      </w:r>
+      <w:r>
+        <w:rPr>
+          <w:iCs/>
+          <w:i/>
+        </w:rPr>
+        <w:t xml:space="preserve">feasibility</w:t>
+      </w:r>
+      <w:r>
+        <w:t xml:space="preserve"> </w:t>
+      </w:r>
+      <w:r>
+        <w:t xml:space="preserve">of a cloud-connected</w:t>
+      </w:r>
+      <w:r>
+        <w:t xml:space="preserve"> </w:t>
+      </w:r>
+      <w:r>
+        <w:t xml:space="preserve">decision-support traffic digital twin — not to deliver a production-hardened system. A PoC</w:t>
+      </w:r>
+      <w:r>
+        <w:t xml:space="preserve"> </w:t>
+      </w:r>
+      <w:r>
+        <w:t xml:space="preserve">approach was appropriate because the contribution is a</w:t>
+      </w:r>
+      <w:r>
+        <w:t xml:space="preserve"> </w:t>
+      </w:r>
+      <w:r>
+        <w:rPr>
+          <w:bCs/>
+          <w:b/>
+        </w:rPr>
+        <w:t xml:space="preserve">novel combination</w:t>
+      </w:r>
+      <w:r>
+        <w:t xml:space="preserve"> </w:t>
+      </w:r>
+      <w:r>
+        <w:t xml:space="preserve">of pieces that</w:t>
+      </w:r>
+      <w:r>
+        <w:t xml:space="preserve"> </w:t>
+      </w:r>
+      <w:r>
+        <w:t xml:space="preserve">exist only separately (a calibrated real-city SUMO simulation, a serverless cloud pipeline,</w:t>
+      </w:r>
+      <w:r>
+        <w:t xml:space="preserve"> </w:t>
+      </w:r>
+      <w:r>
+        <w:t xml:space="preserve">and a decision-support dashboard — see §2.2), so the first question to answer is "can these</w:t>
+      </w:r>
+      <w:r>
+        <w:t xml:space="preserve"> </w:t>
+      </w:r>
+      <w:r>
+        <w:t xml:space="preserve">be made to work together, reliably, at the required latency, within a student budget?".</w:t>
+      </w:r>
+      <w:r>
+        <w:t xml:space="preserve"> </w:t>
+      </w:r>
+      <w:r>
+        <w:t xml:space="preserve">The PoC is therefore deliberately</w:t>
+      </w:r>
+      <w:r>
+        <w:t xml:space="preserve"> </w:t>
+      </w:r>
+      <w:r>
+        <w:rPr>
+          <w:bCs/>
+          <w:b/>
+        </w:rPr>
+        <w:t xml:space="preserve">scoped</w:t>
+      </w:r>
+      <w:r>
+        <w:t xml:space="preserve">: incidents are synthetic (what-if</w:t>
+      </w:r>
+      <w:r>
+        <w:t xml:space="preserve"> </w:t>
+      </w:r>
+      <w:r>
+        <w:t xml:space="preserve">perturbations, not live sensor data), the cloud runs on free-tier / on-demand resources,</w:t>
+      </w:r>
+      <w:r>
+        <w:t xml:space="preserve"> </w:t>
+      </w:r>
+      <w:r>
+        <w:t xml:space="preserve">and some paths are demo-grade rather than fully productionised (see §5.3 Limitations). It</w:t>
+      </w:r>
+      <w:r>
+        <w:t xml:space="preserve"> </w:t>
+      </w:r>
+      <w:r>
+        <w:t xml:space="preserve">is nonetheless a</w:t>
+      </w:r>
+      <w:r>
+        <w:t xml:space="preserve"> </w:t>
+      </w:r>
+      <w:r>
+        <w:rPr>
+          <w:bCs/>
+          <w:b/>
+        </w:rPr>
+        <w:t xml:space="preserve">working, deployed and tested</w:t>
+      </w:r>
+      <w:r>
+        <w:t xml:space="preserve"> </w:t>
+      </w:r>
+      <w:r>
+        <w:t xml:space="preserve">implementation, so it proves the concept</w:t>
+      </w:r>
+      <w:r>
+        <w:t xml:space="preserve"> </w:t>
+      </w:r>
+      <w:r>
+        <w:t xml:space="preserve">rather than merely describing it. Success is judged by the proof-of-concept criteria in</w:t>
+      </w:r>
+      <w:r>
+        <w:t xml:space="preserve"> </w:t>
+      </w:r>
+      <w:r>
+        <w:t xml:space="preserve">§2.1 (the pipeline works end-to-end, an injected incident produces a measurable impact, and</w:t>
+      </w:r>
+      <w:r>
+        <w:t xml:space="preserve"> </w:t>
+      </w:r>
+      <w:r>
+        <w:t xml:space="preserve">the stack is reproducibly deployable).</w:t>
+      </w:r>
+    </w:p>
+    <w:p>
+      <w:pPr>
+        <w:pStyle w:val="BodyText"/>
+      </w:pPr>
+      <w:r>
+        <w:rPr>
+          <w:bCs/>
+          <w:b/>
+        </w:rPr>
+        <w:t xml:space="preserve">Development process.</w:t>
+      </w:r>
+      <w:r>
+        <w:t xml:space="preserve"> </w:t>
+      </w:r>
+      <w:r>
+        <w:t xml:space="preserve">Within that PoC, the build used</w:t>
+      </w:r>
+      <w:r>
+        <w:t xml:space="preserve"> </w:t>
+      </w:r>
+      <w:r>
+        <w:rPr>
+          <w:bCs/>
+          <w:b/>
+        </w:rPr>
+        <w:t xml:space="preserve">Scrum adapted for a single</w:t>
+      </w:r>
+      <w:r>
+        <w:rPr>
+          <w:bCs/>
+          <w:b/>
+        </w:rPr>
+        <w:t xml:space="preserve"> </w:t>
+      </w:r>
+      <w:r>
+        <w:rPr>
+          <w:bCs/>
+          <w:b/>
+        </w:rPr>
+        <w:t xml:space="preserve">developer</w:t>
       </w:r>
       <w:r>
         <w:t xml:space="preserve">. The</w:t>
@@ -6255,31 +6521,37 @@
         <w:t xml:space="preserve"> </w:t>
       </w:r>
       <w:r>
-        <w:t xml:space="preserve">A working, tested, reproducibly deployable decision-support twin: it runs</w:t>
-      </w:r>
-      <w:r>
-        <w:t xml:space="preserve"> </w:t>
-      </w:r>
-      <w:r>
-        <w:t xml:space="preserve">in real time, lets a non-technical user inject incidents and read a quantified impact,</w:t>
-      </w:r>
-      <w:r>
-        <w:t xml:space="preserve"> </w:t>
-      </w:r>
-      <w:r>
-        <w:t xml:space="preserve">and can be stood up with one command locally or deployed to AWS as code. The honest</w:t>
-      </w:r>
-      <w:r>
-        <w:t xml:space="preserve"> </w:t>
-      </w:r>
-      <w:r>
-        <w:t xml:space="preserve">framing (synthetic incidents on a calibrated baseline) is defensible, and quality</w:t>
-      </w:r>
-      <w:r>
-        <w:t xml:space="preserve"> </w:t>
-      </w:r>
-      <w:r>
-        <w:t xml:space="preserve">engineering (91 tests, CI, IaC, layered docs) supports it.</w:t>
+        <w:t xml:space="preserve">As a proof of concept, the project succeeds: it is a working, tested,</w:t>
+      </w:r>
+      <w:r>
+        <w:t xml:space="preserve"> </w:t>
+      </w:r>
+      <w:r>
+        <w:t xml:space="preserve">reproducibly deployable decision-support twin that runs in real time, lets a non-technical</w:t>
+      </w:r>
+      <w:r>
+        <w:t xml:space="preserve"> </w:t>
+      </w:r>
+      <w:r>
+        <w:t xml:space="preserve">user inject incidents and read a quantified impact, and can be stood up with one command</w:t>
+      </w:r>
+      <w:r>
+        <w:t xml:space="preserve"> </w:t>
+      </w:r>
+      <w:r>
+        <w:t xml:space="preserve">locally or deployed to AWS as code — demonstrating that the novel combination at its core</w:t>
+      </w:r>
+      <w:r>
+        <w:t xml:space="preserve"> </w:t>
+      </w:r>
+      <w:r>
+        <w:t xml:space="preserve">is feasible. The honest framing (synthetic incidents on a calibrated baseline) is</w:t>
+      </w:r>
+      <w:r>
+        <w:t xml:space="preserve"> </w:t>
+      </w:r>
+      <w:r>
+        <w:t xml:space="preserve">defensible, and quality engineering (91 tests, CI, IaC, layered docs) supports it.</w:t>
       </w:r>
     </w:p>
     <w:p>

--- a/docs/FINAL_REPORT.docx
+++ b/docs/FINAL_REPORT.docx
@@ -2386,76 +2386,122 @@
         <w:t xml:space="preserve"> </w:t>
       </w:r>
       <w:r>
-        <w:t xml:space="preserve">Within that PoC, the build used</w:t>
-      </w:r>
-      <w:r>
-        <w:t xml:space="preserve"> </w:t>
-      </w:r>
-      <w:r>
-        <w:rPr>
-          <w:bCs/>
-          <w:b/>
-        </w:rPr>
-        <w:t xml:space="preserve">Scrum adapted for a single</w:t>
-      </w:r>
-      <w:r>
-        <w:rPr>
-          <w:bCs/>
-          <w:b/>
-        </w:rPr>
-        <w:t xml:space="preserve"> </w:t>
-      </w:r>
-      <w:r>
-        <w:rPr>
-          <w:bCs/>
-          <w:b/>
-        </w:rPr>
-        <w:t xml:space="preserve">developer</w:t>
-      </w:r>
-      <w:r>
-        <w:t xml:space="preserve">. The</w:t>
-      </w:r>
-      <w:r>
-        <w:t xml:space="preserve"> </w:t>
-      </w:r>
-      <w:r>
-        <w:t xml:space="preserve">five milestones (§2.1) doubled as sprints: each began by planning that milestone's tasks</w:t>
-      </w:r>
-      <w:r>
-        <w:t xml:space="preserve"> </w:t>
-      </w:r>
-      <w:r>
-        <w:t xml:space="preserve">into a backlog, ran through self-review against that backlog, and ended with a sprint</w:t>
-      </w:r>
-      <w:r>
-        <w:t xml:space="preserve"> </w:t>
-      </w:r>
-      <w:r>
-        <w:t xml:space="preserve">review demonstrating the working increment to the supervisor (acting as product owner),</w:t>
-      </w:r>
-      <w:r>
-        <w:t xml:space="preserve"> </w:t>
-      </w:r>
-      <w:r>
-        <w:t xml:space="preserve">followed by a short retrospective. One person covered all Scrum roles, but the</w:t>
-      </w:r>
-      <w:r>
-        <w:t xml:space="preserve"> </w:t>
-      </w:r>
-      <w:r>
-        <w:t xml:space="preserve">plan–build–review–retrospective cycle was kept for every milestone, which suited a project</w:t>
-      </w:r>
-      <w:r>
-        <w:t xml:space="preserve"> </w:t>
-      </w:r>
-      <w:r>
-        <w:t xml:space="preserve">where each milestone delivers a demonstrable increment that benefits from feedback before</w:t>
-      </w:r>
-      <w:r>
-        <w:t xml:space="preserve"> </w:t>
-      </w:r>
-      <w:r>
-        <w:t xml:space="preserve">the next layer is built on it.</w:t>
+        <w:t xml:space="preserve">Within that PoC, the build followed a</w:t>
+      </w:r>
+      <w:r>
+        <w:t xml:space="preserve"> </w:t>
+      </w:r>
+      <w:r>
+        <w:rPr>
+          <w:bCs/>
+          <w:b/>
+        </w:rPr>
+        <w:t xml:space="preserve">lightweight, iterative</w:t>
+      </w:r>
+      <w:r>
+        <w:rPr>
+          <w:bCs/>
+          <w:b/>
+        </w:rPr>
+        <w:t xml:space="preserve"> </w:t>
+      </w:r>
+      <w:r>
+        <w:rPr>
+          <w:bCs/>
+          <w:b/>
+        </w:rPr>
+        <w:t xml:space="preserve">approach inspired by Scrum / agile</w:t>
+      </w:r>
+      <w:r>
+        <w:t xml:space="preserve">, rather than formal Scrum with a dedicated</w:t>
+      </w:r>
+      <w:r>
+        <w:t xml:space="preserve"> </w:t>
+      </w:r>
+      <w:r>
+        <w:t xml:space="preserve">project-management tool. The five milestones (§2.1) acted as iterations: each began by</w:t>
+      </w:r>
+      <w:r>
+        <w:t xml:space="preserve"> </w:t>
+      </w:r>
+      <w:r>
+        <w:t xml:space="preserve">breaking the milestone into tasks, proceeded through build-and-test, and ended by</w:t>
+      </w:r>
+      <w:r>
+        <w:t xml:space="preserve"> </w:t>
+      </w:r>
+      <w:r>
+        <w:t xml:space="preserve">demonstrating the working increment to the supervisor at a milestone review and adjusting</w:t>
+      </w:r>
+      <w:r>
+        <w:t xml:space="preserve"> </w:t>
+      </w:r>
+      <w:r>
+        <w:t xml:space="preserve">the plan for the next iteration. As a solo developer there were no formal Scrum ceremonies</w:t>
+      </w:r>
+      <w:r>
+        <w:t xml:space="preserve"> </w:t>
+      </w:r>
+      <w:r>
+        <w:t xml:space="preserve">or roles and</w:t>
+      </w:r>
+      <w:r>
+        <w:t xml:space="preserve"> </w:t>
+      </w:r>
+      <w:r>
+        <w:rPr>
+          <w:bCs/>
+          <w:b/>
+        </w:rPr>
+        <w:t xml:space="preserve">no issue-tracker such as Jira</w:t>
+      </w:r>
+      <w:r>
+        <w:t xml:space="preserve">; instead the task list, design decisions and</w:t>
+      </w:r>
+      <w:r>
+        <w:t xml:space="preserve"> </w:t>
+      </w:r>
+      <w:r>
+        <w:t xml:space="preserve">a running hour budget were tracked in the repository itself (</w:t>
+      </w:r>
+      <w:r>
+        <w:rPr>
+          <w:rStyle w:val="VerbatimChar"/>
+        </w:rPr>
+        <w:t xml:space="preserve">CLAUDE.md</w:t>
+      </w:r>
+      <w:r>
+        <w:t xml:space="preserve">,</w:t>
+      </w:r>
+      <w:r>
+        <w:t xml:space="preserve"> </w:t>
+      </w:r>
+      <w:r>
+        <w:rPr>
+          <w:rStyle w:val="VerbatimChar"/>
+        </w:rPr>
+        <w:t xml:space="preserve">CHECKLIST.md</w:t>
+      </w:r>
+      <w:r>
+        <w:t xml:space="preserve">)</w:t>
+      </w:r>
+      <w:r>
+        <w:t xml:space="preserve"> </w:t>
+      </w:r>
+      <w:r>
+        <w:t xml:space="preserve">and in weekly journals. This plan–build–review–adjust cycle suited a project where each</w:t>
+      </w:r>
+      <w:r>
+        <w:t xml:space="preserve"> </w:t>
+      </w:r>
+      <w:r>
+        <w:t xml:space="preserve">milestone delivers a demonstrable increment that benefits from feedback before the next</w:t>
+      </w:r>
+      <w:r>
+        <w:t xml:space="preserve"> </w:t>
+      </w:r>
+      <w:r>
+        <w:t xml:space="preserve">layer is built on it.</w:t>
       </w:r>
     </w:p>
     <w:p>

--- a/docs/FINAL_REPORT.docx
+++ b/docs/FINAL_REPORT.docx
@@ -1516,19 +1516,19 @@
               <w:jc w:val="left"/>
             </w:pPr>
             <w:r>
-              <w:t xml:space="preserve">Sub-goal (milestone)</w:t>
-            </w:r>
-          </w:p>
-        </w:tc>
-        <w:tc>
-          <w:tcPr/>
-          <w:p>
-            <w:pPr>
-              <w:pStyle w:val="Compact"/>
-              <w:jc w:val="left"/>
-            </w:pPr>
-            <w:r>
-              <w:t xml:space="preserve">Deadline</w:t>
+              <w:t xml:space="preserve">Sub-Goal</w:t>
+            </w:r>
+          </w:p>
+        </w:tc>
+        <w:tc>
+          <w:tcPr/>
+          <w:p>
+            <w:pPr>
+              <w:pStyle w:val="Compact"/>
+              <w:jc w:val="left"/>
+            </w:pPr>
+            <w:r>
+              <w:t xml:space="preserve">Measure of Success</w:t>
             </w:r>
           </w:p>
         </w:tc>
@@ -1566,7 +1566,7 @@
               <w:jc w:val="left"/>
             </w:pPr>
             <w:r>
-              <w:t xml:space="preserve">16 Aug 2026</w:t>
+              <w:t xml:space="preserve">Vehicle-state JSON is emitted every simulation step and received by a client at sub-second latency; the serialiser is unit-tested</w:t>
             </w:r>
           </w:p>
         </w:tc>
@@ -1604,7 +1604,7 @@
               <w:jc w:val="left"/>
             </w:pPr>
             <w:r>
-              <w:t xml:space="preserve">6 Sep 2026</w:t>
+              <w:t xml:space="preserve">Streamed ticks reach InfluxDB Cloud via API Gateway + Lambda and are queryable; the full AWS stack is defined in Terraform and reprovisions from a clean account</w:t>
             </w:r>
           </w:p>
         </w:tc>
@@ -1642,7 +1642,7 @@
               <w:jc w:val="left"/>
             </w:pPr>
             <w:r>
-              <w:t xml:space="preserve">20 Sep 2026</w:t>
+              <w:t xml:space="preserve">The dashboard shows moving vehicles sourced from the live feed (not the static CSV), with live metric charts updating in real time</w:t>
             </w:r>
           </w:p>
         </w:tc>
@@ -1680,7 +1680,7 @@
               <w:jc w:val="left"/>
             </w:pPr>
             <w:r>
-              <w:t xml:space="preserve">5 Oct 2026</w:t>
+              <w:t xml:space="preserve">At least four decision-support features are demonstrated working live, against stored/streamed data, and signed off by the supervisor</w:t>
             </w:r>
           </w:p>
         </w:tc>
@@ -1718,7 +1718,22 @@
               <w:jc w:val="left"/>
             </w:pPr>
             <w:r>
-              <w:t xml:space="preserve">19 Oct 2026</w:t>
+              <w:t xml:space="preserve">The whole stack starts with a single</w:t>
+            </w:r>
+            <w:r>
+              <w:t xml:space="preserve"> </w:t>
+            </w:r>
+            <w:r>
+              <w:rPr>
+                <w:rStyle w:val="VerbatimChar"/>
+              </w:rPr>
+              <w:t xml:space="preserve">docker compose up</w:t>
+            </w:r>
+            <w:r>
+              <w:t xml:space="preserve"> </w:t>
+            </w:r>
+            <w:r>
+              <w:t xml:space="preserve">command; the CI pipeline runs the test suite automatically on every push</w:t>
             </w:r>
           </w:p>
         </w:tc>
@@ -1733,7 +1748,745 @@
           <w:bCs/>
           <w:b/>
         </w:rPr>
-        <w:t xml:space="preserve">Success metrics (from the proposal):</w:t>
+        <w:t xml:space="preserve">Overall success criteria.</w:t>
+      </w:r>
+      <w:r>
+        <w:t xml:space="preserve"> </w:t>
+      </w:r>
+      <w:r>
+        <w:t xml:space="preserve">As a proof of concept, the project is judged successful when</w:t>
+      </w:r>
+      <w:r>
+        <w:t xml:space="preserve"> </w:t>
+      </w:r>
+      <w:r>
+        <w:t xml:space="preserve">all five sub-goals above are demonstrated working together in a single recorded run, the</w:t>
+      </w:r>
+      <w:r>
+        <w:t xml:space="preserve"> </w:t>
+      </w:r>
+      <w:r>
+        <w:t xml:space="preserve">supervisor signs off on that live demonstration, and this report evaluates the delivered</w:t>
+      </w:r>
+      <w:r>
+        <w:t xml:space="preserve"> </w:t>
+      </w:r>
+      <w:r>
+        <w:t xml:space="preserve">system against these goals.</w:t>
+      </w:r>
+    </w:p>
+    <w:p>
+      <w:pPr>
+        <w:pStyle w:val="BodyText"/>
+      </w:pPr>
+      <w:r>
+        <w:rPr>
+          <w:bCs/>
+          <w:b/>
+        </w:rPr>
+        <w:t xml:space="preserve">Evolution during delivery.</w:t>
+      </w:r>
+      <w:r>
+        <w:t xml:space="preserve"> </w:t>
+      </w:r>
+      <w:r>
+        <w:t xml:space="preserve">Milestone 4 was committed as "at least four</w:t>
+      </w:r>
+      <w:r>
+        <w:t xml:space="preserve"> </w:t>
+      </w:r>
+      <w:r>
+        <w:t xml:space="preserve">decision-support features." During delivery the</w:t>
+      </w:r>
+      <w:r>
+        <w:t xml:space="preserve"> </w:t>
+      </w:r>
+      <w:r>
+        <w:rPr>
+          <w:iCs/>
+          <w:i/>
+        </w:rPr>
+        <w:t xml:space="preserve">specific set</w:t>
+      </w:r>
+      <w:r>
+        <w:t xml:space="preserve"> </w:t>
+      </w:r>
+      <w:r>
+        <w:t xml:space="preserve">evolved from the</w:t>
+      </w:r>
+      <w:r>
+        <w:t xml:space="preserve"> </w:t>
+      </w:r>
+      <w:r>
+        <w:t xml:space="preserve">originally-listed features toward stronger</w:t>
+      </w:r>
+      <w:r>
+        <w:t xml:space="preserve"> </w:t>
+      </w:r>
+      <w:r>
+        <w:rPr>
+          <w:bCs/>
+          <w:b/>
+        </w:rPr>
+        <w:t xml:space="preserve">what-if decision support</w:t>
+      </w:r>
+      <w:r>
+        <w:t xml:space="preserve"> </w:t>
+      </w:r>
+      <w:r>
+        <w:t xml:space="preserve">on the calibrated</w:t>
+      </w:r>
+      <w:r>
+        <w:t xml:space="preserve"> </w:t>
+      </w:r>
+      <w:r>
+        <w:t xml:space="preserve">model: congestion alerts and scenario comparison were kept, incident injection, live</w:t>
+      </w:r>
+      <w:r>
+        <w:t xml:space="preserve"> </w:t>
+      </w:r>
+      <w:r>
+        <w:t xml:space="preserve">click-to-inject and an impact report were added, while historical replay was</w:t>
+      </w:r>
+      <w:r>
+        <w:t xml:space="preserve"> </w:t>
+      </w:r>
+      <w:r>
+        <w:t xml:space="preserve">de-prioritised (the real-data counts path became the comparison</w:t>
+      </w:r>
+      <w:r>
+        <w:t xml:space="preserve"> </w:t>
+      </w:r>
+      <w:r>
+        <w:rPr>
+          <w:bCs/>
+          <w:b/>
+        </w:rPr>
+        <w:t xml:space="preserve">baseline</w:t>
+      </w:r>
+      <w:r>
+        <w:t xml:space="preserve"> </w:t>
+      </w:r>
+      <w:r>
+        <w:t xml:space="preserve">rather than a</w:t>
+      </w:r>
+      <w:r>
+        <w:t xml:space="preserve"> </w:t>
+      </w:r>
+      <w:r>
+        <w:t xml:space="preserve">headline feature) and the threshold-metrics idea was folded into the congestion overlay.</w:t>
+      </w:r>
+      <w:r>
+        <w:t xml:space="preserve"> </w:t>
+      </w:r>
+      <w:r>
+        <w:t xml:space="preserve">The "≥ 4 decision-support features" requirement is therefore met, with a set better</w:t>
+      </w:r>
+      <w:r>
+        <w:t xml:space="preserve"> </w:t>
+      </w:r>
+      <w:r>
+        <w:t xml:space="preserve">aligned to the purpose of a digital twin (see §3.3 and §5.1).</w:t>
+      </w:r>
+    </w:p>
+    <w:bookmarkEnd w:id="28"/>
+    <w:bookmarkStart w:id="29" w:name="Xd6b45fcf3330aa915fa26f3cc215d0e4ed00491"/>
+    <w:p>
+      <w:pPr>
+        <w:pStyle w:val="Heading2"/>
+      </w:pPr>
+      <w:r>
+        <w:t xml:space="preserve">2.2. Comparative Analysis</w:t>
+      </w:r>
+    </w:p>
+    <w:p>
+      <w:pPr>
+        <w:pStyle w:val="FirstParagraph"/>
+      </w:pPr>
+      <w:r>
+        <w:rPr>
+          <w:iCs/>
+          <w:i/>
+        </w:rPr>
+        <w:t xml:space="preserve">(Extended from the comparative study in the proposal.)</w:t>
+      </w:r>
+    </w:p>
+    <w:p>
+      <w:pPr>
+        <w:pStyle w:val="BodyText"/>
+      </w:pPr>
+      <w:r>
+        <w:t xml:space="preserve">Two publicly-documented systems are directly comparable, based on what each documents</w:t>
+      </w:r>
+      <w:r>
+        <w:t xml:space="preserve"> </w:t>
+      </w:r>
+      <w:r>
+        <w:t xml:space="preserve">about itself.</w:t>
+      </w:r>
+    </w:p>
+    <w:p>
+      <w:pPr>
+        <w:pStyle w:val="BodyText"/>
+      </w:pPr>
+      <w:r>
+        <w:t xml:space="preserve">The first is an</w:t>
+      </w:r>
+      <w:r>
+        <w:t xml:space="preserve"> </w:t>
+      </w:r>
+      <w:r>
+        <w:rPr>
+          <w:bCs/>
+          <w:b/>
+        </w:rPr>
+        <w:t xml:space="preserve">open-source SUMO traffic dashboard built with FastAPI and TraCI</w:t>
+      </w:r>
+      <w:r>
+        <w:t xml:space="preserve"> </w:t>
+      </w:r>
+      <w:r>
+        <w:t xml:space="preserve">(keshu-bara, 2025), which already provides live vehicle tracking and congestion detection</w:t>
+      </w:r>
+      <w:r>
+        <w:t xml:space="preserve"> </w:t>
+      </w:r>
+      <w:r>
+        <w:t xml:space="preserve">from a running SUMO simulation. However, by its own documentation it runs entirely on a</w:t>
+      </w:r>
+      <w:r>
+        <w:t xml:space="preserve"> </w:t>
+      </w:r>
+      <w:r>
+        <w:t xml:space="preserve">single machine, updates the browser by</w:t>
+      </w:r>
+      <w:r>
+        <w:t xml:space="preserve"> </w:t>
+      </w:r>
+      <w:r>
+        <w:rPr>
+          <w:iCs/>
+          <w:i/>
+        </w:rPr>
+        <w:t xml:space="preserve">polling</w:t>
+      </w:r>
+      <w:r>
+        <w:t xml:space="preserve"> </w:t>
+      </w:r>
+      <w:r>
+        <w:t xml:space="preserve">rather than genuine streaming, and does</w:t>
+      </w:r>
+      <w:r>
+        <w:t xml:space="preserve"> </w:t>
+      </w:r>
+      <w:r>
+        <w:t xml:space="preserve">not persist data to a database; historical replay is listed only as a planned future</w:t>
+      </w:r>
+      <w:r>
+        <w:t xml:space="preserve"> </w:t>
+      </w:r>
+      <w:r>
+        <w:t xml:space="preserve">feature, not something currently implemented.</w:t>
+      </w:r>
+    </w:p>
+    <w:p>
+      <w:pPr>
+        <w:pStyle w:val="BodyText"/>
+      </w:pPr>
+      <w:r>
+        <w:t xml:space="preserve">The second is a</w:t>
+      </w:r>
+      <w:r>
+        <w:t xml:space="preserve"> </w:t>
+      </w:r>
+      <w:r>
+        <w:rPr>
+          <w:bCs/>
+          <w:b/>
+        </w:rPr>
+        <w:t xml:space="preserve">peer-reviewed cloud architecture that streams SUMO simulation data</w:t>
+      </w:r>
+      <w:r>
+        <w:rPr>
+          <w:bCs/>
+          <w:b/>
+        </w:rPr>
+        <w:t xml:space="preserve"> </w:t>
+      </w:r>
+      <w:r>
+        <w:rPr>
+          <w:bCs/>
+          <w:b/>
+        </w:rPr>
+        <w:t xml:space="preserve">through a serverless AWS pipeline</w:t>
+      </w:r>
+      <w:r>
+        <w:t xml:space="preserve"> </w:t>
+      </w:r>
+      <w:r>
+        <w:t xml:space="preserve">to support a real-time vehicle speed-advisory</w:t>
+      </w:r>
+      <w:r>
+        <w:t xml:space="preserve"> </w:t>
+      </w:r>
+      <w:r>
+        <w:t xml:space="preserve">application (Deng et al., 2024). This shows that an AWS-based, SUMO-driven streaming</w:t>
+      </w:r>
+      <w:r>
+        <w:t xml:space="preserve"> </w:t>
+      </w:r>
+      <w:r>
+        <w:t xml:space="preserve">architecture is viable at a latency requirement similar to the one this project targets.</w:t>
+      </w:r>
+      <w:r>
+        <w:t xml:space="preserve"> </w:t>
+      </w:r>
+      <w:r>
+        <w:t xml:space="preserve">However, the published system was built to evaluate a specific control algorithm rather</w:t>
+      </w:r>
+      <w:r>
+        <w:t xml:space="preserve"> </w:t>
+      </w:r>
+      <w:r>
+        <w:t xml:space="preserve">than to serve as a general-purpose dashboard, and it does not include decision-support</w:t>
+      </w:r>
+      <w:r>
+        <w:t xml:space="preserve"> </w:t>
+      </w:r>
+      <w:r>
+        <w:t xml:space="preserve">features such as alerts, scenario comparison, or historical replay.</w:t>
+      </w:r>
+    </w:p>
+    <w:p>
+      <w:pPr>
+        <w:pStyle w:val="BodyText"/>
+      </w:pPr>
+      <w:r>
+        <w:t xml:space="preserve">Between them, these two systems indicate that the individual pieces of this project — a</w:t>
+      </w:r>
+      <w:r>
+        <w:t xml:space="preserve"> </w:t>
+      </w:r>
+      <w:r>
+        <w:t xml:space="preserve">SUMO dashboard with live tracking, and an AWS-based SUMO streaming pipeline — already</w:t>
+      </w:r>
+      <w:r>
+        <w:t xml:space="preserve"> </w:t>
+      </w:r>
+      <w:r>
+        <w:t xml:space="preserve">exist separately. Based on what is publicly documented about each,</w:t>
+      </w:r>
+      <w:r>
+        <w:t xml:space="preserve"> </w:t>
+      </w:r>
+      <w:r>
+        <w:rPr>
+          <w:bCs/>
+          <w:b/>
+        </w:rPr>
+        <w:t xml:space="preserve">neither combines a</w:t>
+      </w:r>
+      <w:r>
+        <w:rPr>
+          <w:bCs/>
+          <w:b/>
+        </w:rPr>
+        <w:t xml:space="preserve"> </w:t>
+      </w:r>
+      <w:r>
+        <w:rPr>
+          <w:bCs/>
+          <w:b/>
+        </w:rPr>
+        <w:t xml:space="preserve">calibrated real-city simulation, cloud-based persistent storage, and a dashboard with</w:t>
+      </w:r>
+      <w:r>
+        <w:rPr>
+          <w:bCs/>
+          <w:b/>
+        </w:rPr>
+        <w:t xml:space="preserve"> </w:t>
+      </w:r>
+      <w:r>
+        <w:rPr>
+          <w:bCs/>
+          <w:b/>
+        </w:rPr>
+        <w:t xml:space="preserve">decision-support features in one system.</w:t>
+      </w:r>
+      <w:r>
+        <w:t xml:space="preserve"> </w:t>
+      </w:r>
+      <w:r>
+        <w:t xml:space="preserve">This project's contribution is combining these</w:t>
+      </w:r>
+      <w:r>
+        <w:t xml:space="preserve"> </w:t>
+      </w:r>
+      <w:r>
+        <w:t xml:space="preserve">three elements rather than any one of them in isolation. The decision-support set was</w:t>
+      </w:r>
+      <w:r>
+        <w:t xml:space="preserve"> </w:t>
+      </w:r>
+      <w:r>
+        <w:t xml:space="preserve">further sharpened during delivery toward what-if incident analysis (§2.1), which neither</w:t>
+      </w:r>
+      <w:r>
+        <w:t xml:space="preserve"> </w:t>
+      </w:r>
+      <w:r>
+        <w:t xml:space="preserve">comparable system offers.</w:t>
+      </w:r>
+    </w:p>
+    <w:p>
+      <w:r>
+        <w:pict>
+          <v:rect style="width:0;height:1.5pt" o:hralign="center" o:hrstd="t" o:hr="t"/>
+        </w:pict>
+      </w:r>
+    </w:p>
+    <w:bookmarkEnd w:id="29"/>
+    <w:bookmarkEnd w:id="30"/>
+    <w:bookmarkStart w:id="38" w:name="X167a2da0345881bf36eef0606d50b1063a572d3"/>
+    <w:p>
+      <w:pPr>
+        <w:pStyle w:val="Heading1"/>
+      </w:pPr>
+      <w:r>
+        <w:t xml:space="preserve">3. METHODS</w:t>
+      </w:r>
+    </w:p>
+    <w:bookmarkStart w:id="31" w:name="X90037fffeb0517eb9be28959be4b42079adccec"/>
+    <w:p>
+      <w:pPr>
+        <w:pStyle w:val="Heading2"/>
+      </w:pPr>
+      <w:r>
+        <w:t xml:space="preserve">3.1. Overview</w:t>
+      </w:r>
+    </w:p>
+    <w:p>
+      <w:pPr>
+        <w:pStyle w:val="FirstParagraph"/>
+      </w:pPr>
+      <w:r>
+        <w:rPr>
+          <w:bCs/>
+          <w:b/>
+        </w:rPr>
+        <w:t xml:space="preserve">Methodology — proof of concept.</w:t>
+      </w:r>
+      <w:r>
+        <w:t xml:space="preserve"> </w:t>
+      </w:r>
+      <w:r>
+        <w:t xml:space="preserve">The project was developed as a</w:t>
+      </w:r>
+      <w:r>
+        <w:t xml:space="preserve"> </w:t>
+      </w:r>
+      <w:r>
+        <w:rPr>
+          <w:bCs/>
+          <w:b/>
+        </w:rPr>
+        <w:t xml:space="preserve">proof of concept</w:t>
+      </w:r>
+      <w:r>
+        <w:rPr>
+          <w:bCs/>
+          <w:b/>
+        </w:rPr>
+        <w:t xml:space="preserve"> </w:t>
+      </w:r>
+      <w:r>
+        <w:rPr>
+          <w:bCs/>
+          <w:b/>
+        </w:rPr>
+        <w:t xml:space="preserve">(PoC)</w:t>
+      </w:r>
+      <w:r>
+        <w:t xml:space="preserve">: its purpose is to demonstrate, end-to-end, the</w:t>
+      </w:r>
+      <w:r>
+        <w:t xml:space="preserve"> </w:t>
+      </w:r>
+      <w:r>
+        <w:rPr>
+          <w:iCs/>
+          <w:i/>
+        </w:rPr>
+        <w:t xml:space="preserve">feasibility</w:t>
+      </w:r>
+      <w:r>
+        <w:t xml:space="preserve"> </w:t>
+      </w:r>
+      <w:r>
+        <w:t xml:space="preserve">of a cloud-connected</w:t>
+      </w:r>
+      <w:r>
+        <w:t xml:space="preserve"> </w:t>
+      </w:r>
+      <w:r>
+        <w:t xml:space="preserve">decision-support traffic digital twin — not to deliver a production-hardened system. A PoC</w:t>
+      </w:r>
+      <w:r>
+        <w:t xml:space="preserve"> </w:t>
+      </w:r>
+      <w:r>
+        <w:t xml:space="preserve">approach was appropriate because the contribution is a</w:t>
+      </w:r>
+      <w:r>
+        <w:t xml:space="preserve"> </w:t>
+      </w:r>
+      <w:r>
+        <w:rPr>
+          <w:bCs/>
+          <w:b/>
+        </w:rPr>
+        <w:t xml:space="preserve">novel combination</w:t>
+      </w:r>
+      <w:r>
+        <w:t xml:space="preserve"> </w:t>
+      </w:r>
+      <w:r>
+        <w:t xml:space="preserve">of pieces that</w:t>
+      </w:r>
+      <w:r>
+        <w:t xml:space="preserve"> </w:t>
+      </w:r>
+      <w:r>
+        <w:t xml:space="preserve">exist only separately (a calibrated real-city SUMO simulation, a serverless cloud pipeline,</w:t>
+      </w:r>
+      <w:r>
+        <w:t xml:space="preserve"> </w:t>
+      </w:r>
+      <w:r>
+        <w:t xml:space="preserve">and a decision-support dashboard — see §2.2), so the first question to answer is "can these</w:t>
+      </w:r>
+      <w:r>
+        <w:t xml:space="preserve"> </w:t>
+      </w:r>
+      <w:r>
+        <w:t xml:space="preserve">be made to work together, reliably, at the required latency, within a student budget?".</w:t>
+      </w:r>
+      <w:r>
+        <w:t xml:space="preserve"> </w:t>
+      </w:r>
+      <w:r>
+        <w:t xml:space="preserve">The PoC is therefore deliberately</w:t>
+      </w:r>
+      <w:r>
+        <w:t xml:space="preserve"> </w:t>
+      </w:r>
+      <w:r>
+        <w:rPr>
+          <w:bCs/>
+          <w:b/>
+        </w:rPr>
+        <w:t xml:space="preserve">scoped</w:t>
+      </w:r>
+      <w:r>
+        <w:t xml:space="preserve">: incidents are synthetic (what-if</w:t>
+      </w:r>
+      <w:r>
+        <w:t xml:space="preserve"> </w:t>
+      </w:r>
+      <w:r>
+        <w:t xml:space="preserve">perturbations, not live sensor data), the cloud runs on free-tier / on-demand resources,</w:t>
+      </w:r>
+      <w:r>
+        <w:t xml:space="preserve"> </w:t>
+      </w:r>
+      <w:r>
+        <w:t xml:space="preserve">and some paths are demo-grade rather than fully productionised (see §5.3 Limitations). It</w:t>
+      </w:r>
+      <w:r>
+        <w:t xml:space="preserve"> </w:t>
+      </w:r>
+      <w:r>
+        <w:t xml:space="preserve">is nonetheless a</w:t>
+      </w:r>
+      <w:r>
+        <w:t xml:space="preserve"> </w:t>
+      </w:r>
+      <w:r>
+        <w:rPr>
+          <w:bCs/>
+          <w:b/>
+        </w:rPr>
+        <w:t xml:space="preserve">working, deployed and tested</w:t>
+      </w:r>
+      <w:r>
+        <w:t xml:space="preserve"> </w:t>
+      </w:r>
+      <w:r>
+        <w:t xml:space="preserve">implementation, so it proves the concept</w:t>
+      </w:r>
+      <w:r>
+        <w:t xml:space="preserve"> </w:t>
+      </w:r>
+      <w:r>
+        <w:t xml:space="preserve">rather than merely describing it. Success is judged by the proof-of-concept criteria in</w:t>
+      </w:r>
+      <w:r>
+        <w:t xml:space="preserve"> </w:t>
+      </w:r>
+      <w:r>
+        <w:t xml:space="preserve">§2.1 (the pipeline works end-to-end, an injected incident produces a measurable impact, and</w:t>
+      </w:r>
+      <w:r>
+        <w:t xml:space="preserve"> </w:t>
+      </w:r>
+      <w:r>
+        <w:t xml:space="preserve">the stack is reproducibly deployable).</w:t>
+      </w:r>
+    </w:p>
+    <w:p>
+      <w:pPr>
+        <w:pStyle w:val="BodyText"/>
+      </w:pPr>
+      <w:r>
+        <w:rPr>
+          <w:bCs/>
+          <w:b/>
+        </w:rPr>
+        <w:t xml:space="preserve">Development process.</w:t>
+      </w:r>
+      <w:r>
+        <w:t xml:space="preserve"> </w:t>
+      </w:r>
+      <w:r>
+        <w:t xml:space="preserve">Within that PoC, the build followed a</w:t>
+      </w:r>
+      <w:r>
+        <w:t xml:space="preserve"> </w:t>
+      </w:r>
+      <w:r>
+        <w:rPr>
+          <w:bCs/>
+          <w:b/>
+        </w:rPr>
+        <w:t xml:space="preserve">lightweight, iterative</w:t>
+      </w:r>
+      <w:r>
+        <w:rPr>
+          <w:bCs/>
+          <w:b/>
+        </w:rPr>
+        <w:t xml:space="preserve"> </w:t>
+      </w:r>
+      <w:r>
+        <w:rPr>
+          <w:bCs/>
+          <w:b/>
+        </w:rPr>
+        <w:t xml:space="preserve">approach inspired by Scrum / agile</w:t>
+      </w:r>
+      <w:r>
+        <w:t xml:space="preserve">, rather than formal Scrum with a dedicated</w:t>
+      </w:r>
+      <w:r>
+        <w:t xml:space="preserve"> </w:t>
+      </w:r>
+      <w:r>
+        <w:t xml:space="preserve">project-management tool. The five milestones (§2.1) acted as iterations: each began by</w:t>
+      </w:r>
+      <w:r>
+        <w:t xml:space="preserve"> </w:t>
+      </w:r>
+      <w:r>
+        <w:t xml:space="preserve">breaking the milestone into tasks, proceeded through build-and-test, and ended by</w:t>
+      </w:r>
+      <w:r>
+        <w:t xml:space="preserve"> </w:t>
+      </w:r>
+      <w:r>
+        <w:t xml:space="preserve">demonstrating the working increment to the supervisor at a milestone review and adjusting</w:t>
+      </w:r>
+      <w:r>
+        <w:t xml:space="preserve"> </w:t>
+      </w:r>
+      <w:r>
+        <w:t xml:space="preserve">the plan for the next iteration. As a solo developer there were no formal Scrum ceremonies</w:t>
+      </w:r>
+      <w:r>
+        <w:t xml:space="preserve"> </w:t>
+      </w:r>
+      <w:r>
+        <w:t xml:space="preserve">or roles and</w:t>
+      </w:r>
+      <w:r>
+        <w:t xml:space="preserve"> </w:t>
+      </w:r>
+      <w:r>
+        <w:rPr>
+          <w:bCs/>
+          <w:b/>
+        </w:rPr>
+        <w:t xml:space="preserve">no issue-tracker such as Jira</w:t>
+      </w:r>
+      <w:r>
+        <w:t xml:space="preserve">; instead the task list, design decisions and</w:t>
+      </w:r>
+      <w:r>
+        <w:t xml:space="preserve"> </w:t>
+      </w:r>
+      <w:r>
+        <w:t xml:space="preserve">a running hour budget were tracked in the repository itself (</w:t>
+      </w:r>
+      <w:r>
+        <w:rPr>
+          <w:rStyle w:val="VerbatimChar"/>
+        </w:rPr>
+        <w:t xml:space="preserve">CLAUDE.md</w:t>
+      </w:r>
+      <w:r>
+        <w:t xml:space="preserve">,</w:t>
+      </w:r>
+      <w:r>
+        <w:t xml:space="preserve"> </w:t>
+      </w:r>
+      <w:r>
+        <w:rPr>
+          <w:rStyle w:val="VerbatimChar"/>
+        </w:rPr>
+        <w:t xml:space="preserve">CHECKLIST.md</w:t>
+      </w:r>
+      <w:r>
+        <w:t xml:space="preserve">)</w:t>
+      </w:r>
+      <w:r>
+        <w:t xml:space="preserve"> </w:t>
+      </w:r>
+      <w:r>
+        <w:t xml:space="preserve">and in weekly journals. This plan–build–review–adjust cycle suited a project where each</w:t>
+      </w:r>
+      <w:r>
+        <w:t xml:space="preserve"> </w:t>
+      </w:r>
+      <w:r>
+        <w:t xml:space="preserve">milestone delivers a demonstrable increment that benefits from feedback before the next</w:t>
+      </w:r>
+      <w:r>
+        <w:t xml:space="preserve"> </w:t>
+      </w:r>
+      <w:r>
+        <w:t xml:space="preserve">layer is built on it.</w:t>
+      </w:r>
+    </w:p>
+    <w:p>
+      <w:pPr>
+        <w:pStyle w:val="BodyText"/>
+      </w:pPr>
+      <w:r>
+        <w:rPr>
+          <w:bCs/>
+          <w:b/>
+        </w:rPr>
+        <w:t xml:space="preserve">Techniques and methods.</w:t>
       </w:r>
     </w:p>
     <w:p>
@@ -1745,13 +2498,29 @@
         <w:pStyle w:val="Compact"/>
       </w:pPr>
       <w:r>
-        <w:t xml:space="preserve">End-to-end pipeline latency measured and reported (target: sub-second from simulation</w:t>
-      </w:r>
-      <w:r>
-        <w:t xml:space="preserve"> </w:t>
-      </w:r>
-      <w:r>
-        <w:t xml:space="preserve">step to dashboard update).</w:t>
+        <w:rPr>
+          <w:bCs/>
+          <w:b/>
+        </w:rPr>
+        <w:t xml:space="preserve">Vertical-slice-first development</w:t>
+      </w:r>
+      <w:r>
+        <w:t xml:space="preserve"> </w:t>
+      </w:r>
+      <w:r>
+        <w:t xml:space="preserve">— build one intersection's worth of streaming,</w:t>
+      </w:r>
+      <w:r>
+        <w:t xml:space="preserve"> </w:t>
+      </w:r>
+      <w:r>
+        <w:t xml:space="preserve">storage and dashboard display end-to-end before widening coverage, so integration risk</w:t>
+      </w:r>
+      <w:r>
+        <w:t xml:space="preserve"> </w:t>
+      </w:r>
+      <w:r>
+        <w:t xml:space="preserve">is found early (M1–M3).</w:t>
       </w:r>
     </w:p>
     <w:p>
@@ -1763,7 +2532,23 @@
         <w:pStyle w:val="Compact"/>
       </w:pPr>
       <w:r>
-        <w:t xml:space="preserve">All five sub-goals demonstrated working in a single recorded run.</w:t>
+        <w:rPr>
+          <w:bCs/>
+          <w:b/>
+        </w:rPr>
+        <w:t xml:space="preserve">Infrastructure-as-code</w:t>
+      </w:r>
+      <w:r>
+        <w:t xml:space="preserve"> </w:t>
+      </w:r>
+      <w:r>
+        <w:t xml:space="preserve">— all AWS resources defined and provisioned through Terraform,</w:t>
+      </w:r>
+      <w:r>
+        <w:t xml:space="preserve"> </w:t>
+      </w:r>
+      <w:r>
+        <w:t xml:space="preserve">so the cloud environment is reproducible and reviewable as code (M2).</w:t>
       </w:r>
     </w:p>
     <w:p>
@@ -1775,7 +2560,62 @@
         <w:pStyle w:val="Compact"/>
       </w:pPr>
       <w:r>
-        <w:t xml:space="preserve">Terraform able to reprovision the full AWS stack from a clean account.</w:t>
+        <w:rPr>
+          <w:bCs/>
+          <w:b/>
+        </w:rPr>
+        <w:t xml:space="preserve">Incremental, additive extension of existing files</w:t>
+      </w:r>
+      <w:r>
+        <w:t xml:space="preserve"> </w:t>
+      </w:r>
+      <w:r>
+        <w:t xml:space="preserve">— the existing simulation core,</w:t>
+      </w:r>
+      <w:r>
+        <w:t xml:space="preserve"> </w:t>
+      </w:r>
+      <w:r>
+        <w:t xml:space="preserve">network and demand files are not modified; new functionality is added at the two</w:t>
+      </w:r>
+      <w:r>
+        <w:t xml:space="preserve"> </w:t>
+      </w:r>
+      <w:r>
+        <w:t xml:space="preserve">confirmed extension points (the TraCI step hook in</w:t>
+      </w:r>
+      <w:r>
+        <w:t xml:space="preserve"> </w:t>
+      </w:r>
+      <w:r>
+        <w:rPr>
+          <w:rStyle w:val="VerbatimChar"/>
+        </w:rPr>
+        <w:t xml:space="preserve">run_traci.py</w:t>
+      </w:r>
+      <w:r>
+        <w:t xml:space="preserve"> </w:t>
+      </w:r>
+      <w:r>
+        <w:t xml:space="preserve">and the map's</w:t>
+      </w:r>
+      <w:r>
+        <w:t xml:space="preserve"> </w:t>
+      </w:r>
+      <w:r>
+        <w:t xml:space="preserve">data-loading logic in</w:t>
+      </w:r>
+      <w:r>
+        <w:t xml:space="preserve"> </w:t>
+      </w:r>
+      <w:r>
+        <w:rPr>
+          <w:rStyle w:val="VerbatimChar"/>
+        </w:rPr>
+        <w:t xml:space="preserve">intersection_map.html</w:t>
+      </w:r>
+      <w:r>
+        <w:t xml:space="preserve">) (M1, M3).</w:t>
       </w:r>
     </w:p>
     <w:p>
@@ -1783,873 +2623,6 @@
         <w:numPr>
           <w:ilvl w:val="0"/>
           <w:numId w:val="1002"/>
-        </w:numPr>
-        <w:pStyle w:val="Compact"/>
-      </w:pPr>
-      <w:r>
-        <w:t xml:space="preserve">Supervisor sign-off on a live demonstration of each decision-support feature.</w:t>
-      </w:r>
-    </w:p>
-    <w:p>
-      <w:pPr>
-        <w:numPr>
-          <w:ilvl w:val="0"/>
-          <w:numId w:val="1002"/>
-        </w:numPr>
-        <w:pStyle w:val="Compact"/>
-      </w:pPr>
-      <w:r>
-        <w:t xml:space="preserve">Final report submitted evaluating the system against these goals.</w:t>
-      </w:r>
-    </w:p>
-    <w:p>
-      <w:pPr>
-        <w:pStyle w:val="FirstParagraph"/>
-      </w:pPr>
-      <w:r>
-        <w:rPr>
-          <w:bCs/>
-          <w:b/>
-        </w:rPr>
-        <w:t xml:space="preserve">Evolution during delivery.</w:t>
-      </w:r>
-      <w:r>
-        <w:t xml:space="preserve"> </w:t>
-      </w:r>
-      <w:r>
-        <w:t xml:space="preserve">Milestone 4 was committed as "at least four</w:t>
-      </w:r>
-      <w:r>
-        <w:t xml:space="preserve"> </w:t>
-      </w:r>
-      <w:r>
-        <w:t xml:space="preserve">decision-support features." During delivery the</w:t>
-      </w:r>
-      <w:r>
-        <w:t xml:space="preserve"> </w:t>
-      </w:r>
-      <w:r>
-        <w:rPr>
-          <w:iCs/>
-          <w:i/>
-        </w:rPr>
-        <w:t xml:space="preserve">specific set</w:t>
-      </w:r>
-      <w:r>
-        <w:t xml:space="preserve"> </w:t>
-      </w:r>
-      <w:r>
-        <w:t xml:space="preserve">evolved from the</w:t>
-      </w:r>
-      <w:r>
-        <w:t xml:space="preserve"> </w:t>
-      </w:r>
-      <w:r>
-        <w:t xml:space="preserve">originally-listed features toward stronger</w:t>
-      </w:r>
-      <w:r>
-        <w:t xml:space="preserve"> </w:t>
-      </w:r>
-      <w:r>
-        <w:rPr>
-          <w:bCs/>
-          <w:b/>
-        </w:rPr>
-        <w:t xml:space="preserve">what-if decision support</w:t>
-      </w:r>
-      <w:r>
-        <w:t xml:space="preserve"> </w:t>
-      </w:r>
-      <w:r>
-        <w:t xml:space="preserve">on the calibrated</w:t>
-      </w:r>
-      <w:r>
-        <w:t xml:space="preserve"> </w:t>
-      </w:r>
-      <w:r>
-        <w:t xml:space="preserve">model: congestion alerts and scenario comparison were kept, incident injection, live</w:t>
-      </w:r>
-      <w:r>
-        <w:t xml:space="preserve"> </w:t>
-      </w:r>
-      <w:r>
-        <w:t xml:space="preserve">click-to-inject and an impact report were added, while historical replay was</w:t>
-      </w:r>
-      <w:r>
-        <w:t xml:space="preserve"> </w:t>
-      </w:r>
-      <w:r>
-        <w:t xml:space="preserve">de-prioritised (the real-data counts path became the comparison</w:t>
-      </w:r>
-      <w:r>
-        <w:t xml:space="preserve"> </w:t>
-      </w:r>
-      <w:r>
-        <w:rPr>
-          <w:bCs/>
-          <w:b/>
-        </w:rPr>
-        <w:t xml:space="preserve">baseline</w:t>
-      </w:r>
-      <w:r>
-        <w:t xml:space="preserve"> </w:t>
-      </w:r>
-      <w:r>
-        <w:t xml:space="preserve">rather than a</w:t>
-      </w:r>
-      <w:r>
-        <w:t xml:space="preserve"> </w:t>
-      </w:r>
-      <w:r>
-        <w:t xml:space="preserve">headline feature) and the threshold-metrics idea was folded into the congestion overlay.</w:t>
-      </w:r>
-      <w:r>
-        <w:t xml:space="preserve"> </w:t>
-      </w:r>
-      <w:r>
-        <w:t xml:space="preserve">The "≥ 4 decision-support features" requirement is therefore met, with a set better</w:t>
-      </w:r>
-      <w:r>
-        <w:t xml:space="preserve"> </w:t>
-      </w:r>
-      <w:r>
-        <w:t xml:space="preserve">aligned to the purpose of a digital twin (see §3.3 and §5.1).</w:t>
-      </w:r>
-    </w:p>
-    <w:bookmarkEnd w:id="28"/>
-    <w:bookmarkStart w:id="29" w:name="Xd6b45fcf3330aa915fa26f3cc215d0e4ed00491"/>
-    <w:p>
-      <w:pPr>
-        <w:pStyle w:val="Heading2"/>
-      </w:pPr>
-      <w:r>
-        <w:t xml:space="preserve">2.2. Comparative Analysis</w:t>
-      </w:r>
-    </w:p>
-    <w:p>
-      <w:pPr>
-        <w:pStyle w:val="FirstParagraph"/>
-      </w:pPr>
-      <w:r>
-        <w:rPr>
-          <w:iCs/>
-          <w:i/>
-        </w:rPr>
-        <w:t xml:space="preserve">(Extended from the comparative study in the proposal.)</w:t>
-      </w:r>
-    </w:p>
-    <w:p>
-      <w:pPr>
-        <w:pStyle w:val="BodyText"/>
-      </w:pPr>
-      <w:r>
-        <w:t xml:space="preserve">Two publicly-documented systems are directly comparable, based on what each documents</w:t>
-      </w:r>
-      <w:r>
-        <w:t xml:space="preserve"> </w:t>
-      </w:r>
-      <w:r>
-        <w:t xml:space="preserve">about itself.</w:t>
-      </w:r>
-    </w:p>
-    <w:p>
-      <w:pPr>
-        <w:pStyle w:val="BodyText"/>
-      </w:pPr>
-      <w:r>
-        <w:t xml:space="preserve">The first is an</w:t>
-      </w:r>
-      <w:r>
-        <w:t xml:space="preserve"> </w:t>
-      </w:r>
-      <w:r>
-        <w:rPr>
-          <w:bCs/>
-          <w:b/>
-        </w:rPr>
-        <w:t xml:space="preserve">open-source SUMO traffic dashboard built with FastAPI and TraCI</w:t>
-      </w:r>
-      <w:r>
-        <w:t xml:space="preserve"> </w:t>
-      </w:r>
-      <w:r>
-        <w:t xml:space="preserve">(keshu-bara, 2025), which already provides live vehicle tracking and congestion detection</w:t>
-      </w:r>
-      <w:r>
-        <w:t xml:space="preserve"> </w:t>
-      </w:r>
-      <w:r>
-        <w:t xml:space="preserve">from a running SUMO simulation. However, by its own documentation it runs entirely on a</w:t>
-      </w:r>
-      <w:r>
-        <w:t xml:space="preserve"> </w:t>
-      </w:r>
-      <w:r>
-        <w:t xml:space="preserve">single machine, updates the browser by</w:t>
-      </w:r>
-      <w:r>
-        <w:t xml:space="preserve"> </w:t>
-      </w:r>
-      <w:r>
-        <w:rPr>
-          <w:iCs/>
-          <w:i/>
-        </w:rPr>
-        <w:t xml:space="preserve">polling</w:t>
-      </w:r>
-      <w:r>
-        <w:t xml:space="preserve"> </w:t>
-      </w:r>
-      <w:r>
-        <w:t xml:space="preserve">rather than genuine streaming, and does</w:t>
-      </w:r>
-      <w:r>
-        <w:t xml:space="preserve"> </w:t>
-      </w:r>
-      <w:r>
-        <w:t xml:space="preserve">not persist data to a database; historical replay is listed only as a planned future</w:t>
-      </w:r>
-      <w:r>
-        <w:t xml:space="preserve"> </w:t>
-      </w:r>
-      <w:r>
-        <w:t xml:space="preserve">feature, not something currently implemented.</w:t>
-      </w:r>
-    </w:p>
-    <w:p>
-      <w:pPr>
-        <w:pStyle w:val="BodyText"/>
-      </w:pPr>
-      <w:r>
-        <w:t xml:space="preserve">The second is a</w:t>
-      </w:r>
-      <w:r>
-        <w:t xml:space="preserve"> </w:t>
-      </w:r>
-      <w:r>
-        <w:rPr>
-          <w:bCs/>
-          <w:b/>
-        </w:rPr>
-        <w:t xml:space="preserve">peer-reviewed cloud architecture that streams SUMO simulation data</w:t>
-      </w:r>
-      <w:r>
-        <w:rPr>
-          <w:bCs/>
-          <w:b/>
-        </w:rPr>
-        <w:t xml:space="preserve"> </w:t>
-      </w:r>
-      <w:r>
-        <w:rPr>
-          <w:bCs/>
-          <w:b/>
-        </w:rPr>
-        <w:t xml:space="preserve">through a serverless AWS pipeline</w:t>
-      </w:r>
-      <w:r>
-        <w:t xml:space="preserve"> </w:t>
-      </w:r>
-      <w:r>
-        <w:t xml:space="preserve">to support a real-time vehicle speed-advisory</w:t>
-      </w:r>
-      <w:r>
-        <w:t xml:space="preserve"> </w:t>
-      </w:r>
-      <w:r>
-        <w:t xml:space="preserve">application (Deng et al., 2024). This shows that an AWS-based, SUMO-driven streaming</w:t>
-      </w:r>
-      <w:r>
-        <w:t xml:space="preserve"> </w:t>
-      </w:r>
-      <w:r>
-        <w:t xml:space="preserve">architecture is viable at a latency requirement similar to the one this project targets.</w:t>
-      </w:r>
-      <w:r>
-        <w:t xml:space="preserve"> </w:t>
-      </w:r>
-      <w:r>
-        <w:t xml:space="preserve">However, the published system was built to evaluate a specific control algorithm rather</w:t>
-      </w:r>
-      <w:r>
-        <w:t xml:space="preserve"> </w:t>
-      </w:r>
-      <w:r>
-        <w:t xml:space="preserve">than to serve as a general-purpose dashboard, and it does not include decision-support</w:t>
-      </w:r>
-      <w:r>
-        <w:t xml:space="preserve"> </w:t>
-      </w:r>
-      <w:r>
-        <w:t xml:space="preserve">features such as alerts, scenario comparison, or historical replay.</w:t>
-      </w:r>
-    </w:p>
-    <w:p>
-      <w:pPr>
-        <w:pStyle w:val="BodyText"/>
-      </w:pPr>
-      <w:r>
-        <w:t xml:space="preserve">Between them, these two systems indicate that the individual pieces of this project — a</w:t>
-      </w:r>
-      <w:r>
-        <w:t xml:space="preserve"> </w:t>
-      </w:r>
-      <w:r>
-        <w:t xml:space="preserve">SUMO dashboard with live tracking, and an AWS-based SUMO streaming pipeline — already</w:t>
-      </w:r>
-      <w:r>
-        <w:t xml:space="preserve"> </w:t>
-      </w:r>
-      <w:r>
-        <w:t xml:space="preserve">exist separately. Based on what is publicly documented about each,</w:t>
-      </w:r>
-      <w:r>
-        <w:t xml:space="preserve"> </w:t>
-      </w:r>
-      <w:r>
-        <w:rPr>
-          <w:bCs/>
-          <w:b/>
-        </w:rPr>
-        <w:t xml:space="preserve">neither combines a</w:t>
-      </w:r>
-      <w:r>
-        <w:rPr>
-          <w:bCs/>
-          <w:b/>
-        </w:rPr>
-        <w:t xml:space="preserve"> </w:t>
-      </w:r>
-      <w:r>
-        <w:rPr>
-          <w:bCs/>
-          <w:b/>
-        </w:rPr>
-        <w:t xml:space="preserve">calibrated real-city simulation, cloud-based persistent storage, and a dashboard with</w:t>
-      </w:r>
-      <w:r>
-        <w:rPr>
-          <w:bCs/>
-          <w:b/>
-        </w:rPr>
-        <w:t xml:space="preserve"> </w:t>
-      </w:r>
-      <w:r>
-        <w:rPr>
-          <w:bCs/>
-          <w:b/>
-        </w:rPr>
-        <w:t xml:space="preserve">decision-support features in one system.</w:t>
-      </w:r>
-      <w:r>
-        <w:t xml:space="preserve"> </w:t>
-      </w:r>
-      <w:r>
-        <w:t xml:space="preserve">This project's contribution is combining these</w:t>
-      </w:r>
-      <w:r>
-        <w:t xml:space="preserve"> </w:t>
-      </w:r>
-      <w:r>
-        <w:t xml:space="preserve">three elements rather than any one of them in isolation. The decision-support set was</w:t>
-      </w:r>
-      <w:r>
-        <w:t xml:space="preserve"> </w:t>
-      </w:r>
-      <w:r>
-        <w:t xml:space="preserve">further sharpened during delivery toward what-if incident analysis (§2.1), which neither</w:t>
-      </w:r>
-      <w:r>
-        <w:t xml:space="preserve"> </w:t>
-      </w:r>
-      <w:r>
-        <w:t xml:space="preserve">comparable system offers.</w:t>
-      </w:r>
-    </w:p>
-    <w:p>
-      <w:r>
-        <w:pict>
-          <v:rect style="width:0;height:1.5pt" o:hralign="center" o:hrstd="t" o:hr="t"/>
-        </w:pict>
-      </w:r>
-    </w:p>
-    <w:bookmarkEnd w:id="29"/>
-    <w:bookmarkEnd w:id="30"/>
-    <w:bookmarkStart w:id="38" w:name="X167a2da0345881bf36eef0606d50b1063a572d3"/>
-    <w:p>
-      <w:pPr>
-        <w:pStyle w:val="Heading1"/>
-      </w:pPr>
-      <w:r>
-        <w:t xml:space="preserve">3. METHODS</w:t>
-      </w:r>
-    </w:p>
-    <w:bookmarkStart w:id="31" w:name="X90037fffeb0517eb9be28959be4b42079adccec"/>
-    <w:p>
-      <w:pPr>
-        <w:pStyle w:val="Heading2"/>
-      </w:pPr>
-      <w:r>
-        <w:t xml:space="preserve">3.1. Overview</w:t>
-      </w:r>
-    </w:p>
-    <w:p>
-      <w:pPr>
-        <w:pStyle w:val="FirstParagraph"/>
-      </w:pPr>
-      <w:r>
-        <w:rPr>
-          <w:bCs/>
-          <w:b/>
-        </w:rPr>
-        <w:t xml:space="preserve">Methodology — proof of concept.</w:t>
-      </w:r>
-      <w:r>
-        <w:t xml:space="preserve"> </w:t>
-      </w:r>
-      <w:r>
-        <w:t xml:space="preserve">The project was developed as a</w:t>
-      </w:r>
-      <w:r>
-        <w:t xml:space="preserve"> </w:t>
-      </w:r>
-      <w:r>
-        <w:rPr>
-          <w:bCs/>
-          <w:b/>
-        </w:rPr>
-        <w:t xml:space="preserve">proof of concept</w:t>
-      </w:r>
-      <w:r>
-        <w:rPr>
-          <w:bCs/>
-          <w:b/>
-        </w:rPr>
-        <w:t xml:space="preserve"> </w:t>
-      </w:r>
-      <w:r>
-        <w:rPr>
-          <w:bCs/>
-          <w:b/>
-        </w:rPr>
-        <w:t xml:space="preserve">(PoC)</w:t>
-      </w:r>
-      <w:r>
-        <w:t xml:space="preserve">: its purpose is to demonstrate, end-to-end, the</w:t>
-      </w:r>
-      <w:r>
-        <w:t xml:space="preserve"> </w:t>
-      </w:r>
-      <w:r>
-        <w:rPr>
-          <w:iCs/>
-          <w:i/>
-        </w:rPr>
-        <w:t xml:space="preserve">feasibility</w:t>
-      </w:r>
-      <w:r>
-        <w:t xml:space="preserve"> </w:t>
-      </w:r>
-      <w:r>
-        <w:t xml:space="preserve">of a cloud-connected</w:t>
-      </w:r>
-      <w:r>
-        <w:t xml:space="preserve"> </w:t>
-      </w:r>
-      <w:r>
-        <w:t xml:space="preserve">decision-support traffic digital twin — not to deliver a production-hardened system. A PoC</w:t>
-      </w:r>
-      <w:r>
-        <w:t xml:space="preserve"> </w:t>
-      </w:r>
-      <w:r>
-        <w:t xml:space="preserve">approach was appropriate because the contribution is a</w:t>
-      </w:r>
-      <w:r>
-        <w:t xml:space="preserve"> </w:t>
-      </w:r>
-      <w:r>
-        <w:rPr>
-          <w:bCs/>
-          <w:b/>
-        </w:rPr>
-        <w:t xml:space="preserve">novel combination</w:t>
-      </w:r>
-      <w:r>
-        <w:t xml:space="preserve"> </w:t>
-      </w:r>
-      <w:r>
-        <w:t xml:space="preserve">of pieces that</w:t>
-      </w:r>
-      <w:r>
-        <w:t xml:space="preserve"> </w:t>
-      </w:r>
-      <w:r>
-        <w:t xml:space="preserve">exist only separately (a calibrated real-city SUMO simulation, a serverless cloud pipeline,</w:t>
-      </w:r>
-      <w:r>
-        <w:t xml:space="preserve"> </w:t>
-      </w:r>
-      <w:r>
-        <w:t xml:space="preserve">and a decision-support dashboard — see §2.2), so the first question to answer is "can these</w:t>
-      </w:r>
-      <w:r>
-        <w:t xml:space="preserve"> </w:t>
-      </w:r>
-      <w:r>
-        <w:t xml:space="preserve">be made to work together, reliably, at the required latency, within a student budget?".</w:t>
-      </w:r>
-      <w:r>
-        <w:t xml:space="preserve"> </w:t>
-      </w:r>
-      <w:r>
-        <w:t xml:space="preserve">The PoC is therefore deliberately</w:t>
-      </w:r>
-      <w:r>
-        <w:t xml:space="preserve"> </w:t>
-      </w:r>
-      <w:r>
-        <w:rPr>
-          <w:bCs/>
-          <w:b/>
-        </w:rPr>
-        <w:t xml:space="preserve">scoped</w:t>
-      </w:r>
-      <w:r>
-        <w:t xml:space="preserve">: incidents are synthetic (what-if</w:t>
-      </w:r>
-      <w:r>
-        <w:t xml:space="preserve"> </w:t>
-      </w:r>
-      <w:r>
-        <w:t xml:space="preserve">perturbations, not live sensor data), the cloud runs on free-tier / on-demand resources,</w:t>
-      </w:r>
-      <w:r>
-        <w:t xml:space="preserve"> </w:t>
-      </w:r>
-      <w:r>
-        <w:t xml:space="preserve">and some paths are demo-grade rather than fully productionised (see §5.3 Limitations). It</w:t>
-      </w:r>
-      <w:r>
-        <w:t xml:space="preserve"> </w:t>
-      </w:r>
-      <w:r>
-        <w:t xml:space="preserve">is nonetheless a</w:t>
-      </w:r>
-      <w:r>
-        <w:t xml:space="preserve"> </w:t>
-      </w:r>
-      <w:r>
-        <w:rPr>
-          <w:bCs/>
-          <w:b/>
-        </w:rPr>
-        <w:t xml:space="preserve">working, deployed and tested</w:t>
-      </w:r>
-      <w:r>
-        <w:t xml:space="preserve"> </w:t>
-      </w:r>
-      <w:r>
-        <w:t xml:space="preserve">implementation, so it proves the concept</w:t>
-      </w:r>
-      <w:r>
-        <w:t xml:space="preserve"> </w:t>
-      </w:r>
-      <w:r>
-        <w:t xml:space="preserve">rather than merely describing it. Success is judged by the proof-of-concept criteria in</w:t>
-      </w:r>
-      <w:r>
-        <w:t xml:space="preserve"> </w:t>
-      </w:r>
-      <w:r>
-        <w:t xml:space="preserve">§2.1 (the pipeline works end-to-end, an injected incident produces a measurable impact, and</w:t>
-      </w:r>
-      <w:r>
-        <w:t xml:space="preserve"> </w:t>
-      </w:r>
-      <w:r>
-        <w:t xml:space="preserve">the stack is reproducibly deployable).</w:t>
-      </w:r>
-    </w:p>
-    <w:p>
-      <w:pPr>
-        <w:pStyle w:val="BodyText"/>
-      </w:pPr>
-      <w:r>
-        <w:rPr>
-          <w:bCs/>
-          <w:b/>
-        </w:rPr>
-        <w:t xml:space="preserve">Development process.</w:t>
-      </w:r>
-      <w:r>
-        <w:t xml:space="preserve"> </w:t>
-      </w:r>
-      <w:r>
-        <w:t xml:space="preserve">Within that PoC, the build followed a</w:t>
-      </w:r>
-      <w:r>
-        <w:t xml:space="preserve"> </w:t>
-      </w:r>
-      <w:r>
-        <w:rPr>
-          <w:bCs/>
-          <w:b/>
-        </w:rPr>
-        <w:t xml:space="preserve">lightweight, iterative</w:t>
-      </w:r>
-      <w:r>
-        <w:rPr>
-          <w:bCs/>
-          <w:b/>
-        </w:rPr>
-        <w:t xml:space="preserve"> </w:t>
-      </w:r>
-      <w:r>
-        <w:rPr>
-          <w:bCs/>
-          <w:b/>
-        </w:rPr>
-        <w:t xml:space="preserve">approach inspired by Scrum / agile</w:t>
-      </w:r>
-      <w:r>
-        <w:t xml:space="preserve">, rather than formal Scrum with a dedicated</w:t>
-      </w:r>
-      <w:r>
-        <w:t xml:space="preserve"> </w:t>
-      </w:r>
-      <w:r>
-        <w:t xml:space="preserve">project-management tool. The five milestones (§2.1) acted as iterations: each began by</w:t>
-      </w:r>
-      <w:r>
-        <w:t xml:space="preserve"> </w:t>
-      </w:r>
-      <w:r>
-        <w:t xml:space="preserve">breaking the milestone into tasks, proceeded through build-and-test, and ended by</w:t>
-      </w:r>
-      <w:r>
-        <w:t xml:space="preserve"> </w:t>
-      </w:r>
-      <w:r>
-        <w:t xml:space="preserve">demonstrating the working increment to the supervisor at a milestone review and adjusting</w:t>
-      </w:r>
-      <w:r>
-        <w:t xml:space="preserve"> </w:t>
-      </w:r>
-      <w:r>
-        <w:t xml:space="preserve">the plan for the next iteration. As a solo developer there were no formal Scrum ceremonies</w:t>
-      </w:r>
-      <w:r>
-        <w:t xml:space="preserve"> </w:t>
-      </w:r>
-      <w:r>
-        <w:t xml:space="preserve">or roles and</w:t>
-      </w:r>
-      <w:r>
-        <w:t xml:space="preserve"> </w:t>
-      </w:r>
-      <w:r>
-        <w:rPr>
-          <w:bCs/>
-          <w:b/>
-        </w:rPr>
-        <w:t xml:space="preserve">no issue-tracker such as Jira</w:t>
-      </w:r>
-      <w:r>
-        <w:t xml:space="preserve">; instead the task list, design decisions and</w:t>
-      </w:r>
-      <w:r>
-        <w:t xml:space="preserve"> </w:t>
-      </w:r>
-      <w:r>
-        <w:t xml:space="preserve">a running hour budget were tracked in the repository itself (</w:t>
-      </w:r>
-      <w:r>
-        <w:rPr>
-          <w:rStyle w:val="VerbatimChar"/>
-        </w:rPr>
-        <w:t xml:space="preserve">CLAUDE.md</w:t>
-      </w:r>
-      <w:r>
-        <w:t xml:space="preserve">,</w:t>
-      </w:r>
-      <w:r>
-        <w:t xml:space="preserve"> </w:t>
-      </w:r>
-      <w:r>
-        <w:rPr>
-          <w:rStyle w:val="VerbatimChar"/>
-        </w:rPr>
-        <w:t xml:space="preserve">CHECKLIST.md</w:t>
-      </w:r>
-      <w:r>
-        <w:t xml:space="preserve">)</w:t>
-      </w:r>
-      <w:r>
-        <w:t xml:space="preserve"> </w:t>
-      </w:r>
-      <w:r>
-        <w:t xml:space="preserve">and in weekly journals. This plan–build–review–adjust cycle suited a project where each</w:t>
-      </w:r>
-      <w:r>
-        <w:t xml:space="preserve"> </w:t>
-      </w:r>
-      <w:r>
-        <w:t xml:space="preserve">milestone delivers a demonstrable increment that benefits from feedback before the next</w:t>
-      </w:r>
-      <w:r>
-        <w:t xml:space="preserve"> </w:t>
-      </w:r>
-      <w:r>
-        <w:t xml:space="preserve">layer is built on it.</w:t>
-      </w:r>
-    </w:p>
-    <w:p>
-      <w:pPr>
-        <w:pStyle w:val="BodyText"/>
-      </w:pPr>
-      <w:r>
-        <w:rPr>
-          <w:bCs/>
-          <w:b/>
-        </w:rPr>
-        <w:t xml:space="preserve">Techniques and methods.</w:t>
-      </w:r>
-    </w:p>
-    <w:p>
-      <w:pPr>
-        <w:numPr>
-          <w:ilvl w:val="0"/>
-          <w:numId w:val="1003"/>
-        </w:numPr>
-        <w:pStyle w:val="Compact"/>
-      </w:pPr>
-      <w:r>
-        <w:rPr>
-          <w:bCs/>
-          <w:b/>
-        </w:rPr>
-        <w:t xml:space="preserve">Vertical-slice-first development</w:t>
-      </w:r>
-      <w:r>
-        <w:t xml:space="preserve"> </w:t>
-      </w:r>
-      <w:r>
-        <w:t xml:space="preserve">— build one intersection's worth of streaming,</w:t>
-      </w:r>
-      <w:r>
-        <w:t xml:space="preserve"> </w:t>
-      </w:r>
-      <w:r>
-        <w:t xml:space="preserve">storage and dashboard display end-to-end before widening coverage, so integration risk</w:t>
-      </w:r>
-      <w:r>
-        <w:t xml:space="preserve"> </w:t>
-      </w:r>
-      <w:r>
-        <w:t xml:space="preserve">is found early (M1–M3).</w:t>
-      </w:r>
-    </w:p>
-    <w:p>
-      <w:pPr>
-        <w:numPr>
-          <w:ilvl w:val="0"/>
-          <w:numId w:val="1003"/>
-        </w:numPr>
-        <w:pStyle w:val="Compact"/>
-      </w:pPr>
-      <w:r>
-        <w:rPr>
-          <w:bCs/>
-          <w:b/>
-        </w:rPr>
-        <w:t xml:space="preserve">Infrastructure-as-code</w:t>
-      </w:r>
-      <w:r>
-        <w:t xml:space="preserve"> </w:t>
-      </w:r>
-      <w:r>
-        <w:t xml:space="preserve">— all AWS resources defined and provisioned through Terraform,</w:t>
-      </w:r>
-      <w:r>
-        <w:t xml:space="preserve"> </w:t>
-      </w:r>
-      <w:r>
-        <w:t xml:space="preserve">so the cloud environment is reproducible and reviewable as code (M2).</w:t>
-      </w:r>
-    </w:p>
-    <w:p>
-      <w:pPr>
-        <w:numPr>
-          <w:ilvl w:val="0"/>
-          <w:numId w:val="1003"/>
-        </w:numPr>
-        <w:pStyle w:val="Compact"/>
-      </w:pPr>
-      <w:r>
-        <w:rPr>
-          <w:bCs/>
-          <w:b/>
-        </w:rPr>
-        <w:t xml:space="preserve">Incremental, additive extension of existing files</w:t>
-      </w:r>
-      <w:r>
-        <w:t xml:space="preserve"> </w:t>
-      </w:r>
-      <w:r>
-        <w:t xml:space="preserve">— the existing simulation core,</w:t>
-      </w:r>
-      <w:r>
-        <w:t xml:space="preserve"> </w:t>
-      </w:r>
-      <w:r>
-        <w:t xml:space="preserve">network and demand files are not modified; new functionality is added at the two</w:t>
-      </w:r>
-      <w:r>
-        <w:t xml:space="preserve"> </w:t>
-      </w:r>
-      <w:r>
-        <w:t xml:space="preserve">confirmed extension points (the TraCI step hook in</w:t>
-      </w:r>
-      <w:r>
-        <w:t xml:space="preserve"> </w:t>
-      </w:r>
-      <w:r>
-        <w:rPr>
-          <w:rStyle w:val="VerbatimChar"/>
-        </w:rPr>
-        <w:t xml:space="preserve">run_traci.py</w:t>
-      </w:r>
-      <w:r>
-        <w:t xml:space="preserve"> </w:t>
-      </w:r>
-      <w:r>
-        <w:t xml:space="preserve">and the map's</w:t>
-      </w:r>
-      <w:r>
-        <w:t xml:space="preserve"> </w:t>
-      </w:r>
-      <w:r>
-        <w:t xml:space="preserve">data-loading logic in</w:t>
-      </w:r>
-      <w:r>
-        <w:t xml:space="preserve"> </w:t>
-      </w:r>
-      <w:r>
-        <w:rPr>
-          <w:rStyle w:val="VerbatimChar"/>
-        </w:rPr>
-        <w:t xml:space="preserve">intersection_map.html</w:t>
-      </w:r>
-      <w:r>
-        <w:t xml:space="preserve">) (M1, M3).</w:t>
-      </w:r>
-    </w:p>
-    <w:p>
-      <w:pPr>
-        <w:numPr>
-          <w:ilvl w:val="0"/>
-          <w:numId w:val="1003"/>
         </w:numPr>
         <w:pStyle w:val="Compact"/>
       </w:pPr>
@@ -3816,7 +3789,7 @@
       <w:pPr>
         <w:numPr>
           <w:ilvl w:val="0"/>
-          <w:numId w:val="1004"/>
+          <w:numId w:val="1003"/>
         </w:numPr>
         <w:pStyle w:val="Compact"/>
       </w:pPr>
@@ -3874,7 +3847,7 @@
       <w:pPr>
         <w:numPr>
           <w:ilvl w:val="0"/>
-          <w:numId w:val="1004"/>
+          <w:numId w:val="1003"/>
         </w:numPr>
         <w:pStyle w:val="Compact"/>
       </w:pPr>
@@ -3929,7 +3902,7 @@
       <w:pPr>
         <w:numPr>
           <w:ilvl w:val="0"/>
-          <w:numId w:val="1004"/>
+          <w:numId w:val="1003"/>
         </w:numPr>
         <w:pStyle w:val="Compact"/>
       </w:pPr>
@@ -3972,7 +3945,7 @@
       <w:pPr>
         <w:numPr>
           <w:ilvl w:val="0"/>
-          <w:numId w:val="1004"/>
+          <w:numId w:val="1003"/>
         </w:numPr>
         <w:pStyle w:val="Compact"/>
       </w:pPr>
@@ -4024,7 +3997,7 @@
       <w:pPr>
         <w:numPr>
           <w:ilvl w:val="0"/>
-          <w:numId w:val="1004"/>
+          <w:numId w:val="1003"/>
         </w:numPr>
         <w:pStyle w:val="Compact"/>
       </w:pPr>
@@ -5593,7 +5566,7 @@
       <w:pPr>
         <w:numPr>
           <w:ilvl w:val="0"/>
-          <w:numId w:val="1005"/>
+          <w:numId w:val="1004"/>
         </w:numPr>
         <w:pStyle w:val="Compact"/>
       </w:pPr>
@@ -5617,6 +5590,175 @@
           <w:i/>
         </w:rPr>
         <w:t xml:space="preserve">metric panels.</w:t>
+      </w:r>
+    </w:p>
+    <w:p>
+      <w:pPr>
+        <w:numPr>
+          <w:ilvl w:val="0"/>
+          <w:numId w:val="1004"/>
+        </w:numPr>
+        <w:pStyle w:val="Compact"/>
+      </w:pPr>
+      <w:r>
+        <w:rPr>
+          <w:iCs/>
+          <w:i/>
+        </w:rPr>
+        <w:t xml:space="preserve">Figure 3. Compare view — baseline vs incident overlaid for a metric, with the</w:t>
+      </w:r>
+      <w:r>
+        <w:rPr>
+          <w:iCs/>
+          <w:i/>
+        </w:rPr>
+        <w:t xml:space="preserve"> </w:t>
+      </w:r>
+      <w:r>
+        <w:rPr>
+          <w:iCs/>
+          <w:i/>
+        </w:rPr>
+        <w:t xml:space="preserve">quantified summary line.</w:t>
+      </w:r>
+    </w:p>
+    <w:p>
+      <w:pPr>
+        <w:numPr>
+          <w:ilvl w:val="0"/>
+          <w:numId w:val="1004"/>
+        </w:numPr>
+        <w:pStyle w:val="Compact"/>
+      </w:pPr>
+      <w:r>
+        <w:rPr>
+          <w:iCs/>
+          <w:i/>
+        </w:rPr>
+        <w:t xml:space="preserve">Figure 4. Impact report — baseline-vs-incident table with directional deltas.</w:t>
+      </w:r>
+    </w:p>
+    <w:p>
+      <w:pPr>
+        <w:numPr>
+          <w:ilvl w:val="0"/>
+          <w:numId w:val="1004"/>
+        </w:numPr>
+        <w:pStyle w:val="Compact"/>
+      </w:pPr>
+      <w:r>
+        <w:rPr>
+          <w:iCs/>
+          <w:i/>
+        </w:rPr>
+        <w:t xml:space="preserve">Figure 5. Congestion-alert overlay — slow segments flagged red on the network.</w:t>
+      </w:r>
+    </w:p>
+    <w:p>
+      <w:pPr>
+        <w:pStyle w:val="FirstParagraph"/>
+      </w:pPr>
+      <w:r>
+        <w:rPr>
+          <w:bCs/>
+          <w:b/>
+        </w:rPr>
+        <w:t xml:space="preserve">How to produce the evidence.</w:t>
+      </w:r>
+      <w:r>
+        <w:t xml:space="preserve"> </w:t>
+      </w:r>
+      <w:r>
+        <w:t xml:space="preserve">With the stack running (</w:t>
+      </w:r>
+      <w:r>
+        <w:rPr>
+          <w:rStyle w:val="VerbatimChar"/>
+        </w:rPr>
+        <w:t xml:space="preserve">docker compose up</w:t>
+      </w:r>
+      <w:r>
+        <w:t xml:space="preserve">, or</w:t>
+      </w:r>
+      <w:r>
+        <w:t xml:space="preserve"> </w:t>
+      </w:r>
+      <w:r>
+        <w:rPr>
+          <w:rStyle w:val="VerbatimChar"/>
+        </w:rPr>
+        <w:t xml:space="preserve">start_demo.sh</w:t>
+      </w:r>
+      <w:r>
+        <w:t xml:space="preserve">), start each preset from the dashboard, then run:</w:t>
+      </w:r>
+    </w:p>
+    <w:p>
+      <w:pPr>
+        <w:pStyle w:val="SourceCode"/>
+      </w:pPr>
+      <w:r>
+        <w:rPr>
+          <w:rStyle w:val="VerbatimChar"/>
+        </w:rPr>
+        <w:t xml:space="preserve">python scripts/capture_results.py --replay http://localhost:8788/metrics \</w:t>
+      </w:r>
+      <w:r>
+        <w:br/>
+      </w:r>
+      <w:r>
+        <w:rPr>
+          <w:rStyle w:val="VerbatimChar"/>
+        </w:rPr>
+        <w:t xml:space="preserve">  --scenarios baseline_am,crash_arterial,roadworks</w:t>
+      </w:r>
+    </w:p>
+    <w:p>
+      <w:pPr>
+        <w:pStyle w:val="FirstParagraph"/>
+      </w:pPr>
+      <w:r>
+        <w:t xml:space="preserve">This prints Table 1 as Markdown (means, peaks, deltas vs baseline), ready to paste.</w:t>
+      </w:r>
+    </w:p>
+    <w:bookmarkEnd w:id="39"/>
+    <w:bookmarkStart w:id="40" w:name="X5044373dba63eb7897379904086602b8b483b82"/>
+    <w:p>
+      <w:pPr>
+        <w:pStyle w:val="Heading2"/>
+      </w:pPr>
+      <w:r>
+        <w:t xml:space="preserve">4.2. Testing / Validation</w:t>
+      </w:r>
+    </w:p>
+    <w:p>
+      <w:pPr>
+        <w:pStyle w:val="FirstParagraph"/>
+      </w:pPr>
+      <w:r>
+        <w:t xml:space="preserve">Testing used a</w:t>
+      </w:r>
+      <w:r>
+        <w:t xml:space="preserve"> </w:t>
+      </w:r>
+      <w:r>
+        <w:rPr>
+          <w:bCs/>
+          <w:b/>
+        </w:rPr>
+        <w:t xml:space="preserve">pure-core / thin-glue</w:t>
+      </w:r>
+      <w:r>
+        <w:t xml:space="preserve"> </w:t>
+      </w:r>
+      <w:r>
+        <w:t xml:space="preserve">strategy so logic is verified without external</w:t>
+      </w:r>
+      <w:r>
+        <w:t xml:space="preserve"> </w:t>
+      </w:r>
+      <w:r>
+        <w:t xml:space="preserve">systems:</w:t>
       </w:r>
     </w:p>
     <w:p>
@@ -5629,24 +5771,67 @@
       </w:pPr>
       <w:r>
         <w:rPr>
-          <w:iCs/>
-          <w:i/>
-        </w:rPr>
-        <w:t xml:space="preserve">Figure 3. Compare view — baseline vs incident overlaid for a metric, with the</w:t>
-      </w:r>
-      <w:r>
-        <w:rPr>
-          <w:iCs/>
-          <w:i/>
-        </w:rPr>
-        <w:t xml:space="preserve"> </w:t>
-      </w:r>
-      <w:r>
-        <w:rPr>
-          <w:iCs/>
-          <w:i/>
-        </w:rPr>
-        <w:t xml:space="preserve">quantified summary line.</w:t>
+          <w:bCs/>
+          <w:b/>
+        </w:rPr>
+        <w:t xml:space="preserve">91 unit tests</w:t>
+      </w:r>
+      <w:r>
+        <w:t xml:space="preserve">, all passing, run in CI on Python 3.11 and 3.12:</w:t>
+      </w:r>
+    </w:p>
+    <w:p>
+      <w:pPr>
+        <w:numPr>
+          <w:ilvl w:val="1"/>
+          <w:numId w:val="1006"/>
+        </w:numPr>
+        <w:pStyle w:val="Compact"/>
+      </w:pPr>
+      <w:r>
+        <w:t xml:space="preserve">46 core (</w:t>
+      </w:r>
+      <w:r>
+        <w:rPr>
+          <w:rStyle w:val="VerbatimChar"/>
+        </w:rPr>
+        <w:t xml:space="preserve">scripts/tests/</w:t>
+      </w:r>
+      <w:r>
+        <w:t xml:space="preserve">): incidents (14), control_server (11), emitter (6),</w:t>
+      </w:r>
+      <w:r>
+        <w:t xml:space="preserve"> </w:t>
+      </w:r>
+      <w:r>
+        <w:t xml:space="preserve">metrics (6), capture_results (5), replay_server (4).</w:t>
+      </w:r>
+    </w:p>
+    <w:p>
+      <w:pPr>
+        <w:numPr>
+          <w:ilvl w:val="1"/>
+          <w:numId w:val="1006"/>
+        </w:numPr>
+        <w:pStyle w:val="Compact"/>
+      </w:pPr>
+      <w:r>
+        <w:t xml:space="preserve">45 ETL (</w:t>
+      </w:r>
+      <w:r>
+        <w:rPr>
+          <w:rStyle w:val="VerbatimChar"/>
+        </w:rPr>
+        <w:t xml:space="preserve">scripts/etl/tests/</w:t>
+      </w:r>
+      <w:r>
+        <w:t xml:space="preserve">): scenario bridge (9), counts ETL (7), ingest (7),</w:t>
+      </w:r>
+      <w:r>
+        <w:t xml:space="preserve"> </w:t>
+      </w:r>
+      <w:r>
+        <w:t xml:space="preserve">query (6), drive client (6), lambda query (4), lambda ingest (3), s3 store (3).</w:t>
       </w:r>
     </w:p>
     <w:p>
@@ -5659,10 +5844,61 @@
       </w:pPr>
       <w:r>
         <w:rPr>
-          <w:iCs/>
-          <w:i/>
-        </w:rPr>
-        <w:t xml:space="preserve">Figure 4. Impact report — baseline-vs-incident table with directional deltas.</w:t>
+          <w:bCs/>
+          <w:b/>
+        </w:rPr>
+        <w:t xml:space="preserve">Fakes and mocks:</w:t>
+      </w:r>
+      <w:r>
+        <w:t xml:space="preserve"> </w:t>
+      </w:r>
+      <w:r>
+        <w:t xml:space="preserve">a fake</w:t>
+      </w:r>
+      <w:r>
+        <w:t xml:space="preserve"> </w:t>
+      </w:r>
+      <w:r>
+        <w:rPr>
+          <w:rStyle w:val="VerbatimChar"/>
+        </w:rPr>
+        <w:t xml:space="preserve">traci</w:t>
+      </w:r>
+      <w:r>
+        <w:t xml:space="preserve">/</w:t>
+      </w:r>
+      <w:r>
+        <w:rPr>
+          <w:rStyle w:val="VerbatimChar"/>
+        </w:rPr>
+        <w:t xml:space="preserve">Popen</w:t>
+      </w:r>
+      <w:r>
+        <w:t xml:space="preserve"> </w:t>
+      </w:r>
+      <w:r>
+        <w:t xml:space="preserve">and</w:t>
+      </w:r>
+      <w:r>
+        <w:t xml:space="preserve"> </w:t>
+      </w:r>
+      <w:r>
+        <w:rPr>
+          <w:rStyle w:val="VerbatimChar"/>
+        </w:rPr>
+        <w:t xml:space="preserve">moto</w:t>
+      </w:r>
+      <w:r>
+        <w:t xml:space="preserve"> </w:t>
+      </w:r>
+      <w:r>
+        <w:t xml:space="preserve">(mock AWS) mean no SUMO, cloud,</w:t>
+      </w:r>
+      <w:r>
+        <w:t xml:space="preserve"> </w:t>
+      </w:r>
+      <w:r>
+        <w:t xml:space="preserve">or network is needed to test.</w:t>
       </w:r>
     </w:p>
     <w:p>
@@ -5675,124 +5911,35 @@
       </w:pPr>
       <w:r>
         <w:rPr>
-          <w:iCs/>
-          <w:i/>
-        </w:rPr>
-        <w:t xml:space="preserve">Figure 5. Congestion-alert overlay — slow segments flagged red on the network.</w:t>
-      </w:r>
-    </w:p>
-    <w:p>
-      <w:pPr>
-        <w:pStyle w:val="FirstParagraph"/>
-      </w:pPr>
-      <w:r>
-        <w:rPr>
-          <w:bCs/>
-          <w:b/>
-        </w:rPr>
-        <w:t xml:space="preserve">How to produce the evidence.</w:t>
-      </w:r>
-      <w:r>
-        <w:t xml:space="preserve"> </w:t>
-      </w:r>
-      <w:r>
-        <w:t xml:space="preserve">With the stack running (</w:t>
+          <w:bCs/>
+          <w:b/>
+        </w:rPr>
+        <w:t xml:space="preserve">Front-end:</w:t>
+      </w:r>
+      <w:r>
+        <w:t xml:space="preserve"> </w:t>
+      </w:r>
+      <w:r>
+        <w:t xml:space="preserve">the dashboard JavaScript is syntax-checked with</w:t>
+      </w:r>
+      <w:r>
+        <w:t xml:space="preserve"> </w:t>
       </w:r>
       <w:r>
         <w:rPr>
           <w:rStyle w:val="VerbatimChar"/>
         </w:rPr>
-        <w:t xml:space="preserve">docker compose up</w:t>
-      </w:r>
-      <w:r>
-        <w:t xml:space="preserve">, or</w:t>
-      </w:r>
-      <w:r>
-        <w:t xml:space="preserve"> </w:t>
-      </w:r>
-      <w:r>
-        <w:rPr>
-          <w:rStyle w:val="VerbatimChar"/>
-        </w:rPr>
-        <w:t xml:space="preserve">start_demo.sh</w:t>
-      </w:r>
-      <w:r>
-        <w:t xml:space="preserve">), start each preset from the dashboard, then run:</w:t>
-      </w:r>
-    </w:p>
-    <w:p>
-      <w:pPr>
-        <w:pStyle w:val="SourceCode"/>
-      </w:pPr>
-      <w:r>
-        <w:rPr>
-          <w:rStyle w:val="VerbatimChar"/>
-        </w:rPr>
-        <w:t xml:space="preserve">python scripts/capture_results.py --replay http://localhost:8788/metrics \</w:t>
-      </w:r>
-      <w:r>
-        <w:br/>
-      </w:r>
-      <w:r>
-        <w:rPr>
-          <w:rStyle w:val="VerbatimChar"/>
-        </w:rPr>
-        <w:t xml:space="preserve">  --scenarios baseline_am,crash_arterial,roadworks</w:t>
-      </w:r>
-    </w:p>
-    <w:p>
-      <w:pPr>
-        <w:pStyle w:val="FirstParagraph"/>
-      </w:pPr>
-      <w:r>
-        <w:t xml:space="preserve">This prints Table 1 as Markdown (means, peaks, deltas vs baseline), ready to paste.</w:t>
-      </w:r>
-    </w:p>
-    <w:bookmarkEnd w:id="39"/>
-    <w:bookmarkStart w:id="40" w:name="X5044373dba63eb7897379904086602b8b483b82"/>
-    <w:p>
-      <w:pPr>
-        <w:pStyle w:val="Heading2"/>
-      </w:pPr>
-      <w:r>
-        <w:t xml:space="preserve">4.2. Testing / Validation</w:t>
-      </w:r>
-    </w:p>
-    <w:p>
-      <w:pPr>
-        <w:pStyle w:val="FirstParagraph"/>
-      </w:pPr>
-      <w:r>
-        <w:t xml:space="preserve">Testing used a</w:t>
-      </w:r>
-      <w:r>
-        <w:t xml:space="preserve"> </w:t>
-      </w:r>
-      <w:r>
-        <w:rPr>
-          <w:bCs/>
-          <w:b/>
-        </w:rPr>
-        <w:t xml:space="preserve">pure-core / thin-glue</w:t>
-      </w:r>
-      <w:r>
-        <w:t xml:space="preserve"> </w:t>
-      </w:r>
-      <w:r>
-        <w:t xml:space="preserve">strategy so logic is verified without external</w:t>
-      </w:r>
-      <w:r>
-        <w:t xml:space="preserve"> </w:t>
-      </w:r>
-      <w:r>
-        <w:t xml:space="preserve">systems:</w:t>
+        <w:t xml:space="preserve">node --check</w:t>
+      </w:r>
+      <w:r>
+        <w:t xml:space="preserve">.</w:t>
       </w:r>
     </w:p>
     <w:p>
       <w:pPr>
         <w:numPr>
           <w:ilvl w:val="0"/>
-          <w:numId w:val="1006"/>
+          <w:numId w:val="1005"/>
         </w:numPr>
         <w:pStyle w:val="Compact"/>
       </w:pPr>
@@ -5801,71 +5948,124 @@
           <w:bCs/>
           <w:b/>
         </w:rPr>
-        <w:t xml:space="preserve">91 unit tests</w:t>
-      </w:r>
-      <w:r>
-        <w:t xml:space="preserve">, all passing, run in CI on Python 3.11 and 3.12:</w:t>
+        <w:t xml:space="preserve">Continuous integration:</w:t>
+      </w:r>
+      <w:r>
+        <w:t xml:space="preserve"> </w:t>
+      </w:r>
+      <w:r>
+        <w:rPr>
+          <w:rStyle w:val="VerbatimChar"/>
+        </w:rPr>
+        <w:t xml:space="preserve">.github/workflows/ci.yml</w:t>
+      </w:r>
+      <w:r>
+        <w:t xml:space="preserve"> </w:t>
+      </w:r>
+      <w:r>
+        <w:t xml:space="preserve">runs the full suite on every push</w:t>
+      </w:r>
+      <w:r>
+        <w:t xml:space="preserve"> </w:t>
+      </w:r>
+      <w:r>
+        <w:t xml:space="preserve">and pull request; a second workflow publishes the dashboard to GitHub Pages.</w:t>
       </w:r>
     </w:p>
     <w:p>
       <w:pPr>
         <w:numPr>
-          <w:ilvl w:val="1"/>
-          <w:numId w:val="1007"/>
+          <w:ilvl w:val="0"/>
+          <w:numId w:val="1005"/>
         </w:numPr>
         <w:pStyle w:val="Compact"/>
       </w:pPr>
       <w:r>
-        <w:t xml:space="preserve">46 core (</w:t>
-      </w:r>
-      <w:r>
-        <w:rPr>
-          <w:rStyle w:val="VerbatimChar"/>
-        </w:rPr>
-        <w:t xml:space="preserve">scripts/tests/</w:t>
-      </w:r>
-      <w:r>
-        <w:t xml:space="preserve">): incidents (14), control_server (11), emitter (6),</w:t>
-      </w:r>
-      <w:r>
-        <w:t xml:space="preserve"> </w:t>
-      </w:r>
-      <w:r>
-        <w:t xml:space="preserve">metrics (6), capture_results (5), replay_server (4).</w:t>
+        <w:rPr>
+          <w:bCs/>
+          <w:b/>
+        </w:rPr>
+        <w:t xml:space="preserve">Integration / end-to-end:</w:t>
+      </w:r>
+      <w:r>
+        <w:t xml:space="preserve"> </w:t>
+      </w:r>
+      <w:r>
+        <w:t xml:space="preserve">the live path (SUMO -&gt; emitter -&gt; writer -&gt; InfluxDB -&gt;</w:t>
+      </w:r>
+      <w:r>
+        <w:t xml:space="preserve"> </w:t>
+      </w:r>
+      <w:r>
+        <w:t xml:space="preserve">dashboard) and the cloud path (-&gt; API Gateway -&gt; Lambdas -&gt; InfluxDB Cloud) were each</w:t>
+      </w:r>
+      <w:r>
+        <w:t xml:space="preserve"> </w:t>
+      </w:r>
+      <w:r>
+        <w:t xml:space="preserve">exercised and confirmed — a short simulation run was carried through the full pipeline</w:t>
+      </w:r>
+      <w:r>
+        <w:t xml:space="preserve"> </w:t>
+      </w:r>
+      <w:r>
+        <w:t xml:space="preserve">into storage and shown on the dashboard, verifying the whole pipeline rather than each</w:t>
+      </w:r>
+      <w:r>
+        <w:t xml:space="preserve"> </w:t>
+      </w:r>
+      <w:r>
+        <w:t xml:space="preserve">component in isolation.</w:t>
       </w:r>
     </w:p>
     <w:p>
       <w:pPr>
         <w:numPr>
-          <w:ilvl w:val="1"/>
-          <w:numId w:val="1007"/>
+          <w:ilvl w:val="0"/>
+          <w:numId w:val="1005"/>
         </w:numPr>
         <w:pStyle w:val="Compact"/>
       </w:pPr>
       <w:r>
-        <w:t xml:space="preserve">45 ETL (</w:t>
+        <w:rPr>
+          <w:bCs/>
+          <w:b/>
+        </w:rPr>
+        <w:t xml:space="preserve">Infrastructure reproducibility:</w:t>
+      </w:r>
+      <w:r>
+        <w:t xml:space="preserve"> </w:t>
       </w:r>
       <w:r>
         <w:rPr>
           <w:rStyle w:val="VerbatimChar"/>
         </w:rPr>
-        <w:t xml:space="preserve">scripts/etl/tests/</w:t>
-      </w:r>
-      <w:r>
-        <w:t xml:space="preserve">): scenario bridge (9), counts ETL (7), ingest (7),</w:t>
-      </w:r>
-      <w:r>
-        <w:t xml:space="preserve"> </w:t>
-      </w:r>
-      <w:r>
-        <w:t xml:space="preserve">query (6), drive client (6), lambda query (4), lambda ingest (3), s3 store (3).</w:t>
+        <w:t xml:space="preserve">terraform apply</w:t>
+      </w:r>
+      <w:r>
+        <w:t xml:space="preserve"> </w:t>
+      </w:r>
+      <w:r>
+        <w:t xml:space="preserve">was run to provision the AWS stack</w:t>
+      </w:r>
+      <w:r>
+        <w:t xml:space="preserve"> </w:t>
+      </w:r>
+      <w:r>
+        <w:t xml:space="preserve">from configuration, confirming the entire cloud environment can be stood up from code</w:t>
+      </w:r>
+      <w:r>
+        <w:t xml:space="preserve"> </w:t>
+      </w:r>
+      <w:r>
+        <w:t xml:space="preserve">alone.</w:t>
       </w:r>
     </w:p>
     <w:p>
       <w:pPr>
         <w:numPr>
           <w:ilvl w:val="0"/>
-          <w:numId w:val="1006"/>
+          <w:numId w:val="1005"/>
         </w:numPr>
         <w:pStyle w:val="Compact"/>
       </w:pPr>
@@ -5874,259 +6074,32 @@
           <w:bCs/>
           <w:b/>
         </w:rPr>
-        <w:t xml:space="preserve">Fakes and mocks:</w:t>
-      </w:r>
-      <w:r>
-        <w:t xml:space="preserve"> </w:t>
-      </w:r>
-      <w:r>
-        <w:t xml:space="preserve">a fake</w:t>
-      </w:r>
-      <w:r>
-        <w:t xml:space="preserve"> </w:t>
-      </w:r>
-      <w:r>
-        <w:rPr>
-          <w:rStyle w:val="VerbatimChar"/>
-        </w:rPr>
-        <w:t xml:space="preserve">traci</w:t>
-      </w:r>
-      <w:r>
-        <w:t xml:space="preserve">/</w:t>
-      </w:r>
-      <w:r>
-        <w:rPr>
-          <w:rStyle w:val="VerbatimChar"/>
-        </w:rPr>
-        <w:t xml:space="preserve">Popen</w:t>
-      </w:r>
-      <w:r>
-        <w:t xml:space="preserve"> </w:t>
-      </w:r>
-      <w:r>
-        <w:t xml:space="preserve">and</w:t>
-      </w:r>
-      <w:r>
-        <w:t xml:space="preserve"> </w:t>
-      </w:r>
-      <w:r>
-        <w:rPr>
-          <w:rStyle w:val="VerbatimChar"/>
-        </w:rPr>
-        <w:t xml:space="preserve">moto</w:t>
-      </w:r>
-      <w:r>
-        <w:t xml:space="preserve"> </w:t>
-      </w:r>
-      <w:r>
-        <w:t xml:space="preserve">(mock AWS) mean no SUMO, cloud,</w:t>
-      </w:r>
-      <w:r>
-        <w:t xml:space="preserve"> </w:t>
-      </w:r>
-      <w:r>
-        <w:t xml:space="preserve">or network is needed to test.</w:t>
+        <w:t xml:space="preserve">Informal user-acceptance walkthroughs:</w:t>
+      </w:r>
+      <w:r>
+        <w:t xml:space="preserve"> </w:t>
+      </w:r>
+      <w:r>
+        <w:t xml:space="preserve">each decision-support feature was</w:t>
+      </w:r>
+      <w:r>
+        <w:t xml:space="preserve"> </w:t>
+      </w:r>
+      <w:r>
+        <w:t xml:space="preserve">demonstrated live to the supervisor at the relevant milestone review, confirming it</w:t>
+      </w:r>
+      <w:r>
+        <w:t xml:space="preserve"> </w:t>
+      </w:r>
+      <w:r>
+        <w:t xml:space="preserve">behaves as intended against real simulation output.</w:t>
       </w:r>
     </w:p>
     <w:p>
       <w:pPr>
         <w:numPr>
           <w:ilvl w:val="0"/>
-          <w:numId w:val="1006"/>
-        </w:numPr>
-        <w:pStyle w:val="Compact"/>
-      </w:pPr>
-      <w:r>
-        <w:rPr>
-          <w:bCs/>
-          <w:b/>
-        </w:rPr>
-        <w:t xml:space="preserve">Front-end:</w:t>
-      </w:r>
-      <w:r>
-        <w:t xml:space="preserve"> </w:t>
-      </w:r>
-      <w:r>
-        <w:t xml:space="preserve">the dashboard JavaScript is syntax-checked with</w:t>
-      </w:r>
-      <w:r>
-        <w:t xml:space="preserve"> </w:t>
-      </w:r>
-      <w:r>
-        <w:rPr>
-          <w:rStyle w:val="VerbatimChar"/>
-        </w:rPr>
-        <w:t xml:space="preserve">node --check</w:t>
-      </w:r>
-      <w:r>
-        <w:t xml:space="preserve">.</w:t>
-      </w:r>
-    </w:p>
-    <w:p>
-      <w:pPr>
-        <w:numPr>
-          <w:ilvl w:val="0"/>
-          <w:numId w:val="1006"/>
-        </w:numPr>
-        <w:pStyle w:val="Compact"/>
-      </w:pPr>
-      <w:r>
-        <w:rPr>
-          <w:bCs/>
-          <w:b/>
-        </w:rPr>
-        <w:t xml:space="preserve">Continuous integration:</w:t>
-      </w:r>
-      <w:r>
-        <w:t xml:space="preserve"> </w:t>
-      </w:r>
-      <w:r>
-        <w:rPr>
-          <w:rStyle w:val="VerbatimChar"/>
-        </w:rPr>
-        <w:t xml:space="preserve">.github/workflows/ci.yml</w:t>
-      </w:r>
-      <w:r>
-        <w:t xml:space="preserve"> </w:t>
-      </w:r>
-      <w:r>
-        <w:t xml:space="preserve">runs the full suite on every push</w:t>
-      </w:r>
-      <w:r>
-        <w:t xml:space="preserve"> </w:t>
-      </w:r>
-      <w:r>
-        <w:t xml:space="preserve">and pull request; a second workflow publishes the dashboard to GitHub Pages.</w:t>
-      </w:r>
-    </w:p>
-    <w:p>
-      <w:pPr>
-        <w:numPr>
-          <w:ilvl w:val="0"/>
-          <w:numId w:val="1006"/>
-        </w:numPr>
-        <w:pStyle w:val="Compact"/>
-      </w:pPr>
-      <w:r>
-        <w:rPr>
-          <w:bCs/>
-          <w:b/>
-        </w:rPr>
-        <w:t xml:space="preserve">Integration / end-to-end:</w:t>
-      </w:r>
-      <w:r>
-        <w:t xml:space="preserve"> </w:t>
-      </w:r>
-      <w:r>
-        <w:t xml:space="preserve">the live path (SUMO -&gt; emitter -&gt; writer -&gt; InfluxDB -&gt;</w:t>
-      </w:r>
-      <w:r>
-        <w:t xml:space="preserve"> </w:t>
-      </w:r>
-      <w:r>
-        <w:t xml:space="preserve">dashboard) and the cloud path (-&gt; API Gateway -&gt; Lambdas -&gt; InfluxDB Cloud) were each</w:t>
-      </w:r>
-      <w:r>
-        <w:t xml:space="preserve"> </w:t>
-      </w:r>
-      <w:r>
-        <w:t xml:space="preserve">exercised and confirmed — a short simulation run was carried through the full pipeline</w:t>
-      </w:r>
-      <w:r>
-        <w:t xml:space="preserve"> </w:t>
-      </w:r>
-      <w:r>
-        <w:t xml:space="preserve">into storage and shown on the dashboard, verifying the whole pipeline rather than each</w:t>
-      </w:r>
-      <w:r>
-        <w:t xml:space="preserve"> </w:t>
-      </w:r>
-      <w:r>
-        <w:t xml:space="preserve">component in isolation.</w:t>
-      </w:r>
-    </w:p>
-    <w:p>
-      <w:pPr>
-        <w:numPr>
-          <w:ilvl w:val="0"/>
-          <w:numId w:val="1006"/>
-        </w:numPr>
-        <w:pStyle w:val="Compact"/>
-      </w:pPr>
-      <w:r>
-        <w:rPr>
-          <w:bCs/>
-          <w:b/>
-        </w:rPr>
-        <w:t xml:space="preserve">Infrastructure reproducibility:</w:t>
-      </w:r>
-      <w:r>
-        <w:t xml:space="preserve"> </w:t>
-      </w:r>
-      <w:r>
-        <w:rPr>
-          <w:rStyle w:val="VerbatimChar"/>
-        </w:rPr>
-        <w:t xml:space="preserve">terraform apply</w:t>
-      </w:r>
-      <w:r>
-        <w:t xml:space="preserve"> </w:t>
-      </w:r>
-      <w:r>
-        <w:t xml:space="preserve">was run to provision the AWS stack</w:t>
-      </w:r>
-      <w:r>
-        <w:t xml:space="preserve"> </w:t>
-      </w:r>
-      <w:r>
-        <w:t xml:space="preserve">from configuration, confirming the entire cloud environment can be stood up from code</w:t>
-      </w:r>
-      <w:r>
-        <w:t xml:space="preserve"> </w:t>
-      </w:r>
-      <w:r>
-        <w:t xml:space="preserve">alone.</w:t>
-      </w:r>
-    </w:p>
-    <w:p>
-      <w:pPr>
-        <w:numPr>
-          <w:ilvl w:val="0"/>
-          <w:numId w:val="1006"/>
-        </w:numPr>
-        <w:pStyle w:val="Compact"/>
-      </w:pPr>
-      <w:r>
-        <w:rPr>
-          <w:bCs/>
-          <w:b/>
-        </w:rPr>
-        <w:t xml:space="preserve">Informal user-acceptance walkthroughs:</w:t>
-      </w:r>
-      <w:r>
-        <w:t xml:space="preserve"> </w:t>
-      </w:r>
-      <w:r>
-        <w:t xml:space="preserve">each decision-support feature was</w:t>
-      </w:r>
-      <w:r>
-        <w:t xml:space="preserve"> </w:t>
-      </w:r>
-      <w:r>
-        <w:t xml:space="preserve">demonstrated live to the supervisor at the relevant milestone review, confirming it</w:t>
-      </w:r>
-      <w:r>
-        <w:t xml:space="preserve"> </w:t>
-      </w:r>
-      <w:r>
-        <w:t xml:space="preserve">behaves as intended against real simulation output.</w:t>
-      </w:r>
-    </w:p>
-    <w:p>
-      <w:pPr>
-        <w:numPr>
-          <w:ilvl w:val="0"/>
-          <w:numId w:val="1006"/>
+          <w:numId w:val="1005"/>
         </w:numPr>
         <w:pStyle w:val="Compact"/>
       </w:pPr>
@@ -7645,9 +7618,6 @@
     <w:abstractNumId w:val="991"/>
   </w:num>
   <w:num w:numId="1003">
-    <w:abstractNumId w:val="991"/>
-  </w:num>
-  <w:num w:numId="1004">
     <w:abstractNumId w:val="99411"/>
     <w:lvlOverride w:ilvl="0">
       <w:startOverride w:val="1"/>
@@ -7677,13 +7647,13 @@
       <w:startOverride w:val="1"/>
     </w:lvlOverride>
   </w:num>
+  <w:num w:numId="1004">
+    <w:abstractNumId w:val="991"/>
+  </w:num>
   <w:num w:numId="1005">
     <w:abstractNumId w:val="991"/>
   </w:num>
   <w:num w:numId="1006">
-    <w:abstractNumId w:val="991"/>
-  </w:num>
-  <w:num w:numId="1007">
     <w:abstractNumId w:val="991"/>
   </w:num>
 </w:numbering>

--- a/docs/FINAL_REPORT.docx
+++ b/docs/FINAL_REPORT.docx
@@ -4,40 +4,6 @@
   <w:body>
     <w:p>
       <w:pPr>
-        <w:pStyle w:val="Title"/>
-      </w:pPr>
-      <w:r>
-        <w:t xml:space="preserve">Final Report - Cloud-Connected Extension of the Smart City Digital Twin</w:t>
-      </w:r>
-    </w:p>
-    <w:sdt>
-      <w:sdtPr>
-        <w:docPartObj>
-          <w:docPartGallery w:val="Table of Contents"/>
-          <w:docPartUnique/>
-        </w:docPartObj>
-      </w:sdtPr>
-      <w:sdtContent>
-        <w:p>
-          <w:pPr>
-            <w:pStyle w:val="TOCHeading"/>
-          </w:pPr>
-          <w:r>
-            <w:t xml:space="preserve">Table of Contents</w:t>
-          </w:r>
-        </w:p>
-        <w:p>
-          <w:r>
-            <w:fldChar w:fldCharType="begin" w:dirty="true"/>
-            <w:instrText xml:space="preserve">TOC \o "1-3" \h \z \u</w:instrText>
-            <w:fldChar w:fldCharType="separate"/>
-            <w:fldChar w:fldCharType="end"/>
-          </w:r>
-        </w:p>
-      </w:sdtContent>
-    </w:sdt>
-    <w:p>
-      <w:pPr>
         <w:pStyle w:val="FirstParagraph"/>
       </w:pPr>
       <w:r>
@@ -162,14 +128,9 @@
       <w:r>
         <w:t xml:space="preserve"> </w:t>
       </w:r>
-      <w:hyperlink r:id="rId20">
-        <w:r>
-          <w:rPr>
-            <w:rStyle w:val="Hyperlink"/>
-          </w:rPr>
-          <w:t xml:space="preserve">hansi@jix.co.nz</w:t>
-        </w:r>
-      </w:hyperlink>
+      <w:r>
+        <w:t xml:space="preserve">hansi@jix.co.nz</w:t>
+      </w:r>
       <w:r>
         <w:t xml:space="preserve"> </w:t>
       </w:r>
@@ -200,7 +161,7 @@
         <w:t xml:space="preserve"> </w:t>
       </w:r>
       <w:r>
-        <w:t xml:space="preserve">[submission date — e.g. 19 October 2026]</w:t>
+        <w:t xml:space="preserve">[submission date — e.g. 19 October 2026]</w:t>
       </w:r>
     </w:p>
     <w:p>
@@ -222,7 +183,7 @@
         </w:pict>
       </w:r>
     </w:p>
-    <w:bookmarkStart w:id="21" w:name="executive-summary"/>
+    <w:bookmarkStart w:id="20" w:name="executive-summary"/>
     <w:p>
       <w:pPr>
         <w:pStyle w:val="Heading2"/>
@@ -264,13 +225,25 @@
         <w:t xml:space="preserve"> </w:t>
       </w:r>
       <w:r>
-        <w:t xml:space="preserve">road closures, event surges — affect central-city traffic, but Christchurch's open</w:t>
-      </w:r>
-      <w:r>
-        <w:t xml:space="preserve"> </w:t>
-      </w:r>
-      <w:r>
-        <w:t xml:space="preserve">data is historical and download-only, with no live, interactive way to test "what-if"</w:t>
+        <w:t xml:space="preserve">road closures, event surges — affect central-city traffic, but Christchurch’s open</w:t>
+      </w:r>
+      <w:r>
+        <w:t xml:space="preserve"> </w:t>
+      </w:r>
+      <w:r>
+        <w:t xml:space="preserve">data is historical and download-only, with no live, interactive way to test</w:t>
+      </w:r>
+      <w:r>
+        <w:t xml:space="preserve"> </w:t>
+      </w:r>
+      <w:r>
+        <w:t xml:space="preserve">“</w:t>
+      </w:r>
+      <w:r>
+        <w:t xml:space="preserve">what-if</w:t>
+      </w:r>
+      <w:r>
+        <w:t xml:space="preserve">”</w:t>
       </w:r>
       <w:r>
         <w:t xml:space="preserve"> </w:t>
@@ -432,8 +405,8 @@
         </w:pict>
       </w:r>
     </w:p>
-    <w:bookmarkEnd w:id="21"/>
-    <w:bookmarkStart w:id="22" w:name="authorship-statement"/>
+    <w:bookmarkEnd w:id="20"/>
+    <w:bookmarkStart w:id="21" w:name="authorship-statement"/>
     <w:p>
       <w:pPr>
         <w:pStyle w:val="Heading2"/>
@@ -453,7 +426,7 @@
         <w:t xml:space="preserve"> </w:t>
       </w:r>
       <w:r>
-        <w:t xml:space="preserve">Claude / Claude Code (Anthropic), an AI assistant, used under the author's direction to</w:t>
+        <w:t xml:space="preserve">Claude / Claude Code (Anthropic), an AI assistant, used under the author’s direction to</w:t>
       </w:r>
       <w:r>
         <w:t xml:space="preserve"> </w:t>
@@ -499,8 +472,8 @@
         </w:pict>
       </w:r>
     </w:p>
-    <w:bookmarkEnd w:id="22"/>
-    <w:bookmarkStart w:id="23" w:name="glossary--acronyms"/>
+    <w:bookmarkEnd w:id="21"/>
+    <w:bookmarkStart w:id="22" w:name="glossary-acronyms"/>
     <w:p>
       <w:pPr>
         <w:pStyle w:val="Heading2"/>
@@ -512,7 +485,7 @@
     <w:tbl>
       <w:tblPr>
         <w:tblStyle w:val="Table"/>
-        <w:tblW w:type="auto" w:w="0"/>
+        <w:tblW w:type="pct" w:w="5000"/>
         <w:tblLook w:firstRow="1" w:lastRow="0" w:firstColumn="0" w:lastColumn="0" w:noHBand="0" w:noVBand="0" w:val="0020"/>
         <w:jc w:val="start"/>
       </w:tblPr>
@@ -574,7 +547,25 @@
               <w:jc w:val="left"/>
             </w:pPr>
             <w:r>
-              <w:t xml:space="preserve">A live, data-driven virtual model of a real system used to monitor and test "what-if" scenarios.</w:t>
+              <w:t xml:space="preserve">A live, data-driven virtual model of a real system used to monitor and test</w:t>
+            </w:r>
+            <w:r>
+              <w:t xml:space="preserve"> </w:t>
+            </w:r>
+            <w:r>
+              <w:t xml:space="preserve">“</w:t>
+            </w:r>
+            <w:r>
+              <w:t xml:space="preserve">what-if</w:t>
+            </w:r>
+            <w:r>
+              <w:t xml:space="preserve">”</w:t>
+            </w:r>
+            <w:r>
+              <w:t xml:space="preserve"> </w:t>
+            </w:r>
+            <w:r>
+              <w:t xml:space="preserve">scenarios.</w:t>
             </w:r>
           </w:p>
         </w:tc>
@@ -664,7 +655,7 @@
               <w:jc w:val="left"/>
             </w:pPr>
             <w:r>
-              <w:t xml:space="preserve">Traffic Control Interface — SUMO's API for controlling a running simulation step-by-step.</w:t>
+              <w:t xml:space="preserve">Traffic Control Interface — SUMO’s API for controlling a running simulation step-by-step.</w:t>
             </w:r>
           </w:p>
         </w:tc>
@@ -964,7 +955,7 @@
               <w:jc w:val="left"/>
             </w:pPr>
             <w:r>
-              <w:t xml:space="preserve">A named simulation run (e.g. baseline vs an incident), tagged</w:t>
+              <w:t xml:space="preserve">A named simulation run (e.g. baseline vs an incident), tagged</w:t>
             </w:r>
             <w:r>
               <w:t xml:space="preserve"> </w:t>
@@ -1019,8 +1010,8 @@
         </w:pict>
       </w:r>
     </w:p>
-    <w:bookmarkEnd w:id="23"/>
-    <w:bookmarkStart w:id="27" w:name="Xe3d0fc0bea9a42ce7605565d0964033d7f6ee47"/>
+    <w:bookmarkEnd w:id="22"/>
+    <w:bookmarkStart w:id="29" w:name="introduction"/>
     <w:p>
       <w:pPr>
         <w:pStyle w:val="Heading1"/>
@@ -1029,7 +1020,7 @@
         <w:t xml:space="preserve">1. INTRODUCTION</w:t>
       </w:r>
     </w:p>
-    <w:bookmarkStart w:id="24" w:name="Xc545a453eaa2d59468571fda7d15f0f871cef2b"/>
+    <w:bookmarkStart w:id="26" w:name="overview"/>
     <w:p>
       <w:pPr>
         <w:pStyle w:val="Heading2"/>
@@ -1127,7 +1118,7 @@
         <w:t xml:space="preserve"> </w:t>
       </w:r>
       <w:r>
-        <w:t xml:space="preserve">simulation's output, cloud-based storage of the resulting time-series, a browser</w:t>
+        <w:t xml:space="preserve">simulation’s output, cloud-based storage of the resulting time-series, a browser</w:t>
       </w:r>
       <w:r>
         <w:t xml:space="preserve"> </w:t>
@@ -1148,1721 +1139,27 @@
         <w:t xml:space="preserve">extension of the existing simulation.</w:t>
       </w:r>
     </w:p>
-    <w:bookmarkEnd w:id="24"/>
-    <w:bookmarkStart w:id="25" w:name="Xbc48c96e0436e6a0241cc890d7cb3df568ceb67"/>
-    <w:p>
-      <w:pPr>
-        <w:pStyle w:val="Heading2"/>
-      </w:pPr>
-      <w:r>
-        <w:t xml:space="preserve">1.2. Problem</w:t>
-      </w:r>
-    </w:p>
-    <w:p>
-      <w:pPr>
-        <w:pStyle w:val="FirstParagraph"/>
-      </w:pPr>
-      <w:r>
-        <w:t xml:space="preserve">The existing simulation produces realistic, calibrated vehicle and public-transport</w:t>
-      </w:r>
-      <w:r>
-        <w:t xml:space="preserve"> </w:t>
-      </w:r>
-      <w:r>
-        <w:t xml:space="preserve">movement, but that output never leaves the machine it runs on. The accompanying browser</w:t>
-      </w:r>
-      <w:r>
-        <w:t xml:space="preserve"> </w:t>
-      </w:r>
-      <w:r>
-        <w:t xml:space="preserve">map loads a single static CSV file; there is no mechanism for the simulation's state to</w:t>
-      </w:r>
-      <w:r>
-        <w:t xml:space="preserve"> </w:t>
-      </w:r>
-      <w:r>
-        <w:t xml:space="preserve">be streamed, stored, or queried while or after it runs. This matters because a digital</w:t>
-      </w:r>
-      <w:r>
-        <w:t xml:space="preserve"> </w:t>
-      </w:r>
-      <w:r>
-        <w:t xml:space="preserve">twin only creates value once its state is observable by people other than the person</w:t>
-      </w:r>
-      <w:r>
-        <w:t xml:space="preserve"> </w:t>
-      </w:r>
-      <w:r>
-        <w:t xml:space="preserve">running it locally: a supervisor reviewing progress, an examiner assessing a</w:t>
-      </w:r>
-      <w:r>
-        <w:t xml:space="preserve"> </w:t>
-      </w:r>
-      <w:r>
-        <w:t xml:space="preserve">demonstration, or — in a real deployment — a transport planner monitoring conditions</w:t>
-      </w:r>
-      <w:r>
-        <w:t xml:space="preserve"> </w:t>
-      </w:r>
-      <w:r>
-        <w:t xml:space="preserve">during a stadium event. Without a data pipeline out of the simulation and a persistent</w:t>
-      </w:r>
-      <w:r>
-        <w:t xml:space="preserve"> </w:t>
-      </w:r>
-      <w:r>
-        <w:t xml:space="preserve">store behind the dashboard, the system cannot be piloted, monitored over time, or used to</w:t>
-      </w:r>
-      <w:r>
-        <w:t xml:space="preserve"> </w:t>
-      </w:r>
-      <w:r>
-        <w:t xml:space="preserve">compare alternative scenarios; it can only be watched, once, on the developer's own</w:t>
-      </w:r>
-      <w:r>
-        <w:t xml:space="preserve"> </w:t>
-      </w:r>
-      <w:r>
-        <w:t xml:space="preserve">screen.</w:t>
-      </w:r>
-    </w:p>
-    <w:bookmarkEnd w:id="25"/>
-    <w:bookmarkStart w:id="26" w:name="Xf168b7c29ea91d8285d0461249911f9a45bd667"/>
-    <w:p>
-      <w:pPr>
-        <w:pStyle w:val="Heading2"/>
-      </w:pPr>
-      <w:r>
-        <w:t xml:space="preserve">1.3. Project Team</w:t>
-      </w:r>
-    </w:p>
-    <w:p>
-      <w:pPr>
-        <w:numPr>
-          <w:ilvl w:val="0"/>
-          <w:numId w:val="1001"/>
-        </w:numPr>
-        <w:pStyle w:val="Compact"/>
-      </w:pPr>
-      <w:r>
-        <w:rPr>
-          <w:bCs/>
-          <w:b/>
-        </w:rPr>
-        <w:t xml:space="preserve">Technical Contributor (author):</w:t>
-      </w:r>
-      <w:r>
-        <w:t xml:space="preserve"> </w:t>
-      </w:r>
-      <w:r>
-        <w:t xml:space="preserve">Kyaw Zin Myo Lwin (Student ID 1169799) — sole</w:t>
-      </w:r>
-      <w:r>
-        <w:t xml:space="preserve"> </w:t>
-      </w:r>
-      <w:r>
-        <w:t xml:space="preserve">developer, responsible for all design, implementation, testing and documentation.</w:t>
-      </w:r>
-    </w:p>
-    <w:p>
-      <w:pPr>
-        <w:numPr>
-          <w:ilvl w:val="0"/>
-          <w:numId w:val="1001"/>
-        </w:numPr>
-        <w:pStyle w:val="Compact"/>
-      </w:pPr>
-      <w:r>
-        <w:rPr>
-          <w:bCs/>
-          <w:b/>
-        </w:rPr>
-        <w:t xml:space="preserve">Mentor / Supervisor:</w:t>
-      </w:r>
-      <w:r>
-        <w:t xml:space="preserve"> </w:t>
-      </w:r>
-      <w:r>
-        <w:t xml:space="preserve">Hansi Udapola (JIX Reality,</w:t>
-      </w:r>
-      <w:r>
-        <w:t xml:space="preserve"> </w:t>
-      </w:r>
-      <w:hyperlink r:id="rId20">
-        <w:r>
-          <w:rPr>
-            <w:rStyle w:val="Hyperlink"/>
-          </w:rPr>
-          <w:t xml:space="preserve">hansi@jix.co.nz</w:t>
-        </w:r>
-      </w:hyperlink>
-      <w:r>
-        <w:t xml:space="preserve">) — project</w:t>
-      </w:r>
-      <w:r>
-        <w:t xml:space="preserve"> </w:t>
-      </w:r>
-      <w:r>
-        <w:t xml:space="preserve">oversight and milestone review (product-owner role at sprint reviews, §3.1).</w:t>
-      </w:r>
-    </w:p>
-    <w:p>
-      <w:pPr>
-        <w:numPr>
-          <w:ilvl w:val="0"/>
-          <w:numId w:val="1001"/>
-        </w:numPr>
-        <w:pStyle w:val="Compact"/>
-      </w:pPr>
-      <w:r>
-        <w:rPr>
-          <w:bCs/>
-          <w:b/>
-        </w:rPr>
-        <w:t xml:space="preserve">Host company:</w:t>
-      </w:r>
-      <w:r>
-        <w:t xml:space="preserve"> </w:t>
-      </w:r>
-      <w:r>
-        <w:t xml:space="preserve">JIX Reality, Christchurch — provides the project context and the</w:t>
-      </w:r>
-      <w:r>
-        <w:t xml:space="preserve"> </w:t>
-      </w:r>
-      <w:r>
-        <w:t xml:space="preserve">existing simulation from the prior internship.</w:t>
-      </w:r>
-    </w:p>
-    <w:p>
-      <w:pPr>
-        <w:numPr>
-          <w:ilvl w:val="0"/>
-          <w:numId w:val="1001"/>
-        </w:numPr>
-        <w:pStyle w:val="Compact"/>
-      </w:pPr>
-      <w:r>
-        <w:rPr>
-          <w:bCs/>
-          <w:b/>
-        </w:rPr>
-        <w:t xml:space="preserve">Data providers (indirect):</w:t>
-      </w:r>
-      <w:r>
-        <w:t xml:space="preserve"> </w:t>
-      </w:r>
-      <w:r>
-        <w:t xml:space="preserve">Christchurch City Council (traffic counts, intersection</w:t>
-      </w:r>
-      <w:r>
-        <w:t xml:space="preserve"> </w:t>
-      </w:r>
-      <w:r>
-        <w:t xml:space="preserve">geometry) and OpenStreetMap (base road network).</w:t>
-      </w:r>
-    </w:p>
-    <w:p>
-      <w:pPr>
-        <w:numPr>
-          <w:ilvl w:val="0"/>
-          <w:numId w:val="1001"/>
-        </w:numPr>
-        <w:pStyle w:val="Compact"/>
-      </w:pPr>
-      <w:r>
-        <w:rPr>
-          <w:bCs/>
-          <w:b/>
-        </w:rPr>
-        <w:t xml:space="preserve">AI assistant:</w:t>
-      </w:r>
-      <w:r>
-        <w:t xml:space="preserve"> </w:t>
-      </w:r>
-      <w:r>
-        <w:t xml:space="preserve">Claude / Claude Code (see Authorship Statement and §5.2).</w:t>
-      </w:r>
-    </w:p>
-    <w:p>
-      <w:r>
-        <w:pict>
-          <v:rect style="width:0;height:1.5pt" o:hralign="center" o:hrstd="t" o:hr="t"/>
-        </w:pict>
-      </w:r>
-    </w:p>
-    <w:bookmarkEnd w:id="26"/>
-    <w:bookmarkEnd w:id="27"/>
-    <w:bookmarkStart w:id="30" w:name="X40f766ecc6a3f41cbbab11e7b570adfcad7b11c"/>
-    <w:p>
-      <w:pPr>
-        <w:pStyle w:val="Heading1"/>
-      </w:pPr>
-      <w:r>
-        <w:t xml:space="preserve">2. REQUIREMENTS AND GOALS</w:t>
-      </w:r>
-    </w:p>
-    <w:bookmarkStart w:id="28" w:name="Xaaedca1e1f7f8bafe093120ca8334d9cbfaef13"/>
-    <w:p>
-      <w:pPr>
-        <w:pStyle w:val="Heading2"/>
-      </w:pPr>
-      <w:r>
-        <w:t xml:space="preserve">2.1. Overview</w:t>
-      </w:r>
-    </w:p>
-    <w:p>
-      <w:pPr>
-        <w:pStyle w:val="FirstParagraph"/>
-      </w:pPr>
-      <w:r>
-        <w:rPr>
-          <w:bCs/>
-          <w:b/>
-        </w:rPr>
-        <w:t xml:space="preserve">Overall goal (from the proposal):</w:t>
-      </w:r>
-      <w:r>
-        <w:t xml:space="preserve"> </w:t>
-      </w:r>
-      <w:r>
-        <w:t xml:space="preserve">extend the existing SUMO-based Christchurch CBD</w:t>
-      </w:r>
-      <w:r>
-        <w:t xml:space="preserve"> </w:t>
-      </w:r>
-      <w:r>
-        <w:t xml:space="preserve">simulation into a cloud-connected digital twin, delivering a streaming data pipeline,</w:t>
-      </w:r>
-      <w:r>
-        <w:t xml:space="preserve"> </w:t>
-      </w:r>
-      <w:r>
-        <w:t xml:space="preserve">cloud-based time-series storage, and an interactive browser dashboard with</w:t>
-      </w:r>
-      <w:r>
-        <w:t xml:space="preserve"> </w:t>
-      </w:r>
-      <w:r>
-        <w:rPr>
-          <w:bCs/>
-          <w:b/>
-        </w:rPr>
-        <w:t xml:space="preserve">at least four</w:t>
-      </w:r>
-      <w:r>
-        <w:rPr>
-          <w:bCs/>
-          <w:b/>
-        </w:rPr>
-        <w:t xml:space="preserve"> </w:t>
-      </w:r>
-      <w:r>
-        <w:rPr>
-          <w:bCs/>
-          <w:b/>
-        </w:rPr>
-        <w:t xml:space="preserve">decision-support features</w:t>
-      </w:r>
-      <w:r>
-        <w:t xml:space="preserve">, all deployable via a single Docker Compose command.</w:t>
-      </w:r>
-    </w:p>
-    <w:p>
-      <w:pPr>
-        <w:pStyle w:val="BodyText"/>
-      </w:pPr>
-      <w:r>
-        <w:rPr>
-          <w:bCs/>
-          <w:b/>
-        </w:rPr>
-        <w:t xml:space="preserve">Sub-goals (the five project milestones):</w:t>
-      </w:r>
-    </w:p>
-    <w:tbl>
-      <w:tblPr>
-        <w:tblStyle w:val="Table"/>
-        <w:tblW w:type="auto" w:w="0"/>
-        <w:tblLook w:firstRow="1" w:lastRow="0" w:firstColumn="0" w:lastColumn="0" w:noHBand="0" w:noVBand="0" w:val="0020"/>
-        <w:jc w:val="start"/>
-      </w:tblPr>
-      <w:tblGrid>
-        <w:gridCol w:w="2640"/>
-        <w:gridCol w:w="2640"/>
-        <w:gridCol w:w="2640"/>
-      </w:tblGrid>
-      <w:tr>
-        <w:trPr>
-          <w:tblHeader w:val="true"/>
-        </w:trPr>
-        <w:tc>
-          <w:tcPr/>
-          <w:p>
-            <w:pPr>
-              <w:pStyle w:val="Compact"/>
-              <w:jc w:val="left"/>
-            </w:pPr>
-            <w:r>
-              <w:t xml:space="preserve">#</w:t>
-            </w:r>
-          </w:p>
-        </w:tc>
-        <w:tc>
-          <w:tcPr/>
-          <w:p>
-            <w:pPr>
-              <w:pStyle w:val="Compact"/>
-              <w:jc w:val="left"/>
-            </w:pPr>
-            <w:r>
-              <w:t xml:space="preserve">Sub-Goal</w:t>
-            </w:r>
-          </w:p>
-        </w:tc>
-        <w:tc>
-          <w:tcPr/>
-          <w:p>
-            <w:pPr>
-              <w:pStyle w:val="Compact"/>
-              <w:jc w:val="left"/>
-            </w:pPr>
-            <w:r>
-              <w:t xml:space="preserve">Measure of Success</w:t>
-            </w:r>
-          </w:p>
-        </w:tc>
-      </w:tr>
-      <w:tr>
-        <w:tc>
-          <w:tcPr/>
-          <w:p>
-            <w:pPr>
-              <w:pStyle w:val="Compact"/>
-              <w:jc w:val="left"/>
-            </w:pPr>
-            <w:r>
-              <w:t xml:space="preserve">M1</w:t>
-            </w:r>
-          </w:p>
-        </w:tc>
-        <w:tc>
-          <w:tcPr/>
-          <w:p>
-            <w:pPr>
-              <w:pStyle w:val="Compact"/>
-              <w:jc w:val="left"/>
-            </w:pPr>
-            <w:r>
-              <w:t xml:space="preserve">Stream vehicle-state data out of the simulation every step, without modifying the existing simulation core</w:t>
-            </w:r>
-          </w:p>
-        </w:tc>
-        <w:tc>
-          <w:tcPr/>
-          <w:p>
-            <w:pPr>
-              <w:pStyle w:val="Compact"/>
-              <w:jc w:val="left"/>
-            </w:pPr>
-            <w:r>
-              <w:t xml:space="preserve">Vehicle-state JSON is emitted every simulation step and received by a client at sub-second latency; the serialiser is unit-tested</w:t>
-            </w:r>
-          </w:p>
-        </w:tc>
-      </w:tr>
-      <w:tr>
-        <w:tc>
-          <w:tcPr/>
-          <w:p>
-            <w:pPr>
-              <w:pStyle w:val="Compact"/>
-              <w:jc w:val="left"/>
-            </w:pPr>
-            <w:r>
-              <w:t xml:space="preserve">M2</w:t>
-            </w:r>
-          </w:p>
-        </w:tc>
-        <w:tc>
-          <w:tcPr/>
-          <w:p>
-            <w:pPr>
-              <w:pStyle w:val="Compact"/>
-              <w:jc w:val="left"/>
-            </w:pPr>
-            <w:r>
-              <w:t xml:space="preserve">Provision cloud infrastructure (AWS, InfluxDB Cloud) to receive and persist the streamed data as time-series records</w:t>
-            </w:r>
-          </w:p>
-        </w:tc>
-        <w:tc>
-          <w:tcPr/>
-          <w:p>
-            <w:pPr>
-              <w:pStyle w:val="Compact"/>
-              <w:jc w:val="left"/>
-            </w:pPr>
-            <w:r>
-              <w:t xml:space="preserve">Streamed ticks reach InfluxDB Cloud via API Gateway + Lambda and are queryable; the full AWS stack is defined in Terraform and reprovisions from a clean account</w:t>
-            </w:r>
-          </w:p>
-        </w:tc>
-      </w:tr>
-      <w:tr>
-        <w:tc>
-          <w:tcPr/>
-          <w:p>
-            <w:pPr>
-              <w:pStyle w:val="Compact"/>
-              <w:jc w:val="left"/>
-            </w:pPr>
-            <w:r>
-              <w:t xml:space="preserve">M3</w:t>
-            </w:r>
-          </w:p>
-        </w:tc>
-        <w:tc>
-          <w:tcPr/>
-          <w:p>
-            <w:pPr>
-              <w:pStyle w:val="Compact"/>
-              <w:jc w:val="left"/>
-            </w:pPr>
-            <w:r>
-              <w:t xml:space="preserve">Extend the browser dashboard with a streaming vehicle layer, replacing its one-time static load</w:t>
-            </w:r>
-          </w:p>
-        </w:tc>
-        <w:tc>
-          <w:tcPr/>
-          <w:p>
-            <w:pPr>
-              <w:pStyle w:val="Compact"/>
-              <w:jc w:val="left"/>
-            </w:pPr>
-            <w:r>
-              <w:t xml:space="preserve">The dashboard shows moving vehicles sourced from the live feed (not the static CSV), with live metric charts updating in real time</w:t>
-            </w:r>
-          </w:p>
-        </w:tc>
-      </w:tr>
-      <w:tr>
-        <w:tc>
-          <w:tcPr/>
-          <w:p>
-            <w:pPr>
-              <w:pStyle w:val="Compact"/>
-              <w:jc w:val="left"/>
-            </w:pPr>
-            <w:r>
-              <w:t xml:space="preserve">M4</w:t>
-            </w:r>
-          </w:p>
-        </w:tc>
-        <w:tc>
-          <w:tcPr/>
-          <w:p>
-            <w:pPr>
-              <w:pStyle w:val="Compact"/>
-              <w:jc w:val="left"/>
-            </w:pPr>
-            <w:r>
-              <w:t xml:space="preserve">Implement at least four decision-support features (congestion alerts, scenario comparison, historical replay, threshold metrics panel)</w:t>
-            </w:r>
-          </w:p>
-        </w:tc>
-        <w:tc>
-          <w:tcPr/>
-          <w:p>
-            <w:pPr>
-              <w:pStyle w:val="Compact"/>
-              <w:jc w:val="left"/>
-            </w:pPr>
-            <w:r>
-              <w:t xml:space="preserve">At least four decision-support features are demonstrated working live, against stored/streamed data, and signed off by the supervisor</w:t>
-            </w:r>
-          </w:p>
-        </w:tc>
-      </w:tr>
-      <w:tr>
-        <w:tc>
-          <w:tcPr/>
-          <w:p>
-            <w:pPr>
-              <w:pStyle w:val="Compact"/>
-              <w:jc w:val="left"/>
-            </w:pPr>
-            <w:r>
-              <w:t xml:space="preserve">M5</w:t>
-            </w:r>
-          </w:p>
-        </w:tc>
-        <w:tc>
-          <w:tcPr/>
-          <w:p>
-            <w:pPr>
-              <w:pStyle w:val="Compact"/>
-              <w:jc w:val="left"/>
-            </w:pPr>
-            <w:r>
-              <w:t xml:space="preserve">Package the system with Docker Compose and automate testing/deployment with GitHub Actions</w:t>
-            </w:r>
-          </w:p>
-        </w:tc>
-        <w:tc>
-          <w:tcPr/>
-          <w:p>
-            <w:pPr>
-              <w:pStyle w:val="Compact"/>
-              <w:jc w:val="left"/>
-            </w:pPr>
-            <w:r>
-              <w:t xml:space="preserve">The whole stack starts with a single</w:t>
-            </w:r>
-            <w:r>
-              <w:t xml:space="preserve"> </w:t>
-            </w:r>
-            <w:r>
-              <w:rPr>
-                <w:rStyle w:val="VerbatimChar"/>
-              </w:rPr>
-              <w:t xml:space="preserve">docker compose up</w:t>
-            </w:r>
-            <w:r>
-              <w:t xml:space="preserve"> </w:t>
-            </w:r>
-            <w:r>
-              <w:t xml:space="preserve">command; the CI pipeline runs the test suite automatically on every push</w:t>
-            </w:r>
-          </w:p>
-        </w:tc>
-      </w:tr>
-    </w:tbl>
-    <w:p>
-      <w:pPr>
-        <w:pStyle w:val="BodyText"/>
-      </w:pPr>
-      <w:r>
-        <w:rPr>
-          <w:bCs/>
-          <w:b/>
-        </w:rPr>
-        <w:t xml:space="preserve">Overall success criteria.</w:t>
-      </w:r>
-      <w:r>
-        <w:t xml:space="preserve"> </w:t>
-      </w:r>
-      <w:r>
-        <w:t xml:space="preserve">As a proof of concept, the project is judged successful when</w:t>
-      </w:r>
-      <w:r>
-        <w:t xml:space="preserve"> </w:t>
-      </w:r>
-      <w:r>
-        <w:t xml:space="preserve">all five sub-goals above are demonstrated working together in a single recorded run, the</w:t>
-      </w:r>
-      <w:r>
-        <w:t xml:space="preserve"> </w:t>
-      </w:r>
-      <w:r>
-        <w:t xml:space="preserve">supervisor signs off on that live demonstration, and this report evaluates the delivered</w:t>
-      </w:r>
-      <w:r>
-        <w:t xml:space="preserve"> </w:t>
-      </w:r>
-      <w:r>
-        <w:t xml:space="preserve">system against these goals.</w:t>
-      </w:r>
-    </w:p>
-    <w:p>
-      <w:pPr>
-        <w:pStyle w:val="BodyText"/>
-      </w:pPr>
-      <w:r>
-        <w:rPr>
-          <w:bCs/>
-          <w:b/>
-        </w:rPr>
-        <w:t xml:space="preserve">Evolution during delivery.</w:t>
-      </w:r>
-      <w:r>
-        <w:t xml:space="preserve"> </w:t>
-      </w:r>
-      <w:r>
-        <w:t xml:space="preserve">Milestone 4 was committed as "at least four</w:t>
-      </w:r>
-      <w:r>
-        <w:t xml:space="preserve"> </w:t>
-      </w:r>
-      <w:r>
-        <w:t xml:space="preserve">decision-support features." During delivery the</w:t>
-      </w:r>
-      <w:r>
-        <w:t xml:space="preserve"> </w:t>
-      </w:r>
-      <w:r>
-        <w:rPr>
-          <w:iCs/>
-          <w:i/>
-        </w:rPr>
-        <w:t xml:space="preserve">specific set</w:t>
-      </w:r>
-      <w:r>
-        <w:t xml:space="preserve"> </w:t>
-      </w:r>
-      <w:r>
-        <w:t xml:space="preserve">evolved from the</w:t>
-      </w:r>
-      <w:r>
-        <w:t xml:space="preserve"> </w:t>
-      </w:r>
-      <w:r>
-        <w:t xml:space="preserve">originally-listed features toward stronger</w:t>
-      </w:r>
-      <w:r>
-        <w:t xml:space="preserve"> </w:t>
-      </w:r>
-      <w:r>
-        <w:rPr>
-          <w:bCs/>
-          <w:b/>
-        </w:rPr>
-        <w:t xml:space="preserve">what-if decision support</w:t>
-      </w:r>
-      <w:r>
-        <w:t xml:space="preserve"> </w:t>
-      </w:r>
-      <w:r>
-        <w:t xml:space="preserve">on the calibrated</w:t>
-      </w:r>
-      <w:r>
-        <w:t xml:space="preserve"> </w:t>
-      </w:r>
-      <w:r>
-        <w:t xml:space="preserve">model: congestion alerts and scenario comparison were kept, incident injection, live</w:t>
-      </w:r>
-      <w:r>
-        <w:t xml:space="preserve"> </w:t>
-      </w:r>
-      <w:r>
-        <w:t xml:space="preserve">click-to-inject and an impact report were added, while historical replay was</w:t>
-      </w:r>
-      <w:r>
-        <w:t xml:space="preserve"> </w:t>
-      </w:r>
-      <w:r>
-        <w:t xml:space="preserve">de-prioritised (the real-data counts path became the comparison</w:t>
-      </w:r>
-      <w:r>
-        <w:t xml:space="preserve"> </w:t>
-      </w:r>
-      <w:r>
-        <w:rPr>
-          <w:bCs/>
-          <w:b/>
-        </w:rPr>
-        <w:t xml:space="preserve">baseline</w:t>
-      </w:r>
-      <w:r>
-        <w:t xml:space="preserve"> </w:t>
-      </w:r>
-      <w:r>
-        <w:t xml:space="preserve">rather than a</w:t>
-      </w:r>
-      <w:r>
-        <w:t xml:space="preserve"> </w:t>
-      </w:r>
-      <w:r>
-        <w:t xml:space="preserve">headline feature) and the threshold-metrics idea was folded into the congestion overlay.</w:t>
-      </w:r>
-      <w:r>
-        <w:t xml:space="preserve"> </w:t>
-      </w:r>
-      <w:r>
-        <w:t xml:space="preserve">The "≥ 4 decision-support features" requirement is therefore met, with a set better</w:t>
-      </w:r>
-      <w:r>
-        <w:t xml:space="preserve"> </w:t>
-      </w:r>
-      <w:r>
-        <w:t xml:space="preserve">aligned to the purpose of a digital twin (see §3.3 and §5.1).</w:t>
-      </w:r>
-    </w:p>
-    <w:bookmarkEnd w:id="28"/>
-    <w:bookmarkStart w:id="29" w:name="Xd6b45fcf3330aa915fa26f3cc215d0e4ed00491"/>
-    <w:p>
-      <w:pPr>
-        <w:pStyle w:val="Heading2"/>
-      </w:pPr>
-      <w:r>
-        <w:t xml:space="preserve">2.2. Comparative Analysis</w:t>
-      </w:r>
-    </w:p>
-    <w:p>
-      <w:pPr>
-        <w:pStyle w:val="FirstParagraph"/>
-      </w:pPr>
-      <w:r>
-        <w:rPr>
-          <w:iCs/>
-          <w:i/>
-        </w:rPr>
-        <w:t xml:space="preserve">(Extended from the comparative study in the proposal.)</w:t>
-      </w:r>
-    </w:p>
-    <w:p>
-      <w:pPr>
-        <w:pStyle w:val="BodyText"/>
-      </w:pPr>
-      <w:r>
-        <w:t xml:space="preserve">Two publicly-documented systems are directly comparable, based on what each documents</w:t>
-      </w:r>
-      <w:r>
-        <w:t xml:space="preserve"> </w:t>
-      </w:r>
-      <w:r>
-        <w:t xml:space="preserve">about itself.</w:t>
-      </w:r>
-    </w:p>
-    <w:p>
-      <w:pPr>
-        <w:pStyle w:val="BodyText"/>
-      </w:pPr>
-      <w:r>
-        <w:t xml:space="preserve">The first is an</w:t>
-      </w:r>
-      <w:r>
-        <w:t xml:space="preserve"> </w:t>
-      </w:r>
-      <w:r>
-        <w:rPr>
-          <w:bCs/>
-          <w:b/>
-        </w:rPr>
-        <w:t xml:space="preserve">open-source SUMO traffic dashboard built with FastAPI and TraCI</w:t>
-      </w:r>
-      <w:r>
-        <w:t xml:space="preserve"> </w:t>
-      </w:r>
-      <w:r>
-        <w:t xml:space="preserve">(keshu-bara, 2025), which already provides live vehicle tracking and congestion detection</w:t>
-      </w:r>
-      <w:r>
-        <w:t xml:space="preserve"> </w:t>
-      </w:r>
-      <w:r>
-        <w:t xml:space="preserve">from a running SUMO simulation. However, by its own documentation it runs entirely on a</w:t>
-      </w:r>
-      <w:r>
-        <w:t xml:space="preserve"> </w:t>
-      </w:r>
-      <w:r>
-        <w:t xml:space="preserve">single machine, updates the browser by</w:t>
-      </w:r>
-      <w:r>
-        <w:t xml:space="preserve"> </w:t>
-      </w:r>
-      <w:r>
-        <w:rPr>
-          <w:iCs/>
-          <w:i/>
-        </w:rPr>
-        <w:t xml:space="preserve">polling</w:t>
-      </w:r>
-      <w:r>
-        <w:t xml:space="preserve"> </w:t>
-      </w:r>
-      <w:r>
-        <w:t xml:space="preserve">rather than genuine streaming, and does</w:t>
-      </w:r>
-      <w:r>
-        <w:t xml:space="preserve"> </w:t>
-      </w:r>
-      <w:r>
-        <w:t xml:space="preserve">not persist data to a database; historical replay is listed only as a planned future</w:t>
-      </w:r>
-      <w:r>
-        <w:t xml:space="preserve"> </w:t>
-      </w:r>
-      <w:r>
-        <w:t xml:space="preserve">feature, not something currently implemented.</w:t>
-      </w:r>
-    </w:p>
-    <w:p>
-      <w:pPr>
-        <w:pStyle w:val="BodyText"/>
-      </w:pPr>
-      <w:r>
-        <w:t xml:space="preserve">The second is a</w:t>
-      </w:r>
-      <w:r>
-        <w:t xml:space="preserve"> </w:t>
-      </w:r>
-      <w:r>
-        <w:rPr>
-          <w:bCs/>
-          <w:b/>
-        </w:rPr>
-        <w:t xml:space="preserve">peer-reviewed cloud architecture that streams SUMO simulation data</w:t>
-      </w:r>
-      <w:r>
-        <w:rPr>
-          <w:bCs/>
-          <w:b/>
-        </w:rPr>
-        <w:t xml:space="preserve"> </w:t>
-      </w:r>
-      <w:r>
-        <w:rPr>
-          <w:bCs/>
-          <w:b/>
-        </w:rPr>
-        <w:t xml:space="preserve">through a serverless AWS pipeline</w:t>
-      </w:r>
-      <w:r>
-        <w:t xml:space="preserve"> </w:t>
-      </w:r>
-      <w:r>
-        <w:t xml:space="preserve">to support a real-time vehicle speed-advisory</w:t>
-      </w:r>
-      <w:r>
-        <w:t xml:space="preserve"> </w:t>
-      </w:r>
-      <w:r>
-        <w:t xml:space="preserve">application (Deng et al., 2024). This shows that an AWS-based, SUMO-driven streaming</w:t>
-      </w:r>
-      <w:r>
-        <w:t xml:space="preserve"> </w:t>
-      </w:r>
-      <w:r>
-        <w:t xml:space="preserve">architecture is viable at a latency requirement similar to the one this project targets.</w:t>
-      </w:r>
-      <w:r>
-        <w:t xml:space="preserve"> </w:t>
-      </w:r>
-      <w:r>
-        <w:t xml:space="preserve">However, the published system was built to evaluate a specific control algorithm rather</w:t>
-      </w:r>
-      <w:r>
-        <w:t xml:space="preserve"> </w:t>
-      </w:r>
-      <w:r>
-        <w:t xml:space="preserve">than to serve as a general-purpose dashboard, and it does not include decision-support</w:t>
-      </w:r>
-      <w:r>
-        <w:t xml:space="preserve"> </w:t>
-      </w:r>
-      <w:r>
-        <w:t xml:space="preserve">features such as alerts, scenario comparison, or historical replay.</w:t>
-      </w:r>
-    </w:p>
-    <w:p>
-      <w:pPr>
-        <w:pStyle w:val="BodyText"/>
-      </w:pPr>
-      <w:r>
-        <w:t xml:space="preserve">Between them, these two systems indicate that the individual pieces of this project — a</w:t>
-      </w:r>
-      <w:r>
-        <w:t xml:space="preserve"> </w:t>
-      </w:r>
-      <w:r>
-        <w:t xml:space="preserve">SUMO dashboard with live tracking, and an AWS-based SUMO streaming pipeline — already</w:t>
-      </w:r>
-      <w:r>
-        <w:t xml:space="preserve"> </w:t>
-      </w:r>
-      <w:r>
-        <w:t xml:space="preserve">exist separately. Based on what is publicly documented about each,</w:t>
-      </w:r>
-      <w:r>
-        <w:t xml:space="preserve"> </w:t>
-      </w:r>
-      <w:r>
-        <w:rPr>
-          <w:bCs/>
-          <w:b/>
-        </w:rPr>
-        <w:t xml:space="preserve">neither combines a</w:t>
-      </w:r>
-      <w:r>
-        <w:rPr>
-          <w:bCs/>
-          <w:b/>
-        </w:rPr>
-        <w:t xml:space="preserve"> </w:t>
-      </w:r>
-      <w:r>
-        <w:rPr>
-          <w:bCs/>
-          <w:b/>
-        </w:rPr>
-        <w:t xml:space="preserve">calibrated real-city simulation, cloud-based persistent storage, and a dashboard with</w:t>
-      </w:r>
-      <w:r>
-        <w:rPr>
-          <w:bCs/>
-          <w:b/>
-        </w:rPr>
-        <w:t xml:space="preserve"> </w:t>
-      </w:r>
-      <w:r>
-        <w:rPr>
-          <w:bCs/>
-          <w:b/>
-        </w:rPr>
-        <w:t xml:space="preserve">decision-support features in one system.</w:t>
-      </w:r>
-      <w:r>
-        <w:t xml:space="preserve"> </w:t>
-      </w:r>
-      <w:r>
-        <w:t xml:space="preserve">This project's contribution is combining these</w:t>
-      </w:r>
-      <w:r>
-        <w:t xml:space="preserve"> </w:t>
-      </w:r>
-      <w:r>
-        <w:t xml:space="preserve">three elements rather than any one of them in isolation. The decision-support set was</w:t>
-      </w:r>
-      <w:r>
-        <w:t xml:space="preserve"> </w:t>
-      </w:r>
-      <w:r>
-        <w:t xml:space="preserve">further sharpened during delivery toward what-if incident analysis (§2.1), which neither</w:t>
-      </w:r>
-      <w:r>
-        <w:t xml:space="preserve"> </w:t>
-      </w:r>
-      <w:r>
-        <w:t xml:space="preserve">comparable system offers.</w:t>
-      </w:r>
-    </w:p>
-    <w:p>
-      <w:r>
-        <w:pict>
-          <v:rect style="width:0;height:1.5pt" o:hralign="center" o:hrstd="t" o:hr="t"/>
-        </w:pict>
-      </w:r>
-    </w:p>
-    <w:bookmarkEnd w:id="29"/>
-    <w:bookmarkEnd w:id="30"/>
-    <w:bookmarkStart w:id="38" w:name="X167a2da0345881bf36eef0606d50b1063a572d3"/>
-    <w:p>
-      <w:pPr>
-        <w:pStyle w:val="Heading1"/>
-      </w:pPr>
-      <w:r>
-        <w:t xml:space="preserve">3. METHODS</w:t>
-      </w:r>
-    </w:p>
-    <w:bookmarkStart w:id="31" w:name="X90037fffeb0517eb9be28959be4b42079adccec"/>
-    <w:p>
-      <w:pPr>
-        <w:pStyle w:val="Heading2"/>
-      </w:pPr>
-      <w:r>
-        <w:t xml:space="preserve">3.1. Overview</w:t>
-      </w:r>
-    </w:p>
-    <w:p>
-      <w:pPr>
-        <w:pStyle w:val="FirstParagraph"/>
-      </w:pPr>
-      <w:r>
-        <w:rPr>
-          <w:bCs/>
-          <w:b/>
-        </w:rPr>
-        <w:t xml:space="preserve">Methodology — proof of concept.</w:t>
-      </w:r>
-      <w:r>
-        <w:t xml:space="preserve"> </w:t>
-      </w:r>
-      <w:r>
-        <w:t xml:space="preserve">The project was developed as a</w:t>
-      </w:r>
-      <w:r>
-        <w:t xml:space="preserve"> </w:t>
-      </w:r>
-      <w:r>
-        <w:rPr>
-          <w:bCs/>
-          <w:b/>
-        </w:rPr>
-        <w:t xml:space="preserve">proof of concept</w:t>
-      </w:r>
-      <w:r>
-        <w:rPr>
-          <w:bCs/>
-          <w:b/>
-        </w:rPr>
-        <w:t xml:space="preserve"> </w:t>
-      </w:r>
-      <w:r>
-        <w:rPr>
-          <w:bCs/>
-          <w:b/>
-        </w:rPr>
-        <w:t xml:space="preserve">(PoC)</w:t>
-      </w:r>
-      <w:r>
-        <w:t xml:space="preserve">: its purpose is to demonstrate, end-to-end, the</w:t>
-      </w:r>
-      <w:r>
-        <w:t xml:space="preserve"> </w:t>
-      </w:r>
-      <w:r>
-        <w:rPr>
-          <w:iCs/>
-          <w:i/>
-        </w:rPr>
-        <w:t xml:space="preserve">feasibility</w:t>
-      </w:r>
-      <w:r>
-        <w:t xml:space="preserve"> </w:t>
-      </w:r>
-      <w:r>
-        <w:t xml:space="preserve">of a cloud-connected</w:t>
-      </w:r>
-      <w:r>
-        <w:t xml:space="preserve"> </w:t>
-      </w:r>
-      <w:r>
-        <w:t xml:space="preserve">decision-support traffic digital twin — not to deliver a production-hardened system. A PoC</w:t>
-      </w:r>
-      <w:r>
-        <w:t xml:space="preserve"> </w:t>
-      </w:r>
-      <w:r>
-        <w:t xml:space="preserve">approach was appropriate because the contribution is a</w:t>
-      </w:r>
-      <w:r>
-        <w:t xml:space="preserve"> </w:t>
-      </w:r>
-      <w:r>
-        <w:rPr>
-          <w:bCs/>
-          <w:b/>
-        </w:rPr>
-        <w:t xml:space="preserve">novel combination</w:t>
-      </w:r>
-      <w:r>
-        <w:t xml:space="preserve"> </w:t>
-      </w:r>
-      <w:r>
-        <w:t xml:space="preserve">of pieces that</w:t>
-      </w:r>
-      <w:r>
-        <w:t xml:space="preserve"> </w:t>
-      </w:r>
-      <w:r>
-        <w:t xml:space="preserve">exist only separately (a calibrated real-city SUMO simulation, a serverless cloud pipeline,</w:t>
-      </w:r>
-      <w:r>
-        <w:t xml:space="preserve"> </w:t>
-      </w:r>
-      <w:r>
-        <w:t xml:space="preserve">and a decision-support dashboard — see §2.2), so the first question to answer is "can these</w:t>
-      </w:r>
-      <w:r>
-        <w:t xml:space="preserve"> </w:t>
-      </w:r>
-      <w:r>
-        <w:t xml:space="preserve">be made to work together, reliably, at the required latency, within a student budget?".</w:t>
-      </w:r>
-      <w:r>
-        <w:t xml:space="preserve"> </w:t>
-      </w:r>
-      <w:r>
-        <w:t xml:space="preserve">The PoC is therefore deliberately</w:t>
-      </w:r>
-      <w:r>
-        <w:t xml:space="preserve"> </w:t>
-      </w:r>
-      <w:r>
-        <w:rPr>
-          <w:bCs/>
-          <w:b/>
-        </w:rPr>
-        <w:t xml:space="preserve">scoped</w:t>
-      </w:r>
-      <w:r>
-        <w:t xml:space="preserve">: incidents are synthetic (what-if</w:t>
-      </w:r>
-      <w:r>
-        <w:t xml:space="preserve"> </w:t>
-      </w:r>
-      <w:r>
-        <w:t xml:space="preserve">perturbations, not live sensor data), the cloud runs on free-tier / on-demand resources,</w:t>
-      </w:r>
-      <w:r>
-        <w:t xml:space="preserve"> </w:t>
-      </w:r>
-      <w:r>
-        <w:t xml:space="preserve">and some paths are demo-grade rather than fully productionised (see §5.3 Limitations). It</w:t>
-      </w:r>
-      <w:r>
-        <w:t xml:space="preserve"> </w:t>
-      </w:r>
-      <w:r>
-        <w:t xml:space="preserve">is nonetheless a</w:t>
-      </w:r>
-      <w:r>
-        <w:t xml:space="preserve"> </w:t>
-      </w:r>
-      <w:r>
-        <w:rPr>
-          <w:bCs/>
-          <w:b/>
-        </w:rPr>
-        <w:t xml:space="preserve">working, deployed and tested</w:t>
-      </w:r>
-      <w:r>
-        <w:t xml:space="preserve"> </w:t>
-      </w:r>
-      <w:r>
-        <w:t xml:space="preserve">implementation, so it proves the concept</w:t>
-      </w:r>
-      <w:r>
-        <w:t xml:space="preserve"> </w:t>
-      </w:r>
-      <w:r>
-        <w:t xml:space="preserve">rather than merely describing it. Success is judged by the proof-of-concept criteria in</w:t>
-      </w:r>
-      <w:r>
-        <w:t xml:space="preserve"> </w:t>
-      </w:r>
-      <w:r>
-        <w:t xml:space="preserve">§2.1 (the pipeline works end-to-end, an injected incident produces a measurable impact, and</w:t>
-      </w:r>
-      <w:r>
-        <w:t xml:space="preserve"> </w:t>
-      </w:r>
-      <w:r>
-        <w:t xml:space="preserve">the stack is reproducibly deployable).</w:t>
-      </w:r>
-    </w:p>
-    <w:p>
-      <w:pPr>
-        <w:pStyle w:val="BodyText"/>
-      </w:pPr>
-      <w:r>
-        <w:rPr>
-          <w:bCs/>
-          <w:b/>
-        </w:rPr>
-        <w:t xml:space="preserve">Development process.</w:t>
-      </w:r>
-      <w:r>
-        <w:t xml:space="preserve"> </w:t>
-      </w:r>
-      <w:r>
-        <w:t xml:space="preserve">Within that PoC, the build followed a</w:t>
-      </w:r>
-      <w:r>
-        <w:t xml:space="preserve"> </w:t>
-      </w:r>
-      <w:r>
-        <w:rPr>
-          <w:bCs/>
-          <w:b/>
-        </w:rPr>
-        <w:t xml:space="preserve">lightweight, iterative</w:t>
-      </w:r>
-      <w:r>
-        <w:rPr>
-          <w:bCs/>
-          <w:b/>
-        </w:rPr>
-        <w:t xml:space="preserve"> </w:t>
-      </w:r>
-      <w:r>
-        <w:rPr>
-          <w:bCs/>
-          <w:b/>
-        </w:rPr>
-        <w:t xml:space="preserve">approach inspired by Scrum / agile</w:t>
-      </w:r>
-      <w:r>
-        <w:t xml:space="preserve">, rather than formal Scrum with a dedicated</w:t>
-      </w:r>
-      <w:r>
-        <w:t xml:space="preserve"> </w:t>
-      </w:r>
-      <w:r>
-        <w:t xml:space="preserve">project-management tool. The five milestones (§2.1) acted as iterations: each began by</w:t>
-      </w:r>
-      <w:r>
-        <w:t xml:space="preserve"> </w:t>
-      </w:r>
-      <w:r>
-        <w:t xml:space="preserve">breaking the milestone into tasks, proceeded through build-and-test, and ended by</w:t>
-      </w:r>
-      <w:r>
-        <w:t xml:space="preserve"> </w:t>
-      </w:r>
-      <w:r>
-        <w:t xml:space="preserve">demonstrating the working increment to the supervisor at a milestone review and adjusting</w:t>
-      </w:r>
-      <w:r>
-        <w:t xml:space="preserve"> </w:t>
-      </w:r>
-      <w:r>
-        <w:t xml:space="preserve">the plan for the next iteration. As a solo developer there were no formal Scrum ceremonies</w:t>
-      </w:r>
-      <w:r>
-        <w:t xml:space="preserve"> </w:t>
-      </w:r>
-      <w:r>
-        <w:t xml:space="preserve">or roles and</w:t>
-      </w:r>
-      <w:r>
-        <w:t xml:space="preserve"> </w:t>
-      </w:r>
-      <w:r>
-        <w:rPr>
-          <w:bCs/>
-          <w:b/>
-        </w:rPr>
-        <w:t xml:space="preserve">no issue-tracker such as Jira</w:t>
-      </w:r>
-      <w:r>
-        <w:t xml:space="preserve">; instead the task list, design decisions and</w:t>
-      </w:r>
-      <w:r>
-        <w:t xml:space="preserve"> </w:t>
-      </w:r>
-      <w:r>
-        <w:t xml:space="preserve">a running hour budget were tracked in the repository itself (</w:t>
-      </w:r>
-      <w:r>
-        <w:rPr>
-          <w:rStyle w:val="VerbatimChar"/>
-        </w:rPr>
-        <w:t xml:space="preserve">CLAUDE.md</w:t>
-      </w:r>
-      <w:r>
-        <w:t xml:space="preserve">,</w:t>
-      </w:r>
-      <w:r>
-        <w:t xml:space="preserve"> </w:t>
-      </w:r>
-      <w:r>
-        <w:rPr>
-          <w:rStyle w:val="VerbatimChar"/>
-        </w:rPr>
-        <w:t xml:space="preserve">CHECKLIST.md</w:t>
-      </w:r>
-      <w:r>
-        <w:t xml:space="preserve">)</w:t>
-      </w:r>
-      <w:r>
-        <w:t xml:space="preserve"> </w:t>
-      </w:r>
-      <w:r>
-        <w:t xml:space="preserve">and in weekly journals. This plan–build–review–adjust cycle suited a project where each</w:t>
-      </w:r>
-      <w:r>
-        <w:t xml:space="preserve"> </w:t>
-      </w:r>
-      <w:r>
-        <w:t xml:space="preserve">milestone delivers a demonstrable increment that benefits from feedback before the next</w:t>
-      </w:r>
-      <w:r>
-        <w:t xml:space="preserve"> </w:t>
-      </w:r>
-      <w:r>
-        <w:t xml:space="preserve">layer is built on it.</w:t>
-      </w:r>
-    </w:p>
-    <w:p>
-      <w:pPr>
-        <w:pStyle w:val="BodyText"/>
-      </w:pPr>
-      <w:r>
-        <w:rPr>
-          <w:bCs/>
-          <w:b/>
-        </w:rPr>
-        <w:t xml:space="preserve">Techniques and methods.</w:t>
-      </w:r>
-    </w:p>
-    <w:p>
-      <w:pPr>
-        <w:numPr>
-          <w:ilvl w:val="0"/>
-          <w:numId w:val="1002"/>
-        </w:numPr>
-        <w:pStyle w:val="Compact"/>
-      </w:pPr>
-      <w:r>
-        <w:rPr>
-          <w:bCs/>
-          <w:b/>
-        </w:rPr>
-        <w:t xml:space="preserve">Vertical-slice-first development</w:t>
-      </w:r>
-      <w:r>
-        <w:t xml:space="preserve"> </w:t>
-      </w:r>
-      <w:r>
-        <w:t xml:space="preserve">— build one intersection's worth of streaming,</w:t>
-      </w:r>
-      <w:r>
-        <w:t xml:space="preserve"> </w:t>
-      </w:r>
-      <w:r>
-        <w:t xml:space="preserve">storage and dashboard display end-to-end before widening coverage, so integration risk</w:t>
-      </w:r>
-      <w:r>
-        <w:t xml:space="preserve"> </w:t>
-      </w:r>
-      <w:r>
-        <w:t xml:space="preserve">is found early (M1–M3).</w:t>
-      </w:r>
-    </w:p>
-    <w:p>
-      <w:pPr>
-        <w:numPr>
-          <w:ilvl w:val="0"/>
-          <w:numId w:val="1002"/>
-        </w:numPr>
-        <w:pStyle w:val="Compact"/>
-      </w:pPr>
-      <w:r>
-        <w:rPr>
-          <w:bCs/>
-          <w:b/>
-        </w:rPr>
-        <w:t xml:space="preserve">Infrastructure-as-code</w:t>
-      </w:r>
-      <w:r>
-        <w:t xml:space="preserve"> </w:t>
-      </w:r>
-      <w:r>
-        <w:t xml:space="preserve">— all AWS resources defined and provisioned through Terraform,</w:t>
-      </w:r>
-      <w:r>
-        <w:t xml:space="preserve"> </w:t>
-      </w:r>
-      <w:r>
-        <w:t xml:space="preserve">so the cloud environment is reproducible and reviewable as code (M2).</w:t>
-      </w:r>
-    </w:p>
-    <w:p>
-      <w:pPr>
-        <w:numPr>
-          <w:ilvl w:val="0"/>
-          <w:numId w:val="1002"/>
-        </w:numPr>
-        <w:pStyle w:val="Compact"/>
-      </w:pPr>
-      <w:r>
-        <w:rPr>
-          <w:bCs/>
-          <w:b/>
-        </w:rPr>
-        <w:t xml:space="preserve">Incremental, additive extension of existing files</w:t>
-      </w:r>
-      <w:r>
-        <w:t xml:space="preserve"> </w:t>
-      </w:r>
-      <w:r>
-        <w:t xml:space="preserve">— the existing simulation core,</w:t>
-      </w:r>
-      <w:r>
-        <w:t xml:space="preserve"> </w:t>
-      </w:r>
-      <w:r>
-        <w:t xml:space="preserve">network and demand files are not modified; new functionality is added at the two</w:t>
-      </w:r>
-      <w:r>
-        <w:t xml:space="preserve"> </w:t>
-      </w:r>
-      <w:r>
-        <w:t xml:space="preserve">confirmed extension points (the TraCI step hook in</w:t>
-      </w:r>
-      <w:r>
-        <w:t xml:space="preserve"> </w:t>
-      </w:r>
-      <w:r>
-        <w:rPr>
-          <w:rStyle w:val="VerbatimChar"/>
-        </w:rPr>
-        <w:t xml:space="preserve">run_traci.py</w:t>
-      </w:r>
-      <w:r>
-        <w:t xml:space="preserve"> </w:t>
-      </w:r>
-      <w:r>
-        <w:t xml:space="preserve">and the map's</w:t>
-      </w:r>
-      <w:r>
-        <w:t xml:space="preserve"> </w:t>
-      </w:r>
-      <w:r>
-        <w:t xml:space="preserve">data-loading logic in</w:t>
-      </w:r>
-      <w:r>
-        <w:t xml:space="preserve"> </w:t>
-      </w:r>
-      <w:r>
-        <w:rPr>
-          <w:rStyle w:val="VerbatimChar"/>
-        </w:rPr>
-        <w:t xml:space="preserve">intersection_map.html</w:t>
-      </w:r>
-      <w:r>
-        <w:t xml:space="preserve">) (M1, M3).</w:t>
-      </w:r>
-    </w:p>
-    <w:p>
-      <w:pPr>
-        <w:numPr>
-          <w:ilvl w:val="0"/>
-          <w:numId w:val="1002"/>
-        </w:numPr>
-        <w:pStyle w:val="Compact"/>
-      </w:pPr>
-      <w:r>
-        <w:rPr>
-          <w:bCs/>
-          <w:b/>
-        </w:rPr>
-        <w:t xml:space="preserve">Automated testing</w:t>
-      </w:r>
-      <w:r>
-        <w:t xml:space="preserve"> </w:t>
-      </w:r>
-      <w:r>
-        <w:t xml:space="preserve">— a</w:t>
-      </w:r>
-      <w:r>
-        <w:t xml:space="preserve"> </w:t>
-      </w:r>
-      <w:r>
-        <w:rPr>
-          <w:iCs/>
-          <w:i/>
-        </w:rPr>
-        <w:t xml:space="preserve">pure-core / thin-glue</w:t>
-      </w:r>
-      <w:r>
-        <w:t xml:space="preserve"> </w:t>
-      </w:r>
-      <w:r>
-        <w:t xml:space="preserve">design puts business logic in pure</w:t>
-      </w:r>
-      <w:r>
-        <w:t xml:space="preserve"> </w:t>
-      </w:r>
-      <w:r>
-        <w:t xml:space="preserve">functions tested against fakes and mocks, with thin I/O wrappers, so correctness is</w:t>
-      </w:r>
-      <w:r>
-        <w:t xml:space="preserve"> </w:t>
-      </w:r>
-      <w:r>
-        <w:t xml:space="preserve">verifiable without SUMO, the cloud or a network; plus an end-to-end integration path</w:t>
-      </w:r>
-      <w:r>
-        <w:t xml:space="preserve"> </w:t>
-      </w:r>
-      <w:r>
-        <w:t xml:space="preserve">through the full pipeline (M4, §4.2). Work was committed one logical step at a time on a</w:t>
-      </w:r>
-      <w:r>
-        <w:t xml:space="preserve"> </w:t>
-      </w:r>
-      <w:r>
-        <w:t xml:space="preserve">feature branch; progress, decisions and a running budget were tracked in-repository</w:t>
-      </w:r>
-      <w:r>
-        <w:t xml:space="preserve"> </w:t>
-      </w:r>
-      <w:r>
-        <w:t xml:space="preserve">(</w:t>
-      </w:r>
-      <w:r>
-        <w:rPr>
-          <w:rStyle w:val="VerbatimChar"/>
-        </w:rPr>
-        <w:t xml:space="preserve">CLAUDE.md</w:t>
-      </w:r>
-      <w:r>
-        <w:t xml:space="preserve">,</w:t>
-      </w:r>
-      <w:r>
-        <w:t xml:space="preserve"> </w:t>
-      </w:r>
-      <w:r>
-        <w:rPr>
-          <w:rStyle w:val="VerbatimChar"/>
-        </w:rPr>
-        <w:t xml:space="preserve">CHECKLIST.md</w:t>
-      </w:r>
-      <w:r>
-        <w:t xml:space="preserve">) and in weekly journals.</w:t>
-      </w:r>
-    </w:p>
-    <w:p>
-      <w:pPr>
-        <w:pStyle w:val="FirstParagraph"/>
-      </w:pPr>
-      <w:r>
-        <w:rPr>
-          <w:bCs/>
-          <w:b/>
-        </w:rPr>
-        <w:t xml:space="preserve">Tools and technologies.</w:t>
-      </w:r>
-      <w:r>
-        <w:t xml:space="preserve"> </w:t>
-      </w:r>
-      <w:r>
-        <w:t xml:space="preserve">SUMO 1.27.1 + TraCI and Python (asyncio, websockets, sumolib)</w:t>
-      </w:r>
-      <w:r>
-        <w:t xml:space="preserve"> </w:t>
-      </w:r>
-      <w:r>
-        <w:t xml:space="preserve">for the emitter/WebSocket server; AWS (API Gateway WebSocket API, Lambda, DynamoDB, S3,</w:t>
-      </w:r>
-      <w:r>
-        <w:t xml:space="preserve"> </w:t>
-      </w:r>
-      <w:r>
-        <w:t xml:space="preserve">CloudFront, Secrets Manager, CloudWatch) with Terraform for infrastructure-as-code;</w:t>
-      </w:r>
-      <w:r>
-        <w:t xml:space="preserve"> </w:t>
-      </w:r>
-      <w:r>
-        <w:t xml:space="preserve">InfluxDB Cloud (time-series storage); JavaScript with Leaflet (existing map) and Chart.js;</w:t>
-      </w:r>
-      <w:r>
-        <w:t xml:space="preserve"> </w:t>
-      </w:r>
-      <w:r>
-        <w:t xml:space="preserve">Docker / Docker Compose; GitHub and GitHub Actions; pytest + moto for testing; and Claude</w:t>
-      </w:r>
-      <w:r>
-        <w:t xml:space="preserve"> </w:t>
-      </w:r>
-      <w:r>
-        <w:t xml:space="preserve">Code as an AI coding assistant under a repository-level</w:t>
-      </w:r>
-      <w:r>
-        <w:t xml:space="preserve"> </w:t>
-      </w:r>
-      <w:r>
-        <w:rPr>
-          <w:rStyle w:val="VerbatimChar"/>
-        </w:rPr>
-        <w:t xml:space="preserve">CLAUDE.md</w:t>
-      </w:r>
-      <w:r>
-        <w:t xml:space="preserve"> </w:t>
-      </w:r>
-      <w:r>
-        <w:t xml:space="preserve">context file, subject</w:t>
-      </w:r>
-      <w:r>
-        <w:t xml:space="preserve"> </w:t>
-      </w:r>
-      <w:r>
-        <w:t xml:space="preserve">to the author's review of all generated code (§5.2).</w:t>
-      </w:r>
-    </w:p>
-    <w:bookmarkEnd w:id="31"/>
-    <w:bookmarkStart w:id="35" w:name="Xe24fb12a1bd0491717268164b8439e01baf3119"/>
-    <w:p>
-      <w:pPr>
-        <w:pStyle w:val="Heading2"/>
-      </w:pPr>
-      <w:r>
-        <w:t xml:space="preserve">3.2. Design</w:t>
-      </w:r>
-    </w:p>
-    <w:p>
-      <w:pPr>
-        <w:pStyle w:val="FirstParagraph"/>
-      </w:pPr>
-      <w:r>
-        <w:t xml:space="preserve">One</w:t>
-      </w:r>
-      <w:r>
-        <w:t xml:space="preserve"> </w:t>
-      </w:r>
-      <w:r>
-        <w:rPr>
-          <w:bCs/>
-          <w:b/>
-        </w:rPr>
-        <w:t xml:space="preserve">producer</w:t>
-      </w:r>
-      <w:r>
-        <w:t xml:space="preserve"> </w:t>
-      </w:r>
-      <w:r>
-        <w:t xml:space="preserve">(SUMO + the TraCI emitter) feeds one of two interchangeable</w:t>
-      </w:r>
-      <w:r>
-        <w:t xml:space="preserve"> </w:t>
-      </w:r>
-      <w:r>
-        <w:rPr>
-          <w:bCs/>
-          <w:b/>
-        </w:rPr>
-        <w:t xml:space="preserve">pipelines</w:t>
-      </w:r>
-      <w:r>
-        <w:t xml:space="preserve"> </w:t>
-      </w:r>
-      <w:r>
-        <w:t xml:space="preserve">— a local InfluxDB stack or the AWS cloud stack — and a single HTML</w:t>
-      </w:r>
-      <w:r>
-        <w:t xml:space="preserve"> </w:t>
-      </w:r>
-      <w:r>
-        <w:rPr>
-          <w:bCs/>
-          <w:b/>
-        </w:rPr>
-        <w:t xml:space="preserve">dashboard</w:t>
-      </w:r>
-      <w:r>
-        <w:t xml:space="preserve"> </w:t>
-      </w:r>
-      <w:r>
-        <w:t xml:space="preserve">points at whichever endpoints it is given (Figure 1).</w:t>
-      </w:r>
-    </w:p>
-    <w:p>
-      <w:pPr>
-        <w:pStyle w:val="BodyText"/>
+    <w:p>
+      <w:pPr>
+        <w:pStyle w:val="CaptionedFigure"/>
       </w:pPr>
       <w:r>
         <w:drawing>
           <wp:inline>
-            <wp:extent cx="5334000" cy="7341053"/>
+            <wp:extent cx="5334000" cy="2939034"/>
             <wp:effectExtent b="0" l="0" r="0" t="0"/>
-            <wp:docPr descr="System architecture" title="" id="33" name="Picture"/>
+            <wp:docPr descr="Existing simulation pipeline" title="" id="24" name="Picture"/>
             <a:graphic>
               <a:graphicData uri="http://schemas.openxmlformats.org/drawingml/2006/picture">
                 <pic:pic>
                   <pic:nvPicPr>
-                    <pic:cNvPr descr="img/architecture.png" id="34" name="Picture"/>
+                    <pic:cNvPr descr="img/existing_pipeline.png" id="25" name="Picture"/>
                     <pic:cNvPicPr>
                       <a:picLocks noChangeArrowheads="1" noChangeAspect="1"/>
                     </pic:cNvPicPr>
                   </pic:nvPicPr>
                   <pic:blipFill>
-                    <a:blip r:embed="rId32"/>
+                    <a:blip r:embed="rId23"/>
                     <a:stretch>
                       <a:fillRect/>
                     </a:stretch>
@@ -2870,7 +1167,7 @@
                   <pic:spPr bwMode="auto">
                     <a:xfrm>
                       <a:off x="0" y="0"/>
-                      <a:ext cx="5334000" cy="7341053"/>
+                      <a:ext cx="5334000" cy="2939034"/>
                     </a:xfrm>
                     <a:prstGeom prst="rect">
                       <a:avLst/>
@@ -2891,6 +1188,14 @@
     </w:p>
     <w:p>
       <w:pPr>
+        <w:pStyle w:val="ImageCaption"/>
+      </w:pPr>
+      <w:r>
+        <w:t xml:space="preserve">Existing simulation pipeline</w:t>
+      </w:r>
+    </w:p>
+    <w:p>
+      <w:pPr>
         <w:pStyle w:val="BodyText"/>
       </w:pPr>
       <w:r>
@@ -2898,22 +1203,21 @@
           <w:iCs/>
           <w:i/>
         </w:rPr>
-        <w:t xml:space="preserve">Figure 1. System architecture. The producer (</w:t>
-      </w:r>
-      <w:r>
-        <w:rPr>
-          <w:rStyle w:val="VerbatimChar"/>
+        <w:t xml:space="preserve">Figure 1. Existing simulation pipeline (prior work, shown for context). The Christchurch</w:t>
+      </w:r>
+      <w:r>
+        <w:rPr>
           <w:iCs/>
           <w:i/>
         </w:rPr>
-        <w:t xml:space="preserve">run_traci.py --emit</w:t>
+        <w:t xml:space="preserve"> </w:t>
       </w:r>
       <w:r>
         <w:rPr>
           <w:iCs/>
           <w:i/>
         </w:rPr>
-        <w:t xml:space="preserve">) streams</w:t>
+        <w:t xml:space="preserve">CBD model as inherited from the host company: an offline Python pipeline calibrates a SUMO</w:t>
       </w:r>
       <w:r>
         <w:rPr>
@@ -2927,7 +1231,7 @@
           <w:iCs/>
           <w:i/>
         </w:rPr>
-        <w:t xml:space="preserve">vehicle-state JSON over WebSocket to the dashboard and, in parallel, to a local InfluxDB</w:t>
+        <w:t xml:space="preserve">road network and vehicle demand from Christchurch City Council and Miovision traffic data,</w:t>
       </w:r>
       <w:r>
         <w:rPr>
@@ -2941,7 +1245,7 @@
           <w:iCs/>
           <w:i/>
         </w:rPr>
-        <w:t xml:space="preserve">pipeline and/or the AWS cloud pipeline; the dashboard reads history from the local replay</w:t>
+        <w:t xml:space="preserve">which the SUMO 2D engine runs and streams to a Unity 3D visualisation over TraCI. Both the</w:t>
       </w:r>
       <w:r>
         <w:rPr>
@@ -2955,7 +1259,7 @@
           <w:iCs/>
           <w:i/>
         </w:rPr>
-        <w:t xml:space="preserve">server or the cloud replay Lambda. Full data-flow, local and cloud deployment views and a</w:t>
+        <w:t xml:space="preserve">build-time pipeline and the Unity 3D twin predate this project; this project extends the</w:t>
       </w:r>
       <w:r>
         <w:rPr>
@@ -2969,29 +1273,313 @@
           <w:iCs/>
           <w:i/>
         </w:rPr>
-        <w:t xml:space="preserve">component/port reference are in the repository's</w:t>
-      </w:r>
-      <w:r>
-        <w:rPr>
-          <w:iCs/>
-          <w:i/>
-        </w:rPr>
-        <w:t xml:space="preserve"> </w:t>
-      </w:r>
-      <w:r>
-        <w:rPr>
-          <w:rStyle w:val="VerbatimChar"/>
-          <w:iCs/>
-          <w:i/>
-        </w:rPr>
-        <w:t xml:space="preserve">docs/ARCHITECTURE.md</w:t>
-      </w:r>
-      <w:r>
-        <w:rPr>
-          <w:iCs/>
-          <w:i/>
-        </w:rPr>
-        <w:t xml:space="preserve">.</w:t>
+        <w:t xml:space="preserve">live TraCI output (Figure 2) and does not modify the calibrated model or the 3D renderer.</w:t>
+      </w:r>
+    </w:p>
+    <w:bookmarkEnd w:id="26"/>
+    <w:bookmarkStart w:id="27" w:name="problem"/>
+    <w:p>
+      <w:pPr>
+        <w:pStyle w:val="Heading2"/>
+      </w:pPr>
+      <w:r>
+        <w:t xml:space="preserve">1.2. Problem</w:t>
+      </w:r>
+    </w:p>
+    <w:p>
+      <w:pPr>
+        <w:pStyle w:val="FirstParagraph"/>
+      </w:pPr>
+      <w:r>
+        <w:t xml:space="preserve">The existing simulation produces realistic, calibrated vehicle and public-transport</w:t>
+      </w:r>
+      <w:r>
+        <w:t xml:space="preserve"> </w:t>
+      </w:r>
+      <w:r>
+        <w:t xml:space="preserve">movement, but that output never leaves the machine it runs on. The accompanying browser</w:t>
+      </w:r>
+      <w:r>
+        <w:t xml:space="preserve"> </w:t>
+      </w:r>
+      <w:r>
+        <w:t xml:space="preserve">map loads a single static CSV file; there is no mechanism for the simulation’s state to</w:t>
+      </w:r>
+      <w:r>
+        <w:t xml:space="preserve"> </w:t>
+      </w:r>
+      <w:r>
+        <w:t xml:space="preserve">be streamed, stored, or queried while or after it runs. This matters because a digital</w:t>
+      </w:r>
+      <w:r>
+        <w:t xml:space="preserve"> </w:t>
+      </w:r>
+      <w:r>
+        <w:t xml:space="preserve">twin only creates value once its state is observable by people other than the person</w:t>
+      </w:r>
+      <w:r>
+        <w:t xml:space="preserve"> </w:t>
+      </w:r>
+      <w:r>
+        <w:t xml:space="preserve">running it locally: a supervisor reviewing progress, an examiner assessing a</w:t>
+      </w:r>
+      <w:r>
+        <w:t xml:space="preserve"> </w:t>
+      </w:r>
+      <w:r>
+        <w:t xml:space="preserve">demonstration, or — in a real deployment — a transport planner monitoring conditions</w:t>
+      </w:r>
+      <w:r>
+        <w:t xml:space="preserve"> </w:t>
+      </w:r>
+      <w:r>
+        <w:t xml:space="preserve">during a stadium event. Without a data pipeline out of the simulation and a persistent</w:t>
+      </w:r>
+      <w:r>
+        <w:t xml:space="preserve"> </w:t>
+      </w:r>
+      <w:r>
+        <w:t xml:space="preserve">store behind the dashboard, the system cannot be piloted, monitored over time, or used to</w:t>
+      </w:r>
+      <w:r>
+        <w:t xml:space="preserve"> </w:t>
+      </w:r>
+      <w:r>
+        <w:t xml:space="preserve">compare alternative scenarios; it can only be watched, once, on the developer’s own</w:t>
+      </w:r>
+      <w:r>
+        <w:t xml:space="preserve"> </w:t>
+      </w:r>
+      <w:r>
+        <w:t xml:space="preserve">screen.</w:t>
+      </w:r>
+    </w:p>
+    <w:bookmarkEnd w:id="27"/>
+    <w:bookmarkStart w:id="28" w:name="project-team"/>
+    <w:p>
+      <w:pPr>
+        <w:pStyle w:val="Heading2"/>
+      </w:pPr>
+      <w:r>
+        <w:t xml:space="preserve">1.3. Project Team</w:t>
+      </w:r>
+    </w:p>
+    <w:p>
+      <w:pPr>
+        <w:numPr>
+          <w:ilvl w:val="0"/>
+          <w:numId w:val="1001"/>
+        </w:numPr>
+        <w:pStyle w:val="Compact"/>
+      </w:pPr>
+      <w:r>
+        <w:rPr>
+          <w:bCs/>
+          <w:b/>
+        </w:rPr>
+        <w:t xml:space="preserve">Technical Contributor (author):</w:t>
+      </w:r>
+      <w:r>
+        <w:t xml:space="preserve"> </w:t>
+      </w:r>
+      <w:r>
+        <w:t xml:space="preserve">Kyaw Zin Myo Lwin (Student ID 1169799) — sole</w:t>
+      </w:r>
+      <w:r>
+        <w:t xml:space="preserve"> </w:t>
+      </w:r>
+      <w:r>
+        <w:t xml:space="preserve">developer, responsible for all design, implementation, testing and documentation.</w:t>
+      </w:r>
+    </w:p>
+    <w:p>
+      <w:pPr>
+        <w:numPr>
+          <w:ilvl w:val="0"/>
+          <w:numId w:val="1001"/>
+        </w:numPr>
+        <w:pStyle w:val="Compact"/>
+      </w:pPr>
+      <w:r>
+        <w:rPr>
+          <w:bCs/>
+          <w:b/>
+        </w:rPr>
+        <w:t xml:space="preserve">Mentor / Supervisor:</w:t>
+      </w:r>
+      <w:r>
+        <w:t xml:space="preserve"> </w:t>
+      </w:r>
+      <w:r>
+        <w:t xml:space="preserve">Hansi Udapola (JIX Reality, hansi@jix.co.nz) — project</w:t>
+      </w:r>
+      <w:r>
+        <w:t xml:space="preserve"> </w:t>
+      </w:r>
+      <w:r>
+        <w:t xml:space="preserve">oversight and milestone review (product-owner role at sprint reviews, §3.1).</w:t>
+      </w:r>
+    </w:p>
+    <w:p>
+      <w:pPr>
+        <w:numPr>
+          <w:ilvl w:val="0"/>
+          <w:numId w:val="1001"/>
+        </w:numPr>
+        <w:pStyle w:val="Compact"/>
+      </w:pPr>
+      <w:r>
+        <w:rPr>
+          <w:bCs/>
+          <w:b/>
+        </w:rPr>
+        <w:t xml:space="preserve">Host company:</w:t>
+      </w:r>
+      <w:r>
+        <w:t xml:space="preserve"> </w:t>
+      </w:r>
+      <w:r>
+        <w:t xml:space="preserve">JIX Reality, Christchurch — provides the project context and the</w:t>
+      </w:r>
+      <w:r>
+        <w:t xml:space="preserve"> </w:t>
+      </w:r>
+      <w:r>
+        <w:t xml:space="preserve">existing simulation from the prior internship.</w:t>
+      </w:r>
+    </w:p>
+    <w:p>
+      <w:pPr>
+        <w:numPr>
+          <w:ilvl w:val="0"/>
+          <w:numId w:val="1001"/>
+        </w:numPr>
+        <w:pStyle w:val="Compact"/>
+      </w:pPr>
+      <w:r>
+        <w:rPr>
+          <w:bCs/>
+          <w:b/>
+        </w:rPr>
+        <w:t xml:space="preserve">Data providers (indirect):</w:t>
+      </w:r>
+      <w:r>
+        <w:t xml:space="preserve"> </w:t>
+      </w:r>
+      <w:r>
+        <w:t xml:space="preserve">Christchurch City Council (traffic counts, intersection</w:t>
+      </w:r>
+      <w:r>
+        <w:t xml:space="preserve"> </w:t>
+      </w:r>
+      <w:r>
+        <w:t xml:space="preserve">geometry) and OpenStreetMap (base road network).</w:t>
+      </w:r>
+    </w:p>
+    <w:p>
+      <w:pPr>
+        <w:numPr>
+          <w:ilvl w:val="0"/>
+          <w:numId w:val="1001"/>
+        </w:numPr>
+        <w:pStyle w:val="Compact"/>
+      </w:pPr>
+      <w:r>
+        <w:rPr>
+          <w:bCs/>
+          <w:b/>
+        </w:rPr>
+        <w:t xml:space="preserve">AI assistant:</w:t>
+      </w:r>
+      <w:r>
+        <w:t xml:space="preserve"> </w:t>
+      </w:r>
+      <w:r>
+        <w:t xml:space="preserve">Claude / Claude Code (see Authorship Statement and §5.2).</w:t>
+      </w:r>
+    </w:p>
+    <w:p>
+      <w:r>
+        <w:pict>
+          <v:rect style="width:0;height:1.5pt" o:hralign="center" o:hrstd="t" o:hr="t"/>
+        </w:pict>
+      </w:r>
+    </w:p>
+    <w:bookmarkEnd w:id="28"/>
+    <w:bookmarkEnd w:id="29"/>
+    <w:bookmarkStart w:id="32" w:name="requirements-and-goals"/>
+    <w:p>
+      <w:pPr>
+        <w:pStyle w:val="Heading1"/>
+      </w:pPr>
+      <w:r>
+        <w:t xml:space="preserve">2. REQUIREMENTS AND GOALS</w:t>
+      </w:r>
+    </w:p>
+    <w:bookmarkStart w:id="30" w:name="overview-1"/>
+    <w:p>
+      <w:pPr>
+        <w:pStyle w:val="Heading2"/>
+      </w:pPr>
+      <w:r>
+        <w:t xml:space="preserve">2.1. Overview</w:t>
+      </w:r>
+    </w:p>
+    <w:p>
+      <w:pPr>
+        <w:pStyle w:val="FirstParagraph"/>
+      </w:pPr>
+      <w:r>
+        <w:rPr>
+          <w:bCs/>
+          <w:b/>
+        </w:rPr>
+        <w:t xml:space="preserve">Overall goal (from the proposal):</w:t>
+      </w:r>
+      <w:r>
+        <w:t xml:space="preserve"> </w:t>
+      </w:r>
+      <w:r>
+        <w:t xml:space="preserve">extend the existing SUMO-based Christchurch CBD</w:t>
+      </w:r>
+      <w:r>
+        <w:t xml:space="preserve"> </w:t>
+      </w:r>
+      <w:r>
+        <w:t xml:space="preserve">simulation into a cloud-connected digital twin, delivering a streaming data pipeline,</w:t>
+      </w:r>
+      <w:r>
+        <w:t xml:space="preserve"> </w:t>
+      </w:r>
+      <w:r>
+        <w:t xml:space="preserve">cloud-based time-series storage, and an interactive browser dashboard with</w:t>
+      </w:r>
+      <w:r>
+        <w:t xml:space="preserve"> </w:t>
+      </w:r>
+      <w:r>
+        <w:rPr>
+          <w:bCs/>
+          <w:b/>
+        </w:rPr>
+        <w:t xml:space="preserve">at least four</w:t>
+      </w:r>
+      <w:r>
+        <w:rPr>
+          <w:bCs/>
+          <w:b/>
+        </w:rPr>
+        <w:t xml:space="preserve"> </w:t>
+      </w:r>
+      <w:r>
+        <w:rPr>
+          <w:bCs/>
+          <w:b/>
+        </w:rPr>
+        <w:t xml:space="preserve">decision-support features</w:t>
+      </w:r>
+      <w:r>
+        <w:t xml:space="preserve">, all deployable via a single Docker Compose command.</w:t>
       </w:r>
     </w:p>
     <w:p>
@@ -3003,210 +1591,13 @@
           <w:bCs/>
           <w:b/>
         </w:rPr>
-        <w:t xml:space="preserve">Component interaction.</w:t>
-      </w:r>
-      <w:r>
-        <w:t xml:space="preserve"> </w:t>
-      </w:r>
-      <w:r>
-        <w:rPr>
-          <w:rStyle w:val="VerbatimChar"/>
-        </w:rPr>
-        <w:t xml:space="preserve">run_traci.py</w:t>
-      </w:r>
-      <w:r>
-        <w:t xml:space="preserve"> </w:t>
-      </w:r>
-      <w:r>
-        <w:t xml:space="preserve">drives SUMO through TraCI and, each tick,</w:t>
-      </w:r>
-      <w:r>
-        <w:t xml:space="preserve"> </w:t>
-      </w:r>
-      <w:r>
-        <w:t xml:space="preserve">serialises vehicle state (converted to WGS84) and broadcasts it over WebSocket.</w:t>
-      </w:r>
-      <w:r>
-        <w:t xml:space="preserve"> </w:t>
-      </w:r>
-      <w:r>
-        <w:rPr>
-          <w:rStyle w:val="VerbatimChar"/>
-        </w:rPr>
-        <w:t xml:space="preserve">metrics_writer.py</w:t>
-      </w:r>
-      <w:r>
-        <w:t xml:space="preserve"> </w:t>
-      </w:r>
-      <w:r>
-        <w:t xml:space="preserve">consumes that feed, computes per-tick metrics with the pure function</w:t>
-      </w:r>
-      <w:r>
-        <w:t xml:space="preserve"> </w:t>
-      </w:r>
-      <w:r>
-        <w:rPr>
-          <w:rStyle w:val="VerbatimChar"/>
-        </w:rPr>
-        <w:t xml:space="preserve">compute_tick_metrics</w:t>
-      </w:r>
-      <w:r>
-        <w:t xml:space="preserve">, and writes them to InfluxDB tagged by</w:t>
-      </w:r>
-      <w:r>
-        <w:t xml:space="preserve"> </w:t>
-      </w:r>
-      <w:r>
-        <w:rPr>
-          <w:rStyle w:val="VerbatimChar"/>
-        </w:rPr>
-        <w:t xml:space="preserve">simId</w:t>
-      </w:r>
-      <w:r>
-        <w:t xml:space="preserve"> </w:t>
-      </w:r>
-      <w:r>
-        <w:t xml:space="preserve">and</w:t>
-      </w:r>
-      <w:r>
-        <w:t xml:space="preserve"> </w:t>
-      </w:r>
-      <w:r>
-        <w:rPr>
-          <w:rStyle w:val="VerbatimChar"/>
-        </w:rPr>
-        <w:t xml:space="preserve">scenario_id</w:t>
-      </w:r>
-      <w:r>
-        <w:t xml:space="preserve">.</w:t>
-      </w:r>
-      <w:r>
-        <w:t xml:space="preserve"> </w:t>
-      </w:r>
-      <w:r>
-        <w:t xml:space="preserve">The dashboard renders the live feed and queries history through a read endpoint</w:t>
-      </w:r>
-      <w:r>
-        <w:t xml:space="preserve"> </w:t>
-      </w:r>
-      <w:r>
-        <w:t xml:space="preserve">(</w:t>
-      </w:r>
-      <w:r>
-        <w:rPr>
-          <w:rStyle w:val="VerbatimChar"/>
-        </w:rPr>
-        <w:t xml:space="preserve">replay_server.py</w:t>
-      </w:r>
-      <w:r>
-        <w:t xml:space="preserve"> </w:t>
-      </w:r>
-      <w:r>
-        <w:t xml:space="preserve">locally, or a replay Lambda in the cloud). The</w:t>
-      </w:r>
-      <w:r>
-        <w:t xml:space="preserve"> </w:t>
-      </w:r>
-      <w:r>
-        <w:rPr>
-          <w:bCs/>
-          <w:b/>
-        </w:rPr>
-        <w:t xml:space="preserve">same</w:t>
-      </w:r>
-      <w:r>
-        <w:t xml:space="preserve"> </w:t>
-      </w:r>
-      <w:r>
-        <w:rPr>
-          <w:rStyle w:val="VerbatimChar"/>
-        </w:rPr>
-        <w:t xml:space="preserve">compute_tick_metrics</w:t>
-      </w:r>
-      <w:r>
-        <w:t xml:space="preserve"> </w:t>
-      </w:r>
-      <w:r>
-        <w:t xml:space="preserve">function is reused verbatim as the body of the cloud</w:t>
-      </w:r>
-      <w:r>
-        <w:t xml:space="preserve"> </w:t>
-      </w:r>
-      <w:r>
-        <w:rPr>
-          <w:rStyle w:val="VerbatimChar"/>
-        </w:rPr>
-        <w:t xml:space="preserve">traffic-metrics</w:t>
-      </w:r>
-      <w:r>
-        <w:t xml:space="preserve"> </w:t>
-      </w:r>
-      <w:r>
-        <w:t xml:space="preserve">Lambda, so local and cloud produce identical metrics. Incidents are</w:t>
-      </w:r>
-      <w:r>
-        <w:t xml:space="preserve"> </w:t>
-      </w:r>
-      <w:r>
-        <w:t xml:space="preserve">injected by</w:t>
-      </w:r>
-      <w:r>
-        <w:t xml:space="preserve"> </w:t>
-      </w:r>
-      <w:r>
-        <w:rPr>
-          <w:rStyle w:val="VerbatimChar"/>
-        </w:rPr>
-        <w:t xml:space="preserve">incidents.py</w:t>
-      </w:r>
-      <w:r>
-        <w:t xml:space="preserve"> </w:t>
-      </w:r>
-      <w:r>
-        <w:t xml:space="preserve">(close edge/lane, speed limit, demand surge) with</w:t>
-      </w:r>
-      <w:r>
-        <w:t xml:space="preserve"> </w:t>
-      </w:r>
-      <w:r>
-        <w:t xml:space="preserve">apply-and-revert semantics;</w:t>
-      </w:r>
-      <w:r>
-        <w:t xml:space="preserve"> </w:t>
-      </w:r>
-      <w:r>
-        <w:rPr>
-          <w:rStyle w:val="VerbatimChar"/>
-        </w:rPr>
-        <w:t xml:space="preserve">control_server.py</w:t>
-      </w:r>
-      <w:r>
-        <w:t xml:space="preserve"> </w:t>
-      </w:r>
-      <w:r>
-        <w:t xml:space="preserve">lets a non-technical user start named</w:t>
-      </w:r>
-      <w:r>
-        <w:t xml:space="preserve"> </w:t>
-      </w:r>
-      <w:r>
-        <w:t xml:space="preserve">scenarios and inject incidents from the browser.</w:t>
-      </w:r>
-    </w:p>
-    <w:bookmarkEnd w:id="35"/>
-    <w:bookmarkStart w:id="36" w:name="X3c06701c766c193410194aa7adc16f2b4aa6eef"/>
-    <w:p>
-      <w:pPr>
-        <w:pStyle w:val="Heading2"/>
-      </w:pPr>
-      <w:r>
-        <w:t xml:space="preserve">3.3. Risks and Challenges</w:t>
+        <w:t xml:space="preserve">Sub-goals (the five project milestones):</w:t>
       </w:r>
     </w:p>
     <w:tbl>
       <w:tblPr>
         <w:tblStyle w:val="Table"/>
-        <w:tblW w:type="auto" w:w="0"/>
+        <w:tblW w:type="pct" w:w="5000"/>
         <w:tblLook w:firstRow="1" w:lastRow="0" w:firstColumn="0" w:lastColumn="0" w:noHBand="0" w:noVBand="0" w:val="0020"/>
         <w:jc w:val="start"/>
       </w:tblPr>
@@ -3227,31 +1618,31 @@
               <w:jc w:val="left"/>
             </w:pPr>
             <w:r>
-              <w:t xml:space="preserve">Risk / challenge</w:t>
-            </w:r>
-          </w:p>
-        </w:tc>
-        <w:tc>
-          <w:tcPr/>
-          <w:p>
-            <w:pPr>
-              <w:pStyle w:val="Compact"/>
-              <w:jc w:val="left"/>
-            </w:pPr>
-            <w:r>
-              <w:t xml:space="preserve">Impact</w:t>
-            </w:r>
-          </w:p>
-        </w:tc>
-        <w:tc>
-          <w:tcPr/>
-          <w:p>
-            <w:pPr>
-              <w:pStyle w:val="Compact"/>
-              <w:jc w:val="left"/>
-            </w:pPr>
-            <w:r>
-              <w:t xml:space="preserve">How it was handled</w:t>
+              <w:t xml:space="preserve">#</w:t>
+            </w:r>
+          </w:p>
+        </w:tc>
+        <w:tc>
+          <w:tcPr/>
+          <w:p>
+            <w:pPr>
+              <w:pStyle w:val="Compact"/>
+              <w:jc w:val="left"/>
+            </w:pPr>
+            <w:r>
+              <w:t xml:space="preserve">Sub-Goal</w:t>
+            </w:r>
+          </w:p>
+        </w:tc>
+        <w:tc>
+          <w:tcPr/>
+          <w:p>
+            <w:pPr>
+              <w:pStyle w:val="Compact"/>
+              <w:jc w:val="left"/>
+            </w:pPr>
+            <w:r>
+              <w:t xml:space="preserve">Measure of Success</w:t>
             </w:r>
           </w:p>
         </w:tc>
@@ -3265,41 +1656,183 @@
               <w:jc w:val="left"/>
             </w:pPr>
             <w:r>
-              <w:rPr>
-                <w:bCs/>
-                <w:b/>
-              </w:rPr>
-              <w:t xml:space="preserve">Scope risk</w:t>
-            </w:r>
-            <w:r>
-              <w:t xml:space="preserve"> </w:t>
-            </w:r>
-            <w:r>
-              <w:t xml:space="preserve">— historical replay hard to defend as "real"</w:t>
-            </w:r>
-          </w:p>
-        </w:tc>
-        <w:tc>
-          <w:tcPr/>
-          <w:p>
-            <w:pPr>
-              <w:pStyle w:val="Compact"/>
-              <w:jc w:val="left"/>
-            </w:pPr>
-            <w:r>
-              <w:t xml:space="preserve">Could undermine the project's credibility</w:t>
-            </w:r>
-          </w:p>
-        </w:tc>
-        <w:tc>
-          <w:tcPr/>
-          <w:p>
-            <w:pPr>
-              <w:pStyle w:val="Compact"/>
-              <w:jc w:val="left"/>
-            </w:pPr>
-            <w:r>
-              <w:t xml:space="preserve">Pivoted the extension work to decision-support (what-if incidents) on the strong calibrated model; kept the real-data path as the baseline (logged in</w:t>
+              <w:t xml:space="preserve">M1</w:t>
+            </w:r>
+          </w:p>
+        </w:tc>
+        <w:tc>
+          <w:tcPr/>
+          <w:p>
+            <w:pPr>
+              <w:pStyle w:val="Compact"/>
+              <w:jc w:val="left"/>
+            </w:pPr>
+            <w:r>
+              <w:t xml:space="preserve">Stream vehicle-state data out of the simulation every step, without modifying the existing simulation core</w:t>
+            </w:r>
+          </w:p>
+        </w:tc>
+        <w:tc>
+          <w:tcPr/>
+          <w:p>
+            <w:pPr>
+              <w:pStyle w:val="Compact"/>
+              <w:jc w:val="left"/>
+            </w:pPr>
+            <w:r>
+              <w:t xml:space="preserve">Vehicle-state JSON is emitted every simulation step and received by a client at sub-second latency; the serialiser is unit-tested</w:t>
+            </w:r>
+          </w:p>
+        </w:tc>
+      </w:tr>
+      <w:tr>
+        <w:tc>
+          <w:tcPr/>
+          <w:p>
+            <w:pPr>
+              <w:pStyle w:val="Compact"/>
+              <w:jc w:val="left"/>
+            </w:pPr>
+            <w:r>
+              <w:t xml:space="preserve">M2</w:t>
+            </w:r>
+          </w:p>
+        </w:tc>
+        <w:tc>
+          <w:tcPr/>
+          <w:p>
+            <w:pPr>
+              <w:pStyle w:val="Compact"/>
+              <w:jc w:val="left"/>
+            </w:pPr>
+            <w:r>
+              <w:t xml:space="preserve">Provision cloud infrastructure (AWS, InfluxDB Cloud) to receive and persist the streamed data as time-series records</w:t>
+            </w:r>
+          </w:p>
+        </w:tc>
+        <w:tc>
+          <w:tcPr/>
+          <w:p>
+            <w:pPr>
+              <w:pStyle w:val="Compact"/>
+              <w:jc w:val="left"/>
+            </w:pPr>
+            <w:r>
+              <w:t xml:space="preserve">Streamed ticks reach InfluxDB Cloud via API Gateway + Lambda and are queryable; the full AWS stack is defined in Terraform and reprovisions from a clean account</w:t>
+            </w:r>
+          </w:p>
+        </w:tc>
+      </w:tr>
+      <w:tr>
+        <w:tc>
+          <w:tcPr/>
+          <w:p>
+            <w:pPr>
+              <w:pStyle w:val="Compact"/>
+              <w:jc w:val="left"/>
+            </w:pPr>
+            <w:r>
+              <w:t xml:space="preserve">M3</w:t>
+            </w:r>
+          </w:p>
+        </w:tc>
+        <w:tc>
+          <w:tcPr/>
+          <w:p>
+            <w:pPr>
+              <w:pStyle w:val="Compact"/>
+              <w:jc w:val="left"/>
+            </w:pPr>
+            <w:r>
+              <w:t xml:space="preserve">Extend the browser dashboard with a streaming vehicle layer, replacing its one-time static load</w:t>
+            </w:r>
+          </w:p>
+        </w:tc>
+        <w:tc>
+          <w:tcPr/>
+          <w:p>
+            <w:pPr>
+              <w:pStyle w:val="Compact"/>
+              <w:jc w:val="left"/>
+            </w:pPr>
+            <w:r>
+              <w:t xml:space="preserve">The dashboard shows moving vehicles sourced from the live feed (not the static CSV), with live metric charts updating in real time</w:t>
+            </w:r>
+          </w:p>
+        </w:tc>
+      </w:tr>
+      <w:tr>
+        <w:tc>
+          <w:tcPr/>
+          <w:p>
+            <w:pPr>
+              <w:pStyle w:val="Compact"/>
+              <w:jc w:val="left"/>
+            </w:pPr>
+            <w:r>
+              <w:t xml:space="preserve">M4</w:t>
+            </w:r>
+          </w:p>
+        </w:tc>
+        <w:tc>
+          <w:tcPr/>
+          <w:p>
+            <w:pPr>
+              <w:pStyle w:val="Compact"/>
+              <w:jc w:val="left"/>
+            </w:pPr>
+            <w:r>
+              <w:t xml:space="preserve">Implement at least four decision-support features (congestion alerts, scenario comparison, historical replay, threshold metrics panel)</w:t>
+            </w:r>
+          </w:p>
+        </w:tc>
+        <w:tc>
+          <w:tcPr/>
+          <w:p>
+            <w:pPr>
+              <w:pStyle w:val="Compact"/>
+              <w:jc w:val="left"/>
+            </w:pPr>
+            <w:r>
+              <w:t xml:space="preserve">At least four decision-support features are demonstrated working live, against stored/streamed data, and signed off by the supervisor</w:t>
+            </w:r>
+          </w:p>
+        </w:tc>
+      </w:tr>
+      <w:tr>
+        <w:tc>
+          <w:tcPr/>
+          <w:p>
+            <w:pPr>
+              <w:pStyle w:val="Compact"/>
+              <w:jc w:val="left"/>
+            </w:pPr>
+            <w:r>
+              <w:t xml:space="preserve">M5</w:t>
+            </w:r>
+          </w:p>
+        </w:tc>
+        <w:tc>
+          <w:tcPr/>
+          <w:p>
+            <w:pPr>
+              <w:pStyle w:val="Compact"/>
+              <w:jc w:val="left"/>
+            </w:pPr>
+            <w:r>
+              <w:t xml:space="preserve">Package the system with Docker Compose and automate testing/deployment with GitHub Actions</w:t>
+            </w:r>
+          </w:p>
+        </w:tc>
+        <w:tc>
+          <w:tcPr/>
+          <w:p>
+            <w:pPr>
+              <w:pStyle w:val="Compact"/>
+              <w:jc w:val="left"/>
+            </w:pPr>
+            <w:r>
+              <w:t xml:space="preserve">The whole stack starts with a single</w:t>
             </w:r>
             <w:r>
               <w:t xml:space="preserve"> </w:t>
@@ -3308,467 +1841,212 @@
               <w:rPr>
                 <w:rStyle w:val="VerbatimChar"/>
               </w:rPr>
-              <w:t xml:space="preserve">CLAUDE.md</w:t>
-            </w:r>
-            <w:r>
-              <w:t xml:space="preserve">)</w:t>
-            </w:r>
-          </w:p>
-        </w:tc>
-      </w:tr>
-      <w:tr>
-        <w:tc>
-          <w:tcPr/>
-          <w:p>
-            <w:pPr>
-              <w:pStyle w:val="Compact"/>
-              <w:jc w:val="left"/>
-            </w:pPr>
-            <w:r>
-              <w:rPr>
-                <w:bCs/>
-                <w:b/>
-              </w:rPr>
-              <w:t xml:space="preserve">SUMO installation</w:t>
+              <w:t xml:space="preserve">docker compose up</w:t>
             </w:r>
             <w:r>
               <w:t xml:space="preserve"> </w:t>
             </w:r>
             <w:r>
-              <w:t xml:space="preserve">(no usable macOS binary; wrong PyPI packages)</w:t>
-            </w:r>
-          </w:p>
-        </w:tc>
-        <w:tc>
-          <w:tcPr/>
-          <w:p>
-            <w:pPr>
-              <w:pStyle w:val="Compact"/>
-              <w:jc w:val="left"/>
-            </w:pPr>
-            <w:r>
-              <w:t xml:space="preserve">Blocked local development</w:t>
-            </w:r>
-          </w:p>
-        </w:tc>
-        <w:tc>
-          <w:tcPr/>
-          <w:p>
-            <w:pPr>
-              <w:pStyle w:val="Compact"/>
-              <w:jc w:val="left"/>
-            </w:pPr>
-            <w:r>
-              <w:t xml:space="preserve">Built SUMO from source (documented recipe); used the official Ubuntu PPA in cloud/Docker</w:t>
-            </w:r>
-          </w:p>
-        </w:tc>
-      </w:tr>
-      <w:tr>
-        <w:tc>
-          <w:tcPr/>
-          <w:p>
-            <w:pPr>
-              <w:pStyle w:val="Compact"/>
-              <w:jc w:val="left"/>
-            </w:pPr>
-            <w:r>
-              <w:rPr>
-                <w:bCs/>
-                <w:b/>
-              </w:rPr>
-              <w:t xml:space="preserve">Lambda Function URL returns 403 anonymously</w:t>
-            </w:r>
-          </w:p>
-        </w:tc>
-        <w:tc>
-          <w:tcPr/>
-          <w:p>
-            <w:pPr>
-              <w:pStyle w:val="Compact"/>
-              <w:jc w:val="left"/>
-            </w:pPr>
-            <w:r>
-              <w:t xml:space="preserve">Hosted dashboard history could not read the cloud</w:t>
-            </w:r>
-          </w:p>
-        </w:tc>
-        <w:tc>
-          <w:tcPr/>
-          <w:p>
-            <w:pPr>
-              <w:pStyle w:val="Compact"/>
-              <w:jc w:val="left"/>
-            </w:pPr>
-            <w:r>
-              <w:t xml:space="preserve">Fronted the replay function with API Gateway instead of a public Function URL</w:t>
-            </w:r>
-          </w:p>
-        </w:tc>
-      </w:tr>
-      <w:tr>
-        <w:tc>
-          <w:tcPr/>
-          <w:p>
-            <w:pPr>
-              <w:pStyle w:val="Compact"/>
-              <w:jc w:val="left"/>
-            </w:pPr>
-            <w:r>
-              <w:rPr>
-                <w:bCs/>
-                <w:b/>
-              </w:rPr>
-              <w:t xml:space="preserve">Local/cloud metric divergence</w:t>
-            </w:r>
-          </w:p>
-        </w:tc>
-        <w:tc>
-          <w:tcPr/>
-          <w:p>
-            <w:pPr>
-              <w:pStyle w:val="Compact"/>
-              <w:jc w:val="left"/>
-            </w:pPr>
-            <w:r>
-              <w:t xml:space="preserve">Two code paths could drift</w:t>
-            </w:r>
-          </w:p>
-        </w:tc>
-        <w:tc>
-          <w:tcPr/>
-          <w:p>
-            <w:pPr>
-              <w:pStyle w:val="Compact"/>
-              <w:jc w:val="left"/>
-            </w:pPr>
-            <w:r>
-              <w:t xml:space="preserve">Extracted one pure</w:t>
-            </w:r>
-            <w:r>
-              <w:t xml:space="preserve"> </w:t>
-            </w:r>
-            <w:r>
-              <w:rPr>
-                <w:rStyle w:val="VerbatimChar"/>
-              </w:rPr>
-              <w:t xml:space="preserve">compute_tick_metrics</w:t>
-            </w:r>
-            <w:r>
-              <w:t xml:space="preserve"> </w:t>
-            </w:r>
-            <w:r>
-              <w:t xml:space="preserve">used by both the writer and the Lambda</w:t>
-            </w:r>
-          </w:p>
-        </w:tc>
-      </w:tr>
-      <w:tr>
-        <w:tc>
-          <w:tcPr/>
-          <w:p>
-            <w:pPr>
-              <w:pStyle w:val="Compact"/>
-              <w:jc w:val="left"/>
-            </w:pPr>
-            <w:r>
-              <w:rPr>
-                <w:bCs/>
-                <w:b/>
-              </w:rPr>
-              <w:t xml:space="preserve">VM networking</w:t>
-            </w:r>
-            <w:r>
-              <w:t xml:space="preserve"> </w:t>
-            </w:r>
-            <w:r>
-              <w:t xml:space="preserve">(services unreachable through port-forwarding)</w:t>
-            </w:r>
-          </w:p>
-        </w:tc>
-        <w:tc>
-          <w:tcPr/>
-          <w:p>
-            <w:pPr>
-              <w:pStyle w:val="Compact"/>
-              <w:jc w:val="left"/>
-            </w:pPr>
-            <w:r>
-              <w:t xml:space="preserve">Local demo appeared broken</w:t>
-            </w:r>
-          </w:p>
-        </w:tc>
-        <w:tc>
-          <w:tcPr/>
-          <w:p>
-            <w:pPr>
-              <w:pStyle w:val="Compact"/>
-              <w:jc w:val="left"/>
-            </w:pPr>
-            <w:r>
-              <w:t xml:space="preserve">Bound servers to</w:t>
-            </w:r>
-            <w:r>
-              <w:t xml:space="preserve"> </w:t>
-            </w:r>
-            <w:r>
-              <w:rPr>
-                <w:rStyle w:val="VerbatimChar"/>
-              </w:rPr>
-              <w:t xml:space="preserve">0.0.0.0</w:t>
-            </w:r>
-            <w:r>
-              <w:t xml:space="preserve">; documented ports to forward; added Docker-permission guidance</w:t>
-            </w:r>
-          </w:p>
-        </w:tc>
-      </w:tr>
-      <w:tr>
-        <w:tc>
-          <w:tcPr/>
-          <w:p>
-            <w:pPr>
-              <w:pStyle w:val="Compact"/>
-              <w:jc w:val="left"/>
-            </w:pPr>
-            <w:r>
-              <w:rPr>
-                <w:bCs/>
-                <w:b/>
-              </w:rPr>
-              <w:t xml:space="preserve">Secrets Manager destroy/apply conflict</w:t>
-            </w:r>
-            <w:r>
-              <w:t xml:space="preserve">, cost control</w:t>
-            </w:r>
-          </w:p>
-        </w:tc>
-        <w:tc>
-          <w:tcPr/>
-          <w:p>
-            <w:pPr>
-              <w:pStyle w:val="Compact"/>
-              <w:jc w:val="left"/>
-            </w:pPr>
-            <w:r>
-              <w:t xml:space="preserve">Could break redeploys or incur cost</w:t>
-            </w:r>
-          </w:p>
-        </w:tc>
-        <w:tc>
-          <w:tcPr/>
-          <w:p>
-            <w:pPr>
-              <w:pStyle w:val="Compact"/>
-              <w:jc w:val="left"/>
-            </w:pPr>
-            <w:r>
-              <w:t xml:space="preserve">Set zero recovery window; added a $5 billing alarm and a cost-gated EC2 sim host</w:t>
-            </w:r>
-          </w:p>
-        </w:tc>
-      </w:tr>
-      <w:tr>
-        <w:tc>
-          <w:tcPr/>
-          <w:p>
-            <w:pPr>
-              <w:pStyle w:val="Compact"/>
-              <w:jc w:val="left"/>
-            </w:pPr>
-            <w:r>
-              <w:rPr>
-                <w:bCs/>
-                <w:b/>
-              </w:rPr>
-              <w:t xml:space="preserve">AWS / InfluxDB free-tier limits</w:t>
-            </w:r>
-            <w:r>
-              <w:t xml:space="preserve"> </w:t>
-            </w:r>
-            <w:r>
-              <w:t xml:space="preserve">(anticipated in the proposal)</w:t>
-            </w:r>
-          </w:p>
-        </w:tc>
-        <w:tc>
-          <w:tcPr/>
-          <w:p>
-            <w:pPr>
-              <w:pStyle w:val="Compact"/>
-              <w:jc w:val="left"/>
-            </w:pPr>
-            <w:r>
-              <w:t xml:space="preserve">Unexpected cost</w:t>
-            </w:r>
-          </w:p>
-        </w:tc>
-        <w:tc>
-          <w:tcPr/>
-          <w:p>
-            <w:pPr>
-              <w:pStyle w:val="Compact"/>
-              <w:jc w:val="left"/>
-            </w:pPr>
-            <w:r>
-              <w:t xml:space="preserve">Kept resource usage minimal and serverless (near-zero idle); $5 billing alarm; stayed within budget (≈ $1–2/month)</w:t>
-            </w:r>
-          </w:p>
-        </w:tc>
-      </w:tr>
-      <w:tr>
-        <w:tc>
-          <w:tcPr/>
-          <w:p>
-            <w:pPr>
-              <w:pStyle w:val="Compact"/>
-              <w:jc w:val="left"/>
-            </w:pPr>
-            <w:r>
-              <w:rPr>
-                <w:bCs/>
-                <w:b/>
-              </w:rPr>
-              <w:t xml:space="preserve">InfluxDB schema constraining later code</w:t>
-            </w:r>
-            <w:r>
-              <w:t xml:space="preserve"> </w:t>
-            </w:r>
-            <w:r>
-              <w:t xml:space="preserve">(anticipated)</w:t>
-            </w:r>
-          </w:p>
-        </w:tc>
-        <w:tc>
-          <w:tcPr/>
-          <w:p>
-            <w:pPr>
-              <w:pStyle w:val="Compact"/>
-              <w:jc w:val="left"/>
-            </w:pPr>
-            <w:r>
-              <w:t xml:space="preserve">Rework of dashboard/query code</w:t>
-            </w:r>
-          </w:p>
-        </w:tc>
-        <w:tc>
-          <w:tcPr/>
-          <w:p>
-            <w:pPr>
-              <w:pStyle w:val="Compact"/>
-              <w:jc w:val="left"/>
-            </w:pPr>
-            <w:r>
-              <w:t xml:space="preserve">Finalised the measurement/tag/field schema early (M2) before the dashboard and query code depended on it</w:t>
-            </w:r>
-          </w:p>
-        </w:tc>
-      </w:tr>
-      <w:tr>
-        <w:tc>
-          <w:tcPr/>
-          <w:p>
-            <w:pPr>
-              <w:pStyle w:val="Compact"/>
-              <w:jc w:val="left"/>
-            </w:pPr>
-            <w:r>
-              <w:rPr>
-                <w:bCs/>
-                <w:b/>
-              </w:rPr>
-              <w:t xml:space="preserve">Scope creep toward Kubernetes / AI / XR</w:t>
-            </w:r>
-            <w:r>
-              <w:t xml:space="preserve"> </w:t>
-            </w:r>
-            <w:r>
-              <w:t xml:space="preserve">(anticipated)</w:t>
-            </w:r>
-          </w:p>
-        </w:tc>
-        <w:tc>
-          <w:tcPr/>
-          <w:p>
-            <w:pPr>
-              <w:pStyle w:val="Compact"/>
-              <w:jc w:val="left"/>
-            </w:pPr>
-            <w:r>
-              <w:t xml:space="preserve">Budget overrun on non-committed work</w:t>
-            </w:r>
-          </w:p>
-        </w:tc>
-        <w:tc>
-          <w:tcPr/>
-          <w:p>
-            <w:pPr>
-              <w:pStyle w:val="Compact"/>
-              <w:jc w:val="left"/>
-            </w:pPr>
-            <w:r>
-              <w:t xml:space="preserve">Treated those as explicit stretch goals; kept Docker Compose as the committed packaging deliverable</w:t>
-            </w:r>
-          </w:p>
-        </w:tc>
-      </w:tr>
-      <w:tr>
-        <w:tc>
-          <w:tcPr/>
-          <w:p>
-            <w:pPr>
-              <w:pStyle w:val="Compact"/>
-              <w:jc w:val="left"/>
-            </w:pPr>
-            <w:r>
-              <w:rPr>
-                <w:bCs/>
-                <w:b/>
-              </w:rPr>
-              <w:t xml:space="preserve">Solo-developer time overrun on the 300-hour budget</w:t>
-            </w:r>
-            <w:r>
-              <w:t xml:space="preserve"> </w:t>
-            </w:r>
-            <w:r>
-              <w:t xml:space="preserve">(anticipated)</w:t>
-            </w:r>
-          </w:p>
-        </w:tc>
-        <w:tc>
-          <w:tcPr/>
-          <w:p>
-            <w:pPr>
-              <w:pStyle w:val="Compact"/>
-              <w:jc w:val="left"/>
-            </w:pPr>
-            <w:r>
-              <w:t xml:space="preserve">Missed milestones</w:t>
-            </w:r>
-          </w:p>
-        </w:tc>
-        <w:tc>
-          <w:tcPr/>
-          <w:p>
-            <w:pPr>
-              <w:pStyle w:val="Compact"/>
-              <w:jc w:val="left"/>
-            </w:pPr>
-            <w:r>
-              <w:t xml:space="preserve">Tracked hours against the milestone schedule and reviewed progress with the supervisor at each milestone</w:t>
+              <w:t xml:space="preserve">command; the CI pipeline runs the test suite automatically on every push</w:t>
             </w:r>
           </w:p>
         </w:tc>
       </w:tr>
     </w:tbl>
-    <w:bookmarkEnd w:id="36"/>
-    <w:bookmarkStart w:id="37" w:name="X1c7306602d5919736067fc5f786329893c664f4"/>
+    <w:p>
+      <w:pPr>
+        <w:pStyle w:val="BodyText"/>
+      </w:pPr>
+      <w:r>
+        <w:rPr>
+          <w:bCs/>
+          <w:b/>
+        </w:rPr>
+        <w:t xml:space="preserve">Overall success criteria.</w:t>
+      </w:r>
+      <w:r>
+        <w:t xml:space="preserve"> </w:t>
+      </w:r>
+      <w:r>
+        <w:t xml:space="preserve">As a proof of concept, the project is judged successful when</w:t>
+      </w:r>
+      <w:r>
+        <w:t xml:space="preserve"> </w:t>
+      </w:r>
+      <w:r>
+        <w:t xml:space="preserve">all five sub-goals above are demonstrated working together in a single recorded run, the</w:t>
+      </w:r>
+      <w:r>
+        <w:t xml:space="preserve"> </w:t>
+      </w:r>
+      <w:r>
+        <w:t xml:space="preserve">supervisor signs off on that live demonstration, and this report evaluates the delivered</w:t>
+      </w:r>
+      <w:r>
+        <w:t xml:space="preserve"> </w:t>
+      </w:r>
+      <w:r>
+        <w:t xml:space="preserve">system against these goals.</w:t>
+      </w:r>
+    </w:p>
+    <w:p>
+      <w:pPr>
+        <w:pStyle w:val="BodyText"/>
+      </w:pPr>
+      <w:r>
+        <w:rPr>
+          <w:bCs/>
+          <w:b/>
+        </w:rPr>
+        <w:t xml:space="preserve">Evolution during delivery.</w:t>
+      </w:r>
+      <w:r>
+        <w:t xml:space="preserve"> </w:t>
+      </w:r>
+      <w:r>
+        <w:t xml:space="preserve">Milestone 4 was committed as</w:t>
+      </w:r>
+      <w:r>
+        <w:t xml:space="preserve"> </w:t>
+      </w:r>
+      <w:r>
+        <w:t xml:space="preserve">“</w:t>
+      </w:r>
+      <w:r>
+        <w:t xml:space="preserve">at least four</w:t>
+      </w:r>
+      <w:r>
+        <w:t xml:space="preserve"> </w:t>
+      </w:r>
+      <w:r>
+        <w:t xml:space="preserve">decision-support features.</w:t>
+      </w:r>
+      <w:r>
+        <w:t xml:space="preserve">”</w:t>
+      </w:r>
+      <w:r>
+        <w:t xml:space="preserve"> </w:t>
+      </w:r>
+      <w:r>
+        <w:t xml:space="preserve">During delivery the</w:t>
+      </w:r>
+      <w:r>
+        <w:t xml:space="preserve"> </w:t>
+      </w:r>
+      <w:r>
+        <w:rPr>
+          <w:iCs/>
+          <w:i/>
+        </w:rPr>
+        <w:t xml:space="preserve">specific set</w:t>
+      </w:r>
+      <w:r>
+        <w:t xml:space="preserve"> </w:t>
+      </w:r>
+      <w:r>
+        <w:t xml:space="preserve">evolved from the</w:t>
+      </w:r>
+      <w:r>
+        <w:t xml:space="preserve"> </w:t>
+      </w:r>
+      <w:r>
+        <w:t xml:space="preserve">originally-listed features toward stronger</w:t>
+      </w:r>
+      <w:r>
+        <w:t xml:space="preserve"> </w:t>
+      </w:r>
+      <w:r>
+        <w:rPr>
+          <w:bCs/>
+          <w:b/>
+        </w:rPr>
+        <w:t xml:space="preserve">what-if decision support</w:t>
+      </w:r>
+      <w:r>
+        <w:t xml:space="preserve"> </w:t>
+      </w:r>
+      <w:r>
+        <w:t xml:space="preserve">on the calibrated</w:t>
+      </w:r>
+      <w:r>
+        <w:t xml:space="preserve"> </w:t>
+      </w:r>
+      <w:r>
+        <w:t xml:space="preserve">model: congestion alerts and scenario comparison were kept, incident injection, live</w:t>
+      </w:r>
+      <w:r>
+        <w:t xml:space="preserve"> </w:t>
+      </w:r>
+      <w:r>
+        <w:t xml:space="preserve">click-to-inject and an impact report were added, while historical replay was</w:t>
+      </w:r>
+      <w:r>
+        <w:t xml:space="preserve"> </w:t>
+      </w:r>
+      <w:r>
+        <w:t xml:space="preserve">de-prioritised (the real-data counts path became the comparison</w:t>
+      </w:r>
+      <w:r>
+        <w:t xml:space="preserve"> </w:t>
+      </w:r>
+      <w:r>
+        <w:rPr>
+          <w:bCs/>
+          <w:b/>
+        </w:rPr>
+        <w:t xml:space="preserve">baseline</w:t>
+      </w:r>
+      <w:r>
+        <w:t xml:space="preserve"> </w:t>
+      </w:r>
+      <w:r>
+        <w:t xml:space="preserve">rather than a</w:t>
+      </w:r>
+      <w:r>
+        <w:t xml:space="preserve"> </w:t>
+      </w:r>
+      <w:r>
+        <w:t xml:space="preserve">headline feature) and the threshold-metrics idea was folded into the congestion overlay.</w:t>
+      </w:r>
+      <w:r>
+        <w:t xml:space="preserve"> </w:t>
+      </w:r>
+      <w:r>
+        <w:t xml:space="preserve">The</w:t>
+      </w:r>
+      <w:r>
+        <w:t xml:space="preserve"> </w:t>
+      </w:r>
+      <w:r>
+        <w:t xml:space="preserve">“</w:t>
+      </w:r>
+      <w:r>
+        <w:t xml:space="preserve">≥ 4 decision-support features</w:t>
+      </w:r>
+      <w:r>
+        <w:t xml:space="preserve">”</w:t>
+      </w:r>
+      <w:r>
+        <w:t xml:space="preserve"> </w:t>
+      </w:r>
+      <w:r>
+        <w:t xml:space="preserve">requirement is therefore met, with a set better</w:t>
+      </w:r>
+      <w:r>
+        <w:t xml:space="preserve"> </w:t>
+      </w:r>
+      <w:r>
+        <w:t xml:space="preserve">aligned to the purpose of a digital twin (see §3.3 and §5.1).</w:t>
+      </w:r>
+    </w:p>
+    <w:bookmarkEnd w:id="30"/>
+    <w:bookmarkStart w:id="31" w:name="comparative-analysis"/>
     <w:p>
       <w:pPr>
         <w:pStyle w:val="Heading2"/>
       </w:pPr>
       <w:r>
-        <w:t xml:space="preserve">3.4. Implementation</w:t>
+        <w:t xml:space="preserve">2.2. Comparative Analysis</w:t>
       </w:r>
     </w:p>
     <w:p>
@@ -3776,417 +2054,11 @@
         <w:pStyle w:val="FirstParagraph"/>
       </w:pPr>
       <w:r>
-        <w:t xml:space="preserve">Development proceeded in the proposal's order and then through decision-support</w:t>
-      </w:r>
-      <w:r>
-        <w:t xml:space="preserve"> </w:t>
-      </w:r>
-      <w:r>
-        <w:t xml:space="preserve">increments:</w:t>
-      </w:r>
-    </w:p>
-    <w:p>
-      <w:pPr>
-        <w:numPr>
-          <w:ilvl w:val="0"/>
-          <w:numId w:val="1003"/>
-        </w:numPr>
-        <w:pStyle w:val="Compact"/>
-      </w:pPr>
-      <w:r>
-        <w:rPr>
-          <w:bCs/>
-          <w:b/>
-        </w:rPr>
-        <w:t xml:space="preserve">Real-time emitter</w:t>
-      </w:r>
-      <w:r>
-        <w:t xml:space="preserve"> </w:t>
-      </w:r>
-      <w:r>
-        <w:t xml:space="preserve">—</w:t>
-      </w:r>
-      <w:r>
-        <w:t xml:space="preserve"> </w:t>
-      </w:r>
-      <w:r>
-        <w:rPr>
-          <w:rStyle w:val="VerbatimChar"/>
-        </w:rPr>
-        <w:t xml:space="preserve">run_traci.py --emit</w:t>
-      </w:r>
-      <w:r>
-        <w:t xml:space="preserve"> </w:t>
-      </w:r>
-      <w:r>
-        <w:t xml:space="preserve">+</w:t>
-      </w:r>
-      <w:r>
-        <w:t xml:space="preserve"> </w:t>
-      </w:r>
-      <w:r>
-        <w:rPr>
-          <w:rStyle w:val="VerbatimChar"/>
-        </w:rPr>
-        <w:t xml:space="preserve">emitter.py</w:t>
-      </w:r>
-      <w:r>
-        <w:t xml:space="preserve"> </w:t>
-      </w:r>
-      <w:r>
-        <w:t xml:space="preserve">(asyncio WebSocket server,</w:t>
-      </w:r>
-      <w:r>
-        <w:t xml:space="preserve"> </w:t>
-      </w:r>
-      <w:r>
-        <w:t xml:space="preserve">coordinate conversion, snapshot-on-connect, throttling).</w:t>
-      </w:r>
-    </w:p>
-    <w:p>
-      <w:pPr>
-        <w:numPr>
-          <w:ilvl w:val="0"/>
-          <w:numId w:val="1003"/>
-        </w:numPr>
-        <w:pStyle w:val="Compact"/>
-      </w:pPr>
-      <w:r>
-        <w:rPr>
-          <w:bCs/>
-          <w:b/>
-        </w:rPr>
-        <w:t xml:space="preserve">Cloud pipeline</w:t>
-      </w:r>
-      <w:r>
-        <w:t xml:space="preserve"> </w:t>
-      </w:r>
-      <w:r>
-        <w:t xml:space="preserve">— Terraform</w:t>
-      </w:r>
-      <w:r>
-        <w:t xml:space="preserve"> </w:t>
-      </w:r>
-      <w:r>
-        <w:rPr>
-          <w:rStyle w:val="VerbatimChar"/>
-        </w:rPr>
-        <w:t xml:space="preserve">infra/</w:t>
-      </w:r>
-      <w:r>
-        <w:t xml:space="preserve">: WebSocket API Gateway, three Lambdas</w:t>
-      </w:r>
-      <w:r>
-        <w:t xml:space="preserve"> </w:t>
-      </w:r>
-      <w:r>
-        <w:t xml:space="preserve">(ingest/metrics/replay), DynamoDB connections table, S3 + CloudFront, Secrets Manager,</w:t>
-      </w:r>
-      <w:r>
-        <w:t xml:space="preserve"> </w:t>
-      </w:r>
-      <w:r>
-        <w:t xml:space="preserve">CloudWatch + billing alarm; emitter cloud-forwarding mode (</w:t>
-      </w:r>
-      <w:r>
-        <w:rPr>
-          <w:rStyle w:val="VerbatimChar"/>
-        </w:rPr>
-        <w:t xml:space="preserve">--emit-target</w:t>
-      </w:r>
-      <w:r>
-        <w:t xml:space="preserve">).</w:t>
-      </w:r>
-    </w:p>
-    <w:p>
-      <w:pPr>
-        <w:numPr>
-          <w:ilvl w:val="0"/>
-          <w:numId w:val="1003"/>
-        </w:numPr>
-        <w:pStyle w:val="Compact"/>
-      </w:pPr>
-      <w:r>
-        <w:rPr>
-          <w:bCs/>
-          <w:b/>
-        </w:rPr>
-        <w:t xml:space="preserve">Dashboard</w:t>
-      </w:r>
-      <w:r>
-        <w:t xml:space="preserve"> </w:t>
-      </w:r>
-      <w:r>
-        <w:t xml:space="preserve">— extended</w:t>
-      </w:r>
-      <w:r>
-        <w:t xml:space="preserve"> </w:t>
-      </w:r>
-      <w:r>
-        <w:rPr>
-          <w:rStyle w:val="VerbatimChar"/>
-        </w:rPr>
-        <w:t xml:space="preserve">intersection_map.html</w:t>
-      </w:r>
-      <w:r>
-        <w:t xml:space="preserve"> </w:t>
-      </w:r>
-      <w:r>
-        <w:t xml:space="preserve">with the live layer, three Chart.js</w:t>
-      </w:r>
-      <w:r>
-        <w:t xml:space="preserve"> </w:t>
-      </w:r>
-      <w:r>
-        <w:t xml:space="preserve">panels, pause/resume, and (later) the decision-support panels.</w:t>
-      </w:r>
-    </w:p>
-    <w:p>
-      <w:pPr>
-        <w:numPr>
-          <w:ilvl w:val="0"/>
-          <w:numId w:val="1003"/>
-        </w:numPr>
-        <w:pStyle w:val="Compact"/>
-      </w:pPr>
-      <w:r>
-        <w:rPr>
-          <w:bCs/>
-          <w:b/>
-        </w:rPr>
-        <w:t xml:space="preserve">Decision-support increments</w:t>
-      </w:r>
-      <w:r>
-        <w:t xml:space="preserve"> </w:t>
-      </w:r>
-      <w:r>
-        <w:t xml:space="preserve">— incident injection (</w:t>
-      </w:r>
-      <w:r>
-        <w:rPr>
-          <w:rStyle w:val="VerbatimChar"/>
-        </w:rPr>
-        <w:t xml:space="preserve">incidents.py</w:t>
-      </w:r>
-      <w:r>
-        <w:t xml:space="preserve">), scenario-tagged</w:t>
-      </w:r>
-      <w:r>
-        <w:t xml:space="preserve"> </w:t>
-      </w:r>
-      <w:r>
-        <w:t xml:space="preserve">metrics + compare view, congestion-alert overlay, live click-to-inject with a</w:t>
-      </w:r>
-      <w:r>
-        <w:t xml:space="preserve"> </w:t>
-      </w:r>
-      <w:r>
-        <w:t xml:space="preserve">Close&lt;-&gt;Reopen toggle, an impact report, and GUI scenario control (</w:t>
-      </w:r>
-      <w:r>
-        <w:rPr>
-          <w:rStyle w:val="VerbatimChar"/>
-        </w:rPr>
-        <w:t xml:space="preserve">control_server.py</w:t>
-      </w:r>
-      <w:r>
-        <w:t xml:space="preserve">).</w:t>
-      </w:r>
-    </w:p>
-    <w:p>
-      <w:pPr>
-        <w:numPr>
-          <w:ilvl w:val="0"/>
-          <w:numId w:val="1003"/>
-        </w:numPr>
-        <w:pStyle w:val="Compact"/>
-      </w:pPr>
-      <w:r>
-        <w:rPr>
-          <w:bCs/>
-          <w:b/>
-        </w:rPr>
-        <w:t xml:space="preserve">Packaging &amp; CI</w:t>
-      </w:r>
-      <w:r>
-        <w:t xml:space="preserve"> </w:t>
-      </w:r>
-      <w:r>
-        <w:t xml:space="preserve">— Docker Compose one-command stack (</w:t>
-      </w:r>
-      <w:r>
-        <w:rPr>
-          <w:rStyle w:val="VerbatimChar"/>
-        </w:rPr>
-        <w:t xml:space="preserve">docker-compose.yml</w:t>
-      </w:r>
-      <w:r>
-        <w:t xml:space="preserve">,</w:t>
-      </w:r>
-      <w:r>
-        <w:t xml:space="preserve"> </w:t>
-      </w:r>
-      <w:r>
-        <w:rPr>
-          <w:rStyle w:val="VerbatimChar"/>
-        </w:rPr>
-        <w:t xml:space="preserve">docker/</w:t>
-      </w:r>
-      <w:r>
-        <w:t xml:space="preserve">), one-command host launchers (</w:t>
-      </w:r>
-      <w:r>
-        <w:rPr>
-          <w:rStyle w:val="VerbatimChar"/>
-        </w:rPr>
-        <w:t xml:space="preserve">start_demo.sh</w:t>
-      </w:r>
-      <w:r>
-        <w:t xml:space="preserve">/</w:t>
-      </w:r>
-      <w:r>
-        <w:rPr>
-          <w:rStyle w:val="VerbatimChar"/>
-        </w:rPr>
-        <w:t xml:space="preserve">stop_demo.sh</w:t>
-      </w:r>
-      <w:r>
-        <w:t xml:space="preserve">), and GitHub</w:t>
-      </w:r>
-      <w:r>
-        <w:t xml:space="preserve"> </w:t>
-      </w:r>
-      <w:r>
-        <w:t xml:space="preserve">Actions CI.</w:t>
-      </w:r>
-    </w:p>
-    <w:p>
-      <w:pPr>
-        <w:pStyle w:val="FirstParagraph"/>
-      </w:pPr>
-      <w:r>
-        <w:rPr>
-          <w:bCs/>
-          <w:b/>
-        </w:rPr>
-        <w:t xml:space="preserve">Replicating the work.</w:t>
-      </w:r>
-      <w:r>
-        <w:t xml:space="preserve"> </w:t>
-      </w:r>
-      <w:r>
-        <w:t xml:space="preserve">The repository is self-contained:</w:t>
-      </w:r>
-      <w:r>
-        <w:t xml:space="preserve"> </w:t>
-      </w:r>
-      <w:r>
-        <w:rPr>
-          <w:rStyle w:val="VerbatimChar"/>
-        </w:rPr>
-        <w:t xml:space="preserve">git clone</w:t>
-      </w:r>
-      <w:r>
-        <w:t xml:space="preserve">, then</w:t>
-      </w:r>
-      <w:r>
-        <w:t xml:space="preserve"> </w:t>
-      </w:r>
-      <w:r>
-        <w:rPr>
-          <w:rStyle w:val="VerbatimChar"/>
-        </w:rPr>
-        <w:t xml:space="preserve">docker compose up</w:t>
-      </w:r>
-      <w:r>
-        <w:t xml:space="preserve"> </w:t>
-      </w:r>
-      <w:r>
-        <w:t xml:space="preserve">builds and runs the whole stack locally (only Docker required), or</w:t>
-      </w:r>
-      <w:r>
-        <w:t xml:space="preserve"> </w:t>
-      </w:r>
-      <w:r>
-        <w:rPr>
-          <w:rStyle w:val="VerbatimChar"/>
-        </w:rPr>
-        <w:t xml:space="preserve">start_demo.sh</w:t>
-      </w:r>
-      <w:r>
-        <w:t xml:space="preserve"> </w:t>
-      </w:r>
-      <w:r>
-        <w:t xml:space="preserve">runs it from host processes on a machine with Python + SUMO; the cloud</w:t>
-      </w:r>
-      <w:r>
-        <w:t xml:space="preserve"> </w:t>
-      </w:r>
-      <w:r>
-        <w:t xml:space="preserve">side is</w:t>
-      </w:r>
-      <w:r>
-        <w:t xml:space="preserve"> </w:t>
-      </w:r>
-      <w:r>
-        <w:rPr>
-          <w:rStyle w:val="VerbatimChar"/>
-        </w:rPr>
-        <w:t xml:space="preserve">terraform apply</w:t>
-      </w:r>
-      <w:r>
-        <w:t xml:space="preserve"> </w:t>
-      </w:r>
-      <w:r>
-        <w:t xml:space="preserve">in</w:t>
-      </w:r>
-      <w:r>
-        <w:t xml:space="preserve"> </w:t>
-      </w:r>
-      <w:r>
-        <w:rPr>
-          <w:rStyle w:val="VerbatimChar"/>
-        </w:rPr>
-        <w:t xml:space="preserve">infra/</w:t>
-      </w:r>
-      <w:r>
-        <w:t xml:space="preserve">. Step-by-step guides are in</w:t>
-      </w:r>
-      <w:r>
-        <w:t xml:space="preserve"> </w:t>
-      </w:r>
-      <w:r>
-        <w:rPr>
-          <w:rStyle w:val="VerbatimChar"/>
-        </w:rPr>
-        <w:t xml:space="preserve">DOCKER.md</w:t>
-      </w:r>
-      <w:r>
-        <w:t xml:space="preserve">,</w:t>
-      </w:r>
-      <w:r>
-        <w:t xml:space="preserve"> </w:t>
-      </w:r>
-      <w:r>
-        <w:rPr>
-          <w:rStyle w:val="VerbatimChar"/>
-        </w:rPr>
-        <w:t xml:space="preserve">running_guide.md</w:t>
-      </w:r>
-      <w:r>
-        <w:t xml:space="preserve">, and</w:t>
-      </w:r>
-      <w:r>
-        <w:t xml:space="preserve"> </w:t>
-      </w:r>
-      <w:r>
-        <w:rPr>
-          <w:rStyle w:val="VerbatimChar"/>
-        </w:rPr>
-        <w:t xml:space="preserve">infra/README.md</w:t>
-      </w:r>
-      <w:r>
-        <w:t xml:space="preserve">.</w:t>
+        <w:rPr>
+          <w:iCs/>
+          <w:i/>
+        </w:rPr>
+        <w:t xml:space="preserve">(Extended from the comparative study in the proposal.)</w:t>
       </w:r>
     </w:p>
     <w:p>
@@ -4194,35 +2066,227 @@
         <w:pStyle w:val="BodyText"/>
       </w:pPr>
       <w:r>
-        <w:rPr>
-          <w:bCs/>
-          <w:b/>
-        </w:rPr>
-        <w:t xml:space="preserve">Artefacts produced.</w:t>
-      </w:r>
-      <w:r>
-        <w:t xml:space="preserve"> </w:t>
-      </w:r>
-      <w:r>
-        <w:t xml:space="preserve">The decision-support digital-twin system itself (the headline</w:t>
-      </w:r>
-      <w:r>
-        <w:t xml:space="preserve"> </w:t>
-      </w:r>
-      <w:r>
-        <w:t xml:space="preserve">artefact); ~33 Python modules; a ~1,600-line dashboard; 12 Terraform files + Lambda</w:t>
-      </w:r>
-      <w:r>
-        <w:t xml:space="preserve"> </w:t>
-      </w:r>
-      <w:r>
-        <w:t xml:space="preserve">functions; 91 unit tests; Docker/CI configuration; and layered documentation</w:t>
-      </w:r>
-      <w:r>
-        <w:t xml:space="preserve"> </w:t>
-      </w:r>
-      <w:r>
-        <w:t xml:space="preserve">(README, ARCHITECTURE, DOCKER, METRICS_REPLAY, running_guide, CHECKLIST, CLAUDE.md).</w:t>
+        <w:t xml:space="preserve">Two publicly-documented systems are directly comparable, based on what each documents</w:t>
+      </w:r>
+      <w:r>
+        <w:t xml:space="preserve"> </w:t>
+      </w:r>
+      <w:r>
+        <w:t xml:space="preserve">about itself.</w:t>
+      </w:r>
+    </w:p>
+    <w:p>
+      <w:pPr>
+        <w:pStyle w:val="BodyText"/>
+      </w:pPr>
+      <w:r>
+        <w:t xml:space="preserve">The first is an</w:t>
+      </w:r>
+      <w:r>
+        <w:t xml:space="preserve"> </w:t>
+      </w:r>
+      <w:r>
+        <w:rPr>
+          <w:bCs/>
+          <w:b/>
+        </w:rPr>
+        <w:t xml:space="preserve">open-source SUMO traffic dashboard built with FastAPI and TraCI</w:t>
+      </w:r>
+      <w:r>
+        <w:t xml:space="preserve"> </w:t>
+      </w:r>
+      <w:r>
+        <w:t xml:space="preserve">(keshu-bara, 2025), which already provides live vehicle tracking and congestion detection</w:t>
+      </w:r>
+      <w:r>
+        <w:t xml:space="preserve"> </w:t>
+      </w:r>
+      <w:r>
+        <w:t xml:space="preserve">from a running SUMO simulation. However, by its own documentation it runs entirely on a</w:t>
+      </w:r>
+      <w:r>
+        <w:t xml:space="preserve"> </w:t>
+      </w:r>
+      <w:r>
+        <w:t xml:space="preserve">single machine, updates the browser by</w:t>
+      </w:r>
+      <w:r>
+        <w:t xml:space="preserve"> </w:t>
+      </w:r>
+      <w:r>
+        <w:rPr>
+          <w:iCs/>
+          <w:i/>
+        </w:rPr>
+        <w:t xml:space="preserve">polling</w:t>
+      </w:r>
+      <w:r>
+        <w:t xml:space="preserve"> </w:t>
+      </w:r>
+      <w:r>
+        <w:t xml:space="preserve">rather than genuine streaming, and does</w:t>
+      </w:r>
+      <w:r>
+        <w:t xml:space="preserve"> </w:t>
+      </w:r>
+      <w:r>
+        <w:t xml:space="preserve">not persist data to a database; historical replay is listed only as a planned future</w:t>
+      </w:r>
+      <w:r>
+        <w:t xml:space="preserve"> </w:t>
+      </w:r>
+      <w:r>
+        <w:t xml:space="preserve">feature, not something currently implemented.</w:t>
+      </w:r>
+    </w:p>
+    <w:p>
+      <w:pPr>
+        <w:pStyle w:val="BodyText"/>
+      </w:pPr>
+      <w:r>
+        <w:t xml:space="preserve">The second is a</w:t>
+      </w:r>
+      <w:r>
+        <w:t xml:space="preserve"> </w:t>
+      </w:r>
+      <w:r>
+        <w:rPr>
+          <w:bCs/>
+          <w:b/>
+        </w:rPr>
+        <w:t xml:space="preserve">peer-reviewed cloud architecture that streams SUMO simulation data</w:t>
+      </w:r>
+      <w:r>
+        <w:rPr>
+          <w:bCs/>
+          <w:b/>
+        </w:rPr>
+        <w:t xml:space="preserve"> </w:t>
+      </w:r>
+      <w:r>
+        <w:rPr>
+          <w:bCs/>
+          <w:b/>
+        </w:rPr>
+        <w:t xml:space="preserve">through a serverless AWS pipeline</w:t>
+      </w:r>
+      <w:r>
+        <w:t xml:space="preserve"> </w:t>
+      </w:r>
+      <w:r>
+        <w:t xml:space="preserve">to support a real-time vehicle speed-advisory</w:t>
+      </w:r>
+      <w:r>
+        <w:t xml:space="preserve"> </w:t>
+      </w:r>
+      <w:r>
+        <w:t xml:space="preserve">application (Deng et al., 2024). This shows that an AWS-based, SUMO-driven streaming</w:t>
+      </w:r>
+      <w:r>
+        <w:t xml:space="preserve"> </w:t>
+      </w:r>
+      <w:r>
+        <w:t xml:space="preserve">architecture is viable at a latency requirement similar to the one this project targets.</w:t>
+      </w:r>
+      <w:r>
+        <w:t xml:space="preserve"> </w:t>
+      </w:r>
+      <w:r>
+        <w:t xml:space="preserve">However, the published system was built to evaluate a specific control algorithm rather</w:t>
+      </w:r>
+      <w:r>
+        <w:t xml:space="preserve"> </w:t>
+      </w:r>
+      <w:r>
+        <w:t xml:space="preserve">than to serve as a general-purpose dashboard, and it does not include decision-support</w:t>
+      </w:r>
+      <w:r>
+        <w:t xml:space="preserve"> </w:t>
+      </w:r>
+      <w:r>
+        <w:t xml:space="preserve">features such as alerts, scenario comparison, or historical replay.</w:t>
+      </w:r>
+    </w:p>
+    <w:p>
+      <w:pPr>
+        <w:pStyle w:val="BodyText"/>
+      </w:pPr>
+      <w:r>
+        <w:t xml:space="preserve">Between them, these two systems indicate that the individual pieces of this project — a</w:t>
+      </w:r>
+      <w:r>
+        <w:t xml:space="preserve"> </w:t>
+      </w:r>
+      <w:r>
+        <w:t xml:space="preserve">SUMO dashboard with live tracking, and an AWS-based SUMO streaming pipeline — already</w:t>
+      </w:r>
+      <w:r>
+        <w:t xml:space="preserve"> </w:t>
+      </w:r>
+      <w:r>
+        <w:t xml:space="preserve">exist separately. Based on what is publicly documented about each,</w:t>
+      </w:r>
+      <w:r>
+        <w:t xml:space="preserve"> </w:t>
+      </w:r>
+      <w:r>
+        <w:rPr>
+          <w:bCs/>
+          <w:b/>
+        </w:rPr>
+        <w:t xml:space="preserve">neither combines a</w:t>
+      </w:r>
+      <w:r>
+        <w:rPr>
+          <w:bCs/>
+          <w:b/>
+        </w:rPr>
+        <w:t xml:space="preserve"> </w:t>
+      </w:r>
+      <w:r>
+        <w:rPr>
+          <w:bCs/>
+          <w:b/>
+        </w:rPr>
+        <w:t xml:space="preserve">calibrated real-city simulation, cloud-based persistent storage, and a dashboard with</w:t>
+      </w:r>
+      <w:r>
+        <w:rPr>
+          <w:bCs/>
+          <w:b/>
+        </w:rPr>
+        <w:t xml:space="preserve"> </w:t>
+      </w:r>
+      <w:r>
+        <w:rPr>
+          <w:bCs/>
+          <w:b/>
+        </w:rPr>
+        <w:t xml:space="preserve">decision-support features in one system.</w:t>
+      </w:r>
+      <w:r>
+        <w:t xml:space="preserve"> </w:t>
+      </w:r>
+      <w:r>
+        <w:t xml:space="preserve">This project’s contribution is combining these</w:t>
+      </w:r>
+      <w:r>
+        <w:t xml:space="preserve"> </w:t>
+      </w:r>
+      <w:r>
+        <w:t xml:space="preserve">three elements rather than any one of them in isolation. The decision-support set was</w:t>
+      </w:r>
+      <w:r>
+        <w:t xml:space="preserve"> </w:t>
+      </w:r>
+      <w:r>
+        <w:t xml:space="preserve">further sharpened during delivery toward what-if incident analysis (§2.1), which neither</w:t>
+      </w:r>
+      <w:r>
+        <w:t xml:space="preserve"> </w:t>
+      </w:r>
+      <w:r>
+        <w:t xml:space="preserve">comparable system offers.</w:t>
       </w:r>
     </w:p>
     <w:p>
@@ -4232,54 +2296,1259 @@
         </w:pict>
       </w:r>
     </w:p>
+    <w:bookmarkEnd w:id="31"/>
+    <w:bookmarkEnd w:id="32"/>
+    <w:bookmarkStart w:id="40" w:name="methods"/>
+    <w:p>
+      <w:pPr>
+        <w:pStyle w:val="Heading1"/>
+      </w:pPr>
+      <w:r>
+        <w:t xml:space="preserve">3. METHODS</w:t>
+      </w:r>
+    </w:p>
+    <w:bookmarkStart w:id="33" w:name="overview-2"/>
+    <w:p>
+      <w:pPr>
+        <w:pStyle w:val="Heading2"/>
+      </w:pPr>
+      <w:r>
+        <w:t xml:space="preserve">3.1. Overview</w:t>
+      </w:r>
+    </w:p>
+    <w:p>
+      <w:pPr>
+        <w:pStyle w:val="FirstParagraph"/>
+      </w:pPr>
+      <w:r>
+        <w:rPr>
+          <w:bCs/>
+          <w:b/>
+        </w:rPr>
+        <w:t xml:space="preserve">Methodology — proof of concept.</w:t>
+      </w:r>
+      <w:r>
+        <w:t xml:space="preserve"> </w:t>
+      </w:r>
+      <w:r>
+        <w:t xml:space="preserve">The project was developed as a</w:t>
+      </w:r>
+      <w:r>
+        <w:t xml:space="preserve"> </w:t>
+      </w:r>
+      <w:r>
+        <w:rPr>
+          <w:bCs/>
+          <w:b/>
+        </w:rPr>
+        <w:t xml:space="preserve">proof of concept</w:t>
+      </w:r>
+      <w:r>
+        <w:rPr>
+          <w:bCs/>
+          <w:b/>
+        </w:rPr>
+        <w:t xml:space="preserve"> </w:t>
+      </w:r>
+      <w:r>
+        <w:rPr>
+          <w:bCs/>
+          <w:b/>
+        </w:rPr>
+        <w:t xml:space="preserve">(PoC)</w:t>
+      </w:r>
+      <w:r>
+        <w:t xml:space="preserve">: its purpose is to demonstrate, end-to-end, the</w:t>
+      </w:r>
+      <w:r>
+        <w:t xml:space="preserve"> </w:t>
+      </w:r>
+      <w:r>
+        <w:rPr>
+          <w:iCs/>
+          <w:i/>
+        </w:rPr>
+        <w:t xml:space="preserve">feasibility</w:t>
+      </w:r>
+      <w:r>
+        <w:t xml:space="preserve"> </w:t>
+      </w:r>
+      <w:r>
+        <w:t xml:space="preserve">of a cloud-connected</w:t>
+      </w:r>
+      <w:r>
+        <w:t xml:space="preserve"> </w:t>
+      </w:r>
+      <w:r>
+        <w:t xml:space="preserve">decision-support traffic digital twin — not to deliver a production-hardened system. A PoC</w:t>
+      </w:r>
+      <w:r>
+        <w:t xml:space="preserve"> </w:t>
+      </w:r>
+      <w:r>
+        <w:t xml:space="preserve">approach was appropriate because the contribution is a</w:t>
+      </w:r>
+      <w:r>
+        <w:t xml:space="preserve"> </w:t>
+      </w:r>
+      <w:r>
+        <w:rPr>
+          <w:bCs/>
+          <w:b/>
+        </w:rPr>
+        <w:t xml:space="preserve">novel combination</w:t>
+      </w:r>
+      <w:r>
+        <w:t xml:space="preserve"> </w:t>
+      </w:r>
+      <w:r>
+        <w:t xml:space="preserve">of pieces that</w:t>
+      </w:r>
+      <w:r>
+        <w:t xml:space="preserve"> </w:t>
+      </w:r>
+      <w:r>
+        <w:t xml:space="preserve">exist only separately (a calibrated real-city SUMO simulation, a serverless cloud pipeline,</w:t>
+      </w:r>
+      <w:r>
+        <w:t xml:space="preserve"> </w:t>
+      </w:r>
+      <w:r>
+        <w:t xml:space="preserve">and a decision-support dashboard — see §2.2), so the first question to answer is</w:t>
+      </w:r>
+      <w:r>
+        <w:t xml:space="preserve"> </w:t>
+      </w:r>
+      <w:r>
+        <w:t xml:space="preserve">“</w:t>
+      </w:r>
+      <w:r>
+        <w:t xml:space="preserve">can these</w:t>
+      </w:r>
+      <w:r>
+        <w:t xml:space="preserve"> </w:t>
+      </w:r>
+      <w:r>
+        <w:t xml:space="preserve">be made to work together, reliably, at the required latency, within a student budget?</w:t>
+      </w:r>
+      <w:r>
+        <w:t xml:space="preserve">”</w:t>
+      </w:r>
+      <w:r>
+        <w:t xml:space="preserve">.</w:t>
+      </w:r>
+      <w:r>
+        <w:t xml:space="preserve"> </w:t>
+      </w:r>
+      <w:r>
+        <w:t xml:space="preserve">The PoC is therefore deliberately</w:t>
+      </w:r>
+      <w:r>
+        <w:t xml:space="preserve"> </w:t>
+      </w:r>
+      <w:r>
+        <w:rPr>
+          <w:bCs/>
+          <w:b/>
+        </w:rPr>
+        <w:t xml:space="preserve">scoped</w:t>
+      </w:r>
+      <w:r>
+        <w:t xml:space="preserve">: incidents are synthetic (what-if</w:t>
+      </w:r>
+      <w:r>
+        <w:t xml:space="preserve"> </w:t>
+      </w:r>
+      <w:r>
+        <w:t xml:space="preserve">perturbations, not live sensor data), the cloud runs on free-tier / on-demand resources,</w:t>
+      </w:r>
+      <w:r>
+        <w:t xml:space="preserve"> </w:t>
+      </w:r>
+      <w:r>
+        <w:t xml:space="preserve">and some paths are demo-grade rather than fully productionised (see §5.3 Limitations). It</w:t>
+      </w:r>
+      <w:r>
+        <w:t xml:space="preserve"> </w:t>
+      </w:r>
+      <w:r>
+        <w:t xml:space="preserve">is nonetheless a</w:t>
+      </w:r>
+      <w:r>
+        <w:t xml:space="preserve"> </w:t>
+      </w:r>
+      <w:r>
+        <w:rPr>
+          <w:bCs/>
+          <w:b/>
+        </w:rPr>
+        <w:t xml:space="preserve">working, deployed and tested</w:t>
+      </w:r>
+      <w:r>
+        <w:t xml:space="preserve"> </w:t>
+      </w:r>
+      <w:r>
+        <w:t xml:space="preserve">implementation, so it proves the concept</w:t>
+      </w:r>
+      <w:r>
+        <w:t xml:space="preserve"> </w:t>
+      </w:r>
+      <w:r>
+        <w:t xml:space="preserve">rather than merely describing it. Success is judged by the proof-of-concept criteria in</w:t>
+      </w:r>
+      <w:r>
+        <w:t xml:space="preserve"> </w:t>
+      </w:r>
+      <w:r>
+        <w:t xml:space="preserve">§2.1 (the pipeline works end-to-end, an injected incident produces a measurable impact, and</w:t>
+      </w:r>
+      <w:r>
+        <w:t xml:space="preserve"> </w:t>
+      </w:r>
+      <w:r>
+        <w:t xml:space="preserve">the stack is reproducibly deployable).</w:t>
+      </w:r>
+    </w:p>
+    <w:p>
+      <w:pPr>
+        <w:pStyle w:val="BodyText"/>
+      </w:pPr>
+      <w:r>
+        <w:rPr>
+          <w:bCs/>
+          <w:b/>
+        </w:rPr>
+        <w:t xml:space="preserve">Development process.</w:t>
+      </w:r>
+      <w:r>
+        <w:t xml:space="preserve"> </w:t>
+      </w:r>
+      <w:r>
+        <w:t xml:space="preserve">Within that PoC, the build followed a</w:t>
+      </w:r>
+      <w:r>
+        <w:t xml:space="preserve"> </w:t>
+      </w:r>
+      <w:r>
+        <w:rPr>
+          <w:bCs/>
+          <w:b/>
+        </w:rPr>
+        <w:t xml:space="preserve">lightweight, iterative</w:t>
+      </w:r>
+      <w:r>
+        <w:rPr>
+          <w:bCs/>
+          <w:b/>
+        </w:rPr>
+        <w:t xml:space="preserve"> </w:t>
+      </w:r>
+      <w:r>
+        <w:rPr>
+          <w:bCs/>
+          <w:b/>
+        </w:rPr>
+        <w:t xml:space="preserve">approach inspired by Scrum / agile</w:t>
+      </w:r>
+      <w:r>
+        <w:t xml:space="preserve">, rather than formal Scrum with a dedicated</w:t>
+      </w:r>
+      <w:r>
+        <w:t xml:space="preserve"> </w:t>
+      </w:r>
+      <w:r>
+        <w:t xml:space="preserve">project-management tool. The five milestones (§2.1) acted as iterations: each began by</w:t>
+      </w:r>
+      <w:r>
+        <w:t xml:space="preserve"> </w:t>
+      </w:r>
+      <w:r>
+        <w:t xml:space="preserve">breaking the milestone into tasks, proceeded through build-and-test, and ended by</w:t>
+      </w:r>
+      <w:r>
+        <w:t xml:space="preserve"> </w:t>
+      </w:r>
+      <w:r>
+        <w:t xml:space="preserve">demonstrating the working increment to the supervisor at a milestone review and adjusting</w:t>
+      </w:r>
+      <w:r>
+        <w:t xml:space="preserve"> </w:t>
+      </w:r>
+      <w:r>
+        <w:t xml:space="preserve">the plan for the next iteration. As a solo developer there were no formal Scrum ceremonies</w:t>
+      </w:r>
+      <w:r>
+        <w:t xml:space="preserve"> </w:t>
+      </w:r>
+      <w:r>
+        <w:t xml:space="preserve">or roles and</w:t>
+      </w:r>
+      <w:r>
+        <w:t xml:space="preserve"> </w:t>
+      </w:r>
+      <w:r>
+        <w:rPr>
+          <w:bCs/>
+          <w:b/>
+        </w:rPr>
+        <w:t xml:space="preserve">no issue-tracker such as Jira</w:t>
+      </w:r>
+      <w:r>
+        <w:t xml:space="preserve">; instead the task list, design decisions and</w:t>
+      </w:r>
+      <w:r>
+        <w:t xml:space="preserve"> </w:t>
+      </w:r>
+      <w:r>
+        <w:t xml:space="preserve">a running hour budget were tracked in the repository itself (</w:t>
+      </w:r>
+      <w:r>
+        <w:rPr>
+          <w:rStyle w:val="VerbatimChar"/>
+        </w:rPr>
+        <w:t xml:space="preserve">CLAUDE.md</w:t>
+      </w:r>
+      <w:r>
+        <w:t xml:space="preserve">,</w:t>
+      </w:r>
+      <w:r>
+        <w:t xml:space="preserve"> </w:t>
+      </w:r>
+      <w:r>
+        <w:rPr>
+          <w:rStyle w:val="VerbatimChar"/>
+        </w:rPr>
+        <w:t xml:space="preserve">CHECKLIST.md</w:t>
+      </w:r>
+      <w:r>
+        <w:t xml:space="preserve">)</w:t>
+      </w:r>
+      <w:r>
+        <w:t xml:space="preserve"> </w:t>
+      </w:r>
+      <w:r>
+        <w:t xml:space="preserve">and in weekly journals. This plan–build–review–adjust cycle suited a project where each</w:t>
+      </w:r>
+      <w:r>
+        <w:t xml:space="preserve"> </w:t>
+      </w:r>
+      <w:r>
+        <w:t xml:space="preserve">milestone delivers a demonstrable increment that benefits from feedback before the next</w:t>
+      </w:r>
+      <w:r>
+        <w:t xml:space="preserve"> </w:t>
+      </w:r>
+      <w:r>
+        <w:t xml:space="preserve">layer is built on it.</w:t>
+      </w:r>
+    </w:p>
+    <w:p>
+      <w:pPr>
+        <w:pStyle w:val="BodyText"/>
+      </w:pPr>
+      <w:r>
+        <w:rPr>
+          <w:bCs/>
+          <w:b/>
+        </w:rPr>
+        <w:t xml:space="preserve">Techniques and methods.</w:t>
+      </w:r>
+    </w:p>
+    <w:p>
+      <w:pPr>
+        <w:numPr>
+          <w:ilvl w:val="0"/>
+          <w:numId w:val="1002"/>
+        </w:numPr>
+        <w:pStyle w:val="Compact"/>
+      </w:pPr>
+      <w:r>
+        <w:rPr>
+          <w:bCs/>
+          <w:b/>
+        </w:rPr>
+        <w:t xml:space="preserve">Vertical-slice-first development</w:t>
+      </w:r>
+      <w:r>
+        <w:t xml:space="preserve"> </w:t>
+      </w:r>
+      <w:r>
+        <w:t xml:space="preserve">— build one intersection’s worth of streaming,</w:t>
+      </w:r>
+      <w:r>
+        <w:t xml:space="preserve"> </w:t>
+      </w:r>
+      <w:r>
+        <w:t xml:space="preserve">storage and dashboard display end-to-end before widening coverage, so integration risk</w:t>
+      </w:r>
+      <w:r>
+        <w:t xml:space="preserve"> </w:t>
+      </w:r>
+      <w:r>
+        <w:t xml:space="preserve">is found early (M1–M3).</w:t>
+      </w:r>
+    </w:p>
+    <w:p>
+      <w:pPr>
+        <w:numPr>
+          <w:ilvl w:val="0"/>
+          <w:numId w:val="1002"/>
+        </w:numPr>
+        <w:pStyle w:val="Compact"/>
+      </w:pPr>
+      <w:r>
+        <w:rPr>
+          <w:bCs/>
+          <w:b/>
+        </w:rPr>
+        <w:t xml:space="preserve">Infrastructure-as-code</w:t>
+      </w:r>
+      <w:r>
+        <w:t xml:space="preserve"> </w:t>
+      </w:r>
+      <w:r>
+        <w:t xml:space="preserve">— all AWS resources defined and provisioned through Terraform,</w:t>
+      </w:r>
+      <w:r>
+        <w:t xml:space="preserve"> </w:t>
+      </w:r>
+      <w:r>
+        <w:t xml:space="preserve">so the cloud environment is reproducible and reviewable as code (M2).</w:t>
+      </w:r>
+    </w:p>
+    <w:p>
+      <w:pPr>
+        <w:numPr>
+          <w:ilvl w:val="0"/>
+          <w:numId w:val="1002"/>
+        </w:numPr>
+        <w:pStyle w:val="Compact"/>
+      </w:pPr>
+      <w:r>
+        <w:rPr>
+          <w:bCs/>
+          <w:b/>
+        </w:rPr>
+        <w:t xml:space="preserve">Incremental, additive extension of existing files</w:t>
+      </w:r>
+      <w:r>
+        <w:t xml:space="preserve"> </w:t>
+      </w:r>
+      <w:r>
+        <w:t xml:space="preserve">— the existing simulation core,</w:t>
+      </w:r>
+      <w:r>
+        <w:t xml:space="preserve"> </w:t>
+      </w:r>
+      <w:r>
+        <w:t xml:space="preserve">network and demand files are not modified; new functionality is added at the two</w:t>
+      </w:r>
+      <w:r>
+        <w:t xml:space="preserve"> </w:t>
+      </w:r>
+      <w:r>
+        <w:t xml:space="preserve">confirmed extension points (the TraCI step hook in</w:t>
+      </w:r>
+      <w:r>
+        <w:t xml:space="preserve"> </w:t>
+      </w:r>
+      <w:r>
+        <w:rPr>
+          <w:rStyle w:val="VerbatimChar"/>
+        </w:rPr>
+        <w:t xml:space="preserve">run_traci.py</w:t>
+      </w:r>
+      <w:r>
+        <w:t xml:space="preserve"> </w:t>
+      </w:r>
+      <w:r>
+        <w:t xml:space="preserve">and the map’s</w:t>
+      </w:r>
+      <w:r>
+        <w:t xml:space="preserve"> </w:t>
+      </w:r>
+      <w:r>
+        <w:t xml:space="preserve">data-loading logic in</w:t>
+      </w:r>
+      <w:r>
+        <w:t xml:space="preserve"> </w:t>
+      </w:r>
+      <w:r>
+        <w:rPr>
+          <w:rStyle w:val="VerbatimChar"/>
+        </w:rPr>
+        <w:t xml:space="preserve">intersection_map.html</w:t>
+      </w:r>
+      <w:r>
+        <w:t xml:space="preserve">) (M1, M3).</w:t>
+      </w:r>
+    </w:p>
+    <w:p>
+      <w:pPr>
+        <w:numPr>
+          <w:ilvl w:val="0"/>
+          <w:numId w:val="1002"/>
+        </w:numPr>
+        <w:pStyle w:val="Compact"/>
+      </w:pPr>
+      <w:r>
+        <w:rPr>
+          <w:bCs/>
+          <w:b/>
+        </w:rPr>
+        <w:t xml:space="preserve">Automated testing</w:t>
+      </w:r>
+      <w:r>
+        <w:t xml:space="preserve"> </w:t>
+      </w:r>
+      <w:r>
+        <w:t xml:space="preserve">— a</w:t>
+      </w:r>
+      <w:r>
+        <w:t xml:space="preserve"> </w:t>
+      </w:r>
+      <w:r>
+        <w:rPr>
+          <w:iCs/>
+          <w:i/>
+        </w:rPr>
+        <w:t xml:space="preserve">pure-core / thin-glue</w:t>
+      </w:r>
+      <w:r>
+        <w:t xml:space="preserve"> </w:t>
+      </w:r>
+      <w:r>
+        <w:t xml:space="preserve">design puts business logic in pure</w:t>
+      </w:r>
+      <w:r>
+        <w:t xml:space="preserve"> </w:t>
+      </w:r>
+      <w:r>
+        <w:t xml:space="preserve">functions tested against fakes and mocks, with thin I/O wrappers, so correctness is</w:t>
+      </w:r>
+      <w:r>
+        <w:t xml:space="preserve"> </w:t>
+      </w:r>
+      <w:r>
+        <w:t xml:space="preserve">verifiable without SUMO, the cloud or a network; plus an end-to-end integration path</w:t>
+      </w:r>
+      <w:r>
+        <w:t xml:space="preserve"> </w:t>
+      </w:r>
+      <w:r>
+        <w:t xml:space="preserve">through the full pipeline (M4, §4.2). Work was committed one logical step at a time on a</w:t>
+      </w:r>
+      <w:r>
+        <w:t xml:space="preserve"> </w:t>
+      </w:r>
+      <w:r>
+        <w:t xml:space="preserve">feature branch; progress, decisions and a running budget were tracked in-repository</w:t>
+      </w:r>
+      <w:r>
+        <w:t xml:space="preserve"> </w:t>
+      </w:r>
+      <w:r>
+        <w:t xml:space="preserve">(</w:t>
+      </w:r>
+      <w:r>
+        <w:rPr>
+          <w:rStyle w:val="VerbatimChar"/>
+        </w:rPr>
+        <w:t xml:space="preserve">CLAUDE.md</w:t>
+      </w:r>
+      <w:r>
+        <w:t xml:space="preserve">,</w:t>
+      </w:r>
+      <w:r>
+        <w:t xml:space="preserve"> </w:t>
+      </w:r>
+      <w:r>
+        <w:rPr>
+          <w:rStyle w:val="VerbatimChar"/>
+        </w:rPr>
+        <w:t xml:space="preserve">CHECKLIST.md</w:t>
+      </w:r>
+      <w:r>
+        <w:t xml:space="preserve">) and in weekly journals.</w:t>
+      </w:r>
+    </w:p>
+    <w:p>
+      <w:pPr>
+        <w:pStyle w:val="FirstParagraph"/>
+      </w:pPr>
+      <w:r>
+        <w:rPr>
+          <w:bCs/>
+          <w:b/>
+        </w:rPr>
+        <w:t xml:space="preserve">Tools and technologies.</w:t>
+      </w:r>
+      <w:r>
+        <w:t xml:space="preserve"> </w:t>
+      </w:r>
+      <w:r>
+        <w:t xml:space="preserve">SUMO 1.27.1 + TraCI and Python (asyncio, websockets, sumolib)</w:t>
+      </w:r>
+      <w:r>
+        <w:t xml:space="preserve"> </w:t>
+      </w:r>
+      <w:r>
+        <w:t xml:space="preserve">for the emitter/WebSocket server; AWS (API Gateway WebSocket API, Lambda, DynamoDB, S3,</w:t>
+      </w:r>
+      <w:r>
+        <w:t xml:space="preserve"> </w:t>
+      </w:r>
+      <w:r>
+        <w:t xml:space="preserve">CloudFront, Secrets Manager, CloudWatch) with Terraform for infrastructure-as-code;</w:t>
+      </w:r>
+      <w:r>
+        <w:t xml:space="preserve"> </w:t>
+      </w:r>
+      <w:r>
+        <w:t xml:space="preserve">InfluxDB Cloud (time-series storage); JavaScript with Leaflet (existing map) and Chart.js;</w:t>
+      </w:r>
+      <w:r>
+        <w:t xml:space="preserve"> </w:t>
+      </w:r>
+      <w:r>
+        <w:t xml:space="preserve">Docker / Docker Compose; GitHub and GitHub Actions; pytest + moto for testing; and Claude</w:t>
+      </w:r>
+      <w:r>
+        <w:t xml:space="preserve"> </w:t>
+      </w:r>
+      <w:r>
+        <w:t xml:space="preserve">Code as an AI coding assistant under a repository-level</w:t>
+      </w:r>
+      <w:r>
+        <w:t xml:space="preserve"> </w:t>
+      </w:r>
+      <w:r>
+        <w:rPr>
+          <w:rStyle w:val="VerbatimChar"/>
+        </w:rPr>
+        <w:t xml:space="preserve">CLAUDE.md</w:t>
+      </w:r>
+      <w:r>
+        <w:t xml:space="preserve"> </w:t>
+      </w:r>
+      <w:r>
+        <w:t xml:space="preserve">context file, subject</w:t>
+      </w:r>
+      <w:r>
+        <w:t xml:space="preserve"> </w:t>
+      </w:r>
+      <w:r>
+        <w:t xml:space="preserve">to the author’s review of all generated code (§5.2).</w:t>
+      </w:r>
+    </w:p>
+    <w:bookmarkEnd w:id="33"/>
+    <w:bookmarkStart w:id="37" w:name="design"/>
+    <w:p>
+      <w:pPr>
+        <w:pStyle w:val="Heading2"/>
+      </w:pPr>
+      <w:r>
+        <w:t xml:space="preserve">3.2. Design</w:t>
+      </w:r>
+    </w:p>
+    <w:p>
+      <w:pPr>
+        <w:pStyle w:val="FirstParagraph"/>
+      </w:pPr>
+      <w:r>
+        <w:t xml:space="preserve">One</w:t>
+      </w:r>
+      <w:r>
+        <w:t xml:space="preserve"> </w:t>
+      </w:r>
+      <w:r>
+        <w:rPr>
+          <w:bCs/>
+          <w:b/>
+        </w:rPr>
+        <w:t xml:space="preserve">producer</w:t>
+      </w:r>
+      <w:r>
+        <w:t xml:space="preserve"> </w:t>
+      </w:r>
+      <w:r>
+        <w:t xml:space="preserve">(SUMO + the TraCI emitter) feeds one of two interchangeable</w:t>
+      </w:r>
+      <w:r>
+        <w:t xml:space="preserve"> </w:t>
+      </w:r>
+      <w:r>
+        <w:rPr>
+          <w:bCs/>
+          <w:b/>
+        </w:rPr>
+        <w:t xml:space="preserve">pipelines</w:t>
+      </w:r>
+      <w:r>
+        <w:t xml:space="preserve"> </w:t>
+      </w:r>
+      <w:r>
+        <w:t xml:space="preserve">— a local InfluxDB stack or the AWS cloud stack — and a single HTML</w:t>
+      </w:r>
+      <w:r>
+        <w:t xml:space="preserve"> </w:t>
+      </w:r>
+      <w:r>
+        <w:rPr>
+          <w:bCs/>
+          <w:b/>
+        </w:rPr>
+        <w:t xml:space="preserve">dashboard</w:t>
+      </w:r>
+      <w:r>
+        <w:t xml:space="preserve"> </w:t>
+      </w:r>
+      <w:r>
+        <w:t xml:space="preserve">points at whichever endpoints it is given (Figure 2).</w:t>
+      </w:r>
+    </w:p>
+    <w:p>
+      <w:pPr>
+        <w:pStyle w:val="CaptionedFigure"/>
+      </w:pPr>
+      <w:r>
+        <w:drawing>
+          <wp:inline>
+            <wp:extent cx="5334000" cy="3000375"/>
+            <wp:effectExtent b="0" l="0" r="0" t="0"/>
+            <wp:docPr descr="Integrated system architecture" title="" id="35" name="Picture"/>
+            <a:graphic>
+              <a:graphicData uri="http://schemas.openxmlformats.org/drawingml/2006/picture">
+                <pic:pic>
+                  <pic:nvPicPr>
+                    <pic:cNvPr descr="img/integrated_architecture.png" id="36" name="Picture"/>
+                    <pic:cNvPicPr>
+                      <a:picLocks noChangeArrowheads="1" noChangeAspect="1"/>
+                    </pic:cNvPicPr>
+                  </pic:nvPicPr>
+                  <pic:blipFill>
+                    <a:blip r:embed="rId34"/>
+                    <a:stretch>
+                      <a:fillRect/>
+                    </a:stretch>
+                  </pic:blipFill>
+                  <pic:spPr bwMode="auto">
+                    <a:xfrm>
+                      <a:off x="0" y="0"/>
+                      <a:ext cx="5334000" cy="3000375"/>
+                    </a:xfrm>
+                    <a:prstGeom prst="rect">
+                      <a:avLst/>
+                    </a:prstGeom>
+                    <a:noFill/>
+                    <a:ln w="9525">
+                      <a:noFill/>
+                      <a:headEnd/>
+                      <a:tailEnd/>
+                    </a:ln>
+                  </pic:spPr>
+                </pic:pic>
+              </a:graphicData>
+            </a:graphic>
+          </wp:inline>
+        </w:drawing>
+      </w:r>
+    </w:p>
+    <w:p>
+      <w:pPr>
+        <w:pStyle w:val="ImageCaption"/>
+      </w:pPr>
+      <w:r>
+        <w:t xml:space="preserve">Integrated system architecture</w:t>
+      </w:r>
+    </w:p>
+    <w:p>
+      <w:pPr>
+        <w:pStyle w:val="BodyText"/>
+      </w:pPr>
+      <w:r>
+        <w:rPr>
+          <w:iCs/>
+          <w:i/>
+        </w:rPr>
+        <w:t xml:space="preserve">Figure 2. Integrated system architecture. The inherited build-time SUMO pipeline (top,</w:t>
+      </w:r>
+      <w:r>
+        <w:rPr>
+          <w:iCs/>
+          <w:i/>
+        </w:rPr>
+        <w:t xml:space="preserve"> </w:t>
+      </w:r>
+      <w:r>
+        <w:rPr>
+          <w:iCs/>
+          <w:i/>
+        </w:rPr>
+        <w:t xml:space="preserve">unchanged) feeds the calibrated model into the SUMO 2D engine. The contribution of this</w:t>
+      </w:r>
+      <w:r>
+        <w:rPr>
+          <w:iCs/>
+          <w:i/>
+        </w:rPr>
+        <w:t xml:space="preserve"> </w:t>
+      </w:r>
+      <w:r>
+        <w:rPr>
+          <w:iCs/>
+          <w:i/>
+        </w:rPr>
+        <w:t xml:space="preserve">project is the live path (components marked NEW): a TraCI client (</w:t>
+      </w:r>
+      <w:r>
+        <w:rPr>
+          <w:rStyle w:val="VerbatimChar"/>
+          <w:iCs/>
+          <w:i/>
+        </w:rPr>
+        <w:t xml:space="preserve">run_traci.py</w:t>
+      </w:r>
+      <w:r>
+        <w:rPr>
+          <w:iCs/>
+          <w:i/>
+        </w:rPr>
+        <w:t xml:space="preserve"> </w:t>
+      </w:r>
+      <w:r>
+        <w:rPr>
+          <w:iCs/>
+          <w:i/>
+        </w:rPr>
+        <w:t xml:space="preserve">+ emitter)</w:t>
+      </w:r>
+      <w:r>
+        <w:rPr>
+          <w:iCs/>
+          <w:i/>
+        </w:rPr>
+        <w:t xml:space="preserve"> </w:t>
+      </w:r>
+      <w:r>
+        <w:rPr>
+          <w:iCs/>
+          <w:i/>
+        </w:rPr>
+        <w:t xml:space="preserve">serialises each simulation step to JSON, converts SUMO XY coordinates to WGS84, and forwards</w:t>
+      </w:r>
+      <w:r>
+        <w:rPr>
+          <w:iCs/>
+          <w:i/>
+        </w:rPr>
+        <w:t xml:space="preserve"> </w:t>
+      </w:r>
+      <w:r>
+        <w:rPr>
+          <w:iCs/>
+          <w:i/>
+        </w:rPr>
+        <w:t xml:space="preserve">snapshots over a WebSocket to an AWS pipeline (API Gateway -&gt; ingest / metrics / replay</w:t>
+      </w:r>
+      <w:r>
+        <w:rPr>
+          <w:iCs/>
+          <w:i/>
+        </w:rPr>
+        <w:t xml:space="preserve"> </w:t>
+      </w:r>
+      <w:r>
+        <w:rPr>
+          <w:iCs/>
+          <w:i/>
+        </w:rPr>
+        <w:t xml:space="preserve">Lambdas -&gt; DynamoDB connection registry), which fans live ticks out to a Leaflet browser</w:t>
+      </w:r>
+      <w:r>
+        <w:rPr>
+          <w:iCs/>
+          <w:i/>
+        </w:rPr>
+        <w:t xml:space="preserve"> </w:t>
+      </w:r>
+      <w:r>
+        <w:rPr>
+          <w:iCs/>
+          <w:i/>
+        </w:rPr>
+        <w:t xml:space="preserve">dashboard and writes per-tick metrics to InfluxDB Cloud for history, comparison and replay.</w:t>
+      </w:r>
+      <w:r>
+        <w:rPr>
+          <w:iCs/>
+          <w:i/>
+        </w:rPr>
+        <w:t xml:space="preserve"> </w:t>
+      </w:r>
+      <w:r>
+        <w:rPr>
+          <w:iCs/>
+          <w:i/>
+        </w:rPr>
+        <w:t xml:space="preserve">Solid arrows carry build-time data; the live runtime path flows left-to-right from the</w:t>
+      </w:r>
+      <w:r>
+        <w:rPr>
+          <w:iCs/>
+          <w:i/>
+        </w:rPr>
+        <w:t xml:space="preserve"> </w:t>
+      </w:r>
+      <w:r>
+        <w:rPr>
+          <w:iCs/>
+          <w:i/>
+        </w:rPr>
+        <w:t xml:space="preserve">simulation core through the cloud pipeline to the browser. The same dashboard can instead be</w:t>
+      </w:r>
+      <w:r>
+        <w:rPr>
+          <w:iCs/>
+          <w:i/>
+        </w:rPr>
+        <w:t xml:space="preserve"> </w:t>
+      </w:r>
+      <w:r>
+        <w:rPr>
+          <w:iCs/>
+          <w:i/>
+        </w:rPr>
+        <w:t xml:space="preserve">pointed at the local InfluxDB stack; full data-flow, local and cloud deployment views and a</w:t>
+      </w:r>
+      <w:r>
+        <w:rPr>
+          <w:iCs/>
+          <w:i/>
+        </w:rPr>
+        <w:t xml:space="preserve"> </w:t>
+      </w:r>
+      <w:r>
+        <w:rPr>
+          <w:iCs/>
+          <w:i/>
+        </w:rPr>
+        <w:t xml:space="preserve">component/port reference are in the repository’s</w:t>
+      </w:r>
+      <w:r>
+        <w:rPr>
+          <w:iCs/>
+          <w:i/>
+        </w:rPr>
+        <w:t xml:space="preserve"> </w:t>
+      </w:r>
+      <w:r>
+        <w:rPr>
+          <w:rStyle w:val="VerbatimChar"/>
+          <w:iCs/>
+          <w:i/>
+        </w:rPr>
+        <w:t xml:space="preserve">docs/ARCHITECTURE.md</w:t>
+      </w:r>
+      <w:r>
+        <w:rPr>
+          <w:iCs/>
+          <w:i/>
+        </w:rPr>
+        <w:t xml:space="preserve">.</w:t>
+      </w:r>
+    </w:p>
+    <w:p>
+      <w:pPr>
+        <w:pStyle w:val="BodyText"/>
+      </w:pPr>
+      <w:r>
+        <w:rPr>
+          <w:bCs/>
+          <w:b/>
+        </w:rPr>
+        <w:t xml:space="preserve">Component interaction.</w:t>
+      </w:r>
+      <w:r>
+        <w:t xml:space="preserve"> </w:t>
+      </w:r>
+      <w:r>
+        <w:rPr>
+          <w:rStyle w:val="VerbatimChar"/>
+        </w:rPr>
+        <w:t xml:space="preserve">run_traci.py</w:t>
+      </w:r>
+      <w:r>
+        <w:t xml:space="preserve"> </w:t>
+      </w:r>
+      <w:r>
+        <w:t xml:space="preserve">drives SUMO through TraCI and, each tick,</w:t>
+      </w:r>
+      <w:r>
+        <w:t xml:space="preserve"> </w:t>
+      </w:r>
+      <w:r>
+        <w:t xml:space="preserve">serialises vehicle state (converted to WGS84) and broadcasts it over WebSocket.</w:t>
+      </w:r>
+      <w:r>
+        <w:t xml:space="preserve"> </w:t>
+      </w:r>
+      <w:r>
+        <w:rPr>
+          <w:rStyle w:val="VerbatimChar"/>
+        </w:rPr>
+        <w:t xml:space="preserve">metrics_writer.py</w:t>
+      </w:r>
+      <w:r>
+        <w:t xml:space="preserve"> </w:t>
+      </w:r>
+      <w:r>
+        <w:t xml:space="preserve">consumes that feed, computes per-tick metrics with the pure function</w:t>
+      </w:r>
+      <w:r>
+        <w:t xml:space="preserve"> </w:t>
+      </w:r>
+      <w:r>
+        <w:rPr>
+          <w:rStyle w:val="VerbatimChar"/>
+        </w:rPr>
+        <w:t xml:space="preserve">compute_tick_metrics</w:t>
+      </w:r>
+      <w:r>
+        <w:t xml:space="preserve">, and writes them to InfluxDB tagged by</w:t>
+      </w:r>
+      <w:r>
+        <w:t xml:space="preserve"> </w:t>
+      </w:r>
+      <w:r>
+        <w:rPr>
+          <w:rStyle w:val="VerbatimChar"/>
+        </w:rPr>
+        <w:t xml:space="preserve">simId</w:t>
+      </w:r>
+      <w:r>
+        <w:t xml:space="preserve"> </w:t>
+      </w:r>
+      <w:r>
+        <w:t xml:space="preserve">and</w:t>
+      </w:r>
+      <w:r>
+        <w:t xml:space="preserve"> </w:t>
+      </w:r>
+      <w:r>
+        <w:rPr>
+          <w:rStyle w:val="VerbatimChar"/>
+        </w:rPr>
+        <w:t xml:space="preserve">scenario_id</w:t>
+      </w:r>
+      <w:r>
+        <w:t xml:space="preserve">.</w:t>
+      </w:r>
+      <w:r>
+        <w:t xml:space="preserve"> </w:t>
+      </w:r>
+      <w:r>
+        <w:t xml:space="preserve">The dashboard renders the live feed and queries history through a read endpoint</w:t>
+      </w:r>
+      <w:r>
+        <w:t xml:space="preserve"> </w:t>
+      </w:r>
+      <w:r>
+        <w:t xml:space="preserve">(</w:t>
+      </w:r>
+      <w:r>
+        <w:rPr>
+          <w:rStyle w:val="VerbatimChar"/>
+        </w:rPr>
+        <w:t xml:space="preserve">replay_server.py</w:t>
+      </w:r>
+      <w:r>
+        <w:t xml:space="preserve"> </w:t>
+      </w:r>
+      <w:r>
+        <w:t xml:space="preserve">locally, or a replay Lambda in the cloud). The</w:t>
+      </w:r>
+      <w:r>
+        <w:t xml:space="preserve"> </w:t>
+      </w:r>
+      <w:r>
+        <w:rPr>
+          <w:bCs/>
+          <w:b/>
+        </w:rPr>
+        <w:t xml:space="preserve">same</w:t>
+      </w:r>
+      <w:r>
+        <w:t xml:space="preserve"> </w:t>
+      </w:r>
+      <w:r>
+        <w:rPr>
+          <w:rStyle w:val="VerbatimChar"/>
+        </w:rPr>
+        <w:t xml:space="preserve">compute_tick_metrics</w:t>
+      </w:r>
+      <w:r>
+        <w:t xml:space="preserve"> </w:t>
+      </w:r>
+      <w:r>
+        <w:t xml:space="preserve">function is reused verbatim as the body of the cloud</w:t>
+      </w:r>
+      <w:r>
+        <w:t xml:space="preserve"> </w:t>
+      </w:r>
+      <w:r>
+        <w:rPr>
+          <w:rStyle w:val="VerbatimChar"/>
+        </w:rPr>
+        <w:t xml:space="preserve">traffic-metrics</w:t>
+      </w:r>
+      <w:r>
+        <w:t xml:space="preserve"> </w:t>
+      </w:r>
+      <w:r>
+        <w:t xml:space="preserve">Lambda, so local and cloud produce identical metrics. Incidents are</w:t>
+      </w:r>
+      <w:r>
+        <w:t xml:space="preserve"> </w:t>
+      </w:r>
+      <w:r>
+        <w:t xml:space="preserve">injected by</w:t>
+      </w:r>
+      <w:r>
+        <w:t xml:space="preserve"> </w:t>
+      </w:r>
+      <w:r>
+        <w:rPr>
+          <w:rStyle w:val="VerbatimChar"/>
+        </w:rPr>
+        <w:t xml:space="preserve">incidents.py</w:t>
+      </w:r>
+      <w:r>
+        <w:t xml:space="preserve"> </w:t>
+      </w:r>
+      <w:r>
+        <w:t xml:space="preserve">(close edge/lane, speed limit, demand surge) with</w:t>
+      </w:r>
+      <w:r>
+        <w:t xml:space="preserve"> </w:t>
+      </w:r>
+      <w:r>
+        <w:t xml:space="preserve">apply-and-revert semantics;</w:t>
+      </w:r>
+      <w:r>
+        <w:t xml:space="preserve"> </w:t>
+      </w:r>
+      <w:r>
+        <w:rPr>
+          <w:rStyle w:val="VerbatimChar"/>
+        </w:rPr>
+        <w:t xml:space="preserve">control_server.py</w:t>
+      </w:r>
+      <w:r>
+        <w:t xml:space="preserve"> </w:t>
+      </w:r>
+      <w:r>
+        <w:t xml:space="preserve">lets a non-technical user start named</w:t>
+      </w:r>
+      <w:r>
+        <w:t xml:space="preserve"> </w:t>
+      </w:r>
+      <w:r>
+        <w:t xml:space="preserve">scenarios and inject incidents from the browser.</w:t>
+      </w:r>
+    </w:p>
+    <w:p>
+      <w:pPr>
+        <w:pStyle w:val="BodyText"/>
+      </w:pPr>
+      <w:r>
+        <w:rPr>
+          <w:bCs/>
+          <w:b/>
+        </w:rPr>
+        <w:t xml:space="preserve">Decision-support control path.</w:t>
+      </w:r>
+      <w:r>
+        <w:t xml:space="preserve"> </w:t>
+      </w:r>
+      <w:r>
+        <w:t xml:space="preserve">The same backbone carries the project’s decision-support</w:t>
+      </w:r>
+      <w:r>
+        <w:t xml:space="preserve"> </w:t>
+      </w:r>
+      <w:r>
+        <w:t xml:space="preserve">layer. From the browser, a non-technical user selects a named scenario (or clicks a road to</w:t>
+      </w:r>
+      <w:r>
+        <w:t xml:space="preserve"> </w:t>
+      </w:r>
+      <w:r>
+        <w:t xml:space="preserve">close) which, in the cloud deployment, calls an authenticated control API (API Gateway -&gt; a</w:t>
+      </w:r>
+      <w:r>
+        <w:t xml:space="preserve"> </w:t>
+      </w:r>
+      <w:r>
+        <w:t xml:space="preserve">token authorizer -&gt; a</w:t>
+      </w:r>
+      <w:r>
+        <w:t xml:space="preserve"> </w:t>
+      </w:r>
+      <w:r>
+        <w:rPr>
+          <w:rStyle w:val="VerbatimChar"/>
+        </w:rPr>
+        <w:t xml:space="preserve">traffic-control</w:t>
+      </w:r>
+      <w:r>
+        <w:t xml:space="preserve"> </w:t>
+      </w:r>
+      <w:r>
+        <w:t xml:space="preserve">Lambda) that uses AWS Systems Manager to switch the</w:t>
+      </w:r>
+      <w:r>
+        <w:t xml:space="preserve"> </w:t>
+      </w:r>
+      <w:r>
+        <w:t xml:space="preserve">scenario on the EC2 sim host; the resulting run is tagged with a</w:t>
+      </w:r>
+      <w:r>
+        <w:t xml:space="preserve"> </w:t>
+      </w:r>
+      <w:r>
+        <w:rPr>
+          <w:rStyle w:val="VerbatimChar"/>
+        </w:rPr>
+        <w:t xml:space="preserve">scenario_id</w:t>
+      </w:r>
+      <w:r>
+        <w:t xml:space="preserve"> </w:t>
+      </w:r>
+      <w:r>
+        <w:t xml:space="preserve">so its metrics</w:t>
+      </w:r>
+      <w:r>
+        <w:t xml:space="preserve"> </w:t>
+      </w:r>
+      <w:r>
+        <w:t xml:space="preserve">can be compared against the baseline in the dashboard’s Compare and Impact views.</w:t>
+      </w:r>
+    </w:p>
     <w:bookmarkEnd w:id="37"/>
-    <w:bookmarkEnd w:id="38"/>
-    <w:bookmarkStart w:id="41" w:name="Xcf8c4a0bce18fa521ad4cde91f6a225931c0d2f"/>
-    <w:p>
-      <w:pPr>
-        <w:pStyle w:val="Heading1"/>
-      </w:pPr>
-      <w:r>
-        <w:t xml:space="preserve">4. RESULTS AND OUTCOMES</w:t>
-      </w:r>
-    </w:p>
-    <w:bookmarkStart w:id="39" w:name="X8371f3748e78cffd53f0ec570e87bde044960d7"/>
+    <w:bookmarkStart w:id="38" w:name="risks-and-challenges"/>
     <w:p>
       <w:pPr>
         <w:pStyle w:val="Heading2"/>
       </w:pPr>
       <w:r>
-        <w:t xml:space="preserve">4.1. Evidence of Deliverables</w:t>
-      </w:r>
-    </w:p>
-    <w:p>
-      <w:pPr>
-        <w:pStyle w:val="FirstParagraph"/>
-      </w:pPr>
-      <w:r>
-        <w:rPr>
-          <w:bCs/>
-          <w:b/>
-        </w:rPr>
-        <w:t xml:space="preserve">Requirements met.</w:t>
-      </w:r>
-      <w:r>
-        <w:t xml:space="preserve"> </w:t>
-      </w:r>
-      <w:r>
-        <w:t xml:space="preserve">The table below maps the proposal's objectives to what was</w:t>
-      </w:r>
-      <w:r>
-        <w:t xml:space="preserve"> </w:t>
-      </w:r>
-      <w:r>
-        <w:t xml:space="preserve">delivered and the evidence for each.</w:t>
+        <w:t xml:space="preserve">3.3. Risks and Challenges</w:t>
       </w:r>
     </w:p>
     <w:tbl>
       <w:tblPr>
         <w:tblStyle w:val="Table"/>
-        <w:tblW w:type="auto" w:w="0"/>
+        <w:tblW w:type="pct" w:w="5000"/>
         <w:tblLook w:firstRow="1" w:lastRow="0" w:firstColumn="0" w:lastColumn="0" w:noHBand="0" w:noVBand="0" w:val="0020"/>
         <w:jc w:val="start"/>
       </w:tblPr>
@@ -4300,6 +3569,1091 @@
               <w:jc w:val="left"/>
             </w:pPr>
             <w:r>
+              <w:t xml:space="preserve">Risk / challenge</w:t>
+            </w:r>
+          </w:p>
+        </w:tc>
+        <w:tc>
+          <w:tcPr/>
+          <w:p>
+            <w:pPr>
+              <w:pStyle w:val="Compact"/>
+              <w:jc w:val="left"/>
+            </w:pPr>
+            <w:r>
+              <w:t xml:space="preserve">Impact</w:t>
+            </w:r>
+          </w:p>
+        </w:tc>
+        <w:tc>
+          <w:tcPr/>
+          <w:p>
+            <w:pPr>
+              <w:pStyle w:val="Compact"/>
+              <w:jc w:val="left"/>
+            </w:pPr>
+            <w:r>
+              <w:t xml:space="preserve">How it was handled</w:t>
+            </w:r>
+          </w:p>
+        </w:tc>
+      </w:tr>
+      <w:tr>
+        <w:tc>
+          <w:tcPr/>
+          <w:p>
+            <w:pPr>
+              <w:pStyle w:val="Compact"/>
+              <w:jc w:val="left"/>
+            </w:pPr>
+            <w:r>
+              <w:rPr>
+                <w:bCs/>
+                <w:b/>
+              </w:rPr>
+              <w:t xml:space="preserve">Scope risk</w:t>
+            </w:r>
+            <w:r>
+              <w:t xml:space="preserve"> </w:t>
+            </w:r>
+            <w:r>
+              <w:t xml:space="preserve">— historical replay hard to defend as</w:t>
+            </w:r>
+            <w:r>
+              <w:t xml:space="preserve"> </w:t>
+            </w:r>
+            <w:r>
+              <w:t xml:space="preserve">“</w:t>
+            </w:r>
+            <w:r>
+              <w:t xml:space="preserve">real</w:t>
+            </w:r>
+            <w:r>
+              <w:t xml:space="preserve">”</w:t>
+            </w:r>
+          </w:p>
+        </w:tc>
+        <w:tc>
+          <w:tcPr/>
+          <w:p>
+            <w:pPr>
+              <w:pStyle w:val="Compact"/>
+              <w:jc w:val="left"/>
+            </w:pPr>
+            <w:r>
+              <w:t xml:space="preserve">Could undermine the project’s credibility</w:t>
+            </w:r>
+          </w:p>
+        </w:tc>
+        <w:tc>
+          <w:tcPr/>
+          <w:p>
+            <w:pPr>
+              <w:pStyle w:val="Compact"/>
+              <w:jc w:val="left"/>
+            </w:pPr>
+            <w:r>
+              <w:t xml:space="preserve">Pivoted the extension work to decision-support (what-if incidents) on the strong calibrated model; kept the real-data path as the baseline (logged in</w:t>
+            </w:r>
+            <w:r>
+              <w:t xml:space="preserve"> </w:t>
+            </w:r>
+            <w:r>
+              <w:rPr>
+                <w:rStyle w:val="VerbatimChar"/>
+              </w:rPr>
+              <w:t xml:space="preserve">CLAUDE.md</w:t>
+            </w:r>
+            <w:r>
+              <w:t xml:space="preserve">)</w:t>
+            </w:r>
+          </w:p>
+        </w:tc>
+      </w:tr>
+      <w:tr>
+        <w:tc>
+          <w:tcPr/>
+          <w:p>
+            <w:pPr>
+              <w:pStyle w:val="Compact"/>
+              <w:jc w:val="left"/>
+            </w:pPr>
+            <w:r>
+              <w:rPr>
+                <w:bCs/>
+                <w:b/>
+              </w:rPr>
+              <w:t xml:space="preserve">SUMO installation</w:t>
+            </w:r>
+            <w:r>
+              <w:t xml:space="preserve"> </w:t>
+            </w:r>
+            <w:r>
+              <w:t xml:space="preserve">(no usable macOS binary; wrong PyPI packages)</w:t>
+            </w:r>
+          </w:p>
+        </w:tc>
+        <w:tc>
+          <w:tcPr/>
+          <w:p>
+            <w:pPr>
+              <w:pStyle w:val="Compact"/>
+              <w:jc w:val="left"/>
+            </w:pPr>
+            <w:r>
+              <w:t xml:space="preserve">Blocked local development</w:t>
+            </w:r>
+          </w:p>
+        </w:tc>
+        <w:tc>
+          <w:tcPr/>
+          <w:p>
+            <w:pPr>
+              <w:pStyle w:val="Compact"/>
+              <w:jc w:val="left"/>
+            </w:pPr>
+            <w:r>
+              <w:t xml:space="preserve">Built SUMO from source (documented recipe); used the official Ubuntu PPA in cloud/Docker</w:t>
+            </w:r>
+          </w:p>
+        </w:tc>
+      </w:tr>
+      <w:tr>
+        <w:tc>
+          <w:tcPr/>
+          <w:p>
+            <w:pPr>
+              <w:pStyle w:val="Compact"/>
+              <w:jc w:val="left"/>
+            </w:pPr>
+            <w:r>
+              <w:rPr>
+                <w:bCs/>
+                <w:b/>
+              </w:rPr>
+              <w:t xml:space="preserve">Lambda Function URL returns 403 anonymously</w:t>
+            </w:r>
+          </w:p>
+        </w:tc>
+        <w:tc>
+          <w:tcPr/>
+          <w:p>
+            <w:pPr>
+              <w:pStyle w:val="Compact"/>
+              <w:jc w:val="left"/>
+            </w:pPr>
+            <w:r>
+              <w:t xml:space="preserve">Hosted dashboard history could not read the cloud</w:t>
+            </w:r>
+          </w:p>
+        </w:tc>
+        <w:tc>
+          <w:tcPr/>
+          <w:p>
+            <w:pPr>
+              <w:pStyle w:val="Compact"/>
+              <w:jc w:val="left"/>
+            </w:pPr>
+            <w:r>
+              <w:t xml:space="preserve">Fronted the replay function with API Gateway instead of a public Function URL</w:t>
+            </w:r>
+          </w:p>
+        </w:tc>
+      </w:tr>
+      <w:tr>
+        <w:tc>
+          <w:tcPr/>
+          <w:p>
+            <w:pPr>
+              <w:pStyle w:val="Compact"/>
+              <w:jc w:val="left"/>
+            </w:pPr>
+            <w:r>
+              <w:rPr>
+                <w:bCs/>
+                <w:b/>
+              </w:rPr>
+              <w:t xml:space="preserve">Local/cloud metric divergence</w:t>
+            </w:r>
+          </w:p>
+        </w:tc>
+        <w:tc>
+          <w:tcPr/>
+          <w:p>
+            <w:pPr>
+              <w:pStyle w:val="Compact"/>
+              <w:jc w:val="left"/>
+            </w:pPr>
+            <w:r>
+              <w:t xml:space="preserve">Two code paths could drift</w:t>
+            </w:r>
+          </w:p>
+        </w:tc>
+        <w:tc>
+          <w:tcPr/>
+          <w:p>
+            <w:pPr>
+              <w:pStyle w:val="Compact"/>
+              <w:jc w:val="left"/>
+            </w:pPr>
+            <w:r>
+              <w:t xml:space="preserve">Extracted one pure</w:t>
+            </w:r>
+            <w:r>
+              <w:t xml:space="preserve"> </w:t>
+            </w:r>
+            <w:r>
+              <w:rPr>
+                <w:rStyle w:val="VerbatimChar"/>
+              </w:rPr>
+              <w:t xml:space="preserve">compute_tick_metrics</w:t>
+            </w:r>
+            <w:r>
+              <w:t xml:space="preserve"> </w:t>
+            </w:r>
+            <w:r>
+              <w:t xml:space="preserve">used by both the writer and the Lambda</w:t>
+            </w:r>
+          </w:p>
+        </w:tc>
+      </w:tr>
+      <w:tr>
+        <w:tc>
+          <w:tcPr/>
+          <w:p>
+            <w:pPr>
+              <w:pStyle w:val="Compact"/>
+              <w:jc w:val="left"/>
+            </w:pPr>
+            <w:r>
+              <w:rPr>
+                <w:bCs/>
+                <w:b/>
+              </w:rPr>
+              <w:t xml:space="preserve">VM networking</w:t>
+            </w:r>
+            <w:r>
+              <w:t xml:space="preserve"> </w:t>
+            </w:r>
+            <w:r>
+              <w:t xml:space="preserve">(services unreachable through port-forwarding)</w:t>
+            </w:r>
+          </w:p>
+        </w:tc>
+        <w:tc>
+          <w:tcPr/>
+          <w:p>
+            <w:pPr>
+              <w:pStyle w:val="Compact"/>
+              <w:jc w:val="left"/>
+            </w:pPr>
+            <w:r>
+              <w:t xml:space="preserve">Local demo appeared broken</w:t>
+            </w:r>
+          </w:p>
+        </w:tc>
+        <w:tc>
+          <w:tcPr/>
+          <w:p>
+            <w:pPr>
+              <w:pStyle w:val="Compact"/>
+              <w:jc w:val="left"/>
+            </w:pPr>
+            <w:r>
+              <w:t xml:space="preserve">Bound servers to</w:t>
+            </w:r>
+            <w:r>
+              <w:t xml:space="preserve"> </w:t>
+            </w:r>
+            <w:r>
+              <w:rPr>
+                <w:rStyle w:val="VerbatimChar"/>
+              </w:rPr>
+              <w:t xml:space="preserve">0.0.0.0</w:t>
+            </w:r>
+            <w:r>
+              <w:t xml:space="preserve">; documented ports to forward; added Docker-permission guidance</w:t>
+            </w:r>
+          </w:p>
+        </w:tc>
+      </w:tr>
+      <w:tr>
+        <w:tc>
+          <w:tcPr/>
+          <w:p>
+            <w:pPr>
+              <w:pStyle w:val="Compact"/>
+              <w:jc w:val="left"/>
+            </w:pPr>
+            <w:r>
+              <w:rPr>
+                <w:bCs/>
+                <w:b/>
+              </w:rPr>
+              <w:t xml:space="preserve">Secrets Manager destroy/apply conflict</w:t>
+            </w:r>
+            <w:r>
+              <w:t xml:space="preserve">, cost control</w:t>
+            </w:r>
+          </w:p>
+        </w:tc>
+        <w:tc>
+          <w:tcPr/>
+          <w:p>
+            <w:pPr>
+              <w:pStyle w:val="Compact"/>
+              <w:jc w:val="left"/>
+            </w:pPr>
+            <w:r>
+              <w:t xml:space="preserve">Could break redeploys or incur cost</w:t>
+            </w:r>
+          </w:p>
+        </w:tc>
+        <w:tc>
+          <w:tcPr/>
+          <w:p>
+            <w:pPr>
+              <w:pStyle w:val="Compact"/>
+              <w:jc w:val="left"/>
+            </w:pPr>
+            <w:r>
+              <w:t xml:space="preserve">Set zero recovery window; added a $5 billing alarm and a cost-gated EC2 sim host</w:t>
+            </w:r>
+          </w:p>
+        </w:tc>
+      </w:tr>
+      <w:tr>
+        <w:tc>
+          <w:tcPr/>
+          <w:p>
+            <w:pPr>
+              <w:pStyle w:val="Compact"/>
+              <w:jc w:val="left"/>
+            </w:pPr>
+            <w:r>
+              <w:rPr>
+                <w:bCs/>
+                <w:b/>
+              </w:rPr>
+              <w:t xml:space="preserve">AWS / InfluxDB free-tier limits</w:t>
+            </w:r>
+            <w:r>
+              <w:t xml:space="preserve"> </w:t>
+            </w:r>
+            <w:r>
+              <w:t xml:space="preserve">(anticipated in the proposal)</w:t>
+            </w:r>
+          </w:p>
+        </w:tc>
+        <w:tc>
+          <w:tcPr/>
+          <w:p>
+            <w:pPr>
+              <w:pStyle w:val="Compact"/>
+              <w:jc w:val="left"/>
+            </w:pPr>
+            <w:r>
+              <w:t xml:space="preserve">Unexpected cost</w:t>
+            </w:r>
+          </w:p>
+        </w:tc>
+        <w:tc>
+          <w:tcPr/>
+          <w:p>
+            <w:pPr>
+              <w:pStyle w:val="Compact"/>
+              <w:jc w:val="left"/>
+            </w:pPr>
+            <w:r>
+              <w:t xml:space="preserve">Kept resource usage minimal and serverless (near-zero idle); $5 billing alarm; stayed within budget (≈ $1–2/month)</w:t>
+            </w:r>
+          </w:p>
+        </w:tc>
+      </w:tr>
+      <w:tr>
+        <w:tc>
+          <w:tcPr/>
+          <w:p>
+            <w:pPr>
+              <w:pStyle w:val="Compact"/>
+              <w:jc w:val="left"/>
+            </w:pPr>
+            <w:r>
+              <w:rPr>
+                <w:bCs/>
+                <w:b/>
+              </w:rPr>
+              <w:t xml:space="preserve">InfluxDB schema constraining later code</w:t>
+            </w:r>
+            <w:r>
+              <w:t xml:space="preserve"> </w:t>
+            </w:r>
+            <w:r>
+              <w:t xml:space="preserve">(anticipated)</w:t>
+            </w:r>
+          </w:p>
+        </w:tc>
+        <w:tc>
+          <w:tcPr/>
+          <w:p>
+            <w:pPr>
+              <w:pStyle w:val="Compact"/>
+              <w:jc w:val="left"/>
+            </w:pPr>
+            <w:r>
+              <w:t xml:space="preserve">Rework of dashboard/query code</w:t>
+            </w:r>
+          </w:p>
+        </w:tc>
+        <w:tc>
+          <w:tcPr/>
+          <w:p>
+            <w:pPr>
+              <w:pStyle w:val="Compact"/>
+              <w:jc w:val="left"/>
+            </w:pPr>
+            <w:r>
+              <w:t xml:space="preserve">Finalised the measurement/tag/field schema early (M2) before the dashboard and query code depended on it</w:t>
+            </w:r>
+          </w:p>
+        </w:tc>
+      </w:tr>
+      <w:tr>
+        <w:tc>
+          <w:tcPr/>
+          <w:p>
+            <w:pPr>
+              <w:pStyle w:val="Compact"/>
+              <w:jc w:val="left"/>
+            </w:pPr>
+            <w:r>
+              <w:rPr>
+                <w:bCs/>
+                <w:b/>
+              </w:rPr>
+              <w:t xml:space="preserve">Scope creep toward Kubernetes / AI / XR</w:t>
+            </w:r>
+            <w:r>
+              <w:t xml:space="preserve"> </w:t>
+            </w:r>
+            <w:r>
+              <w:t xml:space="preserve">(anticipated)</w:t>
+            </w:r>
+          </w:p>
+        </w:tc>
+        <w:tc>
+          <w:tcPr/>
+          <w:p>
+            <w:pPr>
+              <w:pStyle w:val="Compact"/>
+              <w:jc w:val="left"/>
+            </w:pPr>
+            <w:r>
+              <w:t xml:space="preserve">Budget overrun on non-committed work</w:t>
+            </w:r>
+          </w:p>
+        </w:tc>
+        <w:tc>
+          <w:tcPr/>
+          <w:p>
+            <w:pPr>
+              <w:pStyle w:val="Compact"/>
+              <w:jc w:val="left"/>
+            </w:pPr>
+            <w:r>
+              <w:t xml:space="preserve">Treated those as explicit stretch goals; kept Docker Compose as the committed packaging deliverable</w:t>
+            </w:r>
+          </w:p>
+        </w:tc>
+      </w:tr>
+      <w:tr>
+        <w:tc>
+          <w:tcPr/>
+          <w:p>
+            <w:pPr>
+              <w:pStyle w:val="Compact"/>
+              <w:jc w:val="left"/>
+            </w:pPr>
+            <w:r>
+              <w:rPr>
+                <w:bCs/>
+                <w:b/>
+              </w:rPr>
+              <w:t xml:space="preserve">Solo-developer time overrun on the 300-hour budget</w:t>
+            </w:r>
+            <w:r>
+              <w:t xml:space="preserve"> </w:t>
+            </w:r>
+            <w:r>
+              <w:t xml:space="preserve">(anticipated)</w:t>
+            </w:r>
+          </w:p>
+        </w:tc>
+        <w:tc>
+          <w:tcPr/>
+          <w:p>
+            <w:pPr>
+              <w:pStyle w:val="Compact"/>
+              <w:jc w:val="left"/>
+            </w:pPr>
+            <w:r>
+              <w:t xml:space="preserve">Missed milestones</w:t>
+            </w:r>
+          </w:p>
+        </w:tc>
+        <w:tc>
+          <w:tcPr/>
+          <w:p>
+            <w:pPr>
+              <w:pStyle w:val="Compact"/>
+              <w:jc w:val="left"/>
+            </w:pPr>
+            <w:r>
+              <w:t xml:space="preserve">Tracked hours against the milestone schedule and reviewed progress with the supervisor at each milestone</w:t>
+            </w:r>
+          </w:p>
+        </w:tc>
+      </w:tr>
+    </w:tbl>
+    <w:bookmarkEnd w:id="38"/>
+    <w:bookmarkStart w:id="39" w:name="implementation"/>
+    <w:p>
+      <w:pPr>
+        <w:pStyle w:val="Heading2"/>
+      </w:pPr>
+      <w:r>
+        <w:t xml:space="preserve">3.4. Implementation</w:t>
+      </w:r>
+    </w:p>
+    <w:p>
+      <w:pPr>
+        <w:pStyle w:val="FirstParagraph"/>
+      </w:pPr>
+      <w:r>
+        <w:t xml:space="preserve">Development proceeded in the proposal’s order and then through decision-support</w:t>
+      </w:r>
+      <w:r>
+        <w:t xml:space="preserve"> </w:t>
+      </w:r>
+      <w:r>
+        <w:t xml:space="preserve">increments:</w:t>
+      </w:r>
+    </w:p>
+    <w:p>
+      <w:pPr>
+        <w:numPr>
+          <w:ilvl w:val="0"/>
+          <w:numId w:val="1003"/>
+        </w:numPr>
+        <w:pStyle w:val="Compact"/>
+      </w:pPr>
+      <w:r>
+        <w:rPr>
+          <w:bCs/>
+          <w:b/>
+        </w:rPr>
+        <w:t xml:space="preserve">Real-time emitter</w:t>
+      </w:r>
+      <w:r>
+        <w:t xml:space="preserve"> </w:t>
+      </w:r>
+      <w:r>
+        <w:t xml:space="preserve">—</w:t>
+      </w:r>
+      <w:r>
+        <w:t xml:space="preserve"> </w:t>
+      </w:r>
+      <w:r>
+        <w:rPr>
+          <w:rStyle w:val="VerbatimChar"/>
+        </w:rPr>
+        <w:t xml:space="preserve">run_traci.py --emit</w:t>
+      </w:r>
+      <w:r>
+        <w:t xml:space="preserve"> </w:t>
+      </w:r>
+      <w:r>
+        <w:t xml:space="preserve">+</w:t>
+      </w:r>
+      <w:r>
+        <w:t xml:space="preserve"> </w:t>
+      </w:r>
+      <w:r>
+        <w:rPr>
+          <w:rStyle w:val="VerbatimChar"/>
+        </w:rPr>
+        <w:t xml:space="preserve">emitter.py</w:t>
+      </w:r>
+      <w:r>
+        <w:t xml:space="preserve"> </w:t>
+      </w:r>
+      <w:r>
+        <w:t xml:space="preserve">(asyncio WebSocket server,</w:t>
+      </w:r>
+      <w:r>
+        <w:t xml:space="preserve"> </w:t>
+      </w:r>
+      <w:r>
+        <w:t xml:space="preserve">coordinate conversion, snapshot-on-connect, throttling).</w:t>
+      </w:r>
+    </w:p>
+    <w:p>
+      <w:pPr>
+        <w:numPr>
+          <w:ilvl w:val="0"/>
+          <w:numId w:val="1003"/>
+        </w:numPr>
+        <w:pStyle w:val="Compact"/>
+      </w:pPr>
+      <w:r>
+        <w:rPr>
+          <w:bCs/>
+          <w:b/>
+        </w:rPr>
+        <w:t xml:space="preserve">Cloud pipeline</w:t>
+      </w:r>
+      <w:r>
+        <w:t xml:space="preserve"> </w:t>
+      </w:r>
+      <w:r>
+        <w:t xml:space="preserve">— Terraform</w:t>
+      </w:r>
+      <w:r>
+        <w:t xml:space="preserve"> </w:t>
+      </w:r>
+      <w:r>
+        <w:rPr>
+          <w:rStyle w:val="VerbatimChar"/>
+        </w:rPr>
+        <w:t xml:space="preserve">infra/</w:t>
+      </w:r>
+      <w:r>
+        <w:t xml:space="preserve">: WebSocket API Gateway, three Lambdas</w:t>
+      </w:r>
+      <w:r>
+        <w:t xml:space="preserve"> </w:t>
+      </w:r>
+      <w:r>
+        <w:t xml:space="preserve">(ingest/metrics/replay), DynamoDB connections table, S3 + CloudFront, Secrets Manager,</w:t>
+      </w:r>
+      <w:r>
+        <w:t xml:space="preserve"> </w:t>
+      </w:r>
+      <w:r>
+        <w:t xml:space="preserve">CloudWatch + billing alarm; emitter cloud-forwarding mode (</w:t>
+      </w:r>
+      <w:r>
+        <w:rPr>
+          <w:rStyle w:val="VerbatimChar"/>
+        </w:rPr>
+        <w:t xml:space="preserve">--emit-target</w:t>
+      </w:r>
+      <w:r>
+        <w:t xml:space="preserve">).</w:t>
+      </w:r>
+    </w:p>
+    <w:p>
+      <w:pPr>
+        <w:numPr>
+          <w:ilvl w:val="0"/>
+          <w:numId w:val="1003"/>
+        </w:numPr>
+        <w:pStyle w:val="Compact"/>
+      </w:pPr>
+      <w:r>
+        <w:rPr>
+          <w:bCs/>
+          <w:b/>
+        </w:rPr>
+        <w:t xml:space="preserve">Dashboard</w:t>
+      </w:r>
+      <w:r>
+        <w:t xml:space="preserve"> </w:t>
+      </w:r>
+      <w:r>
+        <w:t xml:space="preserve">— extended</w:t>
+      </w:r>
+      <w:r>
+        <w:t xml:space="preserve"> </w:t>
+      </w:r>
+      <w:r>
+        <w:rPr>
+          <w:rStyle w:val="VerbatimChar"/>
+        </w:rPr>
+        <w:t xml:space="preserve">intersection_map.html</w:t>
+      </w:r>
+      <w:r>
+        <w:t xml:space="preserve"> </w:t>
+      </w:r>
+      <w:r>
+        <w:t xml:space="preserve">with the live layer, three Chart.js</w:t>
+      </w:r>
+      <w:r>
+        <w:t xml:space="preserve"> </w:t>
+      </w:r>
+      <w:r>
+        <w:t xml:space="preserve">panels, pause/resume, and (later) the decision-support panels.</w:t>
+      </w:r>
+    </w:p>
+    <w:p>
+      <w:pPr>
+        <w:numPr>
+          <w:ilvl w:val="0"/>
+          <w:numId w:val="1003"/>
+        </w:numPr>
+        <w:pStyle w:val="Compact"/>
+      </w:pPr>
+      <w:r>
+        <w:rPr>
+          <w:bCs/>
+          <w:b/>
+        </w:rPr>
+        <w:t xml:space="preserve">Decision-support increments</w:t>
+      </w:r>
+      <w:r>
+        <w:t xml:space="preserve"> </w:t>
+      </w:r>
+      <w:r>
+        <w:t xml:space="preserve">— incident injection (</w:t>
+      </w:r>
+      <w:r>
+        <w:rPr>
+          <w:rStyle w:val="VerbatimChar"/>
+        </w:rPr>
+        <w:t xml:space="preserve">incidents.py</w:t>
+      </w:r>
+      <w:r>
+        <w:t xml:space="preserve">), scenario-tagged</w:t>
+      </w:r>
+      <w:r>
+        <w:t xml:space="preserve"> </w:t>
+      </w:r>
+      <w:r>
+        <w:t xml:space="preserve">metrics + compare view, congestion-alert overlay, live click-to-inject with a</w:t>
+      </w:r>
+      <w:r>
+        <w:t xml:space="preserve"> </w:t>
+      </w:r>
+      <w:r>
+        <w:t xml:space="preserve">Close&lt;-&gt;Reopen toggle, an impact report, and GUI scenario control (</w:t>
+      </w:r>
+      <w:r>
+        <w:rPr>
+          <w:rStyle w:val="VerbatimChar"/>
+        </w:rPr>
+        <w:t xml:space="preserve">control_server.py</w:t>
+      </w:r>
+      <w:r>
+        <w:t xml:space="preserve">).</w:t>
+      </w:r>
+    </w:p>
+    <w:p>
+      <w:pPr>
+        <w:numPr>
+          <w:ilvl w:val="0"/>
+          <w:numId w:val="1003"/>
+        </w:numPr>
+        <w:pStyle w:val="Compact"/>
+      </w:pPr>
+      <w:r>
+        <w:rPr>
+          <w:bCs/>
+          <w:b/>
+        </w:rPr>
+        <w:t xml:space="preserve">Packaging &amp; CI</w:t>
+      </w:r>
+      <w:r>
+        <w:t xml:space="preserve"> </w:t>
+      </w:r>
+      <w:r>
+        <w:t xml:space="preserve">— Docker Compose one-command stack (</w:t>
+      </w:r>
+      <w:r>
+        <w:rPr>
+          <w:rStyle w:val="VerbatimChar"/>
+        </w:rPr>
+        <w:t xml:space="preserve">docker-compose.yml</w:t>
+      </w:r>
+      <w:r>
+        <w:t xml:space="preserve">,</w:t>
+      </w:r>
+      <w:r>
+        <w:t xml:space="preserve"> </w:t>
+      </w:r>
+      <w:r>
+        <w:rPr>
+          <w:rStyle w:val="VerbatimChar"/>
+        </w:rPr>
+        <w:t xml:space="preserve">docker/</w:t>
+      </w:r>
+      <w:r>
+        <w:t xml:space="preserve">), one-command host launchers (</w:t>
+      </w:r>
+      <w:r>
+        <w:rPr>
+          <w:rStyle w:val="VerbatimChar"/>
+        </w:rPr>
+        <w:t xml:space="preserve">start_demo.sh</w:t>
+      </w:r>
+      <w:r>
+        <w:t xml:space="preserve">/</w:t>
+      </w:r>
+      <w:r>
+        <w:rPr>
+          <w:rStyle w:val="VerbatimChar"/>
+        </w:rPr>
+        <w:t xml:space="preserve">stop_demo.sh</w:t>
+      </w:r>
+      <w:r>
+        <w:t xml:space="preserve">), and GitHub</w:t>
+      </w:r>
+      <w:r>
+        <w:t xml:space="preserve"> </w:t>
+      </w:r>
+      <w:r>
+        <w:t xml:space="preserve">Actions CI.</w:t>
+      </w:r>
+    </w:p>
+    <w:p>
+      <w:pPr>
+        <w:pStyle w:val="FirstParagraph"/>
+      </w:pPr>
+      <w:r>
+        <w:rPr>
+          <w:bCs/>
+          <w:b/>
+        </w:rPr>
+        <w:t xml:space="preserve">Replicating the work.</w:t>
+      </w:r>
+      <w:r>
+        <w:t xml:space="preserve"> </w:t>
+      </w:r>
+      <w:r>
+        <w:t xml:space="preserve">The repository is self-contained:</w:t>
+      </w:r>
+      <w:r>
+        <w:t xml:space="preserve"> </w:t>
+      </w:r>
+      <w:r>
+        <w:rPr>
+          <w:rStyle w:val="VerbatimChar"/>
+        </w:rPr>
+        <w:t xml:space="preserve">git clone</w:t>
+      </w:r>
+      <w:r>
+        <w:t xml:space="preserve">, then</w:t>
+      </w:r>
+      <w:r>
+        <w:t xml:space="preserve"> </w:t>
+      </w:r>
+      <w:r>
+        <w:rPr>
+          <w:rStyle w:val="VerbatimChar"/>
+        </w:rPr>
+        <w:t xml:space="preserve">docker compose up</w:t>
+      </w:r>
+      <w:r>
+        <w:t xml:space="preserve"> </w:t>
+      </w:r>
+      <w:r>
+        <w:t xml:space="preserve">builds and runs the whole stack locally (only Docker required), or</w:t>
+      </w:r>
+      <w:r>
+        <w:t xml:space="preserve"> </w:t>
+      </w:r>
+      <w:r>
+        <w:rPr>
+          <w:rStyle w:val="VerbatimChar"/>
+        </w:rPr>
+        <w:t xml:space="preserve">start_demo.sh</w:t>
+      </w:r>
+      <w:r>
+        <w:t xml:space="preserve"> </w:t>
+      </w:r>
+      <w:r>
+        <w:t xml:space="preserve">runs it from host processes on a machine with Python + SUMO; the cloud</w:t>
+      </w:r>
+      <w:r>
+        <w:t xml:space="preserve"> </w:t>
+      </w:r>
+      <w:r>
+        <w:t xml:space="preserve">side is</w:t>
+      </w:r>
+      <w:r>
+        <w:t xml:space="preserve"> </w:t>
+      </w:r>
+      <w:r>
+        <w:rPr>
+          <w:rStyle w:val="VerbatimChar"/>
+        </w:rPr>
+        <w:t xml:space="preserve">terraform apply</w:t>
+      </w:r>
+      <w:r>
+        <w:t xml:space="preserve"> </w:t>
+      </w:r>
+      <w:r>
+        <w:t xml:space="preserve">in</w:t>
+      </w:r>
+      <w:r>
+        <w:t xml:space="preserve"> </w:t>
+      </w:r>
+      <w:r>
+        <w:rPr>
+          <w:rStyle w:val="VerbatimChar"/>
+        </w:rPr>
+        <w:t xml:space="preserve">infra/</w:t>
+      </w:r>
+      <w:r>
+        <w:t xml:space="preserve">. Step-by-step guides are in</w:t>
+      </w:r>
+      <w:r>
+        <w:t xml:space="preserve"> </w:t>
+      </w:r>
+      <w:r>
+        <w:rPr>
+          <w:rStyle w:val="VerbatimChar"/>
+        </w:rPr>
+        <w:t xml:space="preserve">DOCKER.md</w:t>
+      </w:r>
+      <w:r>
+        <w:t xml:space="preserve">,</w:t>
+      </w:r>
+      <w:r>
+        <w:t xml:space="preserve"> </w:t>
+      </w:r>
+      <w:r>
+        <w:rPr>
+          <w:rStyle w:val="VerbatimChar"/>
+        </w:rPr>
+        <w:t xml:space="preserve">running_guide.md</w:t>
+      </w:r>
+      <w:r>
+        <w:t xml:space="preserve">, and</w:t>
+      </w:r>
+      <w:r>
+        <w:t xml:space="preserve"> </w:t>
+      </w:r>
+      <w:r>
+        <w:rPr>
+          <w:rStyle w:val="VerbatimChar"/>
+        </w:rPr>
+        <w:t xml:space="preserve">infra/README.md</w:t>
+      </w:r>
+      <w:r>
+        <w:t xml:space="preserve">.</w:t>
+      </w:r>
+    </w:p>
+    <w:p>
+      <w:pPr>
+        <w:pStyle w:val="BodyText"/>
+      </w:pPr>
+      <w:r>
+        <w:rPr>
+          <w:bCs/>
+          <w:b/>
+        </w:rPr>
+        <w:t xml:space="preserve">Artefacts produced.</w:t>
+      </w:r>
+      <w:r>
+        <w:t xml:space="preserve"> </w:t>
+      </w:r>
+      <w:r>
+        <w:t xml:space="preserve">The decision-support digital-twin system itself (the headline</w:t>
+      </w:r>
+      <w:r>
+        <w:t xml:space="preserve"> </w:t>
+      </w:r>
+      <w:r>
+        <w:t xml:space="preserve">artefact); ~33 Python modules; a ~1,600-line dashboard; 12 Terraform files + Lambda</w:t>
+      </w:r>
+      <w:r>
+        <w:t xml:space="preserve"> </w:t>
+      </w:r>
+      <w:r>
+        <w:t xml:space="preserve">functions; 91 unit tests; Docker/CI configuration; and layered documentation</w:t>
+      </w:r>
+      <w:r>
+        <w:t xml:space="preserve"> </w:t>
+      </w:r>
+      <w:r>
+        <w:t xml:space="preserve">(README, ARCHITECTURE, DOCKER, METRICS_REPLAY, running_guide, CHECKLIST, CLAUDE.md).</w:t>
+      </w:r>
+    </w:p>
+    <w:p>
+      <w:r>
+        <w:pict>
+          <v:rect style="width:0;height:1.5pt" o:hralign="center" o:hrstd="t" o:hr="t"/>
+        </w:pict>
+      </w:r>
+    </w:p>
+    <w:bookmarkEnd w:id="39"/>
+    <w:bookmarkEnd w:id="40"/>
+    <w:bookmarkStart w:id="43" w:name="results-and-outcomes"/>
+    <w:p>
+      <w:pPr>
+        <w:pStyle w:val="Heading1"/>
+      </w:pPr>
+      <w:r>
+        <w:t xml:space="preserve">4. RESULTS AND OUTCOMES</w:t>
+      </w:r>
+    </w:p>
+    <w:bookmarkStart w:id="41" w:name="evidence-of-deliverables"/>
+    <w:p>
+      <w:pPr>
+        <w:pStyle w:val="Heading2"/>
+      </w:pPr>
+      <w:r>
+        <w:t xml:space="preserve">4.1. Evidence of Deliverables</w:t>
+      </w:r>
+    </w:p>
+    <w:p>
+      <w:pPr>
+        <w:pStyle w:val="FirstParagraph"/>
+      </w:pPr>
+      <w:r>
+        <w:rPr>
+          <w:bCs/>
+          <w:b/>
+        </w:rPr>
+        <w:t xml:space="preserve">Requirements met.</w:t>
+      </w:r>
+      <w:r>
+        <w:t xml:space="preserve"> </w:t>
+      </w:r>
+      <w:r>
+        <w:t xml:space="preserve">The table below maps the proposal’s objectives to what was</w:t>
+      </w:r>
+      <w:r>
+        <w:t xml:space="preserve"> </w:t>
+      </w:r>
+      <w:r>
+        <w:t xml:space="preserve">delivered and the evidence for each.</w:t>
+      </w:r>
+    </w:p>
+    <w:tbl>
+      <w:tblPr>
+        <w:tblStyle w:val="Table"/>
+        <w:tblW w:type="pct" w:w="5000"/>
+        <w:tblLook w:firstRow="1" w:lastRow="0" w:firstColumn="0" w:lastColumn="0" w:noHBand="0" w:noVBand="0" w:val="0020"/>
+        <w:jc w:val="start"/>
+      </w:tblPr>
+      <w:tblGrid>
+        <w:gridCol w:w="2640"/>
+        <w:gridCol w:w="2640"/>
+        <w:gridCol w:w="2640"/>
+      </w:tblGrid>
+      <w:tr>
+        <w:trPr>
+          <w:tblHeader w:val="true"/>
+        </w:trPr>
+        <w:tc>
+          <w:tcPr/>
+          <w:p>
+            <w:pPr>
+              <w:pStyle w:val="Compact"/>
+              <w:jc w:val="left"/>
+            </w:pPr>
+            <w:r>
               <w:t xml:space="preserve">Objective</w:t>
             </w:r>
           </w:p>
@@ -5148,7 +5502,7 @@
     <w:tbl>
       <w:tblPr>
         <w:tblStyle w:val="Table"/>
-        <w:tblW w:type="auto" w:w="0"/>
+        <w:tblW w:type="pct" w:w="5000"/>
         <w:tblLook w:firstRow="1" w:lastRow="0" w:firstColumn="0" w:lastColumn="0" w:noHBand="0" w:noVBand="0" w:val="0020"/>
         <w:jc w:val="start"/>
       </w:tblPr>
@@ -5575,7 +5929,7 @@
           <w:iCs/>
           <w:i/>
         </w:rPr>
-        <w:t xml:space="preserve">Figure 2. Live dashboard — speed-coloured vehicles on the CBD map with the three live</w:t>
+        <w:t xml:space="preserve">Figure 3. Live dashboard — speed-coloured vehicles on the CBD map with the three live</w:t>
       </w:r>
       <w:r>
         <w:rPr>
@@ -5605,7 +5959,7 @@
           <w:iCs/>
           <w:i/>
         </w:rPr>
-        <w:t xml:space="preserve">Figure 3. Compare view — baseline vs incident overlaid for a metric, with the</w:t>
+        <w:t xml:space="preserve">Figure 4. Compare view — baseline vs incident overlaid for a metric, with the</w:t>
       </w:r>
       <w:r>
         <w:rPr>
@@ -5635,7 +5989,7 @@
           <w:iCs/>
           <w:i/>
         </w:rPr>
-        <w:t xml:space="preserve">Figure 4. Impact report — baseline-vs-incident table with directional deltas.</w:t>
+        <w:t xml:space="preserve">Figure 5. Impact report — baseline-vs-incident table with directional deltas.</w:t>
       </w:r>
     </w:p>
     <w:p>
@@ -5651,7 +6005,7 @@
           <w:iCs/>
           <w:i/>
         </w:rPr>
-        <w:t xml:space="preserve">Figure 5. Congestion-alert overlay — slow segments flagged red on the network.</w:t>
+        <w:t xml:space="preserve">Figure 6. Congestion-alert overlay — slow segments flagged red on the network.</w:t>
       </w:r>
     </w:p>
     <w:p>
@@ -5721,8 +6075,8 @@
         <w:t xml:space="preserve">This prints Table 1 as Markdown (means, peaks, deltas vs baseline), ready to paste.</w:t>
       </w:r>
     </w:p>
-    <w:bookmarkEnd w:id="39"/>
-    <w:bookmarkStart w:id="40" w:name="X5044373dba63eb7897379904086602b8b483b82"/>
+    <w:bookmarkEnd w:id="41"/>
+    <w:bookmarkStart w:id="42" w:name="testing-validation"/>
     <w:p>
       <w:pPr>
         <w:pStyle w:val="Heading2"/>
@@ -6120,7 +6474,7 @@
         <w:t xml:space="preserve"> </w:t>
       </w:r>
       <w:r>
-        <w:t xml:space="preserve">vehicle counts to confirm the pipeline keeps pace with the simulation's step rate (a</w:t>
+        <w:t xml:space="preserve">vehicle counts to confirm the pipeline keeps pace with the simulation’s step rate (a</w:t>
       </w:r>
       <w:r>
         <w:t xml:space="preserve"> </w:t>
@@ -6183,9 +6537,9 @@
         </w:pict>
       </w:r>
     </w:p>
-    <w:bookmarkEnd w:id="40"/>
-    <w:bookmarkEnd w:id="41"/>
-    <w:bookmarkStart w:id="45" w:name="Xcbf11b2b3f738df5e111986abb242449dfd6b19"/>
+    <w:bookmarkEnd w:id="42"/>
+    <w:bookmarkEnd w:id="43"/>
+    <w:bookmarkStart w:id="47" w:name="reflections"/>
     <w:p>
       <w:pPr>
         <w:pStyle w:val="Heading1"/>
@@ -6194,7 +6548,7 @@
         <w:t xml:space="preserve">5. REFLECTIONS</w:t>
       </w:r>
     </w:p>
-    <w:bookmarkStart w:id="42" w:name="X712b2bc5612529eebdd74921464678af5c38850"/>
+    <w:bookmarkStart w:id="44" w:name="reflections-1"/>
     <w:p>
       <w:pPr>
         <w:pStyle w:val="Heading2"/>
@@ -6260,7 +6614,22 @@
         <w:t xml:space="preserve"> </w:t>
       </w:r>
       <w:r>
-        <w:t xml:space="preserve">that replaying historical counts was hard to defend as "real", and re-aimed the extension</w:t>
+        <w:t xml:space="preserve">that replaying historical counts was hard to defend as</w:t>
+      </w:r>
+      <w:r>
+        <w:t xml:space="preserve"> </w:t>
+      </w:r>
+      <w:r>
+        <w:t xml:space="preserve">“</w:t>
+      </w:r>
+      <w:r>
+        <w:t xml:space="preserve">real</w:t>
+      </w:r>
+      <w:r>
+        <w:t xml:space="preserve">”</w:t>
+      </w:r>
+      <w:r>
+        <w:t xml:space="preserve">, and re-aimed the extension</w:t>
       </w:r>
       <w:r>
         <w:t xml:space="preserve"> </w:t>
@@ -6375,8 +6744,8 @@
         <w:t xml:space="preserve">budget, documenting honestly (including limitations), and communicating decisions.</w:t>
       </w:r>
     </w:p>
-    <w:bookmarkEnd w:id="42"/>
-    <w:bookmarkStart w:id="43" w:name="Xa8f80a472acf092f858928a1d9277d1899fb175"/>
+    <w:bookmarkEnd w:id="44"/>
+    <w:bookmarkStart w:id="45" w:name="use-of-generative-ai"/>
     <w:p>
       <w:pPr>
         <w:pStyle w:val="Heading2"/>
@@ -6474,7 +6843,7 @@
         <w:t xml:space="preserve"> </w:t>
       </w:r>
       <w:r>
-        <w:t xml:space="preserve">correcting for this project's specifics (e.g. SUMO/AWS quirks). I treated its output as a</w:t>
+        <w:t xml:space="preserve">correcting for this project’s specifics (e.g. SUMO/AWS quirks). I treated its output as a</w:t>
       </w:r>
       <w:r>
         <w:t xml:space="preserve"> </w:t>
@@ -6515,8 +6884,8 @@
         <w:t xml:space="preserve">submission.)</w:t>
       </w:r>
     </w:p>
-    <w:bookmarkEnd w:id="43"/>
-    <w:bookmarkStart w:id="44" w:name="Xfefe6133434cff1317c905679d9b3b923cd3a07"/>
+    <w:bookmarkEnd w:id="45"/>
+    <w:bookmarkStart w:id="46" w:name="conclusions"/>
     <w:p>
       <w:pPr>
         <w:pStyle w:val="Heading2"/>
@@ -6588,7 +6957,25 @@
         <w:t xml:space="preserve"> </w:t>
       </w:r>
       <w:r>
-        <w:t xml:space="preserve">Incidents are synthetic (no live sensor feed); a "closed" edge caps</w:t>
+        <w:t xml:space="preserve">Incidents are synthetic (no live sensor feed); a</w:t>
+      </w:r>
+      <w:r>
+        <w:t xml:space="preserve"> </w:t>
+      </w:r>
+      <w:r>
+        <w:t xml:space="preserve">“</w:t>
+      </w:r>
+      <w:r>
+        <w:t xml:space="preserve">closed</w:t>
+      </w:r>
+      <w:r>
+        <w:t xml:space="preserve">”</w:t>
+      </w:r>
+      <w:r>
+        <w:t xml:space="preserve"> </w:t>
+      </w:r>
+      <w:r>
+        <w:t xml:space="preserve">edge caps</w:t>
       </w:r>
       <w:r>
         <w:t xml:space="preserve"> </w:t>
@@ -6694,9 +7081,9 @@
         </w:pict>
       </w:r>
     </w:p>
-    <w:bookmarkEnd w:id="44"/>
-    <w:bookmarkEnd w:id="45"/>
-    <w:bookmarkStart w:id="59" w:name="X37afd669346d4c91657a0928e7ee770faa8e6b0"/>
+    <w:bookmarkEnd w:id="46"/>
+    <w:bookmarkEnd w:id="47"/>
+    <w:bookmarkStart w:id="48" w:name="references"/>
     <w:p>
       <w:pPr>
         <w:pStyle w:val="Heading1"/>
@@ -6728,41 +7115,31 @@
           <w:iCs/>
           <w:i/>
         </w:rPr>
-        <w:t xml:space="preserve">guidance:</w:t>
+        <w:t xml:space="preserve">guidance: https://ltl.lincoln.ac.nz/learning-and-research-skills/writing-and-referencing/referencing/).</w:t>
+      </w:r>
+    </w:p>
+    <w:p>
+      <w:pPr>
+        <w:pStyle w:val="BodyText"/>
+      </w:pPr>
+      <w:r>
+        <w:t xml:space="preserve">Agafonkin, V. (n.d.).</w:t>
+      </w:r>
+      <w:r>
+        <w:t xml:space="preserve"> </w:t>
       </w:r>
       <w:r>
         <w:rPr>
           <w:iCs/>
           <w:i/>
         </w:rPr>
-        <w:t xml:space="preserve"> </w:t>
-      </w:r>
-      <w:hyperlink r:id="rId46">
-        <w:r>
-          <w:rPr>
-            <w:rStyle w:val="Hyperlink"/>
-            <w:iCs/>
-            <w:i/>
-          </w:rPr>
-          <w:t xml:space="preserve">https://ltl.lincoln.ac.nz/learning-and-research-skills/writing-and-referencing/referencing/</w:t>
-        </w:r>
-      </w:hyperlink>
+        <w:t xml:space="preserve">Leaflet: An open-source JavaScript library for mobile-friendly</w:t>
+      </w:r>
       <w:r>
         <w:rPr>
           <w:iCs/>
           <w:i/>
         </w:rPr>
-        <w:t xml:space="preserve">).</w:t>
-      </w:r>
-    </w:p>
-    <w:p>
-      <w:pPr>
-        <w:pStyle w:val="BodyText"/>
-      </w:pPr>
-      <w:r>
-        <w:t xml:space="preserve">Agafonkin, V. (n.d.).</w:t>
-      </w:r>
-      <w:r>
         <w:t xml:space="preserve"> </w:t>
       </w:r>
       <w:r>
@@ -6770,13 +7147,47 @@
           <w:iCs/>
           <w:i/>
         </w:rPr>
-        <w:t xml:space="preserve">Leaflet: An open-source JavaScript library for mobile-friendly</w:t>
+        <w:t xml:space="preserve">interactive maps</w:t>
+      </w:r>
+      <w:r>
+        <w:t xml:space="preserve">. Retrieved October 12, 2026, from https://leafletjs.com/</w:t>
+      </w:r>
+    </w:p>
+    <w:p>
+      <w:pPr>
+        <w:pStyle w:val="BodyText"/>
+      </w:pPr>
+      <w:r>
+        <w:t xml:space="preserve">Amazon Web Services. (n.d.).</w:t>
+      </w:r>
+      <w:r>
+        <w:t xml:space="preserve"> </w:t>
       </w:r>
       <w:r>
         <w:rPr>
           <w:iCs/>
           <w:i/>
         </w:rPr>
+        <w:t xml:space="preserve">AWS documentation</w:t>
+      </w:r>
+      <w:r>
+        <w:t xml:space="preserve">. Retrieved October 12, 2026, from</w:t>
+      </w:r>
+      <w:r>
+        <w:t xml:space="preserve"> </w:t>
+      </w:r>
+      <w:r>
+        <w:t xml:space="preserve">https://docs.aws.amazon.com/</w:t>
+      </w:r>
+    </w:p>
+    <w:p>
+      <w:pPr>
+        <w:pStyle w:val="BodyText"/>
+      </w:pPr>
+      <w:r>
+        <w:t xml:space="preserve">Chart.js contributors. (n.d.).</w:t>
+      </w:r>
+      <w:r>
         <w:t xml:space="preserve"> </w:t>
       </w:r>
       <w:r>
@@ -6784,7 +7195,7 @@
           <w:iCs/>
           <w:i/>
         </w:rPr>
-        <w:t xml:space="preserve">interactive maps</w:t>
+        <w:t xml:space="preserve">Chart.js documentation</w:t>
       </w:r>
       <w:r>
         <w:t xml:space="preserve">. Retrieved October 12, 2026, from</w:t>
@@ -6792,21 +7203,16 @@
       <w:r>
         <w:t xml:space="preserve"> </w:t>
       </w:r>
-      <w:hyperlink r:id="rId47">
-        <w:r>
-          <w:rPr>
-            <w:rStyle w:val="Hyperlink"/>
-          </w:rPr>
-          <w:t xml:space="preserve">https://leafletjs.com/</w:t>
-        </w:r>
-      </w:hyperlink>
+      <w:r>
+        <w:t xml:space="preserve">https://www.chartjs.org/docs/latest/</w:t>
+      </w:r>
     </w:p>
     <w:p>
       <w:pPr>
         <w:pStyle w:val="BodyText"/>
       </w:pPr>
       <w:r>
-        <w:t xml:space="preserve">Amazon Web Services. (n.d.).</w:t>
+        <w:t xml:space="preserve">Christchurch City Council. (n.d.).</w:t>
       </w:r>
       <w:r>
         <w:t xml:space="preserve"> </w:t>
@@ -6816,29 +7222,24 @@
           <w:iCs/>
           <w:i/>
         </w:rPr>
-        <w:t xml:space="preserve">AWS documentation</w:t>
-      </w:r>
-      <w:r>
-        <w:t xml:space="preserve">. Retrieved October 12, 2026, from</w:t>
-      </w:r>
-      <w:r>
-        <w:t xml:space="preserve"> </w:t>
-      </w:r>
-      <w:hyperlink r:id="rId48">
-        <w:r>
-          <w:rPr>
-            <w:rStyle w:val="Hyperlink"/>
-          </w:rPr>
-          <w:t xml:space="preserve">https://docs.aws.amazon.com/</w:t>
-        </w:r>
-      </w:hyperlink>
+        <w:t xml:space="preserve">Intersection traffic counts database</w:t>
+      </w:r>
+      <w:r>
+        <w:t xml:space="preserve">. Retrieved</w:t>
+      </w:r>
+      <w:r>
+        <w:t xml:space="preserve"> </w:t>
+      </w:r>
+      <w:r>
+        <w:t xml:space="preserve">October 12, 2026, from https://ccc.govt.nz/transport/improving-our-transport-and-roads/traffic-count-data/intersection-traffic-counts-database</w:t>
+      </w:r>
     </w:p>
     <w:p>
       <w:pPr>
         <w:pStyle w:val="BodyText"/>
       </w:pPr>
       <w:r>
-        <w:t xml:space="preserve">Chart.js contributors. (n.d.).</w:t>
+        <w:t xml:space="preserve">Deng, H.-W., Salek, M. S., Rahman, M., Chowdhury, M., Shue, M., &amp; Apon, A. W. (2024).</w:t>
       </w:r>
       <w:r>
         <w:t xml:space="preserve"> </w:t>
@@ -6848,69 +7249,13 @@
           <w:iCs/>
           <w:i/>
         </w:rPr>
-        <w:t xml:space="preserve">Chart.js documentation</w:t>
-      </w:r>
-      <w:r>
-        <w:t xml:space="preserve">. Retrieved October 12, 2026, from</w:t>
-      </w:r>
-      <w:r>
-        <w:t xml:space="preserve"> </w:t>
-      </w:r>
-      <w:hyperlink r:id="rId49">
-        <w:r>
-          <w:rPr>
-            <w:rStyle w:val="Hyperlink"/>
-          </w:rPr>
-          <w:t xml:space="preserve">https://www.chartjs.org/docs/latest/</w:t>
-        </w:r>
-      </w:hyperlink>
-    </w:p>
-    <w:p>
-      <w:pPr>
-        <w:pStyle w:val="BodyText"/>
-      </w:pPr>
-      <w:r>
-        <w:t xml:space="preserve">Christchurch City Council. (n.d.).</w:t>
-      </w:r>
-      <w:r>
-        <w:t xml:space="preserve"> </w:t>
+        <w:t xml:space="preserve">Leveraging public cloud infrastructure for real-time connected vehicle speed advisory at</w:t>
       </w:r>
       <w:r>
         <w:rPr>
           <w:iCs/>
           <w:i/>
         </w:rPr>
-        <w:t xml:space="preserve">Intersection traffic counts database</w:t>
-      </w:r>
-      <w:r>
-        <w:t xml:space="preserve">. Retrieved</w:t>
-      </w:r>
-      <w:r>
-        <w:t xml:space="preserve"> </w:t>
-      </w:r>
-      <w:r>
-        <w:t xml:space="preserve">October 12, 2026, from</w:t>
-      </w:r>
-      <w:r>
-        <w:t xml:space="preserve"> </w:t>
-      </w:r>
-      <w:hyperlink r:id="rId50">
-        <w:r>
-          <w:rPr>
-            <w:rStyle w:val="Hyperlink"/>
-          </w:rPr>
-          <w:t xml:space="preserve">https://ccc.govt.nz/transport/improving-our-transport-and-roads/traffic-count-data/intersection-traffic-counts-database</w:t>
-        </w:r>
-      </w:hyperlink>
-    </w:p>
-    <w:p>
-      <w:pPr>
-        <w:pStyle w:val="BodyText"/>
-      </w:pPr>
-      <w:r>
-        <w:t xml:space="preserve">Deng, H.-W., Salek, M. S., Rahman, M., Chowdhury, M., Shue, M., &amp; Apon, A. W. (2024).</w:t>
-      </w:r>
-      <w:r>
         <w:t xml:space="preserve"> </w:t>
       </w:r>
       <w:r>
@@ -6918,13 +7263,47 @@
           <w:iCs/>
           <w:i/>
         </w:rPr>
-        <w:t xml:space="preserve">Leveraging public cloud infrastructure for real-time connected vehicle speed advisory at</w:t>
+        <w:t xml:space="preserve">a signalized corridor</w:t>
+      </w:r>
+      <w:r>
+        <w:t xml:space="preserve">. arXiv. https://arxiv.org/abs/2401.16545</w:t>
+      </w:r>
+    </w:p>
+    <w:p>
+      <w:pPr>
+        <w:pStyle w:val="BodyText"/>
+      </w:pPr>
+      <w:r>
+        <w:t xml:space="preserve">Docker, Inc. (n.d.).</w:t>
+      </w:r>
+      <w:r>
+        <w:t xml:space="preserve"> </w:t>
       </w:r>
       <w:r>
         <w:rPr>
           <w:iCs/>
           <w:i/>
         </w:rPr>
+        <w:t xml:space="preserve">Docker documentation</w:t>
+      </w:r>
+      <w:r>
+        <w:t xml:space="preserve">. Retrieved October 12, 2026, from</w:t>
+      </w:r>
+      <w:r>
+        <w:t xml:space="preserve"> </w:t>
+      </w:r>
+      <w:r>
+        <w:t xml:space="preserve">https://docs.docker.com/</w:t>
+      </w:r>
+    </w:p>
+    <w:p>
+      <w:pPr>
+        <w:pStyle w:val="BodyText"/>
+      </w:pPr>
+      <w:r>
+        <w:t xml:space="preserve">German Aerospace Center (DLR). (n.d.).</w:t>
+      </w:r>
+      <w:r>
         <w:t xml:space="preserve"> </w:t>
       </w:r>
       <w:r>
@@ -6932,29 +7311,24 @@
           <w:iCs/>
           <w:i/>
         </w:rPr>
-        <w:t xml:space="preserve">a signalized corridor</w:t>
-      </w:r>
-      <w:r>
-        <w:t xml:space="preserve">. arXiv.</w:t>
-      </w:r>
-      <w:r>
-        <w:t xml:space="preserve"> </w:t>
-      </w:r>
-      <w:hyperlink r:id="rId51">
-        <w:r>
-          <w:rPr>
-            <w:rStyle w:val="Hyperlink"/>
-          </w:rPr>
-          <w:t xml:space="preserve">https://arxiv.org/abs/2401.16545</w:t>
-        </w:r>
-      </w:hyperlink>
+        <w:t xml:space="preserve">SUMO documentation</w:t>
+      </w:r>
+      <w:r>
+        <w:t xml:space="preserve">. Retrieved October 12, 2026,</w:t>
+      </w:r>
+      <w:r>
+        <w:t xml:space="preserve"> </w:t>
+      </w:r>
+      <w:r>
+        <w:t xml:space="preserve">from https://sumo.dlr.de/docs/</w:t>
+      </w:r>
     </w:p>
     <w:p>
       <w:pPr>
         <w:pStyle w:val="BodyText"/>
       </w:pPr>
       <w:r>
-        <w:t xml:space="preserve">Docker, Inc. (n.d.).</w:t>
+        <w:t xml:space="preserve">HashiCorp. (n.d.).</w:t>
       </w:r>
       <w:r>
         <w:t xml:space="preserve"> </w:t>
@@ -6964,7 +7338,7 @@
           <w:iCs/>
           <w:i/>
         </w:rPr>
-        <w:t xml:space="preserve">Docker documentation</w:t>
+        <w:t xml:space="preserve">Terraform documentation</w:t>
       </w:r>
       <w:r>
         <w:t xml:space="preserve">. Retrieved October 12, 2026, from</w:t>
@@ -6972,21 +7346,16 @@
       <w:r>
         <w:t xml:space="preserve"> </w:t>
       </w:r>
-      <w:hyperlink r:id="rId52">
-        <w:r>
-          <w:rPr>
-            <w:rStyle w:val="Hyperlink"/>
-          </w:rPr>
-          <w:t xml:space="preserve">https://docs.docker.com/</w:t>
-        </w:r>
-      </w:hyperlink>
+      <w:r>
+        <w:t xml:space="preserve">https://developer.hashicorp.com/terraform/docs</w:t>
+      </w:r>
     </w:p>
     <w:p>
       <w:pPr>
         <w:pStyle w:val="BodyText"/>
       </w:pPr>
       <w:r>
-        <w:t xml:space="preserve">German Aerospace Center (DLR). (n.d.).</w:t>
+        <w:t xml:space="preserve">InfluxData. (n.d.).</w:t>
       </w:r>
       <w:r>
         <w:t xml:space="preserve"> </w:t>
@@ -6996,35 +7365,24 @@
           <w:iCs/>
           <w:i/>
         </w:rPr>
-        <w:t xml:space="preserve">SUMO documentation</w:t>
-      </w:r>
-      <w:r>
-        <w:t xml:space="preserve">. Retrieved October 12, 2026,</w:t>
-      </w:r>
-      <w:r>
-        <w:t xml:space="preserve"> </w:t>
-      </w:r>
-      <w:r>
-        <w:t xml:space="preserve">from</w:t>
-      </w:r>
-      <w:r>
-        <w:t xml:space="preserve"> </w:t>
-      </w:r>
-      <w:hyperlink r:id="rId53">
-        <w:r>
-          <w:rPr>
-            <w:rStyle w:val="Hyperlink"/>
-          </w:rPr>
-          <w:t xml:space="preserve">https://sumo.dlr.de/docs/</w:t>
-        </w:r>
-      </w:hyperlink>
+        <w:t xml:space="preserve">InfluxDB Cloud documentation</w:t>
+      </w:r>
+      <w:r>
+        <w:t xml:space="preserve">. Retrieved October 12, 2026, from</w:t>
+      </w:r>
+      <w:r>
+        <w:t xml:space="preserve"> </w:t>
+      </w:r>
+      <w:r>
+        <w:t xml:space="preserve">https://docs.influxdata.com/influxdb/cloud/</w:t>
+      </w:r>
     </w:p>
     <w:p>
       <w:pPr>
         <w:pStyle w:val="BodyText"/>
       </w:pPr>
       <w:r>
-        <w:t xml:space="preserve">HashiCorp. (n.d.).</w:t>
+        <w:t xml:space="preserve">keshu-bara. (2025).</w:t>
       </w:r>
       <w:r>
         <w:t xml:space="preserve"> </w:t>
@@ -7034,29 +7392,39 @@
           <w:iCs/>
           <w:i/>
         </w:rPr>
-        <w:t xml:space="preserve">Terraform documentation</w:t>
-      </w:r>
-      <w:r>
-        <w:t xml:space="preserve">. Retrieved October 12, 2026, from</w:t>
-      </w:r>
-      <w:r>
-        <w:t xml:space="preserve"> </w:t>
-      </w:r>
-      <w:hyperlink r:id="rId54">
-        <w:r>
-          <w:rPr>
-            <w:rStyle w:val="Hyperlink"/>
-          </w:rPr>
-          <w:t xml:space="preserve">https://developer.hashicorp.com/terraform/docs</w:t>
-        </w:r>
-      </w:hyperlink>
+        <w:t xml:space="preserve">Intelligent-Traffic-Management-System</w:t>
+      </w:r>
+      <w:r>
+        <w:t xml:space="preserve"> </w:t>
+      </w:r>
+      <w:r>
+        <w:t xml:space="preserve">[Computer software]. GitHub.</w:t>
+      </w:r>
+      <w:r>
+        <w:t xml:space="preserve"> </w:t>
+      </w:r>
+      <w:r>
+        <w:t xml:space="preserve">https://github.com/keshu-bara/Intelligent-Traffic-Management-System</w:t>
+      </w:r>
     </w:p>
     <w:p>
       <w:pPr>
         <w:pStyle w:val="BodyText"/>
       </w:pPr>
       <w:r>
-        <w:t xml:space="preserve">InfluxData. (n.d.).</w:t>
+        <w:t xml:space="preserve">Lopez, P. A., Behrisch, M., Bieker-Walz, L., Erdmann, J., Flötteröd, Y.-P., Hilbrich, R.,</w:t>
+      </w:r>
+      <w:r>
+        <w:t xml:space="preserve"> </w:t>
+      </w:r>
+      <w:r>
+        <w:t xml:space="preserve">Lücken, L., Rummel, J., Wagner, P., &amp; Wießner, E. (2018). Microscopic traffic simulation</w:t>
+      </w:r>
+      <w:r>
+        <w:t xml:space="preserve"> </w:t>
+      </w:r>
+      <w:r>
+        <w:t xml:space="preserve">using SUMO. In</w:t>
       </w:r>
       <w:r>
         <w:t xml:space="preserve"> </w:t>
@@ -7066,78 +7434,13 @@
           <w:iCs/>
           <w:i/>
         </w:rPr>
-        <w:t xml:space="preserve">InfluxDB Cloud documentation</w:t>
-      </w:r>
-      <w:r>
-        <w:t xml:space="preserve">. Retrieved October 12, 2026, from</w:t>
-      </w:r>
-      <w:r>
-        <w:t xml:space="preserve"> </w:t>
-      </w:r>
-      <w:hyperlink r:id="rId55">
-        <w:r>
-          <w:rPr>
-            <w:rStyle w:val="Hyperlink"/>
-          </w:rPr>
-          <w:t xml:space="preserve">https://docs.influxdata.com/influxdb/cloud/</w:t>
-        </w:r>
-      </w:hyperlink>
-    </w:p>
-    <w:p>
-      <w:pPr>
-        <w:pStyle w:val="BodyText"/>
-      </w:pPr>
-      <w:r>
-        <w:t xml:space="preserve">keshu-bara. (2025).</w:t>
-      </w:r>
-      <w:r>
-        <w:t xml:space="preserve"> </w:t>
+        <w:t xml:space="preserve">2018 21st International Conference on Intelligent Transportation Systems</w:t>
       </w:r>
       <w:r>
         <w:rPr>
           <w:iCs/>
           <w:i/>
         </w:rPr>
-        <w:t xml:space="preserve">Intelligent-Traffic-Management-System</w:t>
-      </w:r>
-      <w:r>
-        <w:t xml:space="preserve"> </w:t>
-      </w:r>
-      <w:r>
-        <w:t xml:space="preserve">[Computer software]. GitHub.</w:t>
-      </w:r>
-      <w:r>
-        <w:t xml:space="preserve"> </w:t>
-      </w:r>
-      <w:hyperlink r:id="rId56">
-        <w:r>
-          <w:rPr>
-            <w:rStyle w:val="Hyperlink"/>
-          </w:rPr>
-          <w:t xml:space="preserve">https://github.com/keshu-bara/Intelligent-Traffic-Management-System</w:t>
-        </w:r>
-      </w:hyperlink>
-    </w:p>
-    <w:p>
-      <w:pPr>
-        <w:pStyle w:val="BodyText"/>
-      </w:pPr>
-      <w:r>
-        <w:t xml:space="preserve">Lopez, P. A., Behrisch, M., Bieker-Walz, L., Erdmann, J., Flötteröd, Y.-P., Hilbrich, R.,</w:t>
-      </w:r>
-      <w:r>
-        <w:t xml:space="preserve"> </w:t>
-      </w:r>
-      <w:r>
-        <w:t xml:space="preserve">Lücken, L., Rummel, J., Wagner, P., &amp; Wießner, E. (2018). Microscopic traffic simulation</w:t>
-      </w:r>
-      <w:r>
-        <w:t xml:space="preserve"> </w:t>
-      </w:r>
-      <w:r>
-        <w:t xml:space="preserve">using SUMO. In</w:t>
-      </w:r>
-      <w:r>
         <w:t xml:space="preserve"> </w:t>
       </w:r>
       <w:r>
@@ -7145,55 +7448,30 @@
           <w:iCs/>
           <w:i/>
         </w:rPr>
-        <w:t xml:space="preserve">2018 21st International Conference on Intelligent Transportation Systems</w:t>
+        <w:t xml:space="preserve">(ITSC)</w:t>
+      </w:r>
+      <w:r>
+        <w:t xml:space="preserve"> </w:t>
+      </w:r>
+      <w:r>
+        <w:t xml:space="preserve">(pp. 2575–2582). IEEE. https://doi.org/10.1109/ITSC.2018.8569938</w:t>
+      </w:r>
+    </w:p>
+    <w:p>
+      <w:pPr>
+        <w:pStyle w:val="BodyText"/>
+      </w:pPr>
+      <w:r>
+        <w:t xml:space="preserve">OpenStreetMap contributors. (n.d.).</w:t>
+      </w:r>
+      <w:r>
+        <w:t xml:space="preserve"> </w:t>
       </w:r>
       <w:r>
         <w:rPr>
           <w:iCs/>
           <w:i/>
         </w:rPr>
-        <w:t xml:space="preserve"> </w:t>
-      </w:r>
-      <w:r>
-        <w:rPr>
-          <w:iCs/>
-          <w:i/>
-        </w:rPr>
-        <w:t xml:space="preserve">(ITSC)</w:t>
-      </w:r>
-      <w:r>
-        <w:t xml:space="preserve"> </w:t>
-      </w:r>
-      <w:r>
-        <w:t xml:space="preserve">(pp. 2575–2582). IEEE.</w:t>
-      </w:r>
-      <w:r>
-        <w:t xml:space="preserve"> </w:t>
-      </w:r>
-      <w:hyperlink r:id="rId57">
-        <w:r>
-          <w:rPr>
-            <w:rStyle w:val="Hyperlink"/>
-          </w:rPr>
-          <w:t xml:space="preserve">https://doi.org/10.1109/ITSC.2018.8569938</w:t>
-        </w:r>
-      </w:hyperlink>
-    </w:p>
-    <w:p>
-      <w:pPr>
-        <w:pStyle w:val="BodyText"/>
-      </w:pPr>
-      <w:r>
-        <w:t xml:space="preserve">OpenStreetMap contributors. (n.d.).</w:t>
-      </w:r>
-      <w:r>
-        <w:t xml:space="preserve"> </w:t>
-      </w:r>
-      <w:r>
-        <w:rPr>
-          <w:iCs/>
-          <w:i/>
-        </w:rPr>
         <w:t xml:space="preserve">OpenStreetMap</w:t>
       </w:r>
       <w:r>
@@ -7202,14 +7480,9 @@
       <w:r>
         <w:t xml:space="preserve"> </w:t>
       </w:r>
-      <w:hyperlink r:id="rId58">
-        <w:r>
-          <w:rPr>
-            <w:rStyle w:val="Hyperlink"/>
-          </w:rPr>
-          <w:t xml:space="preserve">https://www.openstreetmap.org/</w:t>
-        </w:r>
-      </w:hyperlink>
+      <w:r>
+        <w:t xml:space="preserve">https://www.openstreetmap.org/</w:t>
+      </w:r>
     </w:p>
     <w:p>
       <w:r>
@@ -7218,8 +7491,8 @@
         </w:pict>
       </w:r>
     </w:p>
-    <w:bookmarkEnd w:id="59"/>
-    <w:bookmarkStart w:id="62" w:name="X8cf020d2cfbf480e417545296e44ec21fed2773"/>
+    <w:bookmarkEnd w:id="48"/>
+    <w:bookmarkStart w:id="50" w:name="appendices"/>
     <w:p>
       <w:pPr>
         <w:pStyle w:val="Heading1"/>
@@ -7228,7 +7501,7 @@
         <w:t xml:space="preserve">7. APPENDICES</w:t>
       </w:r>
     </w:p>
-    <w:bookmarkStart w:id="61" w:name="appendix-a--software-project-artefacts"/>
+    <w:bookmarkStart w:id="49" w:name="appendix-a-software-project-artefacts"/>
     <w:p>
       <w:pPr>
         <w:pStyle w:val="Heading2"/>
@@ -7251,14 +7524,9 @@
       <w:r>
         <w:t xml:space="preserve"> </w:t>
       </w:r>
-      <w:hyperlink r:id="rId60">
-        <w:r>
-          <w:rPr>
-            <w:rStyle w:val="Hyperlink"/>
-          </w:rPr>
-          <w:t xml:space="preserve">https://github.com/kyawzinmyolwin/demo_smart_city_digital_twin</w:t>
-        </w:r>
-      </w:hyperlink>
+      <w:r>
+        <w:t xml:space="preserve">https://github.com/kyawzinmyolwin/demo_smart_city_digital_twin</w:t>
+      </w:r>
     </w:p>
     <w:p>
       <w:pPr>
@@ -7293,7 +7561,7 @@
           <w:iCs/>
           <w:i/>
         </w:rPr>
-        <w:t xml:space="preserve">Supplementary evidence to attach here (optional): dashboard screenshots (Figures 2–5),</w:t>
+        <w:t xml:space="preserve">Supplementary evidence to attach here (optional): dashboard screenshots (Figures 3–6),</w:t>
       </w:r>
       <w:r>
         <w:rPr>
@@ -7339,8 +7607,8 @@
         <w:t xml:space="preserve">output for Table 1.</w:t>
       </w:r>
     </w:p>
-    <w:bookmarkEnd w:id="61"/>
-    <w:bookmarkEnd w:id="62"/>
+    <w:bookmarkEnd w:id="49"/>
+    <w:bookmarkEnd w:id="50"/>
     <w:sectPr/>
   </w:body>
 </w:document>

--- a/docs/FINAL_REPORT.docx
+++ b/docs/FINAL_REPORT.docx
@@ -2298,7 +2298,7 @@
     </w:p>
     <w:bookmarkEnd w:id="31"/>
     <w:bookmarkEnd w:id="32"/>
-    <w:bookmarkStart w:id="40" w:name="methods"/>
+    <w:bookmarkStart w:id="43" w:name="methods"/>
     <w:p>
       <w:pPr>
         <w:pStyle w:val="Heading1"/>
@@ -2942,7 +2942,7 @@
       </w:r>
     </w:p>
     <w:bookmarkEnd w:id="33"/>
-    <w:bookmarkStart w:id="37" w:name="design"/>
+    <w:bookmarkStart w:id="40" w:name="design"/>
     <w:p>
       <w:pPr>
         <w:pStyle w:val="Heading2"/>
@@ -3535,8 +3535,224 @@
         <w:t xml:space="preserve">can be compared against the baseline in the dashboard’s Compare and Impact views.</w:t>
       </w:r>
     </w:p>
-    <w:bookmarkEnd w:id="37"/>
-    <w:bookmarkStart w:id="38" w:name="risks-and-challenges"/>
+    <w:p>
+      <w:pPr>
+        <w:pStyle w:val="CaptionedFigure"/>
+      </w:pPr>
+      <w:r>
+        <w:drawing>
+          <wp:inline>
+            <wp:extent cx="5334000" cy="462642"/>
+            <wp:effectExtent b="0" l="0" r="0" t="0"/>
+            <wp:docPr descr="Decision-support control and comparison flow" title="" id="38" name="Picture"/>
+            <a:graphic>
+              <a:graphicData uri="http://schemas.openxmlformats.org/drawingml/2006/picture">
+                <pic:pic>
+                  <pic:nvPicPr>
+                    <pic:cNvPr descr="img/decision_support_flow.png" id="39" name="Picture"/>
+                    <pic:cNvPicPr>
+                      <a:picLocks noChangeArrowheads="1" noChangeAspect="1"/>
+                    </pic:cNvPicPr>
+                  </pic:nvPicPr>
+                  <pic:blipFill>
+                    <a:blip r:embed="rId37"/>
+                    <a:stretch>
+                      <a:fillRect/>
+                    </a:stretch>
+                  </pic:blipFill>
+                  <pic:spPr bwMode="auto">
+                    <a:xfrm>
+                      <a:off x="0" y="0"/>
+                      <a:ext cx="5334000" cy="462642"/>
+                    </a:xfrm>
+                    <a:prstGeom prst="rect">
+                      <a:avLst/>
+                    </a:prstGeom>
+                    <a:noFill/>
+                    <a:ln w="9525">
+                      <a:noFill/>
+                      <a:headEnd/>
+                      <a:tailEnd/>
+                    </a:ln>
+                  </pic:spPr>
+                </pic:pic>
+              </a:graphicData>
+            </a:graphic>
+          </wp:inline>
+        </w:drawing>
+      </w:r>
+    </w:p>
+    <w:p>
+      <w:pPr>
+        <w:pStyle w:val="ImageCaption"/>
+      </w:pPr>
+      <w:r>
+        <w:t xml:space="preserve">Decision-support control and comparison flow</w:t>
+      </w:r>
+    </w:p>
+    <w:p>
+      <w:pPr>
+        <w:pStyle w:val="BodyText"/>
+      </w:pPr>
+      <w:r>
+        <w:rPr>
+          <w:iCs/>
+          <w:i/>
+        </w:rPr>
+        <w:t xml:space="preserve">Figure 7. Decision-support control path. A browser action (named preset or click-a-road</w:t>
+      </w:r>
+      <w:r>
+        <w:rPr>
+          <w:iCs/>
+          <w:i/>
+        </w:rPr>
+        <w:t xml:space="preserve"> </w:t>
+      </w:r>
+      <w:r>
+        <w:rPr>
+          <w:iCs/>
+          <w:i/>
+        </w:rPr>
+        <w:t xml:space="preserve">closure) drives the authenticated cloud control API (API Gateway -&gt; token authorizer -&gt;</w:t>
+      </w:r>
+      <w:r>
+        <w:rPr>
+          <w:iCs/>
+          <w:i/>
+        </w:rPr>
+        <w:t xml:space="preserve"> </w:t>
+      </w:r>
+      <w:r>
+        <w:rPr>
+          <w:rStyle w:val="VerbatimChar"/>
+          <w:iCs/>
+          <w:i/>
+        </w:rPr>
+        <w:t xml:space="preserve">traffic-control</w:t>
+      </w:r>
+      <w:r>
+        <w:rPr>
+          <w:iCs/>
+          <w:i/>
+        </w:rPr>
+        <w:t xml:space="preserve"> </w:t>
+      </w:r>
+      <w:r>
+        <w:rPr>
+          <w:iCs/>
+          <w:i/>
+        </w:rPr>
+        <w:t xml:space="preserve">Lambda, with a preset allowlist and a regex-validated edge id), which</w:t>
+      </w:r>
+      <w:r>
+        <w:rPr>
+          <w:iCs/>
+          <w:i/>
+        </w:rPr>
+        <w:t xml:space="preserve"> </w:t>
+      </w:r>
+      <w:r>
+        <w:rPr>
+          <w:iCs/>
+          <w:i/>
+        </w:rPr>
+        <w:t xml:space="preserve">switches the tagged scenario on the EC2 sim host via AWS Systems Manager. The run reuses the</w:t>
+      </w:r>
+      <w:r>
+        <w:rPr>
+          <w:iCs/>
+          <w:i/>
+        </w:rPr>
+        <w:t xml:space="preserve"> </w:t>
+      </w:r>
+      <w:r>
+        <w:rPr>
+          <w:iCs/>
+          <w:i/>
+        </w:rPr>
+        <w:t xml:space="preserve">same live path as Figure 2, and its</w:t>
+      </w:r>
+      <w:r>
+        <w:rPr>
+          <w:iCs/>
+          <w:i/>
+        </w:rPr>
+        <w:t xml:space="preserve"> </w:t>
+      </w:r>
+      <w:r>
+        <w:rPr>
+          <w:rStyle w:val="VerbatimChar"/>
+          <w:iCs/>
+          <w:i/>
+        </w:rPr>
+        <w:t xml:space="preserve">scenario_id</w:t>
+      </w:r>
+      <w:r>
+        <w:rPr>
+          <w:iCs/>
+          <w:i/>
+        </w:rPr>
+        <w:t xml:space="preserve">-tagged metrics feed the dashboard’s Compare</w:t>
+      </w:r>
+      <w:r>
+        <w:rPr>
+          <w:iCs/>
+          <w:i/>
+        </w:rPr>
+        <w:t xml:space="preserve"> </w:t>
+      </w:r>
+      <w:r>
+        <w:rPr>
+          <w:iCs/>
+          <w:i/>
+        </w:rPr>
+        <w:t xml:space="preserve">and Impact views — closing the loop from</w:t>
+      </w:r>
+      <w:r>
+        <w:rPr>
+          <w:iCs/>
+          <w:i/>
+        </w:rPr>
+        <w:t xml:space="preserve"> </w:t>
+      </w:r>
+      <w:r>
+        <w:rPr>
+          <w:iCs/>
+          <w:i/>
+        </w:rPr>
+        <w:t xml:space="preserve">“</w:t>
+      </w:r>
+      <w:r>
+        <w:rPr>
+          <w:iCs/>
+          <w:i/>
+        </w:rPr>
+        <w:t xml:space="preserve">what if?</w:t>
+      </w:r>
+      <w:r>
+        <w:rPr>
+          <w:iCs/>
+          <w:i/>
+        </w:rPr>
+        <w:t xml:space="preserve">”</w:t>
+      </w:r>
+      <w:r>
+        <w:rPr>
+          <w:iCs/>
+          <w:i/>
+        </w:rPr>
+        <w:t xml:space="preserve"> </w:t>
+      </w:r>
+      <w:r>
+        <w:rPr>
+          <w:iCs/>
+          <w:i/>
+        </w:rPr>
+        <w:t xml:space="preserve">to measured impact.</w:t>
+      </w:r>
+    </w:p>
+    <w:bookmarkEnd w:id="40"/>
+    <w:bookmarkStart w:id="41" w:name="risks-and-challenges"/>
     <w:p>
       <w:pPr>
         <w:pStyle w:val="Heading2"/>
@@ -4115,8 +4331,8 @@
         </w:tc>
       </w:tr>
     </w:tbl>
-    <w:bookmarkEnd w:id="38"/>
-    <w:bookmarkStart w:id="39" w:name="implementation"/>
+    <w:bookmarkEnd w:id="41"/>
+    <w:bookmarkStart w:id="42" w:name="implementation"/>
     <w:p>
       <w:pPr>
         <w:pStyle w:val="Heading2"/>
@@ -4586,9 +4802,9 @@
         </w:pict>
       </w:r>
     </w:p>
-    <w:bookmarkEnd w:id="39"/>
-    <w:bookmarkEnd w:id="40"/>
-    <w:bookmarkStart w:id="43" w:name="results-and-outcomes"/>
+    <w:bookmarkEnd w:id="42"/>
+    <w:bookmarkEnd w:id="43"/>
+    <w:bookmarkStart w:id="46" w:name="results-and-outcomes"/>
     <w:p>
       <w:pPr>
         <w:pStyle w:val="Heading1"/>
@@ -4597,7 +4813,7 @@
         <w:t xml:space="preserve">4. RESULTS AND OUTCOMES</w:t>
       </w:r>
     </w:p>
-    <w:bookmarkStart w:id="41" w:name="evidence-of-deliverables"/>
+    <w:bookmarkStart w:id="44" w:name="evidence-of-deliverables"/>
     <w:p>
       <w:pPr>
         <w:pStyle w:val="Heading2"/>
@@ -6075,8 +6291,8 @@
         <w:t xml:space="preserve">This prints Table 1 as Markdown (means, peaks, deltas vs baseline), ready to paste.</w:t>
       </w:r>
     </w:p>
-    <w:bookmarkEnd w:id="41"/>
-    <w:bookmarkStart w:id="42" w:name="testing-validation"/>
+    <w:bookmarkEnd w:id="44"/>
+    <w:bookmarkStart w:id="45" w:name="testing-validation"/>
     <w:p>
       <w:pPr>
         <w:pStyle w:val="Heading2"/>
@@ -6537,9 +6753,9 @@
         </w:pict>
       </w:r>
     </w:p>
-    <w:bookmarkEnd w:id="42"/>
-    <w:bookmarkEnd w:id="43"/>
-    <w:bookmarkStart w:id="47" w:name="reflections"/>
+    <w:bookmarkEnd w:id="45"/>
+    <w:bookmarkEnd w:id="46"/>
+    <w:bookmarkStart w:id="50" w:name="reflections"/>
     <w:p>
       <w:pPr>
         <w:pStyle w:val="Heading1"/>
@@ -6548,7 +6764,7 @@
         <w:t xml:space="preserve">5. REFLECTIONS</w:t>
       </w:r>
     </w:p>
-    <w:bookmarkStart w:id="44" w:name="reflections-1"/>
+    <w:bookmarkStart w:id="47" w:name="reflections-1"/>
     <w:p>
       <w:pPr>
         <w:pStyle w:val="Heading2"/>
@@ -6744,8 +6960,8 @@
         <w:t xml:space="preserve">budget, documenting honestly (including limitations), and communicating decisions.</w:t>
       </w:r>
     </w:p>
-    <w:bookmarkEnd w:id="44"/>
-    <w:bookmarkStart w:id="45" w:name="use-of-generative-ai"/>
+    <w:bookmarkEnd w:id="47"/>
+    <w:bookmarkStart w:id="48" w:name="use-of-generative-ai"/>
     <w:p>
       <w:pPr>
         <w:pStyle w:val="Heading2"/>
@@ -6884,8 +7100,8 @@
         <w:t xml:space="preserve">submission.)</w:t>
       </w:r>
     </w:p>
-    <w:bookmarkEnd w:id="45"/>
-    <w:bookmarkStart w:id="46" w:name="conclusions"/>
+    <w:bookmarkEnd w:id="48"/>
+    <w:bookmarkStart w:id="49" w:name="conclusions"/>
     <w:p>
       <w:pPr>
         <w:pStyle w:val="Heading2"/>
@@ -7081,9 +7297,9 @@
         </w:pict>
       </w:r>
     </w:p>
-    <w:bookmarkEnd w:id="46"/>
-    <w:bookmarkEnd w:id="47"/>
-    <w:bookmarkStart w:id="48" w:name="references"/>
+    <w:bookmarkEnd w:id="49"/>
+    <w:bookmarkEnd w:id="50"/>
+    <w:bookmarkStart w:id="51" w:name="references"/>
     <w:p>
       <w:pPr>
         <w:pStyle w:val="Heading1"/>
@@ -7491,8 +7707,8 @@
         </w:pict>
       </w:r>
     </w:p>
-    <w:bookmarkEnd w:id="48"/>
-    <w:bookmarkStart w:id="50" w:name="appendices"/>
+    <w:bookmarkEnd w:id="51"/>
+    <w:bookmarkStart w:id="53" w:name="appendices"/>
     <w:p>
       <w:pPr>
         <w:pStyle w:val="Heading1"/>
@@ -7501,7 +7717,7 @@
         <w:t xml:space="preserve">7. APPENDICES</w:t>
       </w:r>
     </w:p>
-    <w:bookmarkStart w:id="49" w:name="appendix-a-software-project-artefacts"/>
+    <w:bookmarkStart w:id="52" w:name="appendix-a-software-project-artefacts"/>
     <w:p>
       <w:pPr>
         <w:pStyle w:val="Heading2"/>
@@ -7607,8 +7823,8 @@
         <w:t xml:space="preserve">output for Table 1.</w:t>
       </w:r>
     </w:p>
-    <w:bookmarkEnd w:id="49"/>
-    <w:bookmarkEnd w:id="50"/>
+    <w:bookmarkEnd w:id="52"/>
+    <w:bookmarkEnd w:id="53"/>
     <w:sectPr/>
   </w:body>
 </w:document>
